--- a/docx_manager/docx_engine/outputs/output.docx
+++ b/docx_manager/docx_engine/outputs/output.docx
@@ -1,6 +1,6 @@
 
 <file path=word/document.xml><?xml version="1.0" encoding="utf-8"?>
-<w:document xmlns:mc="http://schemas.openxmlformats.org/markup-compatibility/2006" xmlns:o="urn:schemas-microsoft-com:office:office" xmlns:r="http://schemas.openxmlformats.org/officeDocument/2006/relationships" xmlns:v="urn:schemas-microsoft-com:vml" xmlns:w="http://schemas.openxmlformats.org/wordprocessingml/2006/main" mc:Ignorable="w14 w15 wp14">
+<w:document xmlns:a="http://schemas.openxmlformats.org/drawingml/2006/main" xmlns:mc="http://schemas.openxmlformats.org/markup-compatibility/2006" xmlns:o="urn:schemas-microsoft-com:office:office" xmlns:pic="http://schemas.openxmlformats.org/drawingml/2006/picture" xmlns:r="http://schemas.openxmlformats.org/officeDocument/2006/relationships" xmlns:v="urn:schemas-microsoft-com:vml" xmlns:w="http://schemas.openxmlformats.org/wordprocessingml/2006/main" xmlns:w14="http://schemas.microsoft.com/office/word/2010/wordml" xmlns:wp="http://schemas.openxmlformats.org/drawingml/2006/wordprocessingDrawing" mc:Ignorable="w14 w15 wp14">
   <w:body>
     <w:p>
       <w:pPr>
@@ -41,6 +41,7 @@
         <w:sectPr>
           <w:pgSz w:w="11906" w:h="16838"/>
           <w:pgMar w:top="2155" w:right="1701" w:bottom="1701" w:left="1701" w:header="1701" w:footer="1304" w:gutter="0"/>
+          <w:pgNumType w:start="1"/>
           <w:cols w:space="720"/>
           <w:docGrid w:type="linesAndChars" w:linePitch="395" w:charSpace="1861"/>
         </w:sectPr>
@@ -95,8 +96,6 @@
           <w:rFonts w:hint="eastAsia"/>
         </w:rPr>
         <w:sectPr>
-          <w:headerReference w:type="default" r:id="rId10"/>
-          <w:headerReference w:type="even" r:id="rId11"/>
           <w:pgSz w:w="11906" w:h="16838"/>
           <w:pgMar w:top="2155" w:right="1701" w:bottom="1701" w:left="1701" w:header="1701" w:footer="1304" w:gutter="0"/>
           <w:cols w:space="720"/>
@@ -393,6 +392,84 @@
     </w:p>
     <w:p>
       <w:pPr>
+        <w:jc w:val="center"/>
+      </w:pPr>
+      <w:r>
+        <w:drawing>
+          <wp:inline distT="0" distB="0" distL="0" distR="0">
+            <wp:extent cx="2514600" cy="1257300"/>
+            <wp:docPr id="1" name="image1"/>
+            <wp:cNvGraphicFramePr/>
+            <a:graphic>
+              <a:graphicData uri="http://schemas.openxmlformats.org/drawingml/2006/picture">
+                <pic:pic>
+                  <pic:nvPicPr>
+                    <pic:cNvPr id="0" name="image1"/>
+                    <pic:cNvPicPr/>
+                  </pic:nvPicPr>
+                  <pic:blipFill>
+                    <a:blip r:embed="rId59"/>
+                    <a:stretch>
+                      <a:fillRect/>
+                    </a:stretch>
+                  </pic:blipFill>
+                  <pic:spPr>
+                    <a:xfrm>
+                      <a:off x="0" y="0"/>
+                      <a:ext cx="2514600" cy="1257300"/>
+                    </a:xfrm>
+                    <a:prstGeom prst="rect">
+                      <a:avLst/>
+                    </a:prstGeom>
+                  </pic:spPr>
+                </pic:pic>
+              </a:graphicData>
+            </a:graphic>
+          </wp:inline>
+        </w:drawing>
+      </w:r>
+    </w:p>
+    <w:p>
+      <w:pPr>
+        <w:jc w:val="center"/>
+      </w:pPr>
+      <w:r>
+        <w:drawing>
+          <wp:inline distT="0" distB="0" distL="0" distR="0">
+            <wp:extent cx="2514600" cy="1257300"/>
+            <wp:docPr id="2" name="image2"/>
+            <wp:cNvGraphicFramePr/>
+            <a:graphic>
+              <a:graphicData uri="http://schemas.openxmlformats.org/drawingml/2006/picture">
+                <pic:pic>
+                  <pic:nvPicPr>
+                    <pic:cNvPr id="0" name="image2"/>
+                    <pic:cNvPicPr/>
+                  </pic:nvPicPr>
+                  <pic:blipFill>
+                    <a:blip r:embed="rId60"/>
+                    <a:stretch>
+                      <a:fillRect/>
+                    </a:stretch>
+                  </pic:blipFill>
+                  <pic:spPr>
+                    <a:xfrm>
+                      <a:off x="0" y="0"/>
+                      <a:ext cx="2514600" cy="1257300"/>
+                    </a:xfrm>
+                    <a:prstGeom prst="rect">
+                      <a:avLst/>
+                    </a:prstGeom>
+                  </pic:spPr>
+                </pic:pic>
+              </a:graphicData>
+            </a:graphic>
+          </wp:inline>
+        </w:drawing>
+      </w:r>
+    </w:p>
+    <w:p>
+      <w:pPr>
         <w:snapToGrid w:val="0"/>
         <w:spacing w:line="300" w:lineRule="auto"/>
         <w:ind w:firstLine="498" w:firstLineChars="200"/>
@@ -441,6 +518,45 @@
     </w:p>
     <w:p>
       <w:pPr>
+        <w:jc w:val="center"/>
+      </w:pPr>
+      <w:r>
+        <w:drawing>
+          <wp:inline distT="0" distB="0" distL="0" distR="0">
+            <wp:extent cx="2514600" cy="1257300"/>
+            <wp:docPr id="3" name="image3"/>
+            <wp:cNvGraphicFramePr/>
+            <a:graphic>
+              <a:graphicData uri="http://schemas.openxmlformats.org/drawingml/2006/picture">
+                <pic:pic>
+                  <pic:nvPicPr>
+                    <pic:cNvPr id="0" name="image3"/>
+                    <pic:cNvPicPr/>
+                  </pic:nvPicPr>
+                  <pic:blipFill>
+                    <a:blip r:embed="rId61"/>
+                    <a:stretch>
+                      <a:fillRect/>
+                    </a:stretch>
+                  </pic:blipFill>
+                  <pic:spPr>
+                    <a:xfrm>
+                      <a:off x="0" y="0"/>
+                      <a:ext cx="2514600" cy="1257300"/>
+                    </a:xfrm>
+                    <a:prstGeom prst="rect">
+                      <a:avLst/>
+                    </a:prstGeom>
+                  </pic:spPr>
+                </pic:pic>
+              </a:graphicData>
+            </a:graphic>
+          </wp:inline>
+        </w:drawing>
+      </w:r>
+    </w:p>
+    <w:p>
+      <w:pPr>
         <w:snapToGrid w:val="0"/>
         <w:spacing w:line="300" w:lineRule="auto"/>
         <w:ind w:firstLine="498" w:firstLineChars="200"/>
@@ -643,8 +759,8 @@
           <w:rFonts w:hint="eastAsia"/>
         </w:rPr>
         <w:sectPr>
-          <w:headerReference w:type="default" r:id="rId20"/>
-          <w:headerReference w:type="even" r:id="rId21"/>
+          <w:headerReference w:type="default" r:id="rId14"/>
+          <w:headerReference w:type="even" r:id="rId15"/>
           <w:pgSz w:w="11906" w:h="16838"/>
           <w:pgMar w:top="2155" w:right="1701" w:bottom="1701" w:left="1701" w:header="1701" w:footer="1304" w:gutter="0"/>
           <w:cols w:space="720"/>
@@ -729,8 +845,10 @@
       </w:r>
       <w:r>
         <w:object w:dxaOrig="1638" w:dyaOrig="760">
-          <v:shape id="_x0000_i1025" type="#_x0000_t75" style="width:81.9pt;height:38.0pt" o:ole="" stroked="f"/>
-          <o:OLEObject Type="Embed" ProgID="Equation.3" ShapeID="_x0000_i1025" DrawAspect="Content" ObjectID="_1" r:id="rId59"/>
+          <v:shape id="_x0000_i1028" type="#_x0000_t75" style="width:81.9pt;height:38.0pt" o:ole="" stroked="f">
+            <v:imagedata r:id="rId63" o:title=""/>
+          </v:shape>
+          <o:OLEObject Type="Embed" ProgID="Equation.3" ShapeID="_x0000_i1028" DrawAspect="Content" ObjectID="_4" r:id="rId62"/>
         </w:object>
       </w:r>
       <w:r>
@@ -752,8 +870,10 @@
       </w:r>
       <w:r>
         <w:object w:dxaOrig="1618" w:dyaOrig="700">
-          <v:shape id="_x0000_i1026" type="#_x0000_t75" style="width:80.9pt;height:35.0pt" o:ole="" stroked="f"/>
-          <o:OLEObject Type="Embed" ProgID="Equation.3" ShapeID="_x0000_i1026" DrawAspect="Content" ObjectID="_2" r:id="rId60"/>
+          <v:shape id="_x0000_i1029" type="#_x0000_t75" style="width:80.9pt;height:35.0pt" o:ole="" stroked="f">
+            <v:imagedata r:id="rId65" o:title=""/>
+          </v:shape>
+          <o:OLEObject Type="Embed" ProgID="Equation.3" ShapeID="_x0000_i1029" DrawAspect="Content" ObjectID="_5" r:id="rId64"/>
         </w:object>
       </w:r>
       <w:r>
@@ -769,8 +889,10 @@
       </w:pPr>
       <w:r>
         <w:object w:dxaOrig="301" w:dyaOrig="340">
-          <v:shape id="_x0000_i1027" type="#_x0000_t75" style="width:15.05pt;height:17.0pt" o:ole="" stroked="f"/>
-          <o:OLEObject Type="Embed" ProgID="Equation.3" ShapeID="_x0000_i1027" DrawAspect="Content" ObjectID="_3" r:id="rId61"/>
+          <v:shape id="_x0000_i1030" type="#_x0000_t75" style="width:15.05pt;height:17.0pt" o:ole="" stroked="f">
+            <v:imagedata r:id="rId67" o:title=""/>
+          </v:shape>
+          <o:OLEObject Type="Embed" ProgID="Equation.3" ShapeID="_x0000_i1030" DrawAspect="Content" ObjectID="_6" r:id="rId66"/>
         </w:object>
       </w:r>
     </w:p>
@@ -780,8 +902,10 @@
       </w:pPr>
       <w:r>
         <w:object w:dxaOrig="240" w:dyaOrig="260">
-          <v:shape id="_x0000_i1028" type="#_x0000_t75" style="width:12.0pt;height:13.0pt" o:ole="" stroked="f"/>
-          <o:OLEObject Type="Embed" ProgID="Equation.3" ShapeID="_x0000_i1028" DrawAspect="Content" ObjectID="_4" r:id="rId62"/>
+          <v:shape id="_x0000_i1031" type="#_x0000_t75" style="width:12.0pt;height:13.0pt" o:ole="" stroked="f">
+            <v:imagedata r:id="rId69" o:title=""/>
+          </v:shape>
+          <o:OLEObject Type="Embed" ProgID="Equation.3" ShapeID="_x0000_i1031" DrawAspect="Content" ObjectID="_7" r:id="rId68"/>
         </w:object>
       </w:r>
     </w:p>
@@ -791,8 +915,10 @@
       </w:pPr>
       <w:r>
         <w:object w:dxaOrig="200" w:dyaOrig="320">
-          <v:shape id="_x0000_i1029" type="#_x0000_t75" style="width:10.0pt;height:16.0pt" o:ole="" stroked="f"/>
-          <o:OLEObject Type="Embed" ProgID="Equation.3" ShapeID="_x0000_i1029" DrawAspect="Content" ObjectID="_5" r:id="rId63"/>
+          <v:shape id="_x0000_i1032" type="#_x0000_t75" style="width:10.0pt;height:16.0pt" o:ole="" stroked="f">
+            <v:imagedata r:id="rId71" o:title=""/>
+          </v:shape>
+          <o:OLEObject Type="Embed" ProgID="Equation.3" ShapeID="_x0000_i1032" DrawAspect="Content" ObjectID="_8" r:id="rId70"/>
         </w:object>
       </w:r>
     </w:p>
@@ -846,7 +972,8 @@
           <w:rFonts w:hint="eastAsia"/>
         </w:rPr>
         <w:sectPr>
-          <w:headerReference w:type="default" r:id="rId24"/>
+          <w:headerReference w:type="default" r:id="rId14"/>
+          <w:headerReference w:type="even" r:id="rId15"/>
           <w:pgSz w:w="11906" w:h="16838"/>
           <w:pgMar w:top="2155" w:right="1701" w:bottom="1701" w:left="1701" w:header="1701" w:footer="1304" w:gutter="0"/>
           <w:cols w:space="720"/>
@@ -937,6 +1064,1447 @@
     </w:p>
     <w:p>
       <w:pPr>
+        <w:adjustRightInd w:val="0"/>
+        <w:jc w:val="center"/>
+        <w:spacing w:line="280" w:lineRule="auto"/>
+        <w:rPr>
+          <w:sz w:val="20"/>
+          <w:szCs w:val="20"/>
+        </w:rPr>
+      </w:pPr>
+      <w:r>
+        <w:rPr>
+          <w:rFonts w:hint="eastAsia"/>
+          <w:sz w:val="20"/>
+          <w:szCs w:val="20"/>
+        </w:rPr>
+        <w:t>表6-1  1号试样渗透率测试数据(温度：T=16 ℃  高度：H=5.31 mm)</w:t>
+      </w:r>
+    </w:p>
+    <w:tbl>
+      <w:tblPr>
+        <w:tblStyle w:val="25"/>
+        <w:tblW w:w="0" w:type="auto"/>
+        <w:jc w:val="center"/>
+        <w:tblLayout w:type="fixed"/>
+        <w:tblCellMar>
+          <w:top w:w="0" w:type="dxa"/>
+          <w:left w:w="0" w:type="dxa"/>
+          <w:bottom w:w="0" w:type="dxa"/>
+          <w:right w:w="0" w:type="dxa"/>
+        </w:tblCellMar>
+      </w:tblPr>
+      <w:tblGrid>
+        <w:gridCol w:w="1806"/>
+        <w:gridCol w:w="301"/>
+        <w:gridCol w:w="2951"/>
+      </w:tblGrid>
+      <w:tr>
+        <w:tblPrEx>
+          <w:tblCellMar>
+            <w:top w:w="0" w:type="dxa"/>
+            <w:left w:w="0" w:type="dxa"/>
+            <w:bottom w:w="0" w:type="dxa"/>
+            <w:right w:w="0" w:type="dxa"/>
+          </w:tblCellMar>
+        </w:tblPrEx>
+        <w:trPr>
+          <w:cantSplit/>
+          <w:trHeight w:val="540" w:hRule="atLeast"/>
+          <w:jc w:val="center"/>
+        </w:trPr>
+        <w:tc>
+          <w:tcPr>
+            <w:tcW w:w="1806" w:type="dxa"/>
+            <w:noWrap w:val="0"/>
+            <w:tcMar>
+              <w:left w:w="0" w:type="dxa"/>
+              <w:right w:w="0" w:type="dxa"/>
+            </w:tcMar>
+            <w:vAlign w:val="top"/>
+          </w:tcPr>
+          <w:p>
+            <w:pPr>
+              <w:adjustRightInd w:val="0"/>
+              <w:jc w:val="center"/>
+              <w:rPr>
+                <w:rFonts w:hint="eastAsia"/>
+                <w:sz w:val="21"/>
+                <w:szCs w:val="21"/>
+              </w:rPr>
+            </w:pPr>
+            <w:r>
+              <w:rPr>
+                <w:rFonts w:hint="eastAsia"/>
+                <w:sz w:val="21"/>
+                <w:szCs w:val="21"/>
+              </w:rPr>
+              <w:t>供气压力
+Ps (MPa)</w:t>
+            </w:r>
+          </w:p>
+        </w:tc>
+        <w:tc>
+          <w:tcPr>
+            <w:tcW w:w="301" w:type="dxa"/>
+            <w:noWrap w:val="0"/>
+            <w:vAlign w:val="top"/>
+          </w:tcPr>
+          <w:p>
+            <w:pPr>
+              <w:adjustRightInd w:val="0"/>
+              <w:jc w:val="center"/>
+              <w:rPr>
+                <w:rFonts w:hint="eastAsia"/>
+                <w:sz w:val="21"/>
+                <w:szCs w:val="21"/>
+              </w:rPr>
+            </w:pPr>
+            <w:r>
+              <w:rPr>
+                <w:rFonts w:hint="eastAsia"/>
+                <w:sz w:val="21"/>
+                <w:szCs w:val="21"/>
+              </w:rPr>
+              <w:t>流量测量
+M′(m3/h)</w:t>
+            </w:r>
+          </w:p>
+        </w:tc>
+        <w:tc>
+          <w:tcPr>
+            <w:tcW w:w="2951" w:type="dxa"/>
+            <w:noWrap w:val="0"/>
+            <w:vAlign w:val="top"/>
+          </w:tcPr>
+          <w:p>
+            <w:pPr>
+              <w:adjustRightInd w:val="0"/>
+              <w:jc w:val="center"/>
+              <w:rPr>
+                <w:rFonts w:hint="eastAsia"/>
+                <w:sz w:val="21"/>
+                <w:szCs w:val="21"/>
+              </w:rPr>
+            </w:pPr>
+            <w:r>
+              <w:rPr>
+                <w:rFonts w:hint="eastAsia"/>
+                <w:sz w:val="21"/>
+                <w:szCs w:val="21"/>
+              </w:rPr>
+              <w:t>流量修正值M (m3/s) ×10-4</w:t>
+            </w:r>
+          </w:p>
+        </w:tc>
+        <w:tc>
+          <w:tcPr>
+            <w:tcW w:w="2951" w:type="dxa"/>
+            <w:noWrap w:val="0"/>
+            <w:vAlign w:val="top"/>
+          </w:tcPr>
+          <w:p>
+            <w:pPr>
+              <w:adjustRightInd w:val="0"/>
+              <w:jc w:val="center"/>
+              <w:rPr>
+                <w:rFonts w:hint="eastAsia"/>
+                <w:sz w:val="21"/>
+                <w:szCs w:val="21"/>
+              </w:rPr>
+            </w:pPr>
+            <w:r>
+              <w:rPr>
+                <w:rFonts w:hint="eastAsia"/>
+                <w:sz w:val="21"/>
+                <w:szCs w:val="21"/>
+              </w:rPr>
+              <w:t>压力差
+ΔP (Pa)</w:t>
+            </w:r>
+          </w:p>
+        </w:tc>
+        <w:tc>
+          <w:tcPr>
+            <w:tcW w:w="2951" w:type="dxa"/>
+            <w:noWrap w:val="0"/>
+            <w:vAlign w:val="top"/>
+          </w:tcPr>
+          <w:p>
+            <w:pPr>
+              <w:adjustRightInd w:val="0"/>
+              <w:jc w:val="center"/>
+              <w:rPr>
+                <w:rFonts w:hint="eastAsia"/>
+                <w:sz w:val="21"/>
+                <w:szCs w:val="21"/>
+              </w:rPr>
+            </w:pPr>
+            <w:r>
+              <w:rPr>
+                <w:rFonts w:hint="eastAsia"/>
+                <w:sz w:val="21"/>
+                <w:szCs w:val="21"/>
+              </w:rPr>
+              <w:t>lgΔP</w:t>
+            </w:r>
+          </w:p>
+        </w:tc>
+        <w:tc>
+          <w:tcPr>
+            <w:tcW w:w="2951" w:type="dxa"/>
+            <w:noWrap w:val="0"/>
+            <w:vAlign w:val="top"/>
+          </w:tcPr>
+          <w:p>
+            <w:pPr>
+              <w:adjustRightInd w:val="0"/>
+              <w:jc w:val="center"/>
+              <w:rPr>
+                <w:rFonts w:hint="eastAsia"/>
+                <w:sz w:val="21"/>
+                <w:szCs w:val="21"/>
+              </w:rPr>
+            </w:pPr>
+            <w:r>
+              <w:rPr>
+                <w:rFonts w:hint="eastAsia"/>
+                <w:sz w:val="21"/>
+                <w:szCs w:val="21"/>
+              </w:rPr>
+              <w:t>lg M</w:t>
+            </w:r>
+          </w:p>
+        </w:tc>
+      </w:tr>
+      <w:tr>
+        <w:tblPrEx>
+          <w:tblCellMar>
+            <w:top w:w="0" w:type="dxa"/>
+            <w:left w:w="0" w:type="dxa"/>
+            <w:bottom w:w="0" w:type="dxa"/>
+            <w:right w:w="0" w:type="dxa"/>
+          </w:tblCellMar>
+        </w:tblPrEx>
+        <w:trPr>
+          <w:cantSplit/>
+          <w:trHeight w:val="540" w:hRule="atLeast"/>
+          <w:jc w:val="center"/>
+        </w:trPr>
+        <w:tc>
+          <w:tcPr>
+            <w:tcW w:w="1806" w:type="dxa"/>
+            <w:noWrap w:val="0"/>
+            <w:tcMar>
+              <w:left w:w="0" w:type="dxa"/>
+              <w:right w:w="0" w:type="dxa"/>
+            </w:tcMar>
+            <w:vAlign w:val="top"/>
+          </w:tcPr>
+          <w:p>
+            <w:pPr>
+              <w:adjustRightInd w:val="0"/>
+              <w:jc w:val="center"/>
+              <w:rPr>
+                <w:rFonts w:hint="eastAsia"/>
+                <w:sz w:val="21"/>
+                <w:szCs w:val="21"/>
+              </w:rPr>
+            </w:pPr>
+            <w:r>
+              <w:rPr>
+                <w:rFonts w:hint="eastAsia"/>
+                <w:sz w:val="21"/>
+                <w:szCs w:val="21"/>
+              </w:rPr>
+              <w:t>0.15</w:t>
+            </w:r>
+          </w:p>
+        </w:tc>
+        <w:tc>
+          <w:tcPr>
+            <w:tcW w:w="301" w:type="dxa"/>
+            <w:noWrap w:val="0"/>
+            <w:vAlign w:val="top"/>
+          </w:tcPr>
+          <w:p>
+            <w:pPr>
+              <w:adjustRightInd w:val="0"/>
+              <w:jc w:val="center"/>
+              <w:rPr>
+                <w:rFonts w:hint="eastAsia"/>
+                <w:sz w:val="21"/>
+                <w:szCs w:val="21"/>
+              </w:rPr>
+            </w:pPr>
+            <w:r>
+              <w:rPr>
+                <w:rFonts w:hint="eastAsia"/>
+                <w:sz w:val="21"/>
+                <w:szCs w:val="21"/>
+              </w:rPr>
+              <w:t>0.009</w:t>
+            </w:r>
+          </w:p>
+        </w:tc>
+        <w:tc>
+          <w:tcPr>
+            <w:tcW w:w="2951" w:type="dxa"/>
+            <w:noWrap w:val="0"/>
+            <w:vAlign w:val="top"/>
+          </w:tcPr>
+          <w:p>
+            <w:pPr>
+              <w:adjustRightInd w:val="0"/>
+              <w:jc w:val="center"/>
+              <w:rPr>
+                <w:rFonts w:hint="eastAsia"/>
+                <w:sz w:val="21"/>
+                <w:szCs w:val="21"/>
+              </w:rPr>
+            </w:pPr>
+            <w:r>
+              <w:rPr>
+                <w:rFonts w:hint="eastAsia"/>
+                <w:sz w:val="21"/>
+                <w:szCs w:val="21"/>
+              </w:rPr>
+              <w:t>0.023 12</w:t>
+            </w:r>
+          </w:p>
+        </w:tc>
+        <w:tc>
+          <w:tcPr>
+            <w:tcW w:w="2951" w:type="dxa"/>
+            <w:noWrap w:val="0"/>
+            <w:vAlign w:val="top"/>
+          </w:tcPr>
+          <w:p>
+            <w:pPr>
+              <w:adjustRightInd w:val="0"/>
+              <w:jc w:val="center"/>
+              <w:rPr>
+                <w:rFonts w:hint="eastAsia"/>
+                <w:sz w:val="21"/>
+                <w:szCs w:val="21"/>
+              </w:rPr>
+            </w:pPr>
+            <w:r>
+              <w:rPr>
+                <w:rFonts w:hint="eastAsia"/>
+                <w:sz w:val="21"/>
+                <w:szCs w:val="21"/>
+              </w:rPr>
+              <w:t>46 900</w:t>
+            </w:r>
+          </w:p>
+        </w:tc>
+        <w:tc>
+          <w:tcPr>
+            <w:tcW w:w="2951" w:type="dxa"/>
+            <w:noWrap w:val="0"/>
+            <w:vAlign w:val="top"/>
+          </w:tcPr>
+          <w:p>
+            <w:pPr>
+              <w:adjustRightInd w:val="0"/>
+              <w:jc w:val="center"/>
+              <w:rPr>
+                <w:rFonts w:hint="eastAsia"/>
+                <w:sz w:val="21"/>
+                <w:szCs w:val="21"/>
+              </w:rPr>
+            </w:pPr>
+            <w:r>
+              <w:rPr>
+                <w:rFonts w:hint="eastAsia"/>
+                <w:sz w:val="21"/>
+                <w:szCs w:val="21"/>
+              </w:rPr>
+              <w:t>4.671 17</w:t>
+            </w:r>
+          </w:p>
+        </w:tc>
+        <w:tc>
+          <w:tcPr>
+            <w:tcW w:w="2951" w:type="dxa"/>
+            <w:noWrap w:val="0"/>
+            <w:vAlign w:val="top"/>
+          </w:tcPr>
+          <w:p>
+            <w:pPr>
+              <w:adjustRightInd w:val="0"/>
+              <w:jc w:val="center"/>
+              <w:rPr>
+                <w:rFonts w:hint="eastAsia"/>
+                <w:sz w:val="21"/>
+                <w:szCs w:val="21"/>
+              </w:rPr>
+            </w:pPr>
+            <w:r>
+              <w:rPr>
+                <w:rFonts w:hint="eastAsia"/>
+                <w:sz w:val="21"/>
+                <w:szCs w:val="21"/>
+              </w:rPr>
+              <w:t>-5.636 01</w:t>
+            </w:r>
+          </w:p>
+        </w:tc>
+      </w:tr>
+      <w:tr>
+        <w:tblPrEx>
+          <w:tblCellMar>
+            <w:top w:w="0" w:type="dxa"/>
+            <w:left w:w="0" w:type="dxa"/>
+            <w:bottom w:w="0" w:type="dxa"/>
+            <w:right w:w="0" w:type="dxa"/>
+          </w:tblCellMar>
+        </w:tblPrEx>
+        <w:trPr>
+          <w:cantSplit/>
+          <w:trHeight w:val="540" w:hRule="atLeast"/>
+          <w:jc w:val="center"/>
+        </w:trPr>
+        <w:tc>
+          <w:tcPr>
+            <w:tcW w:w="1806" w:type="dxa"/>
+            <w:noWrap w:val="0"/>
+            <w:tcMar>
+              <w:left w:w="0" w:type="dxa"/>
+              <w:right w:w="0" w:type="dxa"/>
+            </w:tcMar>
+            <w:vAlign w:val="top"/>
+          </w:tcPr>
+          <w:p>
+            <w:pPr>
+              <w:adjustRightInd w:val="0"/>
+              <w:jc w:val="center"/>
+              <w:rPr>
+                <w:rFonts w:hint="eastAsia"/>
+                <w:sz w:val="21"/>
+                <w:szCs w:val="21"/>
+              </w:rPr>
+            </w:pPr>
+            <w:r>
+              <w:rPr>
+                <w:rFonts w:hint="eastAsia"/>
+                <w:sz w:val="21"/>
+                <w:szCs w:val="21"/>
+              </w:rPr>
+              <w:t>0.2</w:t>
+            </w:r>
+          </w:p>
+        </w:tc>
+        <w:tc>
+          <w:tcPr>
+            <w:tcW w:w="301" w:type="dxa"/>
+            <w:noWrap w:val="0"/>
+            <w:vAlign w:val="top"/>
+          </w:tcPr>
+          <w:p>
+            <w:pPr>
+              <w:adjustRightInd w:val="0"/>
+              <w:jc w:val="center"/>
+              <w:rPr>
+                <w:rFonts w:hint="eastAsia"/>
+                <w:sz w:val="21"/>
+                <w:szCs w:val="21"/>
+              </w:rPr>
+            </w:pPr>
+            <w:r>
+              <w:rPr>
+                <w:rFonts w:hint="eastAsia"/>
+                <w:sz w:val="21"/>
+                <w:szCs w:val="21"/>
+              </w:rPr>
+              <w:t>0.021</w:t>
+            </w:r>
+          </w:p>
+        </w:tc>
+        <w:tc>
+          <w:tcPr>
+            <w:tcW w:w="2951" w:type="dxa"/>
+            <w:noWrap w:val="0"/>
+            <w:vAlign w:val="top"/>
+          </w:tcPr>
+          <w:p>
+            <w:pPr>
+              <w:adjustRightInd w:val="0"/>
+              <w:jc w:val="center"/>
+              <w:rPr>
+                <w:rFonts w:hint="eastAsia"/>
+                <w:sz w:val="21"/>
+                <w:szCs w:val="21"/>
+              </w:rPr>
+            </w:pPr>
+            <w:r>
+              <w:rPr>
+                <w:rFonts w:hint="eastAsia"/>
+                <w:sz w:val="21"/>
+                <w:szCs w:val="21"/>
+              </w:rPr>
+              <w:t>0.045 84</w:t>
+            </w:r>
+          </w:p>
+        </w:tc>
+        <w:tc>
+          <w:tcPr>
+            <w:tcW w:w="2951" w:type="dxa"/>
+            <w:noWrap w:val="0"/>
+            <w:vAlign w:val="top"/>
+          </w:tcPr>
+          <w:p>
+            <w:pPr>
+              <w:adjustRightInd w:val="0"/>
+              <w:jc w:val="center"/>
+              <w:rPr>
+                <w:rFonts w:hint="eastAsia"/>
+                <w:sz w:val="21"/>
+                <w:szCs w:val="21"/>
+              </w:rPr>
+            </w:pPr>
+            <w:r>
+              <w:rPr>
+                <w:rFonts w:hint="eastAsia"/>
+                <w:sz w:val="21"/>
+                <w:szCs w:val="21"/>
+              </w:rPr>
+              <w:t>96 900</w:t>
+            </w:r>
+          </w:p>
+        </w:tc>
+        <w:tc>
+          <w:tcPr>
+            <w:tcW w:w="2951" w:type="dxa"/>
+            <w:noWrap w:val="0"/>
+            <w:vAlign w:val="top"/>
+          </w:tcPr>
+          <w:p>
+            <w:pPr>
+              <w:adjustRightInd w:val="0"/>
+              <w:jc w:val="center"/>
+              <w:rPr>
+                <w:rFonts w:hint="eastAsia"/>
+                <w:sz w:val="21"/>
+                <w:szCs w:val="21"/>
+              </w:rPr>
+            </w:pPr>
+            <w:r>
+              <w:rPr>
+                <w:rFonts w:hint="eastAsia"/>
+                <w:sz w:val="21"/>
+                <w:szCs w:val="21"/>
+              </w:rPr>
+              <w:t>4.986 32</w:t>
+            </w:r>
+          </w:p>
+        </w:tc>
+        <w:tc>
+          <w:tcPr>
+            <w:tcW w:w="2951" w:type="dxa"/>
+            <w:noWrap w:val="0"/>
+            <w:vAlign w:val="top"/>
+          </w:tcPr>
+          <w:p>
+            <w:pPr>
+              <w:adjustRightInd w:val="0"/>
+              <w:jc w:val="center"/>
+              <w:rPr>
+                <w:rFonts w:hint="eastAsia"/>
+                <w:sz w:val="21"/>
+                <w:szCs w:val="21"/>
+              </w:rPr>
+            </w:pPr>
+            <w:r>
+              <w:rPr>
+                <w:rFonts w:hint="eastAsia"/>
+                <w:sz w:val="21"/>
+                <w:szCs w:val="21"/>
+              </w:rPr>
+              <w:t>-5.338 76</w:t>
+            </w:r>
+          </w:p>
+        </w:tc>
+      </w:tr>
+      <w:tr>
+        <w:tblPrEx>
+          <w:tblCellMar>
+            <w:top w:w="0" w:type="dxa"/>
+            <w:left w:w="0" w:type="dxa"/>
+            <w:bottom w:w="0" w:type="dxa"/>
+            <w:right w:w="0" w:type="dxa"/>
+          </w:tblCellMar>
+        </w:tblPrEx>
+        <w:trPr>
+          <w:cantSplit/>
+          <w:trHeight w:val="540" w:hRule="atLeast"/>
+          <w:jc w:val="center"/>
+        </w:trPr>
+        <w:tc>
+          <w:tcPr>
+            <w:tcW w:w="1806" w:type="dxa"/>
+            <w:noWrap w:val="0"/>
+            <w:tcMar>
+              <w:left w:w="0" w:type="dxa"/>
+              <w:right w:w="0" w:type="dxa"/>
+            </w:tcMar>
+            <w:vAlign w:val="top"/>
+          </w:tcPr>
+          <w:p>
+            <w:pPr>
+              <w:adjustRightInd w:val="0"/>
+              <w:jc w:val="center"/>
+              <w:rPr>
+                <w:rFonts w:hint="eastAsia"/>
+                <w:sz w:val="21"/>
+                <w:szCs w:val="21"/>
+              </w:rPr>
+            </w:pPr>
+            <w:r>
+              <w:rPr>
+                <w:rFonts w:hint="eastAsia"/>
+                <w:sz w:val="21"/>
+                <w:szCs w:val="21"/>
+              </w:rPr>
+              <w:t>0.25</w:t>
+            </w:r>
+          </w:p>
+        </w:tc>
+        <w:tc>
+          <w:tcPr>
+            <w:tcW w:w="301" w:type="dxa"/>
+            <w:noWrap w:val="0"/>
+            <w:vAlign w:val="top"/>
+          </w:tcPr>
+          <w:p>
+            <w:pPr>
+              <w:adjustRightInd w:val="0"/>
+              <w:jc w:val="center"/>
+              <w:rPr>
+                <w:rFonts w:hint="eastAsia"/>
+                <w:sz w:val="21"/>
+                <w:szCs w:val="21"/>
+              </w:rPr>
+            </w:pPr>
+            <w:r>
+              <w:rPr>
+                <w:rFonts w:hint="eastAsia"/>
+                <w:sz w:val="21"/>
+                <w:szCs w:val="21"/>
+              </w:rPr>
+              <w:t>0.039</w:t>
+            </w:r>
+          </w:p>
+        </w:tc>
+        <w:tc>
+          <w:tcPr>
+            <w:tcW w:w="2951" w:type="dxa"/>
+            <w:noWrap w:val="0"/>
+            <w:vAlign w:val="top"/>
+          </w:tcPr>
+          <w:p>
+            <w:pPr>
+              <w:adjustRightInd w:val="0"/>
+              <w:jc w:val="center"/>
+              <w:rPr>
+                <w:rFonts w:hint="eastAsia"/>
+                <w:sz w:val="21"/>
+                <w:szCs w:val="21"/>
+              </w:rPr>
+            </w:pPr>
+            <w:r>
+              <w:rPr>
+                <w:rFonts w:hint="eastAsia"/>
+                <w:sz w:val="21"/>
+                <w:szCs w:val="21"/>
+              </w:rPr>
+              <w:t>0.074 13</w:t>
+            </w:r>
+          </w:p>
+        </w:tc>
+        <w:tc>
+          <w:tcPr>
+            <w:tcW w:w="2951" w:type="dxa"/>
+            <w:noWrap w:val="0"/>
+            <w:vAlign w:val="top"/>
+          </w:tcPr>
+          <w:p>
+            <w:pPr>
+              <w:adjustRightInd w:val="0"/>
+              <w:jc w:val="center"/>
+              <w:rPr>
+                <w:rFonts w:hint="eastAsia"/>
+                <w:sz w:val="21"/>
+                <w:szCs w:val="21"/>
+              </w:rPr>
+            </w:pPr>
+            <w:r>
+              <w:rPr>
+                <w:rFonts w:hint="eastAsia"/>
+                <w:sz w:val="21"/>
+                <w:szCs w:val="21"/>
+              </w:rPr>
+              <w:t>146 900</w:t>
+            </w:r>
+          </w:p>
+        </w:tc>
+        <w:tc>
+          <w:tcPr>
+            <w:tcW w:w="2951" w:type="dxa"/>
+            <w:noWrap w:val="0"/>
+            <w:vAlign w:val="top"/>
+          </w:tcPr>
+          <w:p>
+            <w:pPr>
+              <w:adjustRightInd w:val="0"/>
+              <w:jc w:val="center"/>
+              <w:rPr>
+                <w:rFonts w:hint="eastAsia"/>
+                <w:sz w:val="21"/>
+                <w:szCs w:val="21"/>
+              </w:rPr>
+            </w:pPr>
+            <w:r>
+              <w:rPr>
+                <w:rFonts w:hint="eastAsia"/>
+                <w:sz w:val="21"/>
+                <w:szCs w:val="21"/>
+              </w:rPr>
+              <w:t>5.167 02</w:t>
+            </w:r>
+          </w:p>
+        </w:tc>
+        <w:tc>
+          <w:tcPr>
+            <w:tcW w:w="2951" w:type="dxa"/>
+            <w:noWrap w:val="0"/>
+            <w:vAlign w:val="top"/>
+          </w:tcPr>
+          <w:p>
+            <w:pPr>
+              <w:adjustRightInd w:val="0"/>
+              <w:jc w:val="center"/>
+              <w:rPr>
+                <w:rFonts w:hint="eastAsia"/>
+                <w:sz w:val="21"/>
+                <w:szCs w:val="21"/>
+              </w:rPr>
+            </w:pPr>
+            <w:r>
+              <w:rPr>
+                <w:rFonts w:hint="eastAsia"/>
+                <w:sz w:val="21"/>
+                <w:szCs w:val="21"/>
+              </w:rPr>
+              <w:t>-5.130 01</w:t>
+            </w:r>
+          </w:p>
+        </w:tc>
+      </w:tr>
+      <w:tr>
+        <w:tblPrEx>
+          <w:tblCellMar>
+            <w:top w:w="0" w:type="dxa"/>
+            <w:left w:w="0" w:type="dxa"/>
+            <w:bottom w:w="0" w:type="dxa"/>
+            <w:right w:w="0" w:type="dxa"/>
+          </w:tblCellMar>
+        </w:tblPrEx>
+        <w:trPr>
+          <w:cantSplit/>
+          <w:trHeight w:val="540" w:hRule="atLeast"/>
+          <w:jc w:val="center"/>
+        </w:trPr>
+        <w:tc>
+          <w:tcPr>
+            <w:tcW w:w="1806" w:type="dxa"/>
+            <w:noWrap w:val="0"/>
+            <w:tcMar>
+              <w:left w:w="0" w:type="dxa"/>
+              <w:right w:w="0" w:type="dxa"/>
+            </w:tcMar>
+            <w:vAlign w:val="top"/>
+          </w:tcPr>
+          <w:p>
+            <w:pPr>
+              <w:adjustRightInd w:val="0"/>
+              <w:jc w:val="center"/>
+              <w:rPr>
+                <w:rFonts w:hint="eastAsia"/>
+                <w:sz w:val="21"/>
+                <w:szCs w:val="21"/>
+              </w:rPr>
+            </w:pPr>
+            <w:r>
+              <w:rPr>
+                <w:rFonts w:hint="eastAsia"/>
+                <w:sz w:val="21"/>
+                <w:szCs w:val="21"/>
+              </w:rPr>
+              <w:t>0.3</w:t>
+            </w:r>
+          </w:p>
+        </w:tc>
+        <w:tc>
+          <w:tcPr>
+            <w:tcW w:w="301" w:type="dxa"/>
+            <w:noWrap w:val="0"/>
+            <w:vAlign w:val="top"/>
+          </w:tcPr>
+          <w:p>
+            <w:pPr>
+              <w:adjustRightInd w:val="0"/>
+              <w:jc w:val="center"/>
+              <w:rPr>
+                <w:rFonts w:hint="eastAsia"/>
+                <w:sz w:val="21"/>
+                <w:szCs w:val="21"/>
+              </w:rPr>
+            </w:pPr>
+            <w:r>
+              <w:rPr>
+                <w:rFonts w:hint="eastAsia"/>
+                <w:sz w:val="21"/>
+                <w:szCs w:val="21"/>
+              </w:rPr>
+              <w:t>0.097</w:t>
+            </w:r>
+          </w:p>
+        </w:tc>
+        <w:tc>
+          <w:tcPr>
+            <w:tcW w:w="2951" w:type="dxa"/>
+            <w:noWrap w:val="0"/>
+            <w:vAlign w:val="top"/>
+          </w:tcPr>
+          <w:p>
+            <w:pPr>
+              <w:adjustRightInd w:val="0"/>
+              <w:jc w:val="center"/>
+              <w:rPr>
+                <w:rFonts w:hint="eastAsia"/>
+                <w:sz w:val="21"/>
+                <w:szCs w:val="21"/>
+              </w:rPr>
+            </w:pPr>
+            <w:r>
+              <w:rPr>
+                <w:rFonts w:hint="eastAsia"/>
+                <w:sz w:val="21"/>
+                <w:szCs w:val="21"/>
+              </w:rPr>
+              <w:t>0.167 47</w:t>
+            </w:r>
+          </w:p>
+        </w:tc>
+        <w:tc>
+          <w:tcPr>
+            <w:tcW w:w="2951" w:type="dxa"/>
+            <w:noWrap w:val="0"/>
+            <w:vAlign w:val="top"/>
+          </w:tcPr>
+          <w:p>
+            <w:pPr>
+              <w:adjustRightInd w:val="0"/>
+              <w:jc w:val="center"/>
+              <w:rPr>
+                <w:rFonts w:hint="eastAsia"/>
+                <w:sz w:val="21"/>
+                <w:szCs w:val="21"/>
+              </w:rPr>
+            </w:pPr>
+            <w:r>
+              <w:rPr>
+                <w:rFonts w:hint="eastAsia"/>
+                <w:sz w:val="21"/>
+                <w:szCs w:val="21"/>
+              </w:rPr>
+              <w:t>196 900</w:t>
+            </w:r>
+          </w:p>
+        </w:tc>
+        <w:tc>
+          <w:tcPr>
+            <w:tcW w:w="2951" w:type="dxa"/>
+            <w:noWrap w:val="0"/>
+            <w:vAlign w:val="top"/>
+          </w:tcPr>
+          <w:p>
+            <w:pPr>
+              <w:adjustRightInd w:val="0"/>
+              <w:jc w:val="center"/>
+              <w:rPr>
+                <w:rFonts w:hint="eastAsia"/>
+                <w:sz w:val="21"/>
+                <w:szCs w:val="21"/>
+              </w:rPr>
+            </w:pPr>
+            <w:r>
+              <w:rPr>
+                <w:rFonts w:hint="eastAsia"/>
+                <w:sz w:val="21"/>
+                <w:szCs w:val="21"/>
+              </w:rPr>
+              <w:t>5.294 24</w:t>
+            </w:r>
+          </w:p>
+        </w:tc>
+        <w:tc>
+          <w:tcPr>
+            <w:tcW w:w="2951" w:type="dxa"/>
+            <w:noWrap w:val="0"/>
+            <w:vAlign w:val="top"/>
+          </w:tcPr>
+          <w:p>
+            <w:pPr>
+              <w:adjustRightInd w:val="0"/>
+              <w:jc w:val="center"/>
+              <w:rPr>
+                <w:rFonts w:hint="eastAsia"/>
+                <w:sz w:val="21"/>
+                <w:szCs w:val="21"/>
+              </w:rPr>
+            </w:pPr>
+            <w:r>
+              <w:rPr>
+                <w:rFonts w:hint="eastAsia"/>
+                <w:sz w:val="21"/>
+                <w:szCs w:val="21"/>
+              </w:rPr>
+              <w:t>-4.776 06</w:t>
+            </w:r>
+          </w:p>
+        </w:tc>
+      </w:tr>
+      <w:tr>
+        <w:tblPrEx>
+          <w:tblCellMar>
+            <w:top w:w="0" w:type="dxa"/>
+            <w:left w:w="0" w:type="dxa"/>
+            <w:bottom w:w="0" w:type="dxa"/>
+            <w:right w:w="0" w:type="dxa"/>
+          </w:tblCellMar>
+        </w:tblPrEx>
+        <w:trPr>
+          <w:cantSplit/>
+          <w:trHeight w:val="540" w:hRule="atLeast"/>
+          <w:jc w:val="center"/>
+        </w:trPr>
+        <w:tc>
+          <w:tcPr>
+            <w:tcW w:w="1806" w:type="dxa"/>
+            <w:noWrap w:val="0"/>
+            <w:tcMar>
+              <w:left w:w="0" w:type="dxa"/>
+              <w:right w:w="0" w:type="dxa"/>
+            </w:tcMar>
+            <w:vAlign w:val="top"/>
+          </w:tcPr>
+          <w:p>
+            <w:pPr>
+              <w:adjustRightInd w:val="0"/>
+              <w:jc w:val="center"/>
+              <w:rPr>
+                <w:rFonts w:hint="eastAsia"/>
+                <w:sz w:val="21"/>
+                <w:szCs w:val="21"/>
+              </w:rPr>
+            </w:pPr>
+            <w:r>
+              <w:rPr>
+                <w:rFonts w:hint="eastAsia"/>
+                <w:sz w:val="21"/>
+                <w:szCs w:val="21"/>
+              </w:rPr>
+              <w:t>0.35</w:t>
+            </w:r>
+          </w:p>
+        </w:tc>
+        <w:tc>
+          <w:tcPr>
+            <w:tcW w:w="301" w:type="dxa"/>
+            <w:noWrap w:val="0"/>
+            <w:vAlign w:val="top"/>
+          </w:tcPr>
+          <w:p>
+            <w:pPr>
+              <w:adjustRightInd w:val="0"/>
+              <w:jc w:val="center"/>
+              <w:rPr>
+                <w:rFonts w:hint="eastAsia"/>
+                <w:sz w:val="21"/>
+                <w:szCs w:val="21"/>
+              </w:rPr>
+            </w:pPr>
+            <w:r>
+              <w:rPr>
+                <w:rFonts w:hint="eastAsia"/>
+                <w:sz w:val="21"/>
+                <w:szCs w:val="21"/>
+              </w:rPr>
+              <w:t>0.136</w:t>
+            </w:r>
+          </w:p>
+        </w:tc>
+        <w:tc>
+          <w:tcPr>
+            <w:tcW w:w="2951" w:type="dxa"/>
+            <w:noWrap w:val="0"/>
+            <w:vAlign w:val="top"/>
+          </w:tcPr>
+          <w:p>
+            <w:pPr>
+              <w:adjustRightInd w:val="0"/>
+              <w:jc w:val="center"/>
+              <w:rPr>
+                <w:rFonts w:hint="eastAsia"/>
+                <w:sz w:val="21"/>
+                <w:szCs w:val="21"/>
+              </w:rPr>
+            </w:pPr>
+            <w:r>
+              <w:rPr>
+                <w:rFonts w:hint="eastAsia"/>
+                <w:sz w:val="21"/>
+                <w:szCs w:val="21"/>
+              </w:rPr>
+              <w:t>0.217 53</w:t>
+            </w:r>
+          </w:p>
+        </w:tc>
+        <w:tc>
+          <w:tcPr>
+            <w:tcW w:w="2951" w:type="dxa"/>
+            <w:noWrap w:val="0"/>
+            <w:vAlign w:val="top"/>
+          </w:tcPr>
+          <w:p>
+            <w:pPr>
+              <w:adjustRightInd w:val="0"/>
+              <w:jc w:val="center"/>
+              <w:rPr>
+                <w:rFonts w:hint="eastAsia"/>
+                <w:sz w:val="21"/>
+                <w:szCs w:val="21"/>
+              </w:rPr>
+            </w:pPr>
+            <w:r>
+              <w:rPr>
+                <w:rFonts w:hint="eastAsia"/>
+                <w:sz w:val="21"/>
+                <w:szCs w:val="21"/>
+              </w:rPr>
+              <w:t>246 900</w:t>
+            </w:r>
+          </w:p>
+        </w:tc>
+        <w:tc>
+          <w:tcPr>
+            <w:tcW w:w="2951" w:type="dxa"/>
+            <w:noWrap w:val="0"/>
+            <w:vAlign w:val="top"/>
+          </w:tcPr>
+          <w:p>
+            <w:pPr>
+              <w:adjustRightInd w:val="0"/>
+              <w:jc w:val="center"/>
+              <w:rPr>
+                <w:rFonts w:hint="eastAsia"/>
+                <w:sz w:val="21"/>
+                <w:szCs w:val="21"/>
+              </w:rPr>
+            </w:pPr>
+            <w:r>
+              <w:rPr>
+                <w:rFonts w:hint="eastAsia"/>
+                <w:sz w:val="21"/>
+                <w:szCs w:val="21"/>
+              </w:rPr>
+              <w:t>5.392 52</w:t>
+            </w:r>
+          </w:p>
+        </w:tc>
+        <w:tc>
+          <w:tcPr>
+            <w:tcW w:w="2951" w:type="dxa"/>
+            <w:noWrap w:val="0"/>
+            <w:vAlign w:val="top"/>
+          </w:tcPr>
+          <w:p>
+            <w:pPr>
+              <w:adjustRightInd w:val="0"/>
+              <w:jc w:val="center"/>
+              <w:rPr>
+                <w:rFonts w:hint="eastAsia"/>
+                <w:sz w:val="21"/>
+                <w:szCs w:val="21"/>
+              </w:rPr>
+            </w:pPr>
+            <w:r>
+              <w:rPr>
+                <w:rFonts w:hint="eastAsia"/>
+                <w:sz w:val="21"/>
+                <w:szCs w:val="21"/>
+              </w:rPr>
+              <w:t>-4.662 48</w:t>
+            </w:r>
+          </w:p>
+        </w:tc>
+      </w:tr>
+      <w:tr>
+        <w:tblPrEx>
+          <w:tblCellMar>
+            <w:top w:w="0" w:type="dxa"/>
+            <w:left w:w="0" w:type="dxa"/>
+            <w:bottom w:w="0" w:type="dxa"/>
+            <w:right w:w="0" w:type="dxa"/>
+          </w:tblCellMar>
+        </w:tblPrEx>
+        <w:trPr>
+          <w:cantSplit/>
+          <w:trHeight w:val="540" w:hRule="atLeast"/>
+          <w:jc w:val="center"/>
+        </w:trPr>
+        <w:tc>
+          <w:tcPr>
+            <w:tcW w:w="1806" w:type="dxa"/>
+            <w:noWrap w:val="0"/>
+            <w:tcMar>
+              <w:left w:w="0" w:type="dxa"/>
+              <w:right w:w="0" w:type="dxa"/>
+            </w:tcMar>
+            <w:vAlign w:val="top"/>
+          </w:tcPr>
+          <w:p>
+            <w:pPr>
+              <w:adjustRightInd w:val="0"/>
+              <w:jc w:val="center"/>
+              <w:rPr>
+                <w:rFonts w:hint="eastAsia"/>
+                <w:sz w:val="21"/>
+                <w:szCs w:val="21"/>
+              </w:rPr>
+            </w:pPr>
+            <w:r>
+              <w:rPr>
+                <w:rFonts w:hint="eastAsia"/>
+                <w:sz w:val="21"/>
+                <w:szCs w:val="21"/>
+              </w:rPr>
+              <w:t>0.4</w:t>
+            </w:r>
+          </w:p>
+        </w:tc>
+        <w:tc>
+          <w:tcPr>
+            <w:tcW w:w="301" w:type="dxa"/>
+            <w:noWrap w:val="0"/>
+            <w:vAlign w:val="top"/>
+          </w:tcPr>
+          <w:p>
+            <w:pPr>
+              <w:adjustRightInd w:val="0"/>
+              <w:jc w:val="center"/>
+              <w:rPr>
+                <w:rFonts w:hint="eastAsia"/>
+                <w:sz w:val="21"/>
+                <w:szCs w:val="21"/>
+              </w:rPr>
+            </w:pPr>
+            <w:r>
+              <w:rPr>
+                <w:rFonts w:hint="eastAsia"/>
+                <w:sz w:val="21"/>
+                <w:szCs w:val="21"/>
+              </w:rPr>
+              <w:t>0.171</w:t>
+            </w:r>
+          </w:p>
+        </w:tc>
+        <w:tc>
+          <w:tcPr>
+            <w:tcW w:w="2951" w:type="dxa"/>
+            <w:noWrap w:val="0"/>
+            <w:vAlign w:val="top"/>
+          </w:tcPr>
+          <w:p>
+            <w:pPr>
+              <w:adjustRightInd w:val="0"/>
+              <w:jc w:val="center"/>
+              <w:rPr>
+                <w:rFonts w:hint="eastAsia"/>
+                <w:sz w:val="21"/>
+                <w:szCs w:val="21"/>
+              </w:rPr>
+            </w:pPr>
+            <w:r>
+              <w:rPr>
+                <w:rFonts w:hint="eastAsia"/>
+                <w:sz w:val="21"/>
+                <w:szCs w:val="21"/>
+              </w:rPr>
+              <w:t>0.254 85</w:t>
+            </w:r>
+          </w:p>
+        </w:tc>
+        <w:tc>
+          <w:tcPr>
+            <w:tcW w:w="2951" w:type="dxa"/>
+            <w:noWrap w:val="0"/>
+            <w:vAlign w:val="top"/>
+          </w:tcPr>
+          <w:p>
+            <w:pPr>
+              <w:adjustRightInd w:val="0"/>
+              <w:jc w:val="center"/>
+              <w:rPr>
+                <w:rFonts w:hint="eastAsia"/>
+                <w:sz w:val="21"/>
+                <w:szCs w:val="21"/>
+              </w:rPr>
+            </w:pPr>
+            <w:r>
+              <w:rPr>
+                <w:rFonts w:hint="eastAsia"/>
+                <w:sz w:val="21"/>
+                <w:szCs w:val="21"/>
+              </w:rPr>
+              <w:t>296 900</w:t>
+            </w:r>
+          </w:p>
+        </w:tc>
+        <w:tc>
+          <w:tcPr>
+            <w:tcW w:w="2951" w:type="dxa"/>
+            <w:noWrap w:val="0"/>
+            <w:vAlign w:val="top"/>
+          </w:tcPr>
+          <w:p>
+            <w:pPr>
+              <w:adjustRightInd w:val="0"/>
+              <w:jc w:val="center"/>
+              <w:rPr>
+                <w:rFonts w:hint="eastAsia"/>
+                <w:sz w:val="21"/>
+                <w:szCs w:val="21"/>
+              </w:rPr>
+            </w:pPr>
+            <w:r>
+              <w:rPr>
+                <w:rFonts w:hint="eastAsia"/>
+                <w:sz w:val="21"/>
+                <w:szCs w:val="21"/>
+              </w:rPr>
+              <w:t>5.472 61</w:t>
+            </w:r>
+          </w:p>
+        </w:tc>
+        <w:tc>
+          <w:tcPr>
+            <w:tcW w:w="2951" w:type="dxa"/>
+            <w:noWrap w:val="0"/>
+            <w:vAlign w:val="top"/>
+          </w:tcPr>
+          <w:p>
+            <w:pPr>
+              <w:adjustRightInd w:val="0"/>
+              <w:jc w:val="center"/>
+              <w:rPr>
+                <w:rFonts w:hint="eastAsia"/>
+                <w:sz w:val="21"/>
+                <w:szCs w:val="21"/>
+              </w:rPr>
+            </w:pPr>
+            <w:r>
+              <w:rPr>
+                <w:rFonts w:hint="eastAsia"/>
+                <w:sz w:val="21"/>
+                <w:szCs w:val="21"/>
+              </w:rPr>
+              <w:t>-4.593 72</w:t>
+            </w:r>
+          </w:p>
+        </w:tc>
+      </w:tr>
+      <w:tr>
+        <w:tblPrEx>
+          <w:tblCellMar>
+            <w:top w:w="0" w:type="dxa"/>
+            <w:left w:w="0" w:type="dxa"/>
+            <w:bottom w:w="0" w:type="dxa"/>
+            <w:right w:w="0" w:type="dxa"/>
+          </w:tblCellMar>
+        </w:tblPrEx>
+        <w:trPr>
+          <w:cantSplit/>
+          <w:trHeight w:val="540" w:hRule="atLeast"/>
+          <w:jc w:val="center"/>
+        </w:trPr>
+        <w:tc>
+          <w:tcPr>
+            <w:tcW w:w="1806" w:type="dxa"/>
+            <w:noWrap w:val="0"/>
+            <w:tcMar>
+              <w:left w:w="0" w:type="dxa"/>
+              <w:right w:w="0" w:type="dxa"/>
+            </w:tcMar>
+            <w:vAlign w:val="top"/>
+          </w:tcPr>
+          <w:p>
+            <w:pPr>
+              <w:adjustRightInd w:val="0"/>
+              <w:jc w:val="center"/>
+              <w:rPr>
+                <w:rFonts w:hint="eastAsia"/>
+                <w:sz w:val="21"/>
+                <w:szCs w:val="21"/>
+              </w:rPr>
+            </w:pPr>
+            <w:r>
+              <w:rPr>
+                <w:rFonts w:hint="eastAsia"/>
+                <w:sz w:val="21"/>
+                <w:szCs w:val="21"/>
+              </w:rPr>
+              <w:t>0.45</w:t>
+            </w:r>
+          </w:p>
+        </w:tc>
+        <w:tc>
+          <w:tcPr>
+            <w:tcW w:w="301" w:type="dxa"/>
+            <w:noWrap w:val="0"/>
+            <w:vAlign w:val="top"/>
+          </w:tcPr>
+          <w:p>
+            <w:pPr>
+              <w:adjustRightInd w:val="0"/>
+              <w:jc w:val="center"/>
+              <w:rPr>
+                <w:rFonts w:hint="eastAsia"/>
+                <w:sz w:val="21"/>
+                <w:szCs w:val="21"/>
+              </w:rPr>
+            </w:pPr>
+            <w:r>
+              <w:rPr>
+                <w:rFonts w:hint="eastAsia"/>
+                <w:sz w:val="21"/>
+                <w:szCs w:val="21"/>
+              </w:rPr>
+              <w:t>0.202</w:t>
+            </w:r>
+          </w:p>
+        </w:tc>
+        <w:tc>
+          <w:tcPr>
+            <w:tcW w:w="2951" w:type="dxa"/>
+            <w:noWrap w:val="0"/>
+            <w:vAlign w:val="top"/>
+          </w:tcPr>
+          <w:p>
+            <w:pPr>
+              <w:adjustRightInd w:val="0"/>
+              <w:jc w:val="center"/>
+              <w:rPr>
+                <w:rFonts w:hint="eastAsia"/>
+                <w:sz w:val="21"/>
+                <w:szCs w:val="21"/>
+              </w:rPr>
+            </w:pPr>
+            <w:r>
+              <w:rPr>
+                <w:rFonts w:hint="eastAsia"/>
+                <w:sz w:val="21"/>
+                <w:szCs w:val="21"/>
+              </w:rPr>
+              <w:t>0.284 67</w:t>
+            </w:r>
+          </w:p>
+        </w:tc>
+        <w:tc>
+          <w:tcPr>
+            <w:tcW w:w="2951" w:type="dxa"/>
+            <w:noWrap w:val="0"/>
+            <w:vAlign w:val="top"/>
+          </w:tcPr>
+          <w:p>
+            <w:pPr>
+              <w:adjustRightInd w:val="0"/>
+              <w:jc w:val="center"/>
+              <w:rPr>
+                <w:rFonts w:hint="eastAsia"/>
+                <w:sz w:val="21"/>
+                <w:szCs w:val="21"/>
+              </w:rPr>
+            </w:pPr>
+            <w:r>
+              <w:rPr>
+                <w:rFonts w:hint="eastAsia"/>
+                <w:sz w:val="21"/>
+                <w:szCs w:val="21"/>
+              </w:rPr>
+              <w:t>346 900</w:t>
+            </w:r>
+          </w:p>
+        </w:tc>
+        <w:tc>
+          <w:tcPr>
+            <w:tcW w:w="2951" w:type="dxa"/>
+            <w:noWrap w:val="0"/>
+            <w:vAlign w:val="top"/>
+          </w:tcPr>
+          <w:p>
+            <w:pPr>
+              <w:adjustRightInd w:val="0"/>
+              <w:jc w:val="center"/>
+              <w:rPr>
+                <w:rFonts w:hint="eastAsia"/>
+                <w:sz w:val="21"/>
+                <w:szCs w:val="21"/>
+              </w:rPr>
+            </w:pPr>
+            <w:r>
+              <w:rPr>
+                <w:rFonts w:hint="eastAsia"/>
+                <w:sz w:val="21"/>
+                <w:szCs w:val="21"/>
+              </w:rPr>
+              <w:t>5.540 20</w:t>
+            </w:r>
+          </w:p>
+        </w:tc>
+        <w:tc>
+          <w:tcPr>
+            <w:tcW w:w="2951" w:type="dxa"/>
+            <w:noWrap w:val="0"/>
+            <w:vAlign w:val="top"/>
+          </w:tcPr>
+          <w:p>
+            <w:pPr>
+              <w:adjustRightInd w:val="0"/>
+              <w:jc w:val="center"/>
+              <w:rPr>
+                <w:rFonts w:hint="eastAsia"/>
+                <w:sz w:val="21"/>
+                <w:szCs w:val="21"/>
+              </w:rPr>
+            </w:pPr>
+            <w:r>
+              <w:rPr>
+                <w:rFonts w:hint="eastAsia"/>
+                <w:sz w:val="21"/>
+                <w:szCs w:val="21"/>
+              </w:rPr>
+              <w:t>—</w:t>
+            </w:r>
+          </w:p>
+        </w:tc>
+      </w:tr>
+    </w:tbl>
+    <w:p>
+      <w:pPr>
         <w:snapToGrid w:val="0"/>
         <w:spacing w:line="300" w:lineRule="auto"/>
         <w:ind w:firstLine="498" w:firstLineChars="200"/>
@@ -948,7 +2516,2107 @@
         <w:rPr>
           <w:rFonts w:hint="eastAsia"/>
         </w:rPr>
-        <w:t>表6-1  1号试样渗透率测试数据(温度：T=16 ℃  高度：H=5.31 mm)</w:t>
+        <w:t>……如果表格超过一页时，可采用续表的形式移入下一页：</w:t>
+      </w:r>
+    </w:p>
+    <w:p>
+      <w:pPr>
+        <w:adjustRightInd w:val="0"/>
+        <w:jc w:val="center"/>
+        <w:spacing w:line="280" w:lineRule="auto"/>
+        <w:rPr>
+          <w:sz w:val="20"/>
+          <w:szCs w:val="20"/>
+        </w:rPr>
+      </w:pPr>
+      <w:r>
+        <w:rPr>
+          <w:rFonts w:hint="eastAsia"/>
+          <w:sz w:val="20"/>
+          <w:szCs w:val="20"/>
+        </w:rPr>
+        <w:t>表6-2  试样渗透率测试数据</w:t>
+      </w:r>
+    </w:p>
+    <w:tbl>
+      <w:tblPr>
+        <w:tblStyle w:val="25"/>
+        <w:tblW w:w="0" w:type="auto"/>
+        <w:tblInd w:w="138" w:type="dxa"/>
+        <w:tblBorders>
+          <w:top w:val="single" w:color="auto" w:sz="4" w:space="0"/>
+          <w:left w:val="single" w:color="auto" w:sz="4" w:space="0"/>
+          <w:bottom w:val="single" w:color="auto" w:sz="4" w:space="0"/>
+          <w:right w:val="single" w:color="auto" w:sz="4" w:space="0"/>
+          <w:insideH w:val="single" w:color="auto" w:sz="4" w:space="0"/>
+          <w:insideV w:val="single" w:color="auto" w:sz="4" w:space="0"/>
+        </w:tblBorders>
+        <w:tblLayout w:type="fixed"/>
+        <w:tblCellMar>
+          <w:top w:w="0" w:type="dxa"/>
+          <w:left w:w="108" w:type="dxa"/>
+          <w:bottom w:w="0" w:type="dxa"/>
+          <w:right w:w="108" w:type="dxa"/>
+        </w:tblCellMar>
+      </w:tblPr>
+      <w:tblGrid>
+        <w:gridCol w:w="1365"/>
+        <w:gridCol w:w="1365"/>
+        <w:gridCol w:w="1365"/>
+        <w:gridCol w:w="1365"/>
+        <w:gridCol w:w="1365"/>
+        <w:gridCol w:w="1365"/>
+      </w:tblGrid>
+      <w:tr>
+        <w:tblPrEx>
+          <w:tblBorders>
+            <w:top w:val="single" w:color="auto" w:sz="4" w:space="0"/>
+            <w:left w:val="single" w:color="auto" w:sz="4" w:space="0"/>
+            <w:bottom w:val="single" w:color="auto" w:sz="4" w:space="0"/>
+            <w:right w:val="single" w:color="auto" w:sz="4" w:space="0"/>
+            <w:insideH w:val="single" w:color="auto" w:sz="4" w:space="0"/>
+            <w:insideV w:val="single" w:color="auto" w:sz="4" w:space="0"/>
+          </w:tblBorders>
+          <w:tblCellMar>
+            <w:top w:w="0" w:type="dxa"/>
+            <w:left w:w="108" w:type="dxa"/>
+            <w:bottom w:w="0" w:type="dxa"/>
+            <w:right w:w="108" w:type="dxa"/>
+          </w:tblCellMar>
+        </w:tblPrEx>
+        <w:trPr>
+          <w:trHeight w:val="989" w:hRule="atLeast"/>
+        </w:trPr>
+        <w:tc>
+          <w:tcPr>
+            <w:tcW w:w="1365" w:type="dxa"/>
+            <w:tcBorders>
+              <w:top w:val="single" w:color="auto" w:sz="12" w:space="0"/>
+              <w:left w:val="nil"/>
+              <w:bottom w:val="single" w:color="auto" w:sz="8" w:space="0"/>
+              <w:right w:val="nil"/>
+            </w:tcBorders>
+            <w:noWrap w:val="0"/>
+            <w:vAlign w:val="center"/>
+          </w:tcPr>
+          <w:p>
+            <w:pPr>
+              <w:adjustRightInd w:val="0"/>
+              <w:jc w:val="center"/>
+              <w:rPr>
+                <w:rFonts w:hint="eastAsia"/>
+                <w:sz w:val="21"/>
+                <w:szCs w:val="21"/>
+              </w:rPr>
+            </w:pPr>
+            <w:r>
+              <w:rPr>
+                <w:rFonts w:hint="eastAsia"/>
+                <w:sz w:val="21"/>
+                <w:szCs w:val="21"/>
+              </w:rPr>
+              <w:t>供气压力
+Ps (MPa)</w:t>
+            </w:r>
+          </w:p>
+        </w:tc>
+        <w:tc>
+          <w:tcPr>
+            <w:tcW w:w="1365" w:type="dxa"/>
+            <w:tcBorders>
+              <w:top w:val="single" w:color="auto" w:sz="12" w:space="0"/>
+              <w:left w:val="nil"/>
+              <w:bottom w:val="single" w:color="auto" w:sz="8" w:space="0"/>
+              <w:right w:val="nil"/>
+            </w:tcBorders>
+            <w:noWrap w:val="0"/>
+            <w:vAlign w:val="center"/>
+          </w:tcPr>
+          <w:p>
+            <w:pPr>
+              <w:adjustRightInd w:val="0"/>
+              <w:jc w:val="center"/>
+              <w:rPr>
+                <w:rFonts w:hint="eastAsia"/>
+                <w:sz w:val="21"/>
+                <w:szCs w:val="21"/>
+              </w:rPr>
+            </w:pPr>
+            <w:r>
+              <w:rPr>
+                <w:rFonts w:hint="eastAsia"/>
+                <w:sz w:val="21"/>
+                <w:szCs w:val="21"/>
+              </w:rPr>
+              <w:t>流量测量
+M′(m3/h)</w:t>
+            </w:r>
+          </w:p>
+        </w:tc>
+        <w:tc>
+          <w:tcPr>
+            <w:tcW w:w="1365" w:type="dxa"/>
+            <w:tcBorders>
+              <w:top w:val="single" w:color="auto" w:sz="12" w:space="0"/>
+              <w:left w:val="nil"/>
+              <w:bottom w:val="single" w:color="auto" w:sz="8" w:space="0"/>
+              <w:right w:val="nil"/>
+            </w:tcBorders>
+            <w:noWrap w:val="0"/>
+            <w:vAlign w:val="center"/>
+          </w:tcPr>
+          <w:p>
+            <w:pPr>
+              <w:adjustRightInd w:val="0"/>
+              <w:jc w:val="center"/>
+              <w:rPr>
+                <w:rFonts w:hint="eastAsia"/>
+                <w:sz w:val="21"/>
+                <w:szCs w:val="21"/>
+              </w:rPr>
+            </w:pPr>
+            <w:r>
+              <w:rPr>
+                <w:rFonts w:hint="eastAsia"/>
+                <w:sz w:val="21"/>
+                <w:szCs w:val="21"/>
+              </w:rPr>
+              <w:t>流量修正值M (m3/s) ×10-4</w:t>
+            </w:r>
+          </w:p>
+        </w:tc>
+        <w:tc>
+          <w:tcPr>
+            <w:tcW w:w="1365" w:type="dxa"/>
+            <w:tcBorders>
+              <w:top w:val="single" w:color="auto" w:sz="12" w:space="0"/>
+              <w:left w:val="nil"/>
+              <w:bottom w:val="single" w:color="auto" w:sz="8" w:space="0"/>
+              <w:right w:val="nil"/>
+            </w:tcBorders>
+            <w:noWrap w:val="0"/>
+            <w:vAlign w:val="center"/>
+          </w:tcPr>
+          <w:p>
+            <w:pPr>
+              <w:adjustRightInd w:val="0"/>
+              <w:jc w:val="center"/>
+              <w:rPr>
+                <w:rFonts w:hint="eastAsia"/>
+                <w:sz w:val="21"/>
+                <w:szCs w:val="21"/>
+              </w:rPr>
+            </w:pPr>
+            <w:r>
+              <w:rPr>
+                <w:rFonts w:hint="eastAsia"/>
+                <w:sz w:val="21"/>
+                <w:szCs w:val="21"/>
+              </w:rPr>
+              <w:t>压力差
+ΔP (Pa)</w:t>
+            </w:r>
+          </w:p>
+        </w:tc>
+        <w:tc>
+          <w:tcPr>
+            <w:tcW w:w="1365" w:type="dxa"/>
+            <w:tcBorders>
+              <w:top w:val="single" w:color="auto" w:sz="12" w:space="0"/>
+              <w:left w:val="nil"/>
+              <w:bottom w:val="single" w:color="auto" w:sz="8" w:space="0"/>
+              <w:right w:val="nil"/>
+            </w:tcBorders>
+            <w:noWrap w:val="0"/>
+            <w:vAlign w:val="center"/>
+          </w:tcPr>
+          <w:p>
+            <w:pPr>
+              <w:adjustRightInd w:val="0"/>
+              <w:jc w:val="center"/>
+              <w:rPr>
+                <w:rFonts w:hint="eastAsia"/>
+                <w:sz w:val="21"/>
+                <w:szCs w:val="21"/>
+              </w:rPr>
+            </w:pPr>
+            <w:r>
+              <w:rPr>
+                <w:rFonts w:hint="eastAsia"/>
+                <w:sz w:val="21"/>
+                <w:szCs w:val="21"/>
+              </w:rPr>
+              <w:t>lgΔP</w:t>
+            </w:r>
+          </w:p>
+        </w:tc>
+        <w:tc>
+          <w:tcPr>
+            <w:tcW w:w="1365" w:type="dxa"/>
+            <w:tcBorders>
+              <w:top w:val="single" w:color="auto" w:sz="12" w:space="0"/>
+              <w:left w:val="nil"/>
+              <w:bottom w:val="single" w:color="auto" w:sz="8" w:space="0"/>
+              <w:right w:val="nil"/>
+            </w:tcBorders>
+            <w:noWrap w:val="0"/>
+            <w:vAlign w:val="center"/>
+          </w:tcPr>
+          <w:p>
+            <w:pPr>
+              <w:adjustRightInd w:val="0"/>
+              <w:jc w:val="center"/>
+              <w:rPr>
+                <w:rFonts w:hint="eastAsia"/>
+                <w:sz w:val="21"/>
+                <w:szCs w:val="21"/>
+              </w:rPr>
+            </w:pPr>
+            <w:r>
+              <w:rPr>
+                <w:rFonts w:hint="eastAsia"/>
+                <w:sz w:val="21"/>
+                <w:szCs w:val="21"/>
+              </w:rPr>
+              <w:t>lg M</w:t>
+            </w:r>
+          </w:p>
+        </w:tc>
+      </w:tr>
+      <w:tr>
+        <w:tblPrEx>
+          <w:tblBorders>
+            <w:top w:val="single" w:color="auto" w:sz="4" w:space="0"/>
+            <w:left w:val="single" w:color="auto" w:sz="4" w:space="0"/>
+            <w:bottom w:val="single" w:color="auto" w:sz="4" w:space="0"/>
+            <w:right w:val="single" w:color="auto" w:sz="4" w:space="0"/>
+            <w:insideH w:val="single" w:color="auto" w:sz="4" w:space="0"/>
+            <w:insideV w:val="single" w:color="auto" w:sz="4" w:space="0"/>
+          </w:tblBorders>
+          <w:tblCellMar>
+            <w:top w:w="0" w:type="dxa"/>
+            <w:left w:w="108" w:type="dxa"/>
+            <w:bottom w:w="0" w:type="dxa"/>
+            <w:right w:w="108" w:type="dxa"/>
+          </w:tblCellMar>
+        </w:tblPrEx>
+        <w:tc>
+          <w:tcPr>
+            <w:tcW w:w="1365" w:type="dxa"/>
+            <w:tcBorders>
+              <w:top w:val="single" w:color="auto" w:sz="8" w:space="0"/>
+              <w:left w:val="nil"/>
+              <w:bottom w:val="nil"/>
+              <w:right w:val="nil"/>
+            </w:tcBorders>
+            <w:noWrap w:val="0"/>
+            <w:vAlign w:val="center"/>
+          </w:tcPr>
+          <w:p>
+            <w:pPr>
+              <w:adjustRightInd w:val="0"/>
+              <w:jc w:val="center"/>
+              <w:rPr>
+                <w:rFonts w:hint="eastAsia"/>
+                <w:sz w:val="21"/>
+                <w:szCs w:val="21"/>
+              </w:rPr>
+            </w:pPr>
+            <w:r>
+              <w:rPr>
+                <w:rFonts w:hint="eastAsia"/>
+                <w:sz w:val="21"/>
+                <w:szCs w:val="21"/>
+              </w:rPr>
+              <w:t>0.15</w:t>
+            </w:r>
+          </w:p>
+        </w:tc>
+        <w:tc>
+          <w:tcPr>
+            <w:tcW w:w="1365" w:type="dxa"/>
+            <w:tcBorders>
+              <w:top w:val="single" w:color="auto" w:sz="8" w:space="0"/>
+              <w:left w:val="nil"/>
+              <w:bottom w:val="nil"/>
+              <w:right w:val="nil"/>
+            </w:tcBorders>
+            <w:noWrap w:val="0"/>
+            <w:vAlign w:val="center"/>
+          </w:tcPr>
+          <w:p>
+            <w:pPr>
+              <w:adjustRightInd w:val="0"/>
+              <w:jc w:val="center"/>
+              <w:rPr>
+                <w:rFonts w:hint="eastAsia"/>
+                <w:sz w:val="21"/>
+                <w:szCs w:val="21"/>
+              </w:rPr>
+            </w:pPr>
+            <w:r>
+              <w:rPr>
+                <w:rFonts w:hint="eastAsia"/>
+                <w:sz w:val="21"/>
+                <w:szCs w:val="21"/>
+              </w:rPr>
+              <w:t>0.009</w:t>
+            </w:r>
+          </w:p>
+        </w:tc>
+        <w:tc>
+          <w:tcPr>
+            <w:tcW w:w="1365" w:type="dxa"/>
+            <w:tcBorders>
+              <w:top w:val="single" w:color="auto" w:sz="8" w:space="0"/>
+              <w:left w:val="nil"/>
+              <w:bottom w:val="nil"/>
+              <w:right w:val="nil"/>
+            </w:tcBorders>
+            <w:noWrap w:val="0"/>
+            <w:vAlign w:val="center"/>
+          </w:tcPr>
+          <w:p>
+            <w:pPr>
+              <w:adjustRightInd w:val="0"/>
+              <w:jc w:val="center"/>
+              <w:rPr>
+                <w:rFonts w:hint="eastAsia"/>
+                <w:sz w:val="21"/>
+                <w:szCs w:val="21"/>
+              </w:rPr>
+            </w:pPr>
+            <w:r>
+              <w:rPr>
+                <w:rFonts w:hint="eastAsia"/>
+                <w:sz w:val="21"/>
+                <w:szCs w:val="21"/>
+              </w:rPr>
+              <w:t>0.023 12</w:t>
+            </w:r>
+          </w:p>
+        </w:tc>
+        <w:tc>
+          <w:tcPr>
+            <w:tcW w:w="1365" w:type="dxa"/>
+            <w:tcBorders>
+              <w:top w:val="single" w:color="auto" w:sz="8" w:space="0"/>
+              <w:left w:val="nil"/>
+              <w:bottom w:val="nil"/>
+              <w:right w:val="nil"/>
+            </w:tcBorders>
+            <w:noWrap w:val="0"/>
+            <w:vAlign w:val="center"/>
+          </w:tcPr>
+          <w:p>
+            <w:pPr>
+              <w:adjustRightInd w:val="0"/>
+              <w:jc w:val="center"/>
+              <w:rPr>
+                <w:rFonts w:hint="eastAsia"/>
+                <w:sz w:val="21"/>
+                <w:szCs w:val="21"/>
+              </w:rPr>
+            </w:pPr>
+            <w:r>
+              <w:rPr>
+                <w:rFonts w:hint="eastAsia"/>
+                <w:sz w:val="21"/>
+                <w:szCs w:val="21"/>
+              </w:rPr>
+              <w:t>46 900</w:t>
+            </w:r>
+          </w:p>
+        </w:tc>
+        <w:tc>
+          <w:tcPr>
+            <w:tcW w:w="1365" w:type="dxa"/>
+            <w:tcBorders>
+              <w:top w:val="single" w:color="auto" w:sz="8" w:space="0"/>
+              <w:left w:val="nil"/>
+              <w:bottom w:val="nil"/>
+              <w:right w:val="nil"/>
+            </w:tcBorders>
+            <w:noWrap w:val="0"/>
+            <w:vAlign w:val="center"/>
+          </w:tcPr>
+          <w:p>
+            <w:pPr>
+              <w:adjustRightInd w:val="0"/>
+              <w:jc w:val="center"/>
+              <w:rPr>
+                <w:rFonts w:hint="eastAsia"/>
+                <w:sz w:val="21"/>
+                <w:szCs w:val="21"/>
+              </w:rPr>
+            </w:pPr>
+            <w:r>
+              <w:rPr>
+                <w:rFonts w:hint="eastAsia"/>
+                <w:sz w:val="21"/>
+                <w:szCs w:val="21"/>
+              </w:rPr>
+              <w:t>4.671 17</w:t>
+            </w:r>
+          </w:p>
+        </w:tc>
+        <w:tc>
+          <w:tcPr>
+            <w:tcW w:w="1365" w:type="dxa"/>
+            <w:tcBorders>
+              <w:top w:val="single" w:color="auto" w:sz="8" w:space="0"/>
+              <w:left w:val="nil"/>
+              <w:bottom w:val="nil"/>
+              <w:right w:val="nil"/>
+            </w:tcBorders>
+            <w:noWrap w:val="0"/>
+            <w:vAlign w:val="center"/>
+          </w:tcPr>
+          <w:p>
+            <w:pPr>
+              <w:adjustRightInd w:val="0"/>
+              <w:jc w:val="center"/>
+              <w:rPr>
+                <w:rFonts w:hint="eastAsia"/>
+                <w:sz w:val="21"/>
+                <w:szCs w:val="21"/>
+              </w:rPr>
+            </w:pPr>
+            <w:r>
+              <w:rPr>
+                <w:rFonts w:hint="eastAsia"/>
+                <w:sz w:val="21"/>
+                <w:szCs w:val="21"/>
+              </w:rPr>
+              <w:t>-5.636 01</w:t>
+            </w:r>
+          </w:p>
+        </w:tc>
+      </w:tr>
+      <w:tr>
+        <w:tblPrEx>
+          <w:tblBorders>
+            <w:top w:val="single" w:color="auto" w:sz="4" w:space="0"/>
+            <w:left w:val="single" w:color="auto" w:sz="4" w:space="0"/>
+            <w:bottom w:val="single" w:color="auto" w:sz="4" w:space="0"/>
+            <w:right w:val="single" w:color="auto" w:sz="4" w:space="0"/>
+            <w:insideH w:val="single" w:color="auto" w:sz="4" w:space="0"/>
+            <w:insideV w:val="single" w:color="auto" w:sz="4" w:space="0"/>
+          </w:tblBorders>
+          <w:tblCellMar>
+            <w:top w:w="0" w:type="dxa"/>
+            <w:left w:w="108" w:type="dxa"/>
+            <w:bottom w:w="0" w:type="dxa"/>
+            <w:right w:w="108" w:type="dxa"/>
+          </w:tblCellMar>
+        </w:tblPrEx>
+        <w:tc>
+          <w:tcPr>
+            <w:tcW w:w="1365" w:type="dxa"/>
+            <w:tcBorders>
+              <w:top w:val="nil"/>
+              <w:left w:val="nil"/>
+              <w:bottom w:val="nil"/>
+              <w:right w:val="nil"/>
+            </w:tcBorders>
+            <w:noWrap w:val="0"/>
+            <w:vAlign w:val="center"/>
+          </w:tcPr>
+          <w:p>
+            <w:pPr>
+              <w:adjustRightInd w:val="0"/>
+              <w:jc w:val="center"/>
+              <w:rPr>
+                <w:rFonts w:hint="eastAsia"/>
+                <w:sz w:val="21"/>
+                <w:szCs w:val="21"/>
+              </w:rPr>
+            </w:pPr>
+            <w:r>
+              <w:rPr>
+                <w:rFonts w:hint="eastAsia"/>
+                <w:sz w:val="21"/>
+                <w:szCs w:val="21"/>
+              </w:rPr>
+              <w:t>0.2</w:t>
+            </w:r>
+          </w:p>
+        </w:tc>
+        <w:tc>
+          <w:tcPr>
+            <w:tcW w:w="1365" w:type="dxa"/>
+            <w:tcBorders>
+              <w:top w:val="nil"/>
+              <w:left w:val="nil"/>
+              <w:bottom w:val="nil"/>
+              <w:right w:val="nil"/>
+            </w:tcBorders>
+            <w:noWrap w:val="0"/>
+            <w:vAlign w:val="center"/>
+          </w:tcPr>
+          <w:p>
+            <w:pPr>
+              <w:adjustRightInd w:val="0"/>
+              <w:jc w:val="center"/>
+              <w:rPr>
+                <w:rFonts w:hint="eastAsia"/>
+                <w:sz w:val="21"/>
+                <w:szCs w:val="21"/>
+              </w:rPr>
+            </w:pPr>
+            <w:r>
+              <w:rPr>
+                <w:rFonts w:hint="eastAsia"/>
+                <w:sz w:val="21"/>
+                <w:szCs w:val="21"/>
+              </w:rPr>
+              <w:t>0.021</w:t>
+            </w:r>
+          </w:p>
+        </w:tc>
+        <w:tc>
+          <w:tcPr>
+            <w:tcW w:w="1365" w:type="dxa"/>
+            <w:tcBorders>
+              <w:top w:val="nil"/>
+              <w:left w:val="nil"/>
+              <w:bottom w:val="nil"/>
+              <w:right w:val="nil"/>
+            </w:tcBorders>
+            <w:noWrap w:val="0"/>
+            <w:vAlign w:val="center"/>
+          </w:tcPr>
+          <w:p>
+            <w:pPr>
+              <w:adjustRightInd w:val="0"/>
+              <w:jc w:val="center"/>
+              <w:rPr>
+                <w:rFonts w:hint="eastAsia"/>
+                <w:sz w:val="21"/>
+                <w:szCs w:val="21"/>
+              </w:rPr>
+            </w:pPr>
+            <w:r>
+              <w:rPr>
+                <w:rFonts w:hint="eastAsia"/>
+                <w:sz w:val="21"/>
+                <w:szCs w:val="21"/>
+              </w:rPr>
+              <w:t>0.045 84</w:t>
+            </w:r>
+          </w:p>
+        </w:tc>
+        <w:tc>
+          <w:tcPr>
+            <w:tcW w:w="1365" w:type="dxa"/>
+            <w:tcBorders>
+              <w:top w:val="nil"/>
+              <w:left w:val="nil"/>
+              <w:bottom w:val="nil"/>
+              <w:right w:val="nil"/>
+            </w:tcBorders>
+            <w:noWrap w:val="0"/>
+            <w:vAlign w:val="center"/>
+          </w:tcPr>
+          <w:p>
+            <w:pPr>
+              <w:adjustRightInd w:val="0"/>
+              <w:jc w:val="center"/>
+              <w:rPr>
+                <w:rFonts w:hint="eastAsia"/>
+                <w:sz w:val="21"/>
+                <w:szCs w:val="21"/>
+              </w:rPr>
+            </w:pPr>
+            <w:r>
+              <w:rPr>
+                <w:rFonts w:hint="eastAsia"/>
+                <w:sz w:val="21"/>
+                <w:szCs w:val="21"/>
+              </w:rPr>
+              <w:t>96 900</w:t>
+            </w:r>
+          </w:p>
+        </w:tc>
+        <w:tc>
+          <w:tcPr>
+            <w:tcW w:w="1365" w:type="dxa"/>
+            <w:tcBorders>
+              <w:top w:val="nil"/>
+              <w:left w:val="nil"/>
+              <w:bottom w:val="nil"/>
+              <w:right w:val="nil"/>
+            </w:tcBorders>
+            <w:noWrap w:val="0"/>
+            <w:vAlign w:val="center"/>
+          </w:tcPr>
+          <w:p>
+            <w:pPr>
+              <w:adjustRightInd w:val="0"/>
+              <w:jc w:val="center"/>
+              <w:rPr>
+                <w:rFonts w:hint="eastAsia"/>
+                <w:sz w:val="21"/>
+                <w:szCs w:val="21"/>
+              </w:rPr>
+            </w:pPr>
+            <w:r>
+              <w:rPr>
+                <w:rFonts w:hint="eastAsia"/>
+                <w:sz w:val="21"/>
+                <w:szCs w:val="21"/>
+              </w:rPr>
+              <w:t>4.986 32</w:t>
+            </w:r>
+          </w:p>
+        </w:tc>
+        <w:tc>
+          <w:tcPr>
+            <w:tcW w:w="1365" w:type="dxa"/>
+            <w:tcBorders>
+              <w:top w:val="nil"/>
+              <w:left w:val="nil"/>
+              <w:bottom w:val="nil"/>
+              <w:right w:val="nil"/>
+            </w:tcBorders>
+            <w:noWrap w:val="0"/>
+            <w:vAlign w:val="center"/>
+          </w:tcPr>
+          <w:p>
+            <w:pPr>
+              <w:adjustRightInd w:val="0"/>
+              <w:jc w:val="center"/>
+              <w:rPr>
+                <w:rFonts w:hint="eastAsia"/>
+                <w:sz w:val="21"/>
+                <w:szCs w:val="21"/>
+              </w:rPr>
+            </w:pPr>
+            <w:r>
+              <w:rPr>
+                <w:rFonts w:hint="eastAsia"/>
+                <w:sz w:val="21"/>
+                <w:szCs w:val="21"/>
+              </w:rPr>
+              <w:t>-5.338 76</w:t>
+            </w:r>
+          </w:p>
+        </w:tc>
+      </w:tr>
+      <w:tr>
+        <w:tblPrEx>
+          <w:tblBorders>
+            <w:top w:val="single" w:color="auto" w:sz="4" w:space="0"/>
+            <w:left w:val="single" w:color="auto" w:sz="4" w:space="0"/>
+            <w:bottom w:val="single" w:color="auto" w:sz="4" w:space="0"/>
+            <w:right w:val="single" w:color="auto" w:sz="4" w:space="0"/>
+            <w:insideH w:val="single" w:color="auto" w:sz="4" w:space="0"/>
+            <w:insideV w:val="single" w:color="auto" w:sz="4" w:space="0"/>
+          </w:tblBorders>
+          <w:tblCellMar>
+            <w:top w:w="0" w:type="dxa"/>
+            <w:left w:w="108" w:type="dxa"/>
+            <w:bottom w:w="0" w:type="dxa"/>
+            <w:right w:w="108" w:type="dxa"/>
+          </w:tblCellMar>
+        </w:tblPrEx>
+        <w:tc>
+          <w:tcPr>
+            <w:tcW w:w="1365" w:type="dxa"/>
+            <w:tcBorders>
+              <w:top w:val="nil"/>
+              <w:left w:val="nil"/>
+              <w:bottom w:val="nil"/>
+              <w:right w:val="nil"/>
+            </w:tcBorders>
+            <w:noWrap w:val="0"/>
+            <w:vAlign w:val="center"/>
+          </w:tcPr>
+          <w:p>
+            <w:pPr>
+              <w:adjustRightInd w:val="0"/>
+              <w:jc w:val="center"/>
+              <w:rPr>
+                <w:rFonts w:hint="eastAsia"/>
+                <w:sz w:val="21"/>
+                <w:szCs w:val="21"/>
+              </w:rPr>
+            </w:pPr>
+            <w:r>
+              <w:rPr>
+                <w:rFonts w:hint="eastAsia"/>
+                <w:sz w:val="21"/>
+                <w:szCs w:val="21"/>
+              </w:rPr>
+              <w:t>0.25</w:t>
+            </w:r>
+          </w:p>
+        </w:tc>
+        <w:tc>
+          <w:tcPr>
+            <w:tcW w:w="1365" w:type="dxa"/>
+            <w:tcBorders>
+              <w:top w:val="nil"/>
+              <w:left w:val="nil"/>
+              <w:bottom w:val="nil"/>
+              <w:right w:val="nil"/>
+            </w:tcBorders>
+            <w:noWrap w:val="0"/>
+            <w:vAlign w:val="center"/>
+          </w:tcPr>
+          <w:p>
+            <w:pPr>
+              <w:adjustRightInd w:val="0"/>
+              <w:jc w:val="center"/>
+              <w:rPr>
+                <w:rFonts w:hint="eastAsia"/>
+                <w:sz w:val="21"/>
+                <w:szCs w:val="21"/>
+              </w:rPr>
+            </w:pPr>
+            <w:r>
+              <w:rPr>
+                <w:rFonts w:hint="eastAsia"/>
+                <w:sz w:val="21"/>
+                <w:szCs w:val="21"/>
+              </w:rPr>
+              <w:t>0.039</w:t>
+            </w:r>
+          </w:p>
+        </w:tc>
+        <w:tc>
+          <w:tcPr>
+            <w:tcW w:w="1365" w:type="dxa"/>
+            <w:tcBorders>
+              <w:top w:val="nil"/>
+              <w:left w:val="nil"/>
+              <w:bottom w:val="nil"/>
+              <w:right w:val="nil"/>
+            </w:tcBorders>
+            <w:noWrap w:val="0"/>
+            <w:vAlign w:val="center"/>
+          </w:tcPr>
+          <w:p>
+            <w:pPr>
+              <w:adjustRightInd w:val="0"/>
+              <w:jc w:val="center"/>
+              <w:rPr>
+                <w:rFonts w:hint="eastAsia"/>
+                <w:sz w:val="21"/>
+                <w:szCs w:val="21"/>
+              </w:rPr>
+            </w:pPr>
+            <w:r>
+              <w:rPr>
+                <w:rFonts w:hint="eastAsia"/>
+                <w:sz w:val="21"/>
+                <w:szCs w:val="21"/>
+              </w:rPr>
+              <w:t>0.074 13</w:t>
+            </w:r>
+          </w:p>
+        </w:tc>
+        <w:tc>
+          <w:tcPr>
+            <w:tcW w:w="1365" w:type="dxa"/>
+            <w:tcBorders>
+              <w:top w:val="nil"/>
+              <w:left w:val="nil"/>
+              <w:bottom w:val="nil"/>
+              <w:right w:val="nil"/>
+            </w:tcBorders>
+            <w:noWrap w:val="0"/>
+            <w:vAlign w:val="center"/>
+          </w:tcPr>
+          <w:p>
+            <w:pPr>
+              <w:adjustRightInd w:val="0"/>
+              <w:jc w:val="center"/>
+              <w:rPr>
+                <w:rFonts w:hint="eastAsia"/>
+                <w:sz w:val="21"/>
+                <w:szCs w:val="21"/>
+              </w:rPr>
+            </w:pPr>
+            <w:r>
+              <w:rPr>
+                <w:rFonts w:hint="eastAsia"/>
+                <w:sz w:val="21"/>
+                <w:szCs w:val="21"/>
+              </w:rPr>
+              <w:t>146 900</w:t>
+            </w:r>
+          </w:p>
+        </w:tc>
+        <w:tc>
+          <w:tcPr>
+            <w:tcW w:w="1365" w:type="dxa"/>
+            <w:tcBorders>
+              <w:top w:val="nil"/>
+              <w:left w:val="nil"/>
+              <w:bottom w:val="nil"/>
+              <w:right w:val="nil"/>
+            </w:tcBorders>
+            <w:noWrap w:val="0"/>
+            <w:vAlign w:val="center"/>
+          </w:tcPr>
+          <w:p>
+            <w:pPr>
+              <w:adjustRightInd w:val="0"/>
+              <w:jc w:val="center"/>
+              <w:rPr>
+                <w:rFonts w:hint="eastAsia"/>
+                <w:sz w:val="21"/>
+                <w:szCs w:val="21"/>
+              </w:rPr>
+            </w:pPr>
+            <w:r>
+              <w:rPr>
+                <w:rFonts w:hint="eastAsia"/>
+                <w:sz w:val="21"/>
+                <w:szCs w:val="21"/>
+              </w:rPr>
+              <w:t>5.167 02</w:t>
+            </w:r>
+          </w:p>
+        </w:tc>
+        <w:tc>
+          <w:tcPr>
+            <w:tcW w:w="1365" w:type="dxa"/>
+            <w:tcBorders>
+              <w:top w:val="nil"/>
+              <w:left w:val="nil"/>
+              <w:bottom w:val="nil"/>
+              <w:right w:val="nil"/>
+            </w:tcBorders>
+            <w:noWrap w:val="0"/>
+            <w:vAlign w:val="center"/>
+          </w:tcPr>
+          <w:p>
+            <w:pPr>
+              <w:adjustRightInd w:val="0"/>
+              <w:jc w:val="center"/>
+              <w:rPr>
+                <w:rFonts w:hint="eastAsia"/>
+                <w:sz w:val="21"/>
+                <w:szCs w:val="21"/>
+              </w:rPr>
+            </w:pPr>
+            <w:r>
+              <w:rPr>
+                <w:rFonts w:hint="eastAsia"/>
+                <w:sz w:val="21"/>
+                <w:szCs w:val="21"/>
+              </w:rPr>
+              <w:t>-5.130 01</w:t>
+            </w:r>
+          </w:p>
+        </w:tc>
+      </w:tr>
+      <w:tr>
+        <w:tblPrEx>
+          <w:tblBorders>
+            <w:top w:val="single" w:color="auto" w:sz="4" w:space="0"/>
+            <w:left w:val="single" w:color="auto" w:sz="4" w:space="0"/>
+            <w:bottom w:val="single" w:color="auto" w:sz="4" w:space="0"/>
+            <w:right w:val="single" w:color="auto" w:sz="4" w:space="0"/>
+            <w:insideH w:val="single" w:color="auto" w:sz="4" w:space="0"/>
+            <w:insideV w:val="single" w:color="auto" w:sz="4" w:space="0"/>
+          </w:tblBorders>
+          <w:tblCellMar>
+            <w:top w:w="0" w:type="dxa"/>
+            <w:left w:w="108" w:type="dxa"/>
+            <w:bottom w:w="0" w:type="dxa"/>
+            <w:right w:w="108" w:type="dxa"/>
+          </w:tblCellMar>
+        </w:tblPrEx>
+        <w:tc>
+          <w:tcPr>
+            <w:tcW w:w="1365" w:type="dxa"/>
+            <w:tcBorders>
+              <w:top w:val="nil"/>
+              <w:left w:val="nil"/>
+              <w:bottom w:val="nil"/>
+              <w:right w:val="nil"/>
+            </w:tcBorders>
+            <w:noWrap w:val="0"/>
+            <w:vAlign w:val="center"/>
+          </w:tcPr>
+          <w:p>
+            <w:pPr>
+              <w:adjustRightInd w:val="0"/>
+              <w:jc w:val="center"/>
+              <w:rPr>
+                <w:rFonts w:hint="eastAsia"/>
+                <w:sz w:val="21"/>
+                <w:szCs w:val="21"/>
+              </w:rPr>
+            </w:pPr>
+            <w:r>
+              <w:rPr>
+                <w:rFonts w:hint="eastAsia"/>
+                <w:sz w:val="21"/>
+                <w:szCs w:val="21"/>
+              </w:rPr>
+              <w:t>0.15
+0.2
+0.25
+0.15
+0.2
+0.25
+0.15
+0.2
+0.25
+0.15
+0.2
+0.25
+0.15
+0.2
+0.25
+0.3</w:t>
+            </w:r>
+          </w:p>
+        </w:tc>
+        <w:tc>
+          <w:tcPr>
+            <w:tcW w:w="1365" w:type="dxa"/>
+            <w:tcBorders>
+              <w:top w:val="nil"/>
+              <w:left w:val="nil"/>
+              <w:bottom w:val="nil"/>
+              <w:right w:val="nil"/>
+            </w:tcBorders>
+            <w:noWrap w:val="0"/>
+            <w:vAlign w:val="center"/>
+          </w:tcPr>
+          <w:p>
+            <w:pPr>
+              <w:adjustRightInd w:val="0"/>
+              <w:jc w:val="center"/>
+              <w:rPr>
+                <w:rFonts w:hint="eastAsia"/>
+                <w:sz w:val="21"/>
+                <w:szCs w:val="21"/>
+              </w:rPr>
+            </w:pPr>
+            <w:r>
+              <w:rPr>
+                <w:rFonts w:hint="eastAsia"/>
+                <w:sz w:val="21"/>
+                <w:szCs w:val="21"/>
+              </w:rPr>
+              <w:t>0.009
+0.021
+0.039
+0.009
+0.021
+0.039
+0.009
+0.021
+0.039
+0.009
+0.021
+0.039
+0.009
+0.021
+0.039
+0.097</w:t>
+            </w:r>
+          </w:p>
+        </w:tc>
+        <w:tc>
+          <w:tcPr>
+            <w:tcW w:w="1365" w:type="dxa"/>
+            <w:tcBorders>
+              <w:top w:val="nil"/>
+              <w:left w:val="nil"/>
+              <w:bottom w:val="nil"/>
+              <w:right w:val="nil"/>
+            </w:tcBorders>
+            <w:noWrap w:val="0"/>
+            <w:vAlign w:val="center"/>
+          </w:tcPr>
+          <w:p>
+            <w:pPr>
+              <w:adjustRightInd w:val="0"/>
+              <w:jc w:val="center"/>
+              <w:rPr>
+                <w:rFonts w:hint="eastAsia"/>
+                <w:sz w:val="21"/>
+                <w:szCs w:val="21"/>
+              </w:rPr>
+            </w:pPr>
+            <w:r>
+              <w:rPr>
+                <w:rFonts w:hint="eastAsia"/>
+                <w:sz w:val="21"/>
+                <w:szCs w:val="21"/>
+              </w:rPr>
+              <w:t>0.023 12
+0.045 84
+0.074 13
+0.023 12
+0.045 84
+0.074 13
+0.023 12
+0.045 84
+0.074 13
+0.023 12
+0.045 84
+0.074 13
+0.023 12
+0.045 84
+0.074 13
+0.167 47</w:t>
+            </w:r>
+          </w:p>
+        </w:tc>
+        <w:tc>
+          <w:tcPr>
+            <w:tcW w:w="1365" w:type="dxa"/>
+            <w:tcBorders>
+              <w:top w:val="nil"/>
+              <w:left w:val="nil"/>
+              <w:bottom w:val="nil"/>
+              <w:right w:val="nil"/>
+            </w:tcBorders>
+            <w:noWrap w:val="0"/>
+            <w:vAlign w:val="center"/>
+          </w:tcPr>
+          <w:p>
+            <w:pPr>
+              <w:adjustRightInd w:val="0"/>
+              <w:jc w:val="center"/>
+              <w:rPr>
+                <w:rFonts w:hint="eastAsia"/>
+                <w:sz w:val="21"/>
+                <w:szCs w:val="21"/>
+              </w:rPr>
+            </w:pPr>
+            <w:r>
+              <w:rPr>
+                <w:rFonts w:hint="eastAsia"/>
+                <w:sz w:val="21"/>
+                <w:szCs w:val="21"/>
+              </w:rPr>
+              <w:t>46 900
+96 900
+146 900
+46 900
+96 900
+146 900
+46 900
+96 900
+146 900
+46 900
+96 900
+146 900
+46 900
+96 900
+146 900
+196 900</w:t>
+            </w:r>
+          </w:p>
+        </w:tc>
+        <w:tc>
+          <w:tcPr>
+            <w:tcW w:w="1365" w:type="dxa"/>
+            <w:tcBorders>
+              <w:top w:val="nil"/>
+              <w:left w:val="nil"/>
+              <w:bottom w:val="nil"/>
+              <w:right w:val="nil"/>
+            </w:tcBorders>
+            <w:noWrap w:val="0"/>
+            <w:vAlign w:val="center"/>
+          </w:tcPr>
+          <w:p>
+            <w:pPr>
+              <w:adjustRightInd w:val="0"/>
+              <w:jc w:val="center"/>
+              <w:rPr>
+                <w:rFonts w:hint="eastAsia"/>
+                <w:sz w:val="21"/>
+                <w:szCs w:val="21"/>
+              </w:rPr>
+            </w:pPr>
+            <w:r>
+              <w:rPr>
+                <w:rFonts w:hint="eastAsia"/>
+                <w:sz w:val="21"/>
+                <w:szCs w:val="21"/>
+              </w:rPr>
+              <w:t>4.671 17
+4.986 32
+5.167 02
+4.671 17
+4.986 32
+5.167 02
+4.671 17
+4.986 32
+5.167 02
+4.671 17
+4.986 32
+5.167 02
+4.671 17
+4.986 32
+5.167 02
+5.294 24</w:t>
+            </w:r>
+          </w:p>
+        </w:tc>
+        <w:tc>
+          <w:tcPr>
+            <w:tcW w:w="1365" w:type="dxa"/>
+            <w:tcBorders>
+              <w:top w:val="nil"/>
+              <w:left w:val="nil"/>
+              <w:bottom w:val="nil"/>
+              <w:right w:val="nil"/>
+            </w:tcBorders>
+            <w:noWrap w:val="0"/>
+            <w:vAlign w:val="center"/>
+          </w:tcPr>
+          <w:p>
+            <w:pPr>
+              <w:adjustRightInd w:val="0"/>
+              <w:jc w:val="center"/>
+              <w:rPr>
+                <w:rFonts w:hint="eastAsia"/>
+                <w:sz w:val="21"/>
+                <w:szCs w:val="21"/>
+              </w:rPr>
+            </w:pPr>
+            <w:r>
+              <w:rPr>
+                <w:rFonts w:hint="eastAsia"/>
+                <w:sz w:val="21"/>
+                <w:szCs w:val="21"/>
+              </w:rPr>
+              <w:t>-5.636 01
+-5.338 76
+-5.130 01
+-5.636 01
+-5.338 76
+-5.130 01
+-5.636 01
+-5.338 76
+-5.130 01
+-5.636 01
+-5.338 76
+-5.130 01
+-5.636 01
+-5.338 76
+-5.130 01
+-4.776 06</w:t>
+            </w:r>
+          </w:p>
+        </w:tc>
+      </w:tr>
+    </w:tbl>
+    <w:p>
+      <w:pPr>
+        <w:adjustRightInd w:val="0"/>
+        <w:jc w:val="center"/>
+        <w:spacing w:line="280" w:lineRule="auto"/>
+        <w:rPr>
+          <w:sz w:val="20"/>
+          <w:szCs w:val="20"/>
+        </w:rPr>
+      </w:pPr>
+      <w:r>
+        <w:rPr>
+          <w:rFonts w:hint="eastAsia"/>
+          <w:sz w:val="20"/>
+          <w:szCs w:val="20"/>
+        </w:rPr>
+        <w:t>表6-1（续表）</w:t>
+      </w:r>
+    </w:p>
+    <w:tbl>
+      <w:tblPr>
+        <w:tblStyle w:val="25"/>
+        <w:tblW w:w="0" w:type="auto"/>
+        <w:tblInd w:w="138" w:type="dxa"/>
+        <w:tblBorders>
+          <w:top w:val="single" w:color="auto" w:sz="4" w:space="0"/>
+          <w:left w:val="single" w:color="auto" w:sz="4" w:space="0"/>
+          <w:bottom w:val="single" w:color="auto" w:sz="4" w:space="0"/>
+          <w:right w:val="single" w:color="auto" w:sz="4" w:space="0"/>
+          <w:insideH w:val="single" w:color="auto" w:sz="4" w:space="0"/>
+          <w:insideV w:val="single" w:color="auto" w:sz="4" w:space="0"/>
+        </w:tblBorders>
+        <w:tblLayout w:type="fixed"/>
+        <w:tblCellMar>
+          <w:top w:w="0" w:type="dxa"/>
+          <w:left w:w="108" w:type="dxa"/>
+          <w:bottom w:w="0" w:type="dxa"/>
+          <w:right w:w="108" w:type="dxa"/>
+        </w:tblCellMar>
+      </w:tblPr>
+      <w:tblGrid>
+        <w:gridCol w:w="1365"/>
+        <w:gridCol w:w="1365"/>
+        <w:gridCol w:w="1365"/>
+        <w:gridCol w:w="1365"/>
+        <w:gridCol w:w="1365"/>
+        <w:gridCol w:w="1380"/>
+      </w:tblGrid>
+      <w:tr>
+        <w:tblPrEx>
+          <w:tblBorders>
+            <w:top w:val="single" w:color="auto" w:sz="4" w:space="0"/>
+            <w:left w:val="single" w:color="auto" w:sz="4" w:space="0"/>
+            <w:bottom w:val="single" w:color="auto" w:sz="4" w:space="0"/>
+            <w:right w:val="single" w:color="auto" w:sz="4" w:space="0"/>
+            <w:insideH w:val="single" w:color="auto" w:sz="4" w:space="0"/>
+            <w:insideV w:val="single" w:color="auto" w:sz="4" w:space="0"/>
+          </w:tblBorders>
+          <w:tblCellMar>
+            <w:top w:w="0" w:type="dxa"/>
+            <w:left w:w="108" w:type="dxa"/>
+            <w:bottom w:w="0" w:type="dxa"/>
+            <w:right w:w="108" w:type="dxa"/>
+          </w:tblCellMar>
+        </w:tblPrEx>
+        <w:trPr>
+          <w:trHeight w:val="989" w:hRule="atLeast"/>
+        </w:trPr>
+        <w:tc>
+          <w:tcPr>
+            <w:tcW w:w="1365" w:type="dxa"/>
+            <w:tcBorders>
+              <w:top w:val="single" w:color="auto" w:sz="12" w:space="0"/>
+              <w:left w:val="nil"/>
+              <w:bottom w:val="single" w:color="auto" w:sz="8" w:space="0"/>
+              <w:right w:val="nil"/>
+            </w:tcBorders>
+            <w:noWrap w:val="0"/>
+            <w:vAlign w:val="center"/>
+          </w:tcPr>
+          <w:p>
+            <w:pPr>
+              <w:adjustRightInd w:val="0"/>
+              <w:jc w:val="center"/>
+              <w:rPr>
+                <w:rFonts w:hint="eastAsia"/>
+                <w:sz w:val="21"/>
+                <w:szCs w:val="21"/>
+              </w:rPr>
+            </w:pPr>
+            <w:r>
+              <w:rPr>
+                <w:rFonts w:hint="eastAsia"/>
+                <w:sz w:val="21"/>
+                <w:szCs w:val="21"/>
+              </w:rPr>
+              <w:t>供气压力
+Ps (MPa)</w:t>
+            </w:r>
+          </w:p>
+        </w:tc>
+        <w:tc>
+          <w:tcPr>
+            <w:tcW w:w="1365" w:type="dxa"/>
+            <w:tcBorders>
+              <w:top w:val="single" w:color="auto" w:sz="12" w:space="0"/>
+              <w:left w:val="nil"/>
+              <w:bottom w:val="single" w:color="auto" w:sz="8" w:space="0"/>
+              <w:right w:val="nil"/>
+            </w:tcBorders>
+            <w:noWrap w:val="0"/>
+            <w:vAlign w:val="center"/>
+          </w:tcPr>
+          <w:p>
+            <w:pPr>
+              <w:adjustRightInd w:val="0"/>
+              <w:jc w:val="center"/>
+              <w:rPr>
+                <w:rFonts w:hint="eastAsia"/>
+                <w:sz w:val="21"/>
+                <w:szCs w:val="21"/>
+              </w:rPr>
+            </w:pPr>
+            <w:r>
+              <w:rPr>
+                <w:rFonts w:hint="eastAsia"/>
+                <w:sz w:val="21"/>
+                <w:szCs w:val="21"/>
+              </w:rPr>
+              <w:t>流量测量
+M′(m3/h)</w:t>
+            </w:r>
+          </w:p>
+        </w:tc>
+        <w:tc>
+          <w:tcPr>
+            <w:tcW w:w="1365" w:type="dxa"/>
+            <w:tcBorders>
+              <w:top w:val="single" w:color="auto" w:sz="12" w:space="0"/>
+              <w:left w:val="nil"/>
+              <w:bottom w:val="single" w:color="auto" w:sz="8" w:space="0"/>
+              <w:right w:val="nil"/>
+            </w:tcBorders>
+            <w:noWrap w:val="0"/>
+            <w:vAlign w:val="center"/>
+          </w:tcPr>
+          <w:p>
+            <w:pPr>
+              <w:adjustRightInd w:val="0"/>
+              <w:jc w:val="center"/>
+              <w:rPr>
+                <w:rFonts w:hint="eastAsia"/>
+                <w:sz w:val="21"/>
+                <w:szCs w:val="21"/>
+              </w:rPr>
+            </w:pPr>
+            <w:r>
+              <w:rPr>
+                <w:rFonts w:hint="eastAsia"/>
+                <w:sz w:val="21"/>
+                <w:szCs w:val="21"/>
+              </w:rPr>
+              <w:t>流量修正值M (m3/s) ×10-4</w:t>
+            </w:r>
+          </w:p>
+        </w:tc>
+        <w:tc>
+          <w:tcPr>
+            <w:tcW w:w="1365" w:type="dxa"/>
+            <w:tcBorders>
+              <w:top w:val="single" w:color="auto" w:sz="12" w:space="0"/>
+              <w:left w:val="nil"/>
+              <w:bottom w:val="single" w:color="auto" w:sz="8" w:space="0"/>
+              <w:right w:val="nil"/>
+            </w:tcBorders>
+            <w:noWrap w:val="0"/>
+            <w:vAlign w:val="center"/>
+          </w:tcPr>
+          <w:p>
+            <w:pPr>
+              <w:adjustRightInd w:val="0"/>
+              <w:jc w:val="center"/>
+              <w:rPr>
+                <w:rFonts w:hint="eastAsia"/>
+                <w:sz w:val="21"/>
+                <w:szCs w:val="21"/>
+              </w:rPr>
+            </w:pPr>
+            <w:r>
+              <w:rPr>
+                <w:rFonts w:hint="eastAsia"/>
+                <w:sz w:val="21"/>
+                <w:szCs w:val="21"/>
+              </w:rPr>
+              <w:t>压力差
+ΔP (Pa)</w:t>
+            </w:r>
+          </w:p>
+        </w:tc>
+        <w:tc>
+          <w:tcPr>
+            <w:tcW w:w="1365" w:type="dxa"/>
+            <w:tcBorders>
+              <w:top w:val="single" w:color="auto" w:sz="12" w:space="0"/>
+              <w:left w:val="nil"/>
+              <w:bottom w:val="single" w:color="auto" w:sz="8" w:space="0"/>
+              <w:right w:val="nil"/>
+            </w:tcBorders>
+            <w:noWrap w:val="0"/>
+            <w:vAlign w:val="center"/>
+          </w:tcPr>
+          <w:p>
+            <w:pPr>
+              <w:adjustRightInd w:val="0"/>
+              <w:jc w:val="center"/>
+              <w:rPr>
+                <w:rFonts w:hint="eastAsia"/>
+                <w:sz w:val="21"/>
+                <w:szCs w:val="21"/>
+              </w:rPr>
+            </w:pPr>
+            <w:r>
+              <w:rPr>
+                <w:rFonts w:hint="eastAsia"/>
+                <w:sz w:val="21"/>
+                <w:szCs w:val="21"/>
+              </w:rPr>
+              <w:t>lgΔP</w:t>
+            </w:r>
+          </w:p>
+        </w:tc>
+        <w:tc>
+          <w:tcPr>
+            <w:tcW w:w="1380" w:type="dxa"/>
+            <w:tcBorders>
+              <w:top w:val="single" w:color="auto" w:sz="12" w:space="0"/>
+              <w:left w:val="nil"/>
+              <w:bottom w:val="single" w:color="auto" w:sz="8" w:space="0"/>
+              <w:right w:val="nil"/>
+            </w:tcBorders>
+            <w:noWrap w:val="0"/>
+            <w:vAlign w:val="center"/>
+          </w:tcPr>
+          <w:p>
+            <w:pPr>
+              <w:adjustRightInd w:val="0"/>
+              <w:jc w:val="center"/>
+              <w:rPr>
+                <w:rFonts w:hint="eastAsia"/>
+                <w:sz w:val="21"/>
+                <w:szCs w:val="21"/>
+              </w:rPr>
+            </w:pPr>
+            <w:r>
+              <w:rPr>
+                <w:rFonts w:hint="eastAsia"/>
+                <w:sz w:val="21"/>
+                <w:szCs w:val="21"/>
+              </w:rPr>
+              <w:t>lg M</w:t>
+            </w:r>
+          </w:p>
+        </w:tc>
+      </w:tr>
+      <w:tr>
+        <w:tblPrEx>
+          <w:tblBorders>
+            <w:top w:val="single" w:color="auto" w:sz="4" w:space="0"/>
+            <w:left w:val="single" w:color="auto" w:sz="4" w:space="0"/>
+            <w:bottom w:val="single" w:color="auto" w:sz="4" w:space="0"/>
+            <w:right w:val="single" w:color="auto" w:sz="4" w:space="0"/>
+            <w:insideH w:val="single" w:color="auto" w:sz="4" w:space="0"/>
+            <w:insideV w:val="single" w:color="auto" w:sz="4" w:space="0"/>
+          </w:tblBorders>
+          <w:tblCellMar>
+            <w:top w:w="0" w:type="dxa"/>
+            <w:left w:w="108" w:type="dxa"/>
+            <w:bottom w:w="0" w:type="dxa"/>
+            <w:right w:w="108" w:type="dxa"/>
+          </w:tblCellMar>
+        </w:tblPrEx>
+        <w:tc>
+          <w:tcPr>
+            <w:tcW w:w="1365" w:type="dxa"/>
+            <w:tcBorders>
+              <w:top w:val="single" w:color="auto" w:sz="8" w:space="0"/>
+              <w:left w:val="nil"/>
+              <w:bottom w:val="nil"/>
+              <w:right w:val="nil"/>
+            </w:tcBorders>
+            <w:noWrap w:val="0"/>
+            <w:vAlign w:val="center"/>
+          </w:tcPr>
+          <w:p>
+            <w:pPr>
+              <w:adjustRightInd w:val="0"/>
+              <w:jc w:val="center"/>
+              <w:rPr>
+                <w:rFonts w:hint="eastAsia"/>
+                <w:sz w:val="21"/>
+                <w:szCs w:val="21"/>
+              </w:rPr>
+            </w:pPr>
+            <w:r>
+              <w:rPr>
+                <w:rFonts w:hint="eastAsia"/>
+                <w:sz w:val="21"/>
+                <w:szCs w:val="21"/>
+              </w:rPr>
+              <w:t>0.35</w:t>
+            </w:r>
+          </w:p>
+        </w:tc>
+        <w:tc>
+          <w:tcPr>
+            <w:tcW w:w="1365" w:type="dxa"/>
+            <w:tcBorders>
+              <w:top w:val="single" w:color="auto" w:sz="8" w:space="0"/>
+              <w:left w:val="nil"/>
+              <w:bottom w:val="nil"/>
+              <w:right w:val="nil"/>
+            </w:tcBorders>
+            <w:noWrap w:val="0"/>
+            <w:vAlign w:val="center"/>
+          </w:tcPr>
+          <w:p>
+            <w:pPr>
+              <w:adjustRightInd w:val="0"/>
+              <w:jc w:val="center"/>
+              <w:rPr>
+                <w:rFonts w:hint="eastAsia"/>
+                <w:sz w:val="21"/>
+                <w:szCs w:val="21"/>
+              </w:rPr>
+            </w:pPr>
+            <w:r>
+              <w:rPr>
+                <w:rFonts w:hint="eastAsia"/>
+                <w:sz w:val="21"/>
+                <w:szCs w:val="21"/>
+              </w:rPr>
+              <w:t>0.136</w:t>
+            </w:r>
+          </w:p>
+        </w:tc>
+        <w:tc>
+          <w:tcPr>
+            <w:tcW w:w="1365" w:type="dxa"/>
+            <w:tcBorders>
+              <w:top w:val="single" w:color="auto" w:sz="8" w:space="0"/>
+              <w:left w:val="nil"/>
+              <w:bottom w:val="nil"/>
+              <w:right w:val="nil"/>
+            </w:tcBorders>
+            <w:noWrap w:val="0"/>
+            <w:vAlign w:val="center"/>
+          </w:tcPr>
+          <w:p>
+            <w:pPr>
+              <w:adjustRightInd w:val="0"/>
+              <w:jc w:val="center"/>
+              <w:rPr>
+                <w:rFonts w:hint="eastAsia"/>
+                <w:sz w:val="21"/>
+                <w:szCs w:val="21"/>
+              </w:rPr>
+            </w:pPr>
+            <w:r>
+              <w:rPr>
+                <w:rFonts w:hint="eastAsia"/>
+                <w:sz w:val="21"/>
+                <w:szCs w:val="21"/>
+              </w:rPr>
+              <w:t>0.217 53</w:t>
+            </w:r>
+          </w:p>
+        </w:tc>
+        <w:tc>
+          <w:tcPr>
+            <w:tcW w:w="1365" w:type="dxa"/>
+            <w:tcBorders>
+              <w:top w:val="single" w:color="auto" w:sz="8" w:space="0"/>
+              <w:left w:val="nil"/>
+              <w:bottom w:val="nil"/>
+              <w:right w:val="nil"/>
+            </w:tcBorders>
+            <w:noWrap w:val="0"/>
+            <w:vAlign w:val="center"/>
+          </w:tcPr>
+          <w:p>
+            <w:pPr>
+              <w:adjustRightInd w:val="0"/>
+              <w:jc w:val="center"/>
+              <w:rPr>
+                <w:rFonts w:hint="eastAsia"/>
+                <w:sz w:val="21"/>
+                <w:szCs w:val="21"/>
+              </w:rPr>
+            </w:pPr>
+            <w:r>
+              <w:rPr>
+                <w:rFonts w:hint="eastAsia"/>
+                <w:sz w:val="21"/>
+                <w:szCs w:val="21"/>
+              </w:rPr>
+              <w:t>246 900</w:t>
+            </w:r>
+          </w:p>
+        </w:tc>
+        <w:tc>
+          <w:tcPr>
+            <w:tcW w:w="1365" w:type="dxa"/>
+            <w:tcBorders>
+              <w:top w:val="single" w:color="auto" w:sz="8" w:space="0"/>
+              <w:left w:val="nil"/>
+              <w:bottom w:val="nil"/>
+              <w:right w:val="nil"/>
+            </w:tcBorders>
+            <w:noWrap w:val="0"/>
+            <w:vAlign w:val="center"/>
+          </w:tcPr>
+          <w:p>
+            <w:pPr>
+              <w:adjustRightInd w:val="0"/>
+              <w:jc w:val="center"/>
+              <w:rPr>
+                <w:rFonts w:hint="eastAsia"/>
+                <w:sz w:val="21"/>
+                <w:szCs w:val="21"/>
+              </w:rPr>
+            </w:pPr>
+            <w:r>
+              <w:rPr>
+                <w:rFonts w:hint="eastAsia"/>
+                <w:sz w:val="21"/>
+                <w:szCs w:val="21"/>
+              </w:rPr>
+              <w:t>5.392 52</w:t>
+            </w:r>
+          </w:p>
+        </w:tc>
+        <w:tc>
+          <w:tcPr>
+            <w:tcW w:w="1380" w:type="dxa"/>
+            <w:tcBorders>
+              <w:top w:val="single" w:color="auto" w:sz="8" w:space="0"/>
+              <w:left w:val="nil"/>
+              <w:bottom w:val="nil"/>
+              <w:right w:val="nil"/>
+            </w:tcBorders>
+            <w:noWrap w:val="0"/>
+            <w:vAlign w:val="center"/>
+          </w:tcPr>
+          <w:p>
+            <w:pPr>
+              <w:adjustRightInd w:val="0"/>
+              <w:jc w:val="center"/>
+              <w:rPr>
+                <w:rFonts w:hint="eastAsia"/>
+                <w:sz w:val="21"/>
+                <w:szCs w:val="21"/>
+              </w:rPr>
+            </w:pPr>
+            <w:r>
+              <w:rPr>
+                <w:rFonts w:hint="eastAsia"/>
+                <w:sz w:val="21"/>
+                <w:szCs w:val="21"/>
+              </w:rPr>
+              <w:t>-4.662 48</w:t>
+            </w:r>
+          </w:p>
+        </w:tc>
+      </w:tr>
+      <w:tr>
+        <w:tblPrEx>
+          <w:tblBorders>
+            <w:top w:val="single" w:color="auto" w:sz="4" w:space="0"/>
+            <w:left w:val="single" w:color="auto" w:sz="4" w:space="0"/>
+            <w:bottom w:val="single" w:color="auto" w:sz="4" w:space="0"/>
+            <w:right w:val="single" w:color="auto" w:sz="4" w:space="0"/>
+            <w:insideH w:val="single" w:color="auto" w:sz="4" w:space="0"/>
+            <w:insideV w:val="single" w:color="auto" w:sz="4" w:space="0"/>
+          </w:tblBorders>
+          <w:tblCellMar>
+            <w:top w:w="0" w:type="dxa"/>
+            <w:left w:w="108" w:type="dxa"/>
+            <w:bottom w:w="0" w:type="dxa"/>
+            <w:right w:w="108" w:type="dxa"/>
+          </w:tblCellMar>
+        </w:tblPrEx>
+        <w:tc>
+          <w:tcPr>
+            <w:tcW w:w="1365" w:type="dxa"/>
+            <w:tcBorders>
+              <w:top w:val="nil"/>
+              <w:left w:val="nil"/>
+              <w:bottom w:val="nil"/>
+              <w:right w:val="nil"/>
+            </w:tcBorders>
+            <w:noWrap w:val="0"/>
+            <w:vAlign w:val="center"/>
+          </w:tcPr>
+          <w:p>
+            <w:pPr>
+              <w:adjustRightInd w:val="0"/>
+              <w:jc w:val="center"/>
+              <w:rPr>
+                <w:rFonts w:hint="eastAsia"/>
+                <w:sz w:val="21"/>
+                <w:szCs w:val="21"/>
+              </w:rPr>
+            </w:pPr>
+            <w:r>
+              <w:rPr>
+                <w:rFonts w:hint="eastAsia"/>
+                <w:sz w:val="21"/>
+                <w:szCs w:val="21"/>
+              </w:rPr>
+              <w:t>0.4</w:t>
+            </w:r>
+          </w:p>
+        </w:tc>
+        <w:tc>
+          <w:tcPr>
+            <w:tcW w:w="1365" w:type="dxa"/>
+            <w:tcBorders>
+              <w:top w:val="nil"/>
+              <w:left w:val="nil"/>
+              <w:bottom w:val="nil"/>
+              <w:right w:val="nil"/>
+            </w:tcBorders>
+            <w:noWrap w:val="0"/>
+            <w:vAlign w:val="center"/>
+          </w:tcPr>
+          <w:p>
+            <w:pPr>
+              <w:adjustRightInd w:val="0"/>
+              <w:jc w:val="center"/>
+              <w:rPr>
+                <w:rFonts w:hint="eastAsia"/>
+                <w:sz w:val="21"/>
+                <w:szCs w:val="21"/>
+              </w:rPr>
+            </w:pPr>
+            <w:r>
+              <w:rPr>
+                <w:rFonts w:hint="eastAsia"/>
+                <w:sz w:val="21"/>
+                <w:szCs w:val="21"/>
+              </w:rPr>
+              <w:t>0.171</w:t>
+            </w:r>
+          </w:p>
+        </w:tc>
+        <w:tc>
+          <w:tcPr>
+            <w:tcW w:w="1365" w:type="dxa"/>
+            <w:tcBorders>
+              <w:top w:val="nil"/>
+              <w:left w:val="nil"/>
+              <w:bottom w:val="nil"/>
+              <w:right w:val="nil"/>
+            </w:tcBorders>
+            <w:noWrap w:val="0"/>
+            <w:vAlign w:val="center"/>
+          </w:tcPr>
+          <w:p>
+            <w:pPr>
+              <w:adjustRightInd w:val="0"/>
+              <w:jc w:val="center"/>
+              <w:rPr>
+                <w:rFonts w:hint="eastAsia"/>
+                <w:sz w:val="21"/>
+                <w:szCs w:val="21"/>
+              </w:rPr>
+            </w:pPr>
+            <w:r>
+              <w:rPr>
+                <w:rFonts w:hint="eastAsia"/>
+                <w:sz w:val="21"/>
+                <w:szCs w:val="21"/>
+              </w:rPr>
+              <w:t>0.254 85</w:t>
+            </w:r>
+          </w:p>
+        </w:tc>
+        <w:tc>
+          <w:tcPr>
+            <w:tcW w:w="1365" w:type="dxa"/>
+            <w:tcBorders>
+              <w:top w:val="nil"/>
+              <w:left w:val="nil"/>
+              <w:bottom w:val="nil"/>
+              <w:right w:val="nil"/>
+            </w:tcBorders>
+            <w:noWrap w:val="0"/>
+            <w:vAlign w:val="center"/>
+          </w:tcPr>
+          <w:p>
+            <w:pPr>
+              <w:adjustRightInd w:val="0"/>
+              <w:jc w:val="center"/>
+              <w:rPr>
+                <w:rFonts w:hint="eastAsia"/>
+                <w:sz w:val="21"/>
+                <w:szCs w:val="21"/>
+              </w:rPr>
+            </w:pPr>
+            <w:r>
+              <w:rPr>
+                <w:rFonts w:hint="eastAsia"/>
+                <w:sz w:val="21"/>
+                <w:szCs w:val="21"/>
+              </w:rPr>
+              <w:t>296 900</w:t>
+            </w:r>
+          </w:p>
+        </w:tc>
+        <w:tc>
+          <w:tcPr>
+            <w:tcW w:w="1365" w:type="dxa"/>
+            <w:tcBorders>
+              <w:top w:val="nil"/>
+              <w:left w:val="nil"/>
+              <w:bottom w:val="nil"/>
+              <w:right w:val="nil"/>
+            </w:tcBorders>
+            <w:noWrap w:val="0"/>
+            <w:vAlign w:val="center"/>
+          </w:tcPr>
+          <w:p>
+            <w:pPr>
+              <w:adjustRightInd w:val="0"/>
+              <w:jc w:val="center"/>
+              <w:rPr>
+                <w:rFonts w:hint="eastAsia"/>
+                <w:sz w:val="21"/>
+                <w:szCs w:val="21"/>
+              </w:rPr>
+            </w:pPr>
+            <w:r>
+              <w:rPr>
+                <w:rFonts w:hint="eastAsia"/>
+                <w:sz w:val="21"/>
+                <w:szCs w:val="21"/>
+              </w:rPr>
+              <w:t>5.472 61</w:t>
+            </w:r>
+          </w:p>
+        </w:tc>
+        <w:tc>
+          <w:tcPr>
+            <w:tcW w:w="1380" w:type="dxa"/>
+            <w:tcBorders>
+              <w:top w:val="nil"/>
+              <w:left w:val="nil"/>
+              <w:bottom w:val="nil"/>
+              <w:right w:val="nil"/>
+            </w:tcBorders>
+            <w:noWrap w:val="0"/>
+            <w:vAlign w:val="center"/>
+          </w:tcPr>
+          <w:p>
+            <w:pPr>
+              <w:adjustRightInd w:val="0"/>
+              <w:jc w:val="center"/>
+              <w:rPr>
+                <w:rFonts w:hint="eastAsia"/>
+                <w:sz w:val="21"/>
+                <w:szCs w:val="21"/>
+              </w:rPr>
+            </w:pPr>
+            <w:r>
+              <w:rPr>
+                <w:rFonts w:hint="eastAsia"/>
+                <w:sz w:val="21"/>
+                <w:szCs w:val="21"/>
+              </w:rPr>
+              <w:t>-4.593 72</w:t>
+            </w:r>
+          </w:p>
+        </w:tc>
+      </w:tr>
+      <w:tr>
+        <w:tblPrEx>
+          <w:tblBorders>
+            <w:top w:val="single" w:color="auto" w:sz="4" w:space="0"/>
+            <w:left w:val="single" w:color="auto" w:sz="4" w:space="0"/>
+            <w:bottom w:val="single" w:color="auto" w:sz="4" w:space="0"/>
+            <w:right w:val="single" w:color="auto" w:sz="4" w:space="0"/>
+            <w:insideH w:val="single" w:color="auto" w:sz="4" w:space="0"/>
+            <w:insideV w:val="single" w:color="auto" w:sz="4" w:space="0"/>
+          </w:tblBorders>
+          <w:tblCellMar>
+            <w:top w:w="0" w:type="dxa"/>
+            <w:left w:w="108" w:type="dxa"/>
+            <w:bottom w:w="0" w:type="dxa"/>
+            <w:right w:w="108" w:type="dxa"/>
+          </w:tblCellMar>
+        </w:tblPrEx>
+        <w:tc>
+          <w:tcPr>
+            <w:tcW w:w="1365" w:type="dxa"/>
+            <w:tcBorders>
+              <w:top w:val="nil"/>
+              <w:left w:val="nil"/>
+              <w:bottom w:val="nil"/>
+              <w:right w:val="nil"/>
+            </w:tcBorders>
+            <w:noWrap w:val="0"/>
+            <w:vAlign w:val="center"/>
+          </w:tcPr>
+          <w:p>
+            <w:pPr>
+              <w:adjustRightInd w:val="0"/>
+              <w:jc w:val="center"/>
+              <w:rPr>
+                <w:rFonts w:hint="eastAsia"/>
+                <w:sz w:val="21"/>
+                <w:szCs w:val="21"/>
+              </w:rPr>
+            </w:pPr>
+            <w:r>
+              <w:rPr>
+                <w:rFonts w:hint="eastAsia"/>
+                <w:sz w:val="21"/>
+                <w:szCs w:val="21"/>
+              </w:rPr>
+              <w:t>0.45</w:t>
+            </w:r>
+          </w:p>
+        </w:tc>
+        <w:tc>
+          <w:tcPr>
+            <w:tcW w:w="1365" w:type="dxa"/>
+            <w:tcBorders>
+              <w:top w:val="nil"/>
+              <w:left w:val="nil"/>
+              <w:bottom w:val="nil"/>
+              <w:right w:val="nil"/>
+            </w:tcBorders>
+            <w:noWrap w:val="0"/>
+            <w:vAlign w:val="center"/>
+          </w:tcPr>
+          <w:p>
+            <w:pPr>
+              <w:adjustRightInd w:val="0"/>
+              <w:jc w:val="center"/>
+              <w:rPr>
+                <w:rFonts w:hint="eastAsia"/>
+                <w:sz w:val="21"/>
+                <w:szCs w:val="21"/>
+              </w:rPr>
+            </w:pPr>
+            <w:r>
+              <w:rPr>
+                <w:rFonts w:hint="eastAsia"/>
+                <w:sz w:val="21"/>
+                <w:szCs w:val="21"/>
+              </w:rPr>
+              <w:t>0.202</w:t>
+            </w:r>
+          </w:p>
+        </w:tc>
+        <w:tc>
+          <w:tcPr>
+            <w:tcW w:w="1365" w:type="dxa"/>
+            <w:tcBorders>
+              <w:top w:val="nil"/>
+              <w:left w:val="nil"/>
+              <w:bottom w:val="nil"/>
+              <w:right w:val="nil"/>
+            </w:tcBorders>
+            <w:noWrap w:val="0"/>
+            <w:vAlign w:val="center"/>
+          </w:tcPr>
+          <w:p>
+            <w:pPr>
+              <w:adjustRightInd w:val="0"/>
+              <w:jc w:val="center"/>
+              <w:rPr>
+                <w:rFonts w:hint="eastAsia"/>
+                <w:sz w:val="21"/>
+                <w:szCs w:val="21"/>
+              </w:rPr>
+            </w:pPr>
+            <w:r>
+              <w:rPr>
+                <w:rFonts w:hint="eastAsia"/>
+                <w:sz w:val="21"/>
+                <w:szCs w:val="21"/>
+              </w:rPr>
+              <w:t>0.284 67</w:t>
+            </w:r>
+          </w:p>
+        </w:tc>
+        <w:tc>
+          <w:tcPr>
+            <w:tcW w:w="1365" w:type="dxa"/>
+            <w:tcBorders>
+              <w:top w:val="nil"/>
+              <w:left w:val="nil"/>
+              <w:bottom w:val="nil"/>
+              <w:right w:val="nil"/>
+            </w:tcBorders>
+            <w:noWrap w:val="0"/>
+            <w:vAlign w:val="center"/>
+          </w:tcPr>
+          <w:p>
+            <w:pPr>
+              <w:adjustRightInd w:val="0"/>
+              <w:jc w:val="center"/>
+              <w:rPr>
+                <w:rFonts w:hint="eastAsia"/>
+                <w:sz w:val="21"/>
+                <w:szCs w:val="21"/>
+              </w:rPr>
+            </w:pPr>
+            <w:r>
+              <w:rPr>
+                <w:rFonts w:hint="eastAsia"/>
+                <w:sz w:val="21"/>
+                <w:szCs w:val="21"/>
+              </w:rPr>
+              <w:t>346 900</w:t>
+            </w:r>
+          </w:p>
+        </w:tc>
+        <w:tc>
+          <w:tcPr>
+            <w:tcW w:w="1365" w:type="dxa"/>
+            <w:tcBorders>
+              <w:top w:val="nil"/>
+              <w:left w:val="nil"/>
+              <w:bottom w:val="nil"/>
+              <w:right w:val="nil"/>
+            </w:tcBorders>
+            <w:noWrap w:val="0"/>
+            <w:vAlign w:val="center"/>
+          </w:tcPr>
+          <w:p>
+            <w:pPr>
+              <w:adjustRightInd w:val="0"/>
+              <w:jc w:val="center"/>
+              <w:rPr>
+                <w:rFonts w:hint="eastAsia"/>
+                <w:sz w:val="21"/>
+                <w:szCs w:val="21"/>
+              </w:rPr>
+            </w:pPr>
+            <w:r>
+              <w:rPr>
+                <w:rFonts w:hint="eastAsia"/>
+                <w:sz w:val="21"/>
+                <w:szCs w:val="21"/>
+              </w:rPr>
+              <w:t>5.540 20</w:t>
+            </w:r>
+          </w:p>
+        </w:tc>
+        <w:tc>
+          <w:tcPr>
+            <w:tcW w:w="1380" w:type="dxa"/>
+            <w:tcBorders>
+              <w:top w:val="nil"/>
+              <w:left w:val="nil"/>
+              <w:bottom w:val="nil"/>
+              <w:right w:val="nil"/>
+            </w:tcBorders>
+            <w:noWrap w:val="0"/>
+            <w:vAlign w:val="center"/>
+          </w:tcPr>
+          <w:p>
+            <w:pPr>
+              <w:adjustRightInd w:val="0"/>
+              <w:jc w:val="center"/>
+              <w:rPr>
+                <w:rFonts w:hint="eastAsia"/>
+                <w:sz w:val="21"/>
+                <w:szCs w:val="21"/>
+              </w:rPr>
+            </w:pPr>
+            <w:r>
+              <w:rPr>
+                <w:rFonts w:hint="eastAsia"/>
+                <w:sz w:val="21"/>
+                <w:szCs w:val="21"/>
+              </w:rPr>
+              <w:t>—</w:t>
+            </w:r>
+          </w:p>
+        </w:tc>
+      </w:tr>
+    </w:tbl>
+    <w:p>
+      <w:pPr>
+        <w:pStyle w:val="3"/>
+        <w:spacing w:before="195" w:after="195" w:line="300" w:lineRule="auto"/>
+        <w:jc w:val="both"/>
+      </w:pPr>
+      <w:r>
+        <w:t>6.5  本章小结</w:t>
       </w:r>
     </w:p>
     <w:p>
@@ -964,64 +4632,6 @@
         <w:rPr>
           <w:rFonts w:hint="eastAsia"/>
         </w:rPr>
-        <w:t>……如果表格超过一页时，可采用续表的形式移入下一页：</w:t>
-      </w:r>
-    </w:p>
-    <w:p>
-      <w:pPr>
-        <w:snapToGrid w:val="0"/>
-        <w:spacing w:line="300" w:lineRule="auto"/>
-        <w:ind w:firstLine="498" w:firstLineChars="200"/>
-        <w:rPr>
-          <w:rFonts w:hint="eastAsia"/>
-        </w:rPr>
-      </w:pPr>
-      <w:r>
-        <w:rPr>
-          <w:rFonts w:hint="eastAsia"/>
-        </w:rPr>
-        <w:t>表6-2  试样渗透率测试数据</w:t>
-      </w:r>
-    </w:p>
-    <w:p>
-      <w:pPr>
-        <w:snapToGrid w:val="0"/>
-        <w:spacing w:line="300" w:lineRule="auto"/>
-        <w:ind w:firstLine="498" w:firstLineChars="200"/>
-        <w:rPr>
-          <w:rFonts w:hint="eastAsia"/>
-        </w:rPr>
-      </w:pPr>
-      <w:r>
-        <w:rPr>
-          <w:rFonts w:hint="eastAsia"/>
-        </w:rPr>
-        <w:t>表6-1（续表）</w:t>
-      </w:r>
-    </w:p>
-    <w:p>
-      <w:pPr>
-        <w:pStyle w:val="3"/>
-        <w:spacing w:before="195" w:after="195" w:line="300" w:lineRule="auto"/>
-        <w:jc w:val="both"/>
-      </w:pPr>
-      <w:r>
-        <w:t>6.5  本章小结</w:t>
-      </w:r>
-    </w:p>
-    <w:p>
-      <w:pPr>
-        <w:snapToGrid w:val="0"/>
-        <w:spacing w:line="300" w:lineRule="auto"/>
-        <w:ind w:firstLine="498" w:firstLineChars="200"/>
-        <w:rPr>
-          <w:rFonts w:hint="eastAsia"/>
-        </w:rPr>
-      </w:pPr>
-      <w:r>
-        <w:rPr>
-          <w:rFonts w:hint="eastAsia"/>
-        </w:rPr>
         <w:t>……</w:t>
       </w:r>
     </w:p>
@@ -1033,8 +4643,8 @@
           <w:rFonts w:hint="eastAsia"/>
         </w:rPr>
         <w:sectPr>
-          <w:headerReference w:type="default" r:id="rId26"/>
-          <w:headerReference w:type="even" r:id="rId27"/>
+          <w:headerReference w:type="default" r:id="rId14"/>
+          <w:headerReference w:type="even" r:id="rId15"/>
           <w:pgSz w:w="11906" w:h="16838"/>
           <w:pgMar w:top="2155" w:right="1701" w:bottom="1701" w:left="1701" w:header="1701" w:footer="1304" w:gutter="0"/>
           <w:cols w:space="720"/>
@@ -1191,8 +4801,8 @@
           <w:rFonts w:hint="eastAsia"/>
         </w:rPr>
         <w:sectPr>
-          <w:headerReference w:type="default" r:id="rId30"/>
-          <w:headerReference w:type="even" r:id="rId31"/>
+          <w:headerReference w:type="default" r:id="rId14"/>
+          <w:headerReference w:type="even" r:id="rId15"/>
           <w:pgSz w:w="11906" w:h="16838"/>
           <w:pgMar w:top="2155" w:right="1701" w:bottom="1701" w:left="1701" w:header="1701" w:footer="1304" w:gutter="0"/>
           <w:cols w:space="720"/>
@@ -1266,8 +4876,8 @@
           <w:rFonts w:hint="eastAsia"/>
         </w:rPr>
         <w:sectPr>
-          <w:headerReference w:type="default" r:id="rId32"/>
-          <w:headerReference w:type="even" r:id="rId33"/>
+          <w:headerReference w:type="default" r:id="rId14"/>
+          <w:headerReference w:type="even" r:id="rId15"/>
           <w:pgSz w:w="11906" w:h="16838"/>
           <w:pgMar w:top="2155" w:right="1701" w:bottom="1701" w:left="1701" w:header="1701" w:footer="1304" w:gutter="0"/>
           <w:cols w:space="720"/>
@@ -1473,15 +5083,20 @@
     </w:p>
     <w:p>
       <w:pPr>
+        <w:adjustRightInd w:val="0"/>
         <w:snapToGrid w:val="0"/>
-        <w:spacing w:line="300" w:lineRule="auto"/>
-      </w:pPr>
-      <w:r>
-        <w:rPr>
-          <w:rFonts w:hint="eastAsia"/>
-        </w:rPr>
-        <w:t/>
-      </w:r>
+        <w:rPr>
+          <w:rFonts w:hint="eastAsia"/>
+        </w:rPr>
+        <w:sectPr>
+          <w:headerReference w:type="default" r:id="rId14"/>
+          <w:headerReference w:type="even" r:id="rId15"/>
+          <w:pgSz w:w="11906" w:h="16838"/>
+          <w:pgMar w:top="2155" w:right="1701" w:bottom="1701" w:left="1701" w:header="1701" w:footer="1304" w:gutter="0"/>
+          <w:cols w:space="720"/>
+          <w:docGrid w:type="linesAndChars" w:linePitch="395" w:charSpace="1861"/>
+        </w:sectPr>
+      </w:pPr>
     </w:p>
     <w:p>
       <w:pPr>
@@ -1564,7 +5179,6 @@
       <w:headerReference r:id="rId36" w:type="default"/>
       <w:footerReference r:id="rId38" w:type="default"/>
       <w:headerReference r:id="rId37" w:type="even"/>
-      <w:type w:val="oddPage"/>
       <w:pgSz w:w="11906" w:h="16838"/>
       <w:pgMar w:top="2155" w:right="1701" w:bottom="1701" w:left="1701" w:header="1701" w:footer="1304" w:gutter="0"/>
       <w:cols w:space="720" w:num="1"/>

--- a/docx_manager/docx_engine/outputs/output.docx
+++ b/docx_manager/docx_engine/outputs/output.docx
@@ -1,6 +1,6 @@
 
 <file path=word/document.xml><?xml version="1.0" encoding="utf-8"?>
-<w:document xmlns:a="http://schemas.openxmlformats.org/drawingml/2006/main" xmlns:mc="http://schemas.openxmlformats.org/markup-compatibility/2006" xmlns:o="urn:schemas-microsoft-com:office:office" xmlns:pic="http://schemas.openxmlformats.org/drawingml/2006/picture" xmlns:r="http://schemas.openxmlformats.org/officeDocument/2006/relationships" xmlns:v="urn:schemas-microsoft-com:vml" xmlns:w="http://schemas.openxmlformats.org/wordprocessingml/2006/main" xmlns:w14="http://schemas.microsoft.com/office/word/2010/wordml" xmlns:wp="http://schemas.openxmlformats.org/drawingml/2006/wordprocessingDrawing" mc:Ignorable="w14 w15 wp14">
+<w:document xmlns:wpc="http://schemas.microsoft.com/office/word/2010/wordprocessingCanvas" xmlns:mc="http://schemas.openxmlformats.org/markup-compatibility/2006" xmlns:o="urn:schemas-microsoft-com:office:office" xmlns:r="http://schemas.openxmlformats.org/officeDocument/2006/relationships" xmlns:m="http://schemas.openxmlformats.org/officeDocument/2006/math" xmlns:v="urn:schemas-microsoft-com:vml" xmlns:wp14="http://schemas.microsoft.com/office/word/2010/wordprocessingDrawing" xmlns:wp="http://schemas.openxmlformats.org/drawingml/2006/wordprocessingDrawing" xmlns:w="http://schemas.openxmlformats.org/wordprocessingml/2006/main" xmlns:w14="http://schemas.microsoft.com/office/word/2010/wordml" xmlns:w10="urn:schemas-microsoft-com:office:word" xmlns:w15="http://schemas.microsoft.com/office/word/2012/wordml" xmlns:wpg="http://schemas.microsoft.com/office/word/2010/wordprocessingGroup" xmlns:wpi="http://schemas.microsoft.com/office/word/2010/wordprocessingInk" xmlns:wne="http://schemas.microsoft.com/office/word/2006/wordml" xmlns:wps="http://schemas.microsoft.com/office/word/2010/wordprocessingShape" xmlns:wpsCustomData="http://www.wps.cn/officeDocument/2013/wpsCustomData" mc:Ignorable="w14 w15 wp14">
   <w:body>
     <w:p>
       <w:pPr>
@@ -42,7 +42,7 @@
           <w:pgSz w:w="11906" w:h="16838"/>
           <w:pgMar w:top="2155" w:right="1701" w:bottom="1701" w:left="1701" w:header="1701" w:footer="1304" w:gutter="0"/>
           <w:pgNumType w:start="1"/>
-          <w:cols w:space="720"/>
+          <w:cols w:space="720" w:num="1"/>
           <w:docGrid w:type="linesAndChars" w:linePitch="395" w:charSpace="1861"/>
         </w:sectPr>
       </w:pPr>
@@ -98,7 +98,7 @@
         <w:sectPr>
           <w:pgSz w:w="11906" w:h="16838"/>
           <w:pgMar w:top="2155" w:right="1701" w:bottom="1701" w:left="1701" w:header="1701" w:footer="1304" w:gutter="0"/>
-          <w:cols w:space="720"/>
+          <w:cols w:space="720" w:num="1"/>
           <w:docGrid w:type="linesAndChars" w:linePitch="395" w:charSpace="1861"/>
         </w:sectPr>
       </w:pPr>
@@ -134,7 +134,7 @@
     </w:p>
     <w:p>
       <w:r>
-        <w:fldChar w:fldCharType="begin" w:dirty="true"/>
+        <w:fldChar w:fldCharType="begin"/>
       </w:r>
       <w:r>
         <w:instrText xml:space="preserve"> TOC \o "1-4" \z </w:instrText>
@@ -154,12 +154,12 @@
           <w:rFonts w:hint="eastAsia"/>
         </w:rPr>
         <w:sectPr>
-          <w:headerReference w:type="default" r:id="rId14"/>
-          <w:headerReference w:type="even" r:id="rId15"/>
+          <w:headerReference r:id="rId3" w:type="default"/>
+          <w:headerReference r:id="rId4" w:type="even"/>
           <w:pgSz w:w="11906" w:h="16838"/>
           <w:pgMar w:top="2155" w:right="1701" w:bottom="1701" w:left="1701" w:header="1701" w:footer="1304" w:gutter="0"/>
           <w:pgNumType w:start="1"/>
-          <w:cols w:space="720"/>
+          <w:cols w:space="720" w:num="1"/>
           <w:docGrid w:type="linesAndChars" w:linePitch="395" w:charSpace="1861"/>
         </w:sectPr>
       </w:pPr>
@@ -378,16 +378,534 @@
       <w:pPr>
         <w:snapToGrid w:val="0"/>
         <w:spacing w:line="300" w:lineRule="auto"/>
-        <w:ind w:firstLine="498" w:firstLineChars="200"/>
-        <w:rPr>
-          <w:rFonts w:hint="eastAsia"/>
-        </w:rPr>
-      </w:pPr>
-      <w:r>
-        <w:rPr>
-          <w:rFonts w:hint="eastAsia"/>
-        </w:rPr>
-        <w:t>……</w:t>
+        <w:jc w:val="center"/>
+        <w:rPr>
+          <w:rFonts w:hint="eastAsia" w:eastAsia="宋体"/>
+          <w:lang w:eastAsia="zh-CN"/>
+        </w:rPr>
+      </w:pPr>
+      <w:r>
+        <w:rPr>
+          <w:rFonts w:hint="eastAsia" w:eastAsia="宋体"/>
+          <w:lang w:eastAsia="zh-CN"/>
+        </w:rPr>
+        <w:drawing>
+          <wp:inline distT="0" distB="0" distL="114300" distR="114300">
+            <wp:extent cx="4319905" cy="2160270"/>
+            <wp:effectExtent l="0" t="0" r="8890" b="3175"/>
+            <wp:docPr id="4" name="图片 4" descr="ocr_debug"/>
+            <wp:cNvGraphicFramePr>
+              <a:graphicFrameLocks xmlns:a="http://schemas.openxmlformats.org/drawingml/2006/main" noChangeAspect="1"/>
+            </wp:cNvGraphicFramePr>
+            <a:graphic xmlns:a="http://schemas.openxmlformats.org/drawingml/2006/main">
+              <a:graphicData uri="http://schemas.openxmlformats.org/drawingml/2006/picture">
+                <pic:pic xmlns:pic="http://schemas.openxmlformats.org/drawingml/2006/picture">
+                  <pic:nvPicPr>
+                    <pic:cNvPr id="4" name="图片 4" descr="ocr_debug"/>
+                    <pic:cNvPicPr>
+                      <a:picLocks noChangeAspect="1"/>
+                    </pic:cNvPicPr>
+                  </pic:nvPicPr>
+                  <pic:blipFill>
+                    <a:blip r:embed="rId21"/>
+                    <a:srcRect/>
+                    <a:stretch>
+                      <a:fillRect/>
+                    </a:stretch>
+                  </pic:blipFill>
+                  <pic:spPr>
+                    <a:xfrm>
+                      <a:off x="0" y="0"/>
+                      <a:ext cx="4320000" cy="2160000"/>
+                    </a:xfrm>
+                    <a:prstGeom prst="rect">
+                      <a:avLst/>
+                    </a:prstGeom>
+                  </pic:spPr>
+                </pic:pic>
+              </a:graphicData>
+            </a:graphic>
+          </wp:inline>
+        </w:drawing>
+      </w:r>
+    </w:p>
+    <w:p>
+      <w:pPr>
+        <w:keepNext w:val="0"/>
+        <w:keepLines w:val="0"/>
+        <w:pageBreakBefore w:val="0"/>
+        <w:widowControl w:val="0"/>
+        <w:kinsoku/>
+        <w:wordWrap/>
+        <w:overflowPunct/>
+        <w:topLinePunct w:val="0"/>
+        <w:autoSpaceDE/>
+        <w:autoSpaceDN/>
+        <w:bidi w:val="0"/>
+        <w:adjustRightInd/>
+        <w:snapToGrid w:val="0"/>
+        <w:spacing w:line="300" w:lineRule="auto"/>
+        <w:ind w:firstLine="0" w:firstLineChars="0"/>
+        <w:jc w:val="center"/>
+        <w:textAlignment w:val="auto"/>
+        <w:rPr>
+          <w:rFonts w:hint="eastAsia" w:eastAsia="宋体"/>
+          <w:lang w:eastAsia="zh-CN"/>
+        </w:rPr>
+      </w:pPr>
+      <w:r>
+        <w:rPr>
+          <w:rFonts w:hint="eastAsia" w:eastAsia="宋体"/>
+          <w:lang w:eastAsia="zh-CN"/>
+        </w:rPr>
+        <w:t>tu1</w:t>
+      </w:r>
+    </w:p>
+    <w:p>
+      <w:pPr>
+        <w:keepNext w:val="0"/>
+        <w:keepLines w:val="0"/>
+        <w:pageBreakBefore w:val="0"/>
+        <w:widowControl w:val="0"/>
+        <w:kinsoku/>
+        <w:wordWrap/>
+        <w:overflowPunct/>
+        <w:topLinePunct w:val="0"/>
+        <w:autoSpaceDE/>
+        <w:autoSpaceDN/>
+        <w:bidi w:val="0"/>
+        <w:adjustRightInd/>
+        <w:snapToGrid w:val="0"/>
+        <w:spacing w:line="300" w:lineRule="auto"/>
+        <w:ind w:firstLine="0" w:firstLineChars="0"/>
+        <w:jc w:val="center"/>
+        <w:textAlignment w:val="auto"/>
+        <w:rPr>
+          <w:rFonts w:hint="eastAsia" w:eastAsia="宋体"/>
+          <w:lang w:eastAsia="zh-CN"/>
+        </w:rPr>
+      </w:pPr>
+      <w:r>
+        <w:rPr>
+          <w:rFonts w:hint="eastAsia" w:eastAsia="宋体"/>
+          <w:lang w:eastAsia="zh-CN"/>
+        </w:rPr>
+        <w:drawing>
+          <wp:inline distT="0" distB="0" distL="114300" distR="114300">
+            <wp:extent cx="4319905" cy="2160270"/>
+            <wp:effectExtent l="0" t="0" r="8890" b="3175"/>
+            <wp:docPr id="5" name="图片 5" descr="ocr_debug"/>
+            <wp:cNvGraphicFramePr>
+              <a:graphicFrameLocks xmlns:a="http://schemas.openxmlformats.org/drawingml/2006/main" noChangeAspect="1"/>
+            </wp:cNvGraphicFramePr>
+            <a:graphic xmlns:a="http://schemas.openxmlformats.org/drawingml/2006/main">
+              <a:graphicData uri="http://schemas.openxmlformats.org/drawingml/2006/picture">
+                <pic:pic xmlns:pic="http://schemas.openxmlformats.org/drawingml/2006/picture">
+                  <pic:nvPicPr>
+                    <pic:cNvPr id="5" name="图片 5" descr="ocr_debug"/>
+                    <pic:cNvPicPr>
+                      <a:picLocks noChangeAspect="1"/>
+                    </pic:cNvPicPr>
+                  </pic:nvPicPr>
+                  <pic:blipFill>
+                    <a:blip r:embed="rId21"/>
+                    <a:srcRect/>
+                    <a:stretch>
+                      <a:fillRect/>
+                    </a:stretch>
+                  </pic:blipFill>
+                  <pic:spPr>
+                    <a:xfrm>
+                      <a:off x="0" y="0"/>
+                      <a:ext cx="4320000" cy="2160000"/>
+                    </a:xfrm>
+                    <a:prstGeom prst="rect">
+                      <a:avLst/>
+                    </a:prstGeom>
+                  </pic:spPr>
+                </pic:pic>
+              </a:graphicData>
+            </a:graphic>
+          </wp:inline>
+        </w:drawing>
+      </w:r>
+    </w:p>
+    <w:p>
+      <w:pPr>
+        <w:keepNext w:val="0"/>
+        <w:keepLines w:val="0"/>
+        <w:pageBreakBefore w:val="0"/>
+        <w:widowControl w:val="0"/>
+        <w:kinsoku/>
+        <w:wordWrap/>
+        <w:overflowPunct/>
+        <w:topLinePunct w:val="0"/>
+        <w:autoSpaceDE/>
+        <w:autoSpaceDN/>
+        <w:bidi w:val="0"/>
+        <w:adjustRightInd/>
+        <w:snapToGrid w:val="0"/>
+        <w:spacing w:line="300" w:lineRule="auto"/>
+        <w:ind w:firstLine="0" w:firstLineChars="0"/>
+        <w:jc w:val="center"/>
+        <w:textAlignment w:val="auto"/>
+        <w:rPr>
+          <w:rFonts w:hint="eastAsia" w:eastAsia="宋体"/>
+          <w:lang w:eastAsia="zh-CN"/>
+        </w:rPr>
+      </w:pPr>
+      <w:r>
+        <w:rPr>
+          <w:rFonts w:hint="eastAsia" w:eastAsia="宋体"/>
+          <w:lang w:eastAsia="zh-CN"/>
+        </w:rPr>
+        <w:t>tu2</w:t>
+      </w:r>
+    </w:p>
+    <w:p>
+      <w:pPr>
+        <w:keepNext w:val="0"/>
+        <w:keepLines w:val="0"/>
+        <w:pageBreakBefore w:val="0"/>
+        <w:widowControl w:val="0"/>
+        <w:kinsoku/>
+        <w:wordWrap/>
+        <w:overflowPunct/>
+        <w:topLinePunct w:val="0"/>
+        <w:autoSpaceDE/>
+        <w:autoSpaceDN/>
+        <w:bidi w:val="0"/>
+        <w:adjustRightInd/>
+        <w:snapToGrid w:val="0"/>
+        <w:spacing w:line="300" w:lineRule="auto"/>
+        <w:ind w:firstLine="0" w:firstLineChars="0"/>
+        <w:jc w:val="center"/>
+        <w:textAlignment w:val="auto"/>
+        <w:rPr>
+          <w:rFonts w:hint="eastAsia" w:eastAsia="宋体"/>
+          <w:lang w:eastAsia="zh-CN"/>
+        </w:rPr>
+      </w:pPr>
+    </w:p>
+    <w:p>
+      <w:pPr>
+        <w:keepNext w:val="0"/>
+        <w:keepLines w:val="0"/>
+        <w:pageBreakBefore w:val="0"/>
+        <w:widowControl w:val="0"/>
+        <w:kinsoku/>
+        <w:wordWrap/>
+        <w:overflowPunct/>
+        <w:topLinePunct w:val="0"/>
+        <w:autoSpaceDE/>
+        <w:autoSpaceDN/>
+        <w:bidi w:val="0"/>
+        <w:adjustRightInd/>
+        <w:snapToGrid w:val="0"/>
+        <w:spacing w:line="300" w:lineRule="auto"/>
+        <w:ind w:firstLine="0" w:firstLineChars="0"/>
+        <w:jc w:val="center"/>
+        <w:textAlignment w:val="auto"/>
+        <w:rPr>
+          <w:rFonts w:hint="eastAsia" w:eastAsia="宋体"/>
+          <w:lang w:eastAsia="zh-CN"/>
+        </w:rPr>
+      </w:pPr>
+      <w:r>
+        <w:rPr>
+          <w:rFonts w:hint="eastAsia" w:eastAsia="宋体"/>
+          <w:lang w:eastAsia="zh-CN"/>
+        </w:rPr>
+        <w:drawing>
+          <wp:inline distT="0" distB="0" distL="114300" distR="114300">
+            <wp:extent cx="4319905" cy="2160270"/>
+            <wp:effectExtent l="0" t="0" r="8890" b="3175"/>
+            <wp:docPr id="6" name="图片 6" descr="ocr_debug"/>
+            <wp:cNvGraphicFramePr>
+              <a:graphicFrameLocks xmlns:a="http://schemas.openxmlformats.org/drawingml/2006/main" noChangeAspect="1"/>
+            </wp:cNvGraphicFramePr>
+            <a:graphic xmlns:a="http://schemas.openxmlformats.org/drawingml/2006/main">
+              <a:graphicData uri="http://schemas.openxmlformats.org/drawingml/2006/picture">
+                <pic:pic xmlns:pic="http://schemas.openxmlformats.org/drawingml/2006/picture">
+                  <pic:nvPicPr>
+                    <pic:cNvPr id="6" name="图片 6" descr="ocr_debug"/>
+                    <pic:cNvPicPr>
+                      <a:picLocks noChangeAspect="1"/>
+                    </pic:cNvPicPr>
+                  </pic:nvPicPr>
+                  <pic:blipFill>
+                    <a:blip r:embed="rId21"/>
+                    <a:srcRect/>
+                    <a:stretch>
+                      <a:fillRect/>
+                    </a:stretch>
+                  </pic:blipFill>
+                  <pic:spPr>
+                    <a:xfrm>
+                      <a:off x="0" y="0"/>
+                      <a:ext cx="4320000" cy="2160000"/>
+                    </a:xfrm>
+                    <a:prstGeom prst="rect">
+                      <a:avLst/>
+                    </a:prstGeom>
+                  </pic:spPr>
+                </pic:pic>
+              </a:graphicData>
+            </a:graphic>
+          </wp:inline>
+        </w:drawing>
+      </w:r>
+    </w:p>
+    <w:p>
+      <w:pPr>
+        <w:keepNext w:val="0"/>
+        <w:keepLines w:val="0"/>
+        <w:pageBreakBefore w:val="0"/>
+        <w:widowControl w:val="0"/>
+        <w:kinsoku/>
+        <w:wordWrap/>
+        <w:overflowPunct/>
+        <w:topLinePunct w:val="0"/>
+        <w:autoSpaceDE/>
+        <w:autoSpaceDN/>
+        <w:bidi w:val="0"/>
+        <w:adjustRightInd/>
+        <w:snapToGrid w:val="0"/>
+        <w:spacing w:line="300" w:lineRule="auto"/>
+        <w:ind w:firstLine="0" w:firstLineChars="0"/>
+        <w:jc w:val="center"/>
+        <w:textAlignment w:val="auto"/>
+        <w:rPr>
+          <w:rFonts w:hint="eastAsia" w:eastAsia="宋体"/>
+          <w:lang w:eastAsia="zh-CN"/>
+        </w:rPr>
+      </w:pPr>
+      <w:r>
+        <w:rPr>
+          <w:rFonts w:hint="eastAsia" w:eastAsia="宋体"/>
+          <w:lang w:eastAsia="zh-CN"/>
+        </w:rPr>
+        <w:t>tu3</w:t>
+      </w:r>
+    </w:p>
+    <w:p>
+      <w:pPr>
+        <w:keepNext w:val="0"/>
+        <w:keepLines w:val="0"/>
+        <w:pageBreakBefore w:val="0"/>
+        <w:widowControl w:val="0"/>
+        <w:kinsoku/>
+        <w:wordWrap/>
+        <w:overflowPunct/>
+        <w:topLinePunct w:val="0"/>
+        <w:autoSpaceDE/>
+        <w:autoSpaceDN/>
+        <w:bidi w:val="0"/>
+        <w:adjustRightInd/>
+        <w:snapToGrid w:val="0"/>
+        <w:spacing w:line="300" w:lineRule="auto"/>
+        <w:ind w:firstLine="0" w:firstLineChars="0"/>
+        <w:jc w:val="center"/>
+        <w:textAlignment w:val="auto"/>
+        <w:rPr>
+          <w:rFonts w:hint="eastAsia" w:eastAsia="宋体"/>
+          <w:lang w:eastAsia="zh-CN"/>
+        </w:rPr>
+      </w:pPr>
+      <w:r>
+        <w:rPr>
+          <w:rFonts w:hint="eastAsia" w:eastAsia="宋体"/>
+          <w:lang w:eastAsia="zh-CN"/>
+        </w:rPr>
+        <w:drawing>
+          <wp:inline distT="0" distB="0" distL="114300" distR="114300">
+            <wp:extent cx="4319905" cy="2160270"/>
+            <wp:effectExtent l="0" t="0" r="8890" b="3175"/>
+            <wp:docPr id="7" name="图片 7" descr="ocr_debug"/>
+            <wp:cNvGraphicFramePr>
+              <a:graphicFrameLocks xmlns:a="http://schemas.openxmlformats.org/drawingml/2006/main" noChangeAspect="1"/>
+            </wp:cNvGraphicFramePr>
+            <a:graphic xmlns:a="http://schemas.openxmlformats.org/drawingml/2006/main">
+              <a:graphicData uri="http://schemas.openxmlformats.org/drawingml/2006/picture">
+                <pic:pic xmlns:pic="http://schemas.openxmlformats.org/drawingml/2006/picture">
+                  <pic:nvPicPr>
+                    <pic:cNvPr id="7" name="图片 7" descr="ocr_debug"/>
+                    <pic:cNvPicPr>
+                      <a:picLocks noChangeAspect="1"/>
+                    </pic:cNvPicPr>
+                  </pic:nvPicPr>
+                  <pic:blipFill>
+                    <a:blip r:embed="rId21"/>
+                    <a:srcRect/>
+                    <a:stretch>
+                      <a:fillRect/>
+                    </a:stretch>
+                  </pic:blipFill>
+                  <pic:spPr>
+                    <a:xfrm>
+                      <a:off x="0" y="0"/>
+                      <a:ext cx="4320000" cy="2160000"/>
+                    </a:xfrm>
+                    <a:prstGeom prst="rect">
+                      <a:avLst/>
+                    </a:prstGeom>
+                  </pic:spPr>
+                </pic:pic>
+              </a:graphicData>
+            </a:graphic>
+          </wp:inline>
+        </w:drawing>
+      </w:r>
+    </w:p>
+    <w:p>
+      <w:pPr>
+        <w:keepNext w:val="0"/>
+        <w:keepLines w:val="0"/>
+        <w:pageBreakBefore w:val="0"/>
+        <w:widowControl w:val="0"/>
+        <w:kinsoku/>
+        <w:wordWrap/>
+        <w:overflowPunct/>
+        <w:topLinePunct w:val="0"/>
+        <w:autoSpaceDE/>
+        <w:autoSpaceDN/>
+        <w:bidi w:val="0"/>
+        <w:adjustRightInd/>
+        <w:snapToGrid w:val="0"/>
+        <w:spacing w:line="300" w:lineRule="auto"/>
+        <w:ind w:firstLine="0" w:firstLineChars="0"/>
+        <w:jc w:val="center"/>
+        <w:textAlignment w:val="auto"/>
+        <w:rPr>
+          <w:rFonts w:hint="eastAsia" w:eastAsia="宋体"/>
+          <w:lang w:eastAsia="zh-CN"/>
+        </w:rPr>
+      </w:pPr>
+      <w:r>
+        <w:rPr>
+          <w:rFonts w:hint="eastAsia" w:eastAsia="宋体"/>
+          <w:lang w:eastAsia="zh-CN"/>
+        </w:rPr>
+        <w:t>tu4</w:t>
+      </w:r>
+    </w:p>
+    <w:p>
+      <w:pPr>
+        <w:keepNext w:val="0"/>
+        <w:keepLines w:val="0"/>
+        <w:pageBreakBefore w:val="0"/>
+        <w:widowControl w:val="0"/>
+        <w:kinsoku/>
+        <w:wordWrap/>
+        <w:overflowPunct/>
+        <w:topLinePunct w:val="0"/>
+        <w:autoSpaceDE/>
+        <w:autoSpaceDN/>
+        <w:bidi w:val="0"/>
+        <w:adjustRightInd/>
+        <w:snapToGrid w:val="0"/>
+        <w:spacing w:line="300" w:lineRule="auto"/>
+        <w:ind w:firstLine="0" w:firstLineChars="0"/>
+        <w:jc w:val="center"/>
+        <w:textAlignment w:val="auto"/>
+        <w:rPr>
+          <w:rFonts w:hint="eastAsia" w:eastAsia="宋体"/>
+          <w:lang w:eastAsia="zh-CN"/>
+        </w:rPr>
+      </w:pPr>
+      <w:bookmarkStart w:id="0" w:name="_GoBack"/>
+      <w:bookmarkEnd w:id="0"/>
+      <w:r>
+        <w:rPr>
+          <w:rFonts w:hint="eastAsia" w:eastAsia="宋体"/>
+          <w:lang w:eastAsia="zh-CN"/>
+        </w:rPr>
+        <w:drawing>
+          <wp:inline distT="0" distB="0" distL="114300" distR="114300">
+            <wp:extent cx="4319905" cy="2160270"/>
+            <wp:effectExtent l="0" t="0" r="8890" b="3175"/>
+            <wp:docPr id="8" name="图片 8" descr="ocr_debug"/>
+            <wp:cNvGraphicFramePr>
+              <a:graphicFrameLocks xmlns:a="http://schemas.openxmlformats.org/drawingml/2006/main" noChangeAspect="1"/>
+            </wp:cNvGraphicFramePr>
+            <a:graphic xmlns:a="http://schemas.openxmlformats.org/drawingml/2006/main">
+              <a:graphicData uri="http://schemas.openxmlformats.org/drawingml/2006/picture">
+                <pic:pic xmlns:pic="http://schemas.openxmlformats.org/drawingml/2006/picture">
+                  <pic:nvPicPr>
+                    <pic:cNvPr id="8" name="图片 8" descr="ocr_debug"/>
+                    <pic:cNvPicPr>
+                      <a:picLocks noChangeAspect="1"/>
+                    </pic:cNvPicPr>
+                  </pic:nvPicPr>
+                  <pic:blipFill>
+                    <a:blip r:embed="rId21"/>
+                    <a:srcRect/>
+                    <a:stretch>
+                      <a:fillRect/>
+                    </a:stretch>
+                  </pic:blipFill>
+                  <pic:spPr>
+                    <a:xfrm>
+                      <a:off x="0" y="0"/>
+                      <a:ext cx="4320000" cy="2160000"/>
+                    </a:xfrm>
+                    <a:prstGeom prst="rect">
+                      <a:avLst/>
+                    </a:prstGeom>
+                  </pic:spPr>
+                </pic:pic>
+              </a:graphicData>
+            </a:graphic>
+          </wp:inline>
+        </w:drawing>
+      </w:r>
+    </w:p>
+    <w:p>
+      <w:pPr>
+        <w:keepNext w:val="0"/>
+        <w:keepLines w:val="0"/>
+        <w:pageBreakBefore w:val="0"/>
+        <w:widowControl w:val="0"/>
+        <w:kinsoku/>
+        <w:wordWrap/>
+        <w:overflowPunct/>
+        <w:topLinePunct w:val="0"/>
+        <w:autoSpaceDE/>
+        <w:autoSpaceDN/>
+        <w:bidi w:val="0"/>
+        <w:adjustRightInd/>
+        <w:snapToGrid w:val="0"/>
+        <w:spacing w:line="300" w:lineRule="auto"/>
+        <w:ind w:firstLine="0" w:firstLineChars="0"/>
+        <w:jc w:val="center"/>
+        <w:textAlignment w:val="auto"/>
+        <w:rPr>
+          <w:rFonts w:hint="eastAsia" w:eastAsia="宋体"/>
+          <w:lang w:eastAsia="zh-CN"/>
+        </w:rPr>
+      </w:pPr>
+      <w:r>
+        <w:rPr>
+          <w:rFonts w:hint="eastAsia" w:eastAsia="宋体"/>
+          <w:lang w:eastAsia="zh-CN"/>
+        </w:rPr>
+        <w:t>tu5</w:t>
+      </w:r>
+    </w:p>
+    <w:p>
+      <w:pPr>
+        <w:snapToGrid w:val="0"/>
+        <w:spacing w:line="300" w:lineRule="auto"/>
+        <w:jc w:val="center"/>
+        <w:rPr>
+          <w:rFonts w:hint="eastAsia"/>
+        </w:rPr>
+      </w:pPr>
+      <w:r>
+        <w:rPr>
+          <w:rFonts w:hint="eastAsia"/>
+        </w:rPr>
+        <w:t>…</w:t>
       </w:r>
     </w:p>
     <w:p>
@@ -398,17 +916,18 @@
         <w:drawing>
           <wp:inline distT="0" distB="0" distL="0" distR="0">
             <wp:extent cx="2514600" cy="1257300"/>
+            <wp:effectExtent l="0" t="0" r="0" b="7620"/>
             <wp:docPr id="1" name="image1"/>
             <wp:cNvGraphicFramePr/>
-            <a:graphic>
+            <a:graphic xmlns:a="http://schemas.openxmlformats.org/drawingml/2006/main">
               <a:graphicData uri="http://schemas.openxmlformats.org/drawingml/2006/picture">
-                <pic:pic>
+                <pic:pic xmlns:pic="http://schemas.openxmlformats.org/drawingml/2006/picture">
                   <pic:nvPicPr>
-                    <pic:cNvPr id="0" name="image1"/>
+                    <pic:cNvPr id="1" name="image1"/>
                     <pic:cNvPicPr/>
                   </pic:nvPicPr>
                   <pic:blipFill>
-                    <a:blip r:embed="rId59"/>
+                    <a:blip r:embed="rId22"/>
                     <a:stretch>
                       <a:fillRect/>
                     </a:stretch>
@@ -437,17 +956,18 @@
         <w:drawing>
           <wp:inline distT="0" distB="0" distL="0" distR="0">
             <wp:extent cx="2514600" cy="1257300"/>
+            <wp:effectExtent l="0" t="0" r="0" b="7620"/>
             <wp:docPr id="2" name="image2"/>
             <wp:cNvGraphicFramePr/>
-            <a:graphic>
+            <a:graphic xmlns:a="http://schemas.openxmlformats.org/drawingml/2006/main">
               <a:graphicData uri="http://schemas.openxmlformats.org/drawingml/2006/picture">
-                <pic:pic>
+                <pic:pic xmlns:pic="http://schemas.openxmlformats.org/drawingml/2006/picture">
                   <pic:nvPicPr>
-                    <pic:cNvPr id="0" name="image2"/>
+                    <pic:cNvPr id="2" name="image2"/>
                     <pic:cNvPicPr/>
                   </pic:nvPicPr>
                   <pic:blipFill>
-                    <a:blip r:embed="rId60"/>
+                    <a:blip r:embed="rId23"/>
                     <a:stretch>
                       <a:fillRect/>
                     </a:stretch>
@@ -524,17 +1044,18 @@
         <w:drawing>
           <wp:inline distT="0" distB="0" distL="0" distR="0">
             <wp:extent cx="2514600" cy="1257300"/>
+            <wp:effectExtent l="0" t="0" r="0" b="7620"/>
             <wp:docPr id="3" name="image3"/>
             <wp:cNvGraphicFramePr/>
-            <a:graphic>
+            <a:graphic xmlns:a="http://schemas.openxmlformats.org/drawingml/2006/main">
               <a:graphicData uri="http://schemas.openxmlformats.org/drawingml/2006/picture">
-                <pic:pic>
+                <pic:pic xmlns:pic="http://schemas.openxmlformats.org/drawingml/2006/picture">
                   <pic:nvPicPr>
-                    <pic:cNvPr id="0" name="image3"/>
+                    <pic:cNvPr id="3" name="image3"/>
                     <pic:cNvPicPr/>
                   </pic:nvPicPr>
                   <pic:blipFill>
-                    <a:blip r:embed="rId61"/>
+                    <a:blip r:embed="rId24"/>
                     <a:stretch>
                       <a:fillRect/>
                     </a:stretch>
@@ -759,11 +1280,11 @@
           <w:rFonts w:hint="eastAsia"/>
         </w:rPr>
         <w:sectPr>
-          <w:headerReference w:type="default" r:id="rId14"/>
-          <w:headerReference w:type="even" r:id="rId15"/>
+          <w:headerReference r:id="rId5" w:type="default"/>
+          <w:headerReference r:id="rId6" w:type="even"/>
           <w:pgSz w:w="11906" w:h="16838"/>
           <w:pgMar w:top="2155" w:right="1701" w:bottom="1701" w:left="1701" w:header="1701" w:footer="1304" w:gutter="0"/>
-          <w:cols w:space="720"/>
+          <w:cols w:space="720" w:num="1"/>
           <w:docGrid w:type="linesAndChars" w:linePitch="395" w:charSpace="1861"/>
         </w:sectPr>
       </w:pPr>
@@ -844,11 +1365,19 @@
         <w:tab/>
       </w:r>
       <w:r>
-        <w:object w:dxaOrig="1638" w:dyaOrig="760">
-          <v:shape id="_x0000_i1028" type="#_x0000_t75" style="width:81.9pt;height:38.0pt" o:ole="" stroked="f">
-            <v:imagedata r:id="rId63" o:title=""/>
+        <w:object>
+          <v:shape id="_x0000_i1025" o:spt="75" type="#_x0000_t75" style="height:38pt;width:81.9pt;" o:ole="t" filled="f" stroked="f" coordsize="21600,21600">
+            <v:path/>
+            <v:fill on="f" focussize="0,0"/>
+            <v:stroke on="f"/>
+            <v:imagedata r:id="rId26" o:title=""/>
+            <o:lock v:ext="edit" aspectratio="t"/>
+            <w10:wrap type="none"/>
+            <w10:anchorlock/>
           </v:shape>
-          <o:OLEObject Type="Embed" ProgID="Equation.3" ShapeID="_x0000_i1028" DrawAspect="Content" ObjectID="_4" r:id="rId62"/>
+          <o:OLEObject Type="Embed" ProgID="Equation.3" ShapeID="_x0000_i1025" DrawAspect="Content" ObjectID="_1468075725" r:id="rId25">
+            <o:LockedField>false</o:LockedField>
+          </o:OLEObject>
         </w:object>
       </w:r>
       <w:r>
@@ -869,11 +1398,19 @@
         <w:tab/>
       </w:r>
       <w:r>
-        <w:object w:dxaOrig="1618" w:dyaOrig="700">
-          <v:shape id="_x0000_i1029" type="#_x0000_t75" style="width:80.9pt;height:35.0pt" o:ole="" stroked="f">
-            <v:imagedata r:id="rId65" o:title=""/>
+        <w:object>
+          <v:shape id="_x0000_i1026" o:spt="75" type="#_x0000_t75" style="height:35pt;width:80.9pt;" o:ole="t" filled="f" stroked="f" coordsize="21600,21600">
+            <v:path/>
+            <v:fill on="f" focussize="0,0"/>
+            <v:stroke on="f"/>
+            <v:imagedata r:id="rId28" o:title=""/>
+            <o:lock v:ext="edit" aspectratio="t"/>
+            <w10:wrap type="none"/>
+            <w10:anchorlock/>
           </v:shape>
-          <o:OLEObject Type="Embed" ProgID="Equation.3" ShapeID="_x0000_i1029" DrawAspect="Content" ObjectID="_5" r:id="rId64"/>
+          <o:OLEObject Type="Embed" ProgID="Equation.3" ShapeID="_x0000_i1026" DrawAspect="Content" ObjectID="_1468075726" r:id="rId27">
+            <o:LockedField>false</o:LockedField>
+          </o:OLEObject>
         </w:object>
       </w:r>
       <w:r>
@@ -888,11 +1425,19 @@
         <w:jc w:val="center"/>
       </w:pPr>
       <w:r>
-        <w:object w:dxaOrig="301" w:dyaOrig="340">
-          <v:shape id="_x0000_i1030" type="#_x0000_t75" style="width:15.05pt;height:17.0pt" o:ole="" stroked="f">
-            <v:imagedata r:id="rId67" o:title=""/>
+        <w:object>
+          <v:shape id="_x0000_i1027" o:spt="75" type="#_x0000_t75" style="height:17pt;width:15.05pt;" o:ole="t" filled="f" stroked="f" coordsize="21600,21600">
+            <v:path/>
+            <v:fill on="f" focussize="0,0"/>
+            <v:stroke on="f"/>
+            <v:imagedata r:id="rId30" o:title=""/>
+            <o:lock v:ext="edit" aspectratio="t"/>
+            <w10:wrap type="none"/>
+            <w10:anchorlock/>
           </v:shape>
-          <o:OLEObject Type="Embed" ProgID="Equation.3" ShapeID="_x0000_i1030" DrawAspect="Content" ObjectID="_6" r:id="rId66"/>
+          <o:OLEObject Type="Embed" ProgID="Equation.3" ShapeID="_x0000_i1027" DrawAspect="Content" ObjectID="_1468075727" r:id="rId29">
+            <o:LockedField>false</o:LockedField>
+          </o:OLEObject>
         </w:object>
       </w:r>
     </w:p>
@@ -901,11 +1446,19 @@
         <w:jc w:val="center"/>
       </w:pPr>
       <w:r>
-        <w:object w:dxaOrig="240" w:dyaOrig="260">
-          <v:shape id="_x0000_i1031" type="#_x0000_t75" style="width:12.0pt;height:13.0pt" o:ole="" stroked="f">
-            <v:imagedata r:id="rId69" o:title=""/>
+        <w:object>
+          <v:shape id="_x0000_i1028" o:spt="75" type="#_x0000_t75" style="height:13pt;width:12pt;" o:ole="t" filled="f" stroked="f" coordsize="21600,21600">
+            <v:path/>
+            <v:fill on="f" focussize="0,0"/>
+            <v:stroke on="f"/>
+            <v:imagedata r:id="rId32" o:title=""/>
+            <o:lock v:ext="edit" aspectratio="t"/>
+            <w10:wrap type="none"/>
+            <w10:anchorlock/>
           </v:shape>
-          <o:OLEObject Type="Embed" ProgID="Equation.3" ShapeID="_x0000_i1031" DrawAspect="Content" ObjectID="_7" r:id="rId68"/>
+          <o:OLEObject Type="Embed" ProgID="Equation.3" ShapeID="_x0000_i1028" DrawAspect="Content" ObjectID="_1468075728" r:id="rId31">
+            <o:LockedField>false</o:LockedField>
+          </o:OLEObject>
         </w:object>
       </w:r>
     </w:p>
@@ -914,11 +1467,19 @@
         <w:jc w:val="center"/>
       </w:pPr>
       <w:r>
-        <w:object w:dxaOrig="200" w:dyaOrig="320">
-          <v:shape id="_x0000_i1032" type="#_x0000_t75" style="width:10.0pt;height:16.0pt" o:ole="" stroked="f">
-            <v:imagedata r:id="rId71" o:title=""/>
+        <w:object>
+          <v:shape id="_x0000_i1029" o:spt="75" type="#_x0000_t75" style="height:16pt;width:10pt;" o:ole="t" filled="f" stroked="f" coordsize="21600,21600">
+            <v:path/>
+            <v:fill on="f" focussize="0,0"/>
+            <v:stroke on="f"/>
+            <v:imagedata r:id="rId34" o:title=""/>
+            <o:lock v:ext="edit" aspectratio="t"/>
+            <w10:wrap type="none"/>
+            <w10:anchorlock/>
           </v:shape>
-          <o:OLEObject Type="Embed" ProgID="Equation.3" ShapeID="_x0000_i1032" DrawAspect="Content" ObjectID="_8" r:id="rId70"/>
+          <o:OLEObject Type="Embed" ProgID="Equation.3" ShapeID="_x0000_i1029" DrawAspect="Content" ObjectID="_1468075729" r:id="rId33">
+            <o:LockedField>false</o:LockedField>
+          </o:OLEObject>
         </w:object>
       </w:r>
     </w:p>
@@ -972,11 +1533,11 @@
           <w:rFonts w:hint="eastAsia"/>
         </w:rPr>
         <w:sectPr>
-          <w:headerReference w:type="default" r:id="rId14"/>
-          <w:headerReference w:type="even" r:id="rId15"/>
+          <w:headerReference r:id="rId7" w:type="default"/>
+          <w:headerReference r:id="rId8" w:type="even"/>
           <w:pgSz w:w="11906" w:h="16838"/>
           <w:pgMar w:top="2155" w:right="1701" w:bottom="1701" w:left="1701" w:header="1701" w:footer="1304" w:gutter="0"/>
-          <w:cols w:space="720"/>
+          <w:cols w:space="720" w:num="1"/>
           <w:docGrid w:type="linesAndChars" w:linePitch="395" w:charSpace="1861"/>
         </w:sectPr>
       </w:pPr>
@@ -1065,8 +1626,8 @@
     <w:p>
       <w:pPr>
         <w:adjustRightInd w:val="0"/>
+        <w:spacing w:line="280" w:lineRule="auto"/>
         <w:jc w:val="center"/>
-        <w:spacing w:line="280" w:lineRule="auto"/>
         <w:rPr>
           <w:sz w:val="20"/>
           <w:szCs w:val="20"/>
@@ -1098,6 +1659,9 @@
         <w:gridCol w:w="1806"/>
         <w:gridCol w:w="301"/>
         <w:gridCol w:w="2951"/>
+        <w:gridCol w:w="360"/>
+        <w:gridCol w:w="360"/>
+        <w:gridCol w:w="360"/>
       </w:tblGrid>
       <w:tr>
         <w:tblPrEx>
@@ -2522,8 +3086,8 @@
     <w:p>
       <w:pPr>
         <w:adjustRightInd w:val="0"/>
+        <w:spacing w:line="280" w:lineRule="auto"/>
         <w:jc w:val="center"/>
-        <w:spacing w:line="280" w:lineRule="auto"/>
         <w:rPr>
           <w:sz w:val="20"/>
           <w:szCs w:val="20"/>
@@ -3717,8 +4281,8 @@
     <w:p>
       <w:pPr>
         <w:adjustRightInd w:val="0"/>
+        <w:spacing w:line="280" w:lineRule="auto"/>
         <w:jc w:val="center"/>
-        <w:spacing w:line="280" w:lineRule="auto"/>
         <w:rPr>
           <w:sz w:val="20"/>
           <w:szCs w:val="20"/>
@@ -4643,11 +5207,11 @@
           <w:rFonts w:hint="eastAsia"/>
         </w:rPr>
         <w:sectPr>
-          <w:headerReference w:type="default" r:id="rId14"/>
-          <w:headerReference w:type="even" r:id="rId15"/>
+          <w:headerReference r:id="rId9" w:type="default"/>
+          <w:headerReference r:id="rId10" w:type="even"/>
           <w:pgSz w:w="11906" w:h="16838"/>
           <w:pgMar w:top="2155" w:right="1701" w:bottom="1701" w:left="1701" w:header="1701" w:footer="1304" w:gutter="0"/>
-          <w:cols w:space="720"/>
+          <w:cols w:space="720" w:num="1"/>
           <w:docGrid w:type="linesAndChars" w:linePitch="395" w:charSpace="1861"/>
         </w:sectPr>
       </w:pPr>
@@ -4801,11 +5365,11 @@
           <w:rFonts w:hint="eastAsia"/>
         </w:rPr>
         <w:sectPr>
-          <w:headerReference w:type="default" r:id="rId14"/>
-          <w:headerReference w:type="even" r:id="rId15"/>
+          <w:headerReference r:id="rId11" w:type="default"/>
+          <w:headerReference r:id="rId12" w:type="even"/>
           <w:pgSz w:w="11906" w:h="16838"/>
           <w:pgMar w:top="2155" w:right="1701" w:bottom="1701" w:left="1701" w:header="1701" w:footer="1304" w:gutter="0"/>
-          <w:cols w:space="720"/>
+          <w:cols w:space="720" w:num="1"/>
           <w:docGrid w:type="linesAndChars" w:linePitch="395" w:charSpace="1861"/>
         </w:sectPr>
       </w:pPr>
@@ -4825,7 +5389,6 @@
     </w:p>
     <w:p>
       <w:pPr>
-        <w:pStyle w:val="1"/>
         <w:adjustRightInd w:val="0"/>
         <w:snapToGrid w:val="0"/>
         <w:spacing w:after="0" w:line="300" w:lineRule="auto"/>
@@ -4840,7 +5403,6 @@
     </w:p>
     <w:p>
       <w:pPr>
-        <w:pStyle w:val="1"/>
         <w:adjustRightInd w:val="0"/>
         <w:snapToGrid w:val="0"/>
         <w:spacing w:after="0" w:line="300" w:lineRule="auto"/>
@@ -4855,7 +5417,6 @@
     </w:p>
     <w:p>
       <w:pPr>
-        <w:pStyle w:val="1"/>
         <w:adjustRightInd w:val="0"/>
         <w:snapToGrid w:val="0"/>
         <w:spacing w:after="0" w:line="300" w:lineRule="auto"/>
@@ -4876,11 +5437,11 @@
           <w:rFonts w:hint="eastAsia"/>
         </w:rPr>
         <w:sectPr>
-          <w:headerReference w:type="default" r:id="rId14"/>
-          <w:headerReference w:type="even" r:id="rId15"/>
+          <w:headerReference r:id="rId13" w:type="default"/>
+          <w:headerReference r:id="rId14" w:type="even"/>
           <w:pgSz w:w="11906" w:h="16838"/>
           <w:pgMar w:top="2155" w:right="1701" w:bottom="1701" w:left="1701" w:header="1701" w:footer="1304" w:gutter="0"/>
-          <w:cols w:space="720"/>
+          <w:cols w:space="720" w:num="1"/>
           <w:docGrid w:type="linesAndChars" w:linePitch="395" w:charSpace="1861"/>
         </w:sectPr>
       </w:pPr>
@@ -4916,7 +5477,6 @@
     </w:p>
     <w:p>
       <w:pPr>
-        <w:pStyle w:val="1"/>
         <w:adjustRightInd w:val="0"/>
         <w:snapToGrid w:val="0"/>
         <w:spacing w:after="0" w:line="300" w:lineRule="auto"/>
@@ -4931,7 +5491,6 @@
     </w:p>
     <w:p>
       <w:pPr>
-        <w:pStyle w:val="1"/>
         <w:adjustRightInd w:val="0"/>
         <w:snapToGrid w:val="0"/>
         <w:spacing w:after="0" w:line="300" w:lineRule="auto"/>
@@ -4946,7 +5505,6 @@
     </w:p>
     <w:p>
       <w:pPr>
-        <w:pStyle w:val="1"/>
         <w:adjustRightInd w:val="0"/>
         <w:snapToGrid w:val="0"/>
         <w:spacing w:after="0" w:line="300" w:lineRule="auto"/>
@@ -4961,7 +5519,6 @@
     </w:p>
     <w:p>
       <w:pPr>
-        <w:pStyle w:val="1"/>
         <w:adjustRightInd w:val="0"/>
         <w:snapToGrid w:val="0"/>
         <w:spacing w:after="0" w:line="300" w:lineRule="auto"/>
@@ -4976,7 +5533,6 @@
     </w:p>
     <w:p>
       <w:pPr>
-        <w:pStyle w:val="1"/>
         <w:adjustRightInd w:val="0"/>
         <w:snapToGrid w:val="0"/>
         <w:spacing w:after="0" w:line="300" w:lineRule="auto"/>
@@ -4991,7 +5547,6 @@
     </w:p>
     <w:p>
       <w:pPr>
-        <w:pStyle w:val="1"/>
         <w:adjustRightInd w:val="0"/>
         <w:snapToGrid w:val="0"/>
         <w:spacing w:after="0" w:line="300" w:lineRule="auto"/>
@@ -5022,7 +5577,6 @@
     </w:p>
     <w:p>
       <w:pPr>
-        <w:pStyle w:val="1"/>
         <w:adjustRightInd w:val="0"/>
         <w:snapToGrid w:val="0"/>
         <w:spacing w:after="0" w:line="300" w:lineRule="auto"/>
@@ -5053,7 +5607,6 @@
     </w:p>
     <w:p>
       <w:pPr>
-        <w:pStyle w:val="1"/>
         <w:adjustRightInd w:val="0"/>
         <w:snapToGrid w:val="0"/>
         <w:spacing w:after="0" w:line="300" w:lineRule="auto"/>
@@ -5068,7 +5621,6 @@
     </w:p>
     <w:p>
       <w:pPr>
-        <w:pStyle w:val="1"/>
         <w:adjustRightInd w:val="0"/>
         <w:snapToGrid w:val="0"/>
         <w:spacing w:after="0" w:line="300" w:lineRule="auto"/>
@@ -5089,11 +5641,11 @@
           <w:rFonts w:hint="eastAsia"/>
         </w:rPr>
         <w:sectPr>
-          <w:headerReference w:type="default" r:id="rId14"/>
-          <w:headerReference w:type="even" r:id="rId15"/>
+          <w:headerReference r:id="rId15" w:type="default"/>
+          <w:headerReference r:id="rId16" w:type="even"/>
           <w:pgSz w:w="11906" w:h="16838"/>
           <w:pgMar w:top="2155" w:right="1701" w:bottom="1701" w:left="1701" w:header="1701" w:footer="1304" w:gutter="0"/>
-          <w:cols w:space="720"/>
+          <w:cols w:space="720" w:num="1"/>
           <w:docGrid w:type="linesAndChars" w:linePitch="395" w:charSpace="1861"/>
         </w:sectPr>
       </w:pPr>
@@ -5176,9 +5728,9 @@
       </w:r>
     </w:p>
     <w:sectPr>
-      <w:headerReference r:id="rId36" w:type="default"/>
-      <w:footerReference r:id="rId38" w:type="default"/>
-      <w:headerReference r:id="rId37" w:type="even"/>
+      <w:headerReference r:id="rId17" w:type="default"/>
+      <w:footerReference r:id="rId19" w:type="default"/>
+      <w:headerReference r:id="rId18" w:type="even"/>
       <w:pgSz w:w="11906" w:h="16838"/>
       <w:pgMar w:top="2155" w:right="1701" w:bottom="1701" w:left="1701" w:header="1701" w:footer="1304" w:gutter="0"/>
       <w:cols w:space="720" w:num="1"/>
@@ -5189,1127 +5741,7 @@
 </file>
 
 <file path=word/footer1.xml><?xml version="1.0" encoding="utf-8"?>
-<w:ftr xmlns:mc="http://schemas.openxmlformats.org/markup-compatibility/2006" xmlns:w="http://schemas.openxmlformats.org/wordprocessingml/2006/main" mc:Ignorable="w14 w15 wp14">
-  <w:p>
-    <w:pPr>
-      <w:pStyle w:val="16"/>
-      <w:ind w:right="360" w:firstLine="360"/>
-    </w:pPr>
-  </w:p>
-</w:ftr>
-</file>
-
-<file path=word/footer10.xml><?xml version="1.0" encoding="utf-8"?>
-<w:ftr xmlns:mc="http://schemas.openxmlformats.org/markup-compatibility/2006" xmlns:w="http://schemas.openxmlformats.org/wordprocessingml/2006/main" mc:Ignorable="w14 w15 wp14">
-  <w:p>
-    <w:pPr>
-      <w:pStyle w:val="16"/>
-      <w:framePr w:wrap="around" w:vAnchor="text" w:hAnchor="margin" w:xAlign="center" w:y="1"/>
-      <w:rPr>
-        <w:rStyle w:val="27"/>
-        <w:rFonts w:hint="eastAsia"/>
-      </w:rPr>
-    </w:pPr>
-    <w:r>
-      <w:rPr>
-        <w:rStyle w:val="27"/>
-        <w:rFonts w:hint="eastAsia"/>
-      </w:rPr>
-      <w:t xml:space="preserve">- </w:t>
-    </w:r>
-    <w:r>
-      <w:t/>
-    </w:r>
-    <w:r>
-      <w:rPr>
-        <w:rStyle w:val="27"/>
-      </w:rPr>
-      <w:t/>
-    </w:r>
-    <w:r>
-      <w:t/>
-    </w:r>
-    <w:r>
-      <w:rPr>
-        <w:rStyle w:val="27"/>
-      </w:rPr>
-      <w:t>6</w:t>
-    </w:r>
-    <w:r>
-      <w:t/>
-    </w:r>
-    <w:r>
-      <w:rPr>
-        <w:rStyle w:val="27"/>
-        <w:rFonts w:hint="eastAsia"/>
-      </w:rPr>
-      <w:t xml:space="preserve"> -</w:t>
-    </w:r>
-  </w:p>
-  <w:p>
-    <w:pPr>
-      <w:pStyle w:val="16"/>
-      <w:jc w:val="both"/>
-    </w:pPr>
-  </w:p>
-</w:ftr>
-</file>
-
-<file path=word/footer11.xml><?xml version="1.0" encoding="utf-8"?>
-<w:ftr xmlns:mc="http://schemas.openxmlformats.org/markup-compatibility/2006" xmlns:w="http://schemas.openxmlformats.org/wordprocessingml/2006/main" mc:Ignorable="w14 w15 wp14">
-  <w:p>
-    <w:pPr>
-      <w:pStyle w:val="16"/>
-      <w:framePr w:wrap="around" w:vAnchor="text" w:hAnchor="margin" w:xAlign="center" w:y="1"/>
-      <w:rPr>
-        <w:rStyle w:val="27"/>
-        <w:rFonts w:hint="eastAsia"/>
-      </w:rPr>
-    </w:pPr>
-    <w:r>
-      <w:rPr>
-        <w:rStyle w:val="27"/>
-        <w:rFonts w:hint="eastAsia"/>
-      </w:rPr>
-      <w:t>-</w:t>
-    </w:r>
-    <w:r>
-      <w:t/>
-    </w:r>
-    <w:r>
-      <w:rPr>
-        <w:rStyle w:val="27"/>
-      </w:rPr>
-      <w:t/>
-    </w:r>
-    <w:r>
-      <w:t/>
-    </w:r>
-    <w:r>
-      <w:rPr>
-        <w:rStyle w:val="27"/>
-        <w:lang w:val="zh-CN"/>
-      </w:rPr>
-      <w:t>7</w:t>
-    </w:r>
-    <w:r>
-      <w:t/>
-    </w:r>
-    <w:r>
-      <w:rPr>
-        <w:rStyle w:val="27"/>
-        <w:rFonts w:hint="eastAsia"/>
-      </w:rPr>
-      <w:t xml:space="preserve">- </w:t>
-    </w:r>
-  </w:p>
-  <w:p>
-    <w:pPr>
-      <w:pStyle w:val="16"/>
-    </w:pPr>
-  </w:p>
-</w:ftr>
-</file>
-
-<file path=word/footer12.xml><?xml version="1.0" encoding="utf-8"?>
-<w:ftr xmlns:a="http://schemas.openxmlformats.org/drawingml/2006/main" xmlns:mc="http://schemas.openxmlformats.org/markup-compatibility/2006" xmlns:o="urn:schemas-microsoft-com:office:office" xmlns:v="urn:schemas-microsoft-com:vml" xmlns:w="http://schemas.openxmlformats.org/wordprocessingml/2006/main" xmlns:w14="http://schemas.microsoft.com/office/word/2010/wordml" xmlns:wp="http://schemas.openxmlformats.org/drawingml/2006/wordprocessingDrawing" xmlns:wps="http://schemas.microsoft.com/office/word/2010/wordprocessingShape" mc:Ignorable="w14 w15 wp14">
-  <w:p>
-    <w:pPr>
-      <w:pStyle w:val="16"/>
-    </w:pPr>
-    <w:r>
-      <mc:AlternateContent>
-        <mc:Choice Requires="wps">
-          <w:drawing>
-            <wp:anchor distT="0" distB="0" distL="114300" distR="114300" simplePos="0" relativeHeight="251659264" behindDoc="0" locked="0" layoutInCell="1" allowOverlap="1">
-              <wp:simplePos x="0" y="0"/>
-              <wp:positionH relativeFrom="margin">
-                <wp:align>center</wp:align>
-              </wp:positionH>
-              <wp:positionV relativeFrom="paragraph">
-                <wp:align>top</wp:align>
-              </wp:positionV>
-              <wp:extent cx="1828800" cy="1828800"/>
-              <wp:effectExtent l="0" t="0" r="0" b="0"/>
-              <wp:wrapNone/>
-              <wp:docPr id="18" name="文本框52"/>
-              <wp:cNvGraphicFramePr/>
-              <a:graphic>
-                <a:graphicData uri="http://schemas.microsoft.com/office/word/2010/wordprocessingShape">
-                  <wps:wsp>
-                    <wps:cNvSpPr/>
-                    <wps:spPr>
-                      <a:xfrm>
-                        <a:off x="0" y="0"/>
-                        <a:ext cx="1828800" cy="1828800"/>
-                      </a:xfrm>
-                      <a:prstGeom prst="rect">
-                        <a:avLst/>
-                      </a:prstGeom>
-                      <a:noFill/>
-                      <a:ln>
-                        <a:noFill/>
-                      </a:ln>
-                    </wps:spPr>
-                    <wps:txbx>
-                      <w:txbxContent>
-                        <w:p>
-                          <w:pPr>
-                            <w:pStyle w:val="16"/>
-                            <w:rPr>
-                              <w:rStyle w:val="27"/>
-                              <w:rFonts w:hint="eastAsia"/>
-                            </w:rPr>
-                          </w:pPr>
-                          <w:r>
-                            <w:rPr>
-                              <w:rStyle w:val="27"/>
-                              <w:rFonts w:hint="eastAsia"/>
-                            </w:rPr>
-                            <w:t xml:space="preserve">- </w:t>
-                          </w:r>
-                          <w:r>
-                            <w:fldChar w:fldCharType="begin"/>
-                          </w:r>
-                          <w:r>
-                            <w:rPr>
-                              <w:rStyle w:val="27"/>
-                            </w:rPr>
-                            <w:instrText xml:space="preserve">PAGE  </w:instrText>
-                          </w:r>
-                          <w:r>
-                            <w:fldChar w:fldCharType="separate"/>
-                          </w:r>
-                          <w:r>
-                            <w:rPr>
-                              <w:rStyle w:val="27"/>
-                            </w:rPr>
-                            <w:t>9</w:t>
-                          </w:r>
-                          <w:r>
-                            <w:fldChar w:fldCharType="end"/>
-                          </w:r>
-                          <w:r>
-                            <w:rPr>
-                              <w:rStyle w:val="27"/>
-                              <w:rFonts w:hint="eastAsia"/>
-                            </w:rPr>
-                            <w:t xml:space="preserve"> -</w:t>
-                          </w:r>
-                        </w:p>
-                      </w:txbxContent>
-                    </wps:txbx>
-                    <wps:bodyPr wrap="none" lIns="0" tIns="0" rIns="0" bIns="0" upright="0">
-                      <a:spAutoFit/>
-                    </wps:bodyPr>
-                  </wps:wsp>
-                </a:graphicData>
-              </a:graphic>
-            </wp:anchor>
-          </w:drawing>
-        </mc:Choice>
-        <mc:Fallback>
-          <w:pict>
-            <v:rect id="文本框52" o:spid="_x0000_s1026" o:spt="1" style="position:absolute;left:0pt;height:144pt;width:144pt;mso-position-horizontal:center;mso-position-horizontal-relative:margin;mso-position-vertical:top;mso-wrap-style:none;z-index:251659264;mso-width-relative:page;mso-height-relative:page;" filled="f" stroked="f" coordsize="21600,21600" o:gfxdata="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">
-              <v:fill on="f" focussize="0,0"/>
-              <v:stroke on="f"/>
-              <v:imagedata o:title=""/>
-              <o:lock v:ext="edit" aspectratio="f"/>
-              <v:textbox inset="0mm,0mm,0mm,0mm" style="mso-fit-shape-to-text:t;">
-                <w:txbxContent>
-                  <w:p>
-                    <w:pPr>
-                      <w:pStyle w:val="16"/>
-                      <w:rPr>
-                        <w:rStyle w:val="27"/>
-                        <w:rFonts w:hint="eastAsia"/>
-                      </w:rPr>
-                    </w:pPr>
-                    <w:r>
-                      <w:rPr>
-                        <w:rStyle w:val="27"/>
-                        <w:rFonts w:hint="eastAsia"/>
-                      </w:rPr>
-                      <w:t xml:space="preserve">- </w:t>
-                    </w:r>
-                    <w:r>
-                      <w:fldChar w:fldCharType="begin"/>
-                    </w:r>
-                    <w:r>
-                      <w:rPr>
-                        <w:rStyle w:val="27"/>
-                      </w:rPr>
-                      <w:instrText xml:space="preserve">PAGE  </w:instrText>
-                    </w:r>
-                    <w:r>
-                      <w:fldChar w:fldCharType="separate"/>
-                    </w:r>
-                    <w:r>
-                      <w:rPr>
-                        <w:rStyle w:val="27"/>
-                      </w:rPr>
-                      <w:t>9</w:t>
-                    </w:r>
-                    <w:r>
-                      <w:fldChar w:fldCharType="end"/>
-                    </w:r>
-                    <w:r>
-                      <w:rPr>
-                        <w:rStyle w:val="27"/>
-                        <w:rFonts w:hint="eastAsia"/>
-                      </w:rPr>
-                      <w:t xml:space="preserve"> -</w:t>
-                    </w:r>
-                  </w:p>
-                </w:txbxContent>
-              </v:textbox>
-            </v:rect>
-          </w:pict>
-        </mc:Fallback>
-      </mc:AlternateContent>
-    </w:r>
-  </w:p>
-  <w:p>
-    <w:pPr>
-      <w:pStyle w:val="16"/>
-      <w:rPr>
-        <w:rStyle w:val="27"/>
-        <w:rFonts w:hint="eastAsia"/>
-      </w:rPr>
-    </w:pPr>
-    <w:r>
-      <w:rPr>
-        <w:rStyle w:val="27"/>
-        <w:rFonts w:hint="eastAsia"/>
-      </w:rPr>
-      <w:t xml:space="preserve">- </w:t>
-    </w:r>
-    <w:r>
-      <w:t/>
-    </w:r>
-    <w:r>
-      <w:rPr>
-        <w:rStyle w:val="27"/>
-      </w:rPr>
-      <w:t/>
-    </w:r>
-    <w:r>
-      <w:t/>
-    </w:r>
-    <w:r>
-      <w:rPr>
-        <w:rStyle w:val="27"/>
-      </w:rPr>
-      <w:t>9</w:t>
-    </w:r>
-    <w:r>
-      <w:t/>
-    </w:r>
-    <w:r>
-      <w:rPr>
-        <w:rStyle w:val="27"/>
-        <w:rFonts w:hint="eastAsia"/>
-      </w:rPr>
-      <w:t xml:space="preserve"> -</w:t>
-    </w:r>
-  </w:p>
-  <w:p>
-    <w:pPr>
-      <w:pStyle w:val="16"/>
-      <w:rPr>
-        <w:rStyle w:val="27"/>
-        <w:rFonts w:hint="eastAsia"/>
-      </w:rPr>
-    </w:pPr>
-    <w:r>
-      <w:rPr>
-        <w:rStyle w:val="27"/>
-        <w:rFonts w:hint="eastAsia"/>
-      </w:rPr>
-      <w:t xml:space="preserve">- </w:t>
-    </w:r>
-    <w:r>
-      <w:t/>
-    </w:r>
-    <w:r>
-      <w:rPr>
-        <w:rStyle w:val="27"/>
-      </w:rPr>
-      <w:t/>
-    </w:r>
-    <w:r>
-      <w:t/>
-    </w:r>
-    <w:r>
-      <w:rPr>
-        <w:rStyle w:val="27"/>
-      </w:rPr>
-      <w:t>9</w:t>
-    </w:r>
-    <w:r>
-      <w:t/>
-    </w:r>
-    <w:r>
-      <w:rPr>
-        <w:rStyle w:val="27"/>
-        <w:rFonts w:hint="eastAsia"/>
-      </w:rPr>
-      <w:t xml:space="preserve"> -</w:t>
-    </w:r>
-  </w:p>
-</w:ftr>
-</file>
-
-<file path=word/footer13.xml><?xml version="1.0" encoding="utf-8"?>
-<w:ftr xmlns:a="http://schemas.openxmlformats.org/drawingml/2006/main" xmlns:mc="http://schemas.openxmlformats.org/markup-compatibility/2006" xmlns:o="urn:schemas-microsoft-com:office:office" xmlns:v="urn:schemas-microsoft-com:vml" xmlns:w="http://schemas.openxmlformats.org/wordprocessingml/2006/main" xmlns:w14="http://schemas.microsoft.com/office/word/2010/wordml" xmlns:wp="http://schemas.openxmlformats.org/drawingml/2006/wordprocessingDrawing" xmlns:wps="http://schemas.microsoft.com/office/word/2010/wordprocessingShape" mc:Ignorable="w14 w15 wp14">
-  <w:p>
-    <w:pPr>
-      <w:pStyle w:val="16"/>
-    </w:pPr>
-    <w:r>
-      <mc:AlternateContent>
-        <mc:Choice Requires="wps">
-          <w:drawing>
-            <wp:anchor distT="0" distB="0" distL="114300" distR="114300" simplePos="0" relativeHeight="251660288" behindDoc="0" locked="0" layoutInCell="1" allowOverlap="1">
-              <wp:simplePos x="0" y="0"/>
-              <wp:positionH relativeFrom="margin">
-                <wp:align>center</wp:align>
-              </wp:positionH>
-              <wp:positionV relativeFrom="paragraph">
-                <wp:align>top</wp:align>
-              </wp:positionV>
-              <wp:extent cx="1828800" cy="1828800"/>
-              <wp:effectExtent l="0" t="0" r="0" b="0"/>
-              <wp:wrapNone/>
-              <wp:docPr id="19" name="文本框53"/>
-              <wp:cNvGraphicFramePr/>
-              <a:graphic>
-                <a:graphicData uri="http://schemas.microsoft.com/office/word/2010/wordprocessingShape">
-                  <wps:wsp>
-                    <wps:cNvSpPr/>
-                    <wps:spPr>
-                      <a:xfrm>
-                        <a:off x="0" y="0"/>
-                        <a:ext cx="1828800" cy="1828800"/>
-                      </a:xfrm>
-                      <a:prstGeom prst="rect">
-                        <a:avLst/>
-                      </a:prstGeom>
-                      <a:noFill/>
-                      <a:ln>
-                        <a:noFill/>
-                      </a:ln>
-                    </wps:spPr>
-                    <wps:txbx>
-                      <w:txbxContent>
-                        <w:p>
-                          <w:pPr>
-                            <w:pStyle w:val="16"/>
-                            <w:rPr>
-                              <w:rStyle w:val="27"/>
-                              <w:rFonts w:hint="eastAsia"/>
-                            </w:rPr>
-                          </w:pPr>
-                          <w:r>
-                            <w:rPr>
-                              <w:rStyle w:val="27"/>
-                              <w:rFonts w:hint="eastAsia"/>
-                            </w:rPr>
-                            <w:t xml:space="preserve">- </w:t>
-                          </w:r>
-                          <w:r>
-                            <w:fldChar w:fldCharType="begin"/>
-                          </w:r>
-                          <w:r>
-                            <w:rPr>
-                              <w:rStyle w:val="27"/>
-                            </w:rPr>
-                            <w:instrText xml:space="preserve">PAGE  </w:instrText>
-                          </w:r>
-                          <w:r>
-                            <w:fldChar w:fldCharType="separate"/>
-                          </w:r>
-                          <w:r>
-                            <w:rPr>
-                              <w:rStyle w:val="27"/>
-                            </w:rPr>
-                            <w:t>8</w:t>
-                          </w:r>
-                          <w:r>
-                            <w:fldChar w:fldCharType="end"/>
-                          </w:r>
-                          <w:r>
-                            <w:rPr>
-                              <w:rStyle w:val="27"/>
-                              <w:rFonts w:hint="eastAsia"/>
-                            </w:rPr>
-                            <w:t xml:space="preserve"> -</w:t>
-                          </w:r>
-                        </w:p>
-                      </w:txbxContent>
-                    </wps:txbx>
-                    <wps:bodyPr wrap="none" lIns="0" tIns="0" rIns="0" bIns="0" upright="0">
-                      <a:spAutoFit/>
-                    </wps:bodyPr>
-                  </wps:wsp>
-                </a:graphicData>
-              </a:graphic>
-            </wp:anchor>
-          </w:drawing>
-        </mc:Choice>
-        <mc:Fallback>
-          <w:pict>
-            <v:rect id="文本框53" o:spid="_x0000_s1026" o:spt="1" style="position:absolute;left:0pt;height:144pt;width:144pt;mso-position-horizontal:center;mso-position-horizontal-relative:margin;mso-position-vertical:top;mso-wrap-style:none;z-index:251660288;mso-width-relative:page;mso-height-relative:page;" filled="f" stroked="f" coordsize="21600,21600" o:gfxdata="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">
-              <v:fill on="f" focussize="0,0"/>
-              <v:stroke on="f"/>
-              <v:imagedata o:title=""/>
-              <o:lock v:ext="edit" aspectratio="f"/>
-              <v:textbox inset="0mm,0mm,0mm,0mm" style="mso-fit-shape-to-text:t;">
-                <w:txbxContent>
-                  <w:p>
-                    <w:pPr>
-                      <w:pStyle w:val="16"/>
-                      <w:rPr>
-                        <w:rStyle w:val="27"/>
-                        <w:rFonts w:hint="eastAsia"/>
-                      </w:rPr>
-                    </w:pPr>
-                    <w:r>
-                      <w:rPr>
-                        <w:rStyle w:val="27"/>
-                        <w:rFonts w:hint="eastAsia"/>
-                      </w:rPr>
-                      <w:t xml:space="preserve">- </w:t>
-                    </w:r>
-                    <w:r>
-                      <w:fldChar w:fldCharType="begin"/>
-                    </w:r>
-                    <w:r>
-                      <w:rPr>
-                        <w:rStyle w:val="27"/>
-                      </w:rPr>
-                      <w:instrText xml:space="preserve">PAGE  </w:instrText>
-                    </w:r>
-                    <w:r>
-                      <w:fldChar w:fldCharType="separate"/>
-                    </w:r>
-                    <w:r>
-                      <w:rPr>
-                        <w:rStyle w:val="27"/>
-                      </w:rPr>
-                      <w:t>8</w:t>
-                    </w:r>
-                    <w:r>
-                      <w:fldChar w:fldCharType="end"/>
-                    </w:r>
-                    <w:r>
-                      <w:rPr>
-                        <w:rStyle w:val="27"/>
-                        <w:rFonts w:hint="eastAsia"/>
-                      </w:rPr>
-                      <w:t xml:space="preserve"> -</w:t>
-                    </w:r>
-                  </w:p>
-                </w:txbxContent>
-              </v:textbox>
-            </v:rect>
-          </w:pict>
-        </mc:Fallback>
-      </mc:AlternateContent>
-    </w:r>
-  </w:p>
-  <w:p>
-    <w:pPr>
-      <w:pStyle w:val="16"/>
-      <w:rPr>
-        <w:rStyle w:val="27"/>
-        <w:rFonts w:hint="eastAsia"/>
-      </w:rPr>
-    </w:pPr>
-    <w:r>
-      <w:rPr>
-        <w:rStyle w:val="27"/>
-        <w:rFonts w:hint="eastAsia"/>
-      </w:rPr>
-      <w:t xml:space="preserve">- </w:t>
-    </w:r>
-    <w:r>
-      <w:t/>
-    </w:r>
-    <w:r>
-      <w:rPr>
-        <w:rStyle w:val="27"/>
-      </w:rPr>
-      <w:t/>
-    </w:r>
-    <w:r>
-      <w:t/>
-    </w:r>
-    <w:r>
-      <w:rPr>
-        <w:rStyle w:val="27"/>
-      </w:rPr>
-      <w:t>8</w:t>
-    </w:r>
-    <w:r>
-      <w:t/>
-    </w:r>
-    <w:r>
-      <w:rPr>
-        <w:rStyle w:val="27"/>
-        <w:rFonts w:hint="eastAsia"/>
-      </w:rPr>
-      <w:t xml:space="preserve"> -</w:t>
-    </w:r>
-  </w:p>
-  <w:p>
-    <w:pPr>
-      <w:pStyle w:val="16"/>
-      <w:rPr>
-        <w:rStyle w:val="27"/>
-        <w:rFonts w:hint="eastAsia"/>
-      </w:rPr>
-    </w:pPr>
-    <w:r>
-      <w:rPr>
-        <w:rStyle w:val="27"/>
-        <w:rFonts w:hint="eastAsia"/>
-      </w:rPr>
-      <w:t xml:space="preserve">- </w:t>
-    </w:r>
-    <w:r>
-      <w:t/>
-    </w:r>
-    <w:r>
-      <w:rPr>
-        <w:rStyle w:val="27"/>
-      </w:rPr>
-      <w:t/>
-    </w:r>
-    <w:r>
-      <w:t/>
-    </w:r>
-    <w:r>
-      <w:rPr>
-        <w:rStyle w:val="27"/>
-      </w:rPr>
-      <w:t>8</w:t>
-    </w:r>
-    <w:r>
-      <w:t/>
-    </w:r>
-    <w:r>
-      <w:rPr>
-        <w:rStyle w:val="27"/>
-        <w:rFonts w:hint="eastAsia"/>
-      </w:rPr>
-      <w:t xml:space="preserve"> -</w:t>
-    </w:r>
-  </w:p>
-</w:ftr>
-</file>
-
-<file path=word/footer14.xml><?xml version="1.0" encoding="utf-8"?>
-<w:ftr xmlns:a="http://schemas.openxmlformats.org/drawingml/2006/main" xmlns:mc="http://schemas.openxmlformats.org/markup-compatibility/2006" xmlns:o="urn:schemas-microsoft-com:office:office" xmlns:v="urn:schemas-microsoft-com:vml" xmlns:w="http://schemas.openxmlformats.org/wordprocessingml/2006/main" xmlns:w14="http://schemas.microsoft.com/office/word/2010/wordml" xmlns:wp="http://schemas.openxmlformats.org/drawingml/2006/wordprocessingDrawing" xmlns:wps="http://schemas.microsoft.com/office/word/2010/wordprocessingShape" mc:Ignorable="w14 w15 wp14">
-  <w:p>
-    <w:pPr>
-      <w:pStyle w:val="16"/>
-      <w:ind w:right="360" w:firstLine="360"/>
-    </w:pPr>
-    <w:r>
-      <mc:AlternateContent>
-        <mc:Choice Requires="wps">
-          <w:drawing>
-            <wp:anchor distT="0" distB="0" distL="114300" distR="114300" simplePos="0" relativeHeight="251661312" behindDoc="0" locked="0" layoutInCell="1" allowOverlap="1">
-              <wp:simplePos x="0" y="0"/>
-              <wp:positionH relativeFrom="margin">
-                <wp:align>center</wp:align>
-              </wp:positionH>
-              <wp:positionV relativeFrom="paragraph">
-                <wp:align>top</wp:align>
-              </wp:positionV>
-              <wp:extent cx="1828800" cy="1828800"/>
-              <wp:effectExtent l="0" t="0" r="0" b="0"/>
-              <wp:wrapNone/>
-              <wp:docPr id="20" name="文本框54"/>
-              <wp:cNvGraphicFramePr/>
-              <a:graphic>
-                <a:graphicData uri="http://schemas.microsoft.com/office/word/2010/wordprocessingShape">
-                  <wps:wsp>
-                    <wps:cNvSpPr/>
-                    <wps:spPr>
-                      <a:xfrm>
-                        <a:off x="0" y="0"/>
-                        <a:ext cx="1828800" cy="1828800"/>
-                      </a:xfrm>
-                      <a:prstGeom prst="rect">
-                        <a:avLst/>
-                      </a:prstGeom>
-                      <a:noFill/>
-                      <a:ln>
-                        <a:noFill/>
-                      </a:ln>
-                    </wps:spPr>
-                    <wps:txbx>
-                      <w:txbxContent>
-                        <w:p>
-                          <w:pPr>
-                            <w:pStyle w:val="16"/>
-                            <w:rPr>
-                              <w:rStyle w:val="27"/>
-                              <w:rFonts w:hint="eastAsia"/>
-                            </w:rPr>
-                          </w:pPr>
-                          <w:r>
-                            <w:rPr>
-                              <w:rStyle w:val="27"/>
-                              <w:rFonts w:hint="eastAsia"/>
-                            </w:rPr>
-                            <w:t xml:space="preserve">- </w:t>
-                          </w:r>
-                          <w:r>
-                            <w:fldChar w:fldCharType="begin"/>
-                          </w:r>
-                          <w:r>
-                            <w:rPr>
-                              <w:rStyle w:val="27"/>
-                            </w:rPr>
-                            <w:instrText xml:space="preserve">PAGE  </w:instrText>
-                          </w:r>
-                          <w:r>
-                            <w:fldChar w:fldCharType="separate"/>
-                          </w:r>
-                          <w:r>
-                            <w:rPr>
-                              <w:rStyle w:val="27"/>
-                            </w:rPr>
-                            <w:t>11</w:t>
-                          </w:r>
-                          <w:r>
-                            <w:fldChar w:fldCharType="end"/>
-                          </w:r>
-                          <w:r>
-                            <w:rPr>
-                              <w:rStyle w:val="27"/>
-                              <w:rFonts w:hint="eastAsia"/>
-                            </w:rPr>
-                            <w:t xml:space="preserve"> -</w:t>
-                          </w:r>
-                        </w:p>
-                      </w:txbxContent>
-                    </wps:txbx>
-                    <wps:bodyPr wrap="none" lIns="0" tIns="0" rIns="0" bIns="0" upright="0">
-                      <a:spAutoFit/>
-                    </wps:bodyPr>
-                  </wps:wsp>
-                </a:graphicData>
-              </a:graphic>
-            </wp:anchor>
-          </w:drawing>
-        </mc:Choice>
-        <mc:Fallback>
-          <w:pict>
-            <v:rect id="文本框54" o:spid="_x0000_s1026" o:spt="1" style="position:absolute;left:0pt;height:144pt;width:144pt;mso-position-horizontal:center;mso-position-horizontal-relative:margin;mso-position-vertical:top;mso-wrap-style:none;z-index:251661312;mso-width-relative:page;mso-height-relative:page;" filled="f" stroked="f" coordsize="21600,21600" o:gfxdata="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">
-              <v:fill on="f" focussize="0,0"/>
-              <v:stroke on="f"/>
-              <v:imagedata o:title=""/>
-              <o:lock v:ext="edit" aspectratio="f"/>
-              <v:textbox inset="0mm,0mm,0mm,0mm" style="mso-fit-shape-to-text:t;">
-                <w:txbxContent>
-                  <w:p>
-                    <w:pPr>
-                      <w:pStyle w:val="16"/>
-                      <w:rPr>
-                        <w:rStyle w:val="27"/>
-                        <w:rFonts w:hint="eastAsia"/>
-                      </w:rPr>
-                    </w:pPr>
-                    <w:r>
-                      <w:rPr>
-                        <w:rStyle w:val="27"/>
-                        <w:rFonts w:hint="eastAsia"/>
-                      </w:rPr>
-                      <w:t xml:space="preserve">- </w:t>
-                    </w:r>
-                    <w:r>
-                      <w:fldChar w:fldCharType="begin"/>
-                    </w:r>
-                    <w:r>
-                      <w:rPr>
-                        <w:rStyle w:val="27"/>
-                      </w:rPr>
-                      <w:instrText xml:space="preserve">PAGE  </w:instrText>
-                    </w:r>
-                    <w:r>
-                      <w:fldChar w:fldCharType="separate"/>
-                    </w:r>
-                    <w:r>
-                      <w:rPr>
-                        <w:rStyle w:val="27"/>
-                      </w:rPr>
-                      <w:t>11</w:t>
-                    </w:r>
-                    <w:r>
-                      <w:fldChar w:fldCharType="end"/>
-                    </w:r>
-                    <w:r>
-                      <w:rPr>
-                        <w:rStyle w:val="27"/>
-                        <w:rFonts w:hint="eastAsia"/>
-                      </w:rPr>
-                      <w:t xml:space="preserve"> -</w:t>
-                    </w:r>
-                  </w:p>
-                </w:txbxContent>
-              </v:textbox>
-            </v:rect>
-          </w:pict>
-        </mc:Fallback>
-      </mc:AlternateContent>
-    </w:r>
-  </w:p>
-  <w:p>
-    <w:pPr>
-      <w:pStyle w:val="16"/>
-      <w:rPr>
-        <w:rStyle w:val="27"/>
-        <w:rFonts w:hint="eastAsia"/>
-      </w:rPr>
-    </w:pPr>
-    <w:r>
-      <w:rPr>
-        <w:rStyle w:val="27"/>
-        <w:rFonts w:hint="eastAsia"/>
-      </w:rPr>
-      <w:t xml:space="preserve">- </w:t>
-    </w:r>
-    <w:r>
-      <w:t/>
-    </w:r>
-    <w:r>
-      <w:rPr>
-        <w:rStyle w:val="27"/>
-      </w:rPr>
-      <w:t/>
-    </w:r>
-    <w:r>
-      <w:t/>
-    </w:r>
-    <w:r>
-      <w:rPr>
-        <w:rStyle w:val="27"/>
-      </w:rPr>
-      <w:t>11</w:t>
-    </w:r>
-    <w:r>
-      <w:t/>
-    </w:r>
-    <w:r>
-      <w:rPr>
-        <w:rStyle w:val="27"/>
-        <w:rFonts w:hint="eastAsia"/>
-      </w:rPr>
-      <w:t xml:space="preserve"> -</w:t>
-    </w:r>
-  </w:p>
-  <w:p>
-    <w:pPr>
-      <w:pStyle w:val="16"/>
-      <w:rPr>
-        <w:rStyle w:val="27"/>
-        <w:rFonts w:hint="eastAsia"/>
-      </w:rPr>
-    </w:pPr>
-    <w:r>
-      <w:rPr>
-        <w:rStyle w:val="27"/>
-        <w:rFonts w:hint="eastAsia"/>
-      </w:rPr>
-      <w:t xml:space="preserve">- </w:t>
-    </w:r>
-    <w:r>
-      <w:t/>
-    </w:r>
-    <w:r>
-      <w:rPr>
-        <w:rStyle w:val="27"/>
-      </w:rPr>
-      <w:t/>
-    </w:r>
-    <w:r>
-      <w:t/>
-    </w:r>
-    <w:r>
-      <w:rPr>
-        <w:rStyle w:val="27"/>
-      </w:rPr>
-      <w:t>11</w:t>
-    </w:r>
-    <w:r>
-      <w:t/>
-    </w:r>
-    <w:r>
-      <w:rPr>
-        <w:rStyle w:val="27"/>
-        <w:rFonts w:hint="eastAsia"/>
-      </w:rPr>
-      <w:t xml:space="preserve"> -</w:t>
-    </w:r>
-  </w:p>
-</w:ftr>
-</file>
-
-<file path=word/footer15.xml><?xml version="1.0" encoding="utf-8"?>
-<w:ftr xmlns:a="http://schemas.openxmlformats.org/drawingml/2006/main" xmlns:mc="http://schemas.openxmlformats.org/markup-compatibility/2006" xmlns:o="urn:schemas-microsoft-com:office:office" xmlns:v="urn:schemas-microsoft-com:vml" xmlns:w="http://schemas.openxmlformats.org/wordprocessingml/2006/main" xmlns:w14="http://schemas.microsoft.com/office/word/2010/wordml" xmlns:wp="http://schemas.openxmlformats.org/drawingml/2006/wordprocessingDrawing" xmlns:wps="http://schemas.microsoft.com/office/word/2010/wordprocessingShape" mc:Ignorable="w14 w15 wp14">
-  <w:p>
-    <w:pPr>
-      <w:pStyle w:val="16"/>
-    </w:pPr>
-    <w:r>
-      <mc:AlternateContent>
-        <mc:Choice Requires="wps">
-          <w:drawing>
-            <wp:anchor distT="0" distB="0" distL="114300" distR="114300" simplePos="0" relativeHeight="251662336" behindDoc="0" locked="0" layoutInCell="1" allowOverlap="1">
-              <wp:simplePos x="0" y="0"/>
-              <wp:positionH relativeFrom="margin">
-                <wp:align>center</wp:align>
-              </wp:positionH>
-              <wp:positionV relativeFrom="paragraph">
-                <wp:align>top</wp:align>
-              </wp:positionV>
-              <wp:extent cx="1828800" cy="1828800"/>
-              <wp:effectExtent l="0" t="0" r="0" b="0"/>
-              <wp:wrapNone/>
-              <wp:docPr id="21" name="文本框55"/>
-              <wp:cNvGraphicFramePr/>
-              <a:graphic>
-                <a:graphicData uri="http://schemas.microsoft.com/office/word/2010/wordprocessingShape">
-                  <wps:wsp>
-                    <wps:cNvSpPr/>
-                    <wps:spPr>
-                      <a:xfrm>
-                        <a:off x="0" y="0"/>
-                        <a:ext cx="1828800" cy="1828800"/>
-                      </a:xfrm>
-                      <a:prstGeom prst="rect">
-                        <a:avLst/>
-                      </a:prstGeom>
-                      <a:noFill/>
-                      <a:ln>
-                        <a:noFill/>
-                      </a:ln>
-                    </wps:spPr>
-                    <wps:txbx>
-                      <w:txbxContent>
-                        <w:p>
-                          <w:pPr>
-                            <w:pStyle w:val="16"/>
-                            <w:rPr>
-                              <w:rStyle w:val="27"/>
-                              <w:rFonts w:hint="eastAsia"/>
-                            </w:rPr>
-                          </w:pPr>
-                          <w:r>
-                            <w:rPr>
-                              <w:rStyle w:val="27"/>
-                              <w:rFonts w:hint="eastAsia"/>
-                            </w:rPr>
-                            <w:t xml:space="preserve">- </w:t>
-                          </w:r>
-                          <w:r>
-                            <w:fldChar w:fldCharType="begin"/>
-                          </w:r>
-                          <w:r>
-                            <w:rPr>
-                              <w:rStyle w:val="27"/>
-                            </w:rPr>
-                            <w:instrText xml:space="preserve">PAGE  </w:instrText>
-                          </w:r>
-                          <w:r>
-                            <w:fldChar w:fldCharType="separate"/>
-                          </w:r>
-                          <w:r>
-                            <w:rPr>
-                              <w:rStyle w:val="27"/>
-                            </w:rPr>
-                            <w:t>12</w:t>
-                          </w:r>
-                          <w:r>
-                            <w:fldChar w:fldCharType="end"/>
-                          </w:r>
-                          <w:r>
-                            <w:rPr>
-                              <w:rStyle w:val="27"/>
-                              <w:rFonts w:hint="eastAsia"/>
-                            </w:rPr>
-                            <w:t xml:space="preserve"> -</w:t>
-                          </w:r>
-                        </w:p>
-                      </w:txbxContent>
-                    </wps:txbx>
-                    <wps:bodyPr wrap="none" lIns="0" tIns="0" rIns="0" bIns="0" upright="0">
-                      <a:spAutoFit/>
-                    </wps:bodyPr>
-                  </wps:wsp>
-                </a:graphicData>
-              </a:graphic>
-            </wp:anchor>
-          </w:drawing>
-        </mc:Choice>
-        <mc:Fallback>
-          <w:pict>
-            <v:rect id="文本框55" o:spid="_x0000_s1026" o:spt="1" style="position:absolute;left:0pt;height:144pt;width:144pt;mso-position-horizontal:center;mso-position-horizontal-relative:margin;mso-position-vertical:top;mso-wrap-style:none;z-index:251662336;mso-width-relative:page;mso-height-relative:page;" filled="f" stroked="f" coordsize="21600,21600" o:gfxdata="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">
-              <v:fill on="f" focussize="0,0"/>
-              <v:stroke on="f"/>
-              <v:imagedata o:title=""/>
-              <o:lock v:ext="edit" aspectratio="f"/>
-              <v:textbox inset="0mm,0mm,0mm,0mm" style="mso-fit-shape-to-text:t;">
-                <w:txbxContent>
-                  <w:p>
-                    <w:pPr>
-                      <w:pStyle w:val="16"/>
-                      <w:rPr>
-                        <w:rStyle w:val="27"/>
-                        <w:rFonts w:hint="eastAsia"/>
-                      </w:rPr>
-                    </w:pPr>
-                    <w:r>
-                      <w:rPr>
-                        <w:rStyle w:val="27"/>
-                        <w:rFonts w:hint="eastAsia"/>
-                      </w:rPr>
-                      <w:t xml:space="preserve">- </w:t>
-                    </w:r>
-                    <w:r>
-                      <w:fldChar w:fldCharType="begin"/>
-                    </w:r>
-                    <w:r>
-                      <w:rPr>
-                        <w:rStyle w:val="27"/>
-                      </w:rPr>
-                      <w:instrText xml:space="preserve">PAGE  </w:instrText>
-                    </w:r>
-                    <w:r>
-                      <w:fldChar w:fldCharType="separate"/>
-                    </w:r>
-                    <w:r>
-                      <w:rPr>
-                        <w:rStyle w:val="27"/>
-                      </w:rPr>
-                      <w:t>12</w:t>
-                    </w:r>
-                    <w:r>
-                      <w:fldChar w:fldCharType="end"/>
-                    </w:r>
-                    <w:r>
-                      <w:rPr>
-                        <w:rStyle w:val="27"/>
-                        <w:rFonts w:hint="eastAsia"/>
-                      </w:rPr>
-                      <w:t xml:space="preserve"> -</w:t>
-                    </w:r>
-                  </w:p>
-                </w:txbxContent>
-              </v:textbox>
-            </v:rect>
-          </w:pict>
-        </mc:Fallback>
-      </mc:AlternateContent>
-    </w:r>
-  </w:p>
-  <w:p>
-    <w:pPr>
-      <w:pStyle w:val="16"/>
-      <w:rPr>
-        <w:rStyle w:val="27"/>
-        <w:rFonts w:hint="eastAsia"/>
-      </w:rPr>
-    </w:pPr>
-    <w:r>
-      <w:rPr>
-        <w:rStyle w:val="27"/>
-        <w:rFonts w:hint="eastAsia"/>
-      </w:rPr>
-      <w:t xml:space="preserve">- </w:t>
-    </w:r>
-    <w:r>
-      <w:t/>
-    </w:r>
-    <w:r>
-      <w:rPr>
-        <w:rStyle w:val="27"/>
-      </w:rPr>
-      <w:t/>
-    </w:r>
-    <w:r>
-      <w:t/>
-    </w:r>
-    <w:r>
-      <w:rPr>
-        <w:rStyle w:val="27"/>
-      </w:rPr>
-      <w:t>12</w:t>
-    </w:r>
-    <w:r>
-      <w:t/>
-    </w:r>
-    <w:r>
-      <w:rPr>
-        <w:rStyle w:val="27"/>
-        <w:rFonts w:hint="eastAsia"/>
-      </w:rPr>
-      <w:t xml:space="preserve"> -</w:t>
-    </w:r>
-  </w:p>
-  <w:p>
-    <w:pPr>
-      <w:pStyle w:val="16"/>
-      <w:rPr>
-        <w:rStyle w:val="27"/>
-        <w:rFonts w:hint="eastAsia"/>
-      </w:rPr>
-    </w:pPr>
-    <w:r>
-      <w:rPr>
-        <w:rStyle w:val="27"/>
-        <w:rFonts w:hint="eastAsia"/>
-      </w:rPr>
-      <w:t xml:space="preserve">- </w:t>
-    </w:r>
-    <w:r>
-      <w:t/>
-    </w:r>
-    <w:r>
-      <w:rPr>
-        <w:rStyle w:val="27"/>
-      </w:rPr>
-      <w:t/>
-    </w:r>
-    <w:r>
-      <w:t/>
-    </w:r>
-    <w:r>
-      <w:rPr>
-        <w:rStyle w:val="27"/>
-      </w:rPr>
-      <w:t>12</w:t>
-    </w:r>
-    <w:r>
-      <w:t/>
-    </w:r>
-    <w:r>
-      <w:rPr>
-        <w:rStyle w:val="27"/>
-        <w:rFonts w:hint="eastAsia"/>
-      </w:rPr>
-      <w:t xml:space="preserve"> -</w:t>
-    </w:r>
-  </w:p>
-</w:ftr>
-</file>
-
-<file path=word/footer16.xml><?xml version="1.0" encoding="utf-8"?>
-<w:ftr xmlns:mc="http://schemas.openxmlformats.org/markup-compatibility/2006" xmlns:w="http://schemas.openxmlformats.org/wordprocessingml/2006/main" mc:Ignorable="w14 w15 wp14">
+<w:ftr xmlns:wpc="http://schemas.microsoft.com/office/word/2010/wordprocessingCanvas" xmlns:mc="http://schemas.openxmlformats.org/markup-compatibility/2006" xmlns:o="urn:schemas-microsoft-com:office:office" xmlns:r="http://schemas.openxmlformats.org/officeDocument/2006/relationships" xmlns:m="http://schemas.openxmlformats.org/officeDocument/2006/math" xmlns:v="urn:schemas-microsoft-com:vml" xmlns:wp14="http://schemas.microsoft.com/office/word/2010/wordprocessingDrawing" xmlns:wp="http://schemas.openxmlformats.org/drawingml/2006/wordprocessingDrawing" xmlns:w10="urn:schemas-microsoft-com:office:word" xmlns:w="http://schemas.openxmlformats.org/wordprocessingml/2006/main" xmlns:w14="http://schemas.microsoft.com/office/word/2010/wordml" xmlns:w15="http://schemas.microsoft.com/office/word/2012/wordml" xmlns:wpg="http://schemas.microsoft.com/office/word/2010/wordprocessingGroup" xmlns:wpi="http://schemas.microsoft.com/office/word/2010/wordprocessingInk" xmlns:wne="http://schemas.microsoft.com/office/word/2006/wordml" xmlns:wps="http://schemas.microsoft.com/office/word/2010/wordprocessingShape" xmlns:wpsCustomData="http://www.wps.cn/officeDocument/2013/wpsCustomData" mc:Ignorable="w14 w15 wp14">
   <w:p>
     <w:pPr>
       <w:pStyle w:val="16"/>
@@ -6326,834 +5758,8 @@
 </w:ftr>
 </file>
 
-<file path=word/footer2.xml><?xml version="1.0" encoding="utf-8"?>
-<w:ftr xmlns:mc="http://schemas.openxmlformats.org/markup-compatibility/2006" xmlns:w="http://schemas.openxmlformats.org/wordprocessingml/2006/main" mc:Ignorable="w14 w15 wp14">
-  <w:p>
-    <w:pPr>
-      <w:pStyle w:val="16"/>
-      <w:framePr w:wrap="around" w:vAnchor="text" w:hAnchor="margin" w:xAlign="center" w:y="1"/>
-      <w:rPr>
-        <w:rStyle w:val="27"/>
-      </w:rPr>
-    </w:pPr>
-    <w:r>
-      <w:t/>
-    </w:r>
-    <w:r>
-      <w:rPr>
-        <w:rStyle w:val="27"/>
-      </w:rPr>
-      <w:t/>
-    </w:r>
-    <w:r>
-      <w:t/>
-    </w:r>
-    <w:r>
-      <w:rPr>
-        <w:rStyle w:val="27"/>
-      </w:rPr>
-      <w:t>- 2 -</w:t>
-    </w:r>
-    <w:r>
-      <w:t/>
-    </w:r>
-  </w:p>
-  <w:p>
-    <w:pPr>
-      <w:pStyle w:val="16"/>
-      <w:ind w:right="360" w:firstLine="360"/>
-    </w:pPr>
-  </w:p>
-</w:ftr>
-</file>
-
-<file path=word/footer3.xml><?xml version="1.0" encoding="utf-8"?>
-<w:ftr xmlns:mc="http://schemas.openxmlformats.org/markup-compatibility/2006" xmlns:w="http://schemas.openxmlformats.org/wordprocessingml/2006/main" mc:Ignorable="w14 w15 wp14">
-  <w:p>
-    <w:pPr>
-      <w:pStyle w:val="16"/>
-    </w:pPr>
-  </w:p>
-</w:ftr>
-</file>
-
-<file path=word/footer4.xml><?xml version="1.0" encoding="utf-8"?>
-<w:ftr xmlns:mc="http://schemas.openxmlformats.org/markup-compatibility/2006" xmlns:w="http://schemas.openxmlformats.org/wordprocessingml/2006/main" mc:Ignorable="w14 w15 wp14">
-  <w:p>
-    <w:pPr>
-      <w:pStyle w:val="16"/>
-      <w:ind w:right="360" w:firstLine="360"/>
-    </w:pPr>
-  </w:p>
-</w:ftr>
-</file>
-
-<file path=word/footer5.xml><?xml version="1.0" encoding="utf-8"?>
-<w:ftr xmlns:mc="http://schemas.openxmlformats.org/markup-compatibility/2006" xmlns:w="http://schemas.openxmlformats.org/wordprocessingml/2006/main" mc:Ignorable="w14 w15 wp14">
-  <w:p>
-    <w:pPr>
-      <w:pStyle w:val="16"/>
-      <w:framePr w:wrap="around" w:vAnchor="text" w:hAnchor="margin" w:xAlign="center" w:y="1"/>
-      <w:ind w:firstLine="180" w:firstLineChars="100"/>
-      <w:rPr>
-        <w:rStyle w:val="27"/>
-        <w:rFonts w:hint="eastAsia"/>
-      </w:rPr>
-    </w:pPr>
-    <w:r>
-      <w:rPr>
-        <w:rStyle w:val="27"/>
-        <w:rFonts w:hint="eastAsia"/>
-      </w:rPr>
-      <w:t xml:space="preserve">- </w:t>
-    </w:r>
-    <w:r>
-      <w:t/>
-    </w:r>
-    <w:r>
-      <w:rPr>
-        <w:rStyle w:val="27"/>
-      </w:rPr>
-      <w:t/>
-    </w:r>
-    <w:r>
-      <w:t/>
-    </w:r>
-    <w:r>
-      <w:rPr>
-        <w:rStyle w:val="27"/>
-      </w:rPr>
-      <w:t>I</w:t>
-    </w:r>
-    <w:r>
-      <w:t/>
-    </w:r>
-    <w:r>
-      <w:rPr>
-        <w:rStyle w:val="27"/>
-        <w:rFonts w:hint="eastAsia"/>
-      </w:rPr>
-      <w:t xml:space="preserve"> -</w:t>
-    </w:r>
-  </w:p>
-  <w:p>
-    <w:pPr>
-      <w:pStyle w:val="16"/>
-    </w:pPr>
-  </w:p>
-</w:ftr>
-</file>
-
-<file path=word/footer6.xml><?xml version="1.0" encoding="utf-8"?>
-<w:ftr xmlns:mc="http://schemas.openxmlformats.org/markup-compatibility/2006" xmlns:w="http://schemas.openxmlformats.org/wordprocessingml/2006/main" mc:Ignorable="w14 w15 wp14">
-  <w:p>
-    <w:pPr>
-      <w:pStyle w:val="16"/>
-      <w:framePr w:wrap="around" w:vAnchor="text" w:hAnchor="margin" w:xAlign="center" w:y="1"/>
-      <w:rPr>
-        <w:rStyle w:val="27"/>
-        <w:rFonts w:hint="eastAsia"/>
-      </w:rPr>
-    </w:pPr>
-    <w:r>
-      <w:rPr>
-        <w:rStyle w:val="27"/>
-        <w:rFonts w:hint="eastAsia"/>
-      </w:rPr>
-      <w:t xml:space="preserve">- </w:t>
-    </w:r>
-    <w:r>
-      <w:t/>
-    </w:r>
-    <w:r>
-      <w:rPr>
-        <w:rStyle w:val="27"/>
-      </w:rPr>
-      <w:t/>
-    </w:r>
-    <w:r>
-      <w:t/>
-    </w:r>
-    <w:r>
-      <w:rPr>
-        <w:rStyle w:val="27"/>
-      </w:rPr>
-      <w:t>II</w:t>
-    </w:r>
-    <w:r>
-      <w:t/>
-    </w:r>
-    <w:r>
-      <w:rPr>
-        <w:rStyle w:val="27"/>
-        <w:rFonts w:hint="eastAsia"/>
-      </w:rPr>
-      <w:t xml:space="preserve"> -</w:t>
-    </w:r>
-  </w:p>
-  <w:p>
-    <w:pPr>
-      <w:pStyle w:val="16"/>
-    </w:pPr>
-  </w:p>
-</w:ftr>
-</file>
-
-<file path=word/footer7.xml><?xml version="1.0" encoding="utf-8"?>
-<w:ftr xmlns:mc="http://schemas.openxmlformats.org/markup-compatibility/2006" xmlns:w="http://schemas.openxmlformats.org/wordprocessingml/2006/main" mc:Ignorable="w14 w15 wp14">
-  <w:p>
-    <w:pPr>
-      <w:pStyle w:val="16"/>
-      <w:framePr w:wrap="around" w:vAnchor="text" w:hAnchor="margin" w:xAlign="center" w:y="1"/>
-      <w:rPr>
-        <w:rStyle w:val="27"/>
-        <w:rFonts w:hint="eastAsia"/>
-      </w:rPr>
-    </w:pPr>
-    <w:r>
-      <w:rPr>
-        <w:rStyle w:val="27"/>
-        <w:rFonts w:hint="eastAsia"/>
-      </w:rPr>
-      <w:t xml:space="preserve">- </w:t>
-    </w:r>
-    <w:r>
-      <w:t/>
-    </w:r>
-    <w:r>
-      <w:rPr>
-        <w:rStyle w:val="27"/>
-      </w:rPr>
-      <w:t/>
-    </w:r>
-    <w:r>
-      <w:t/>
-    </w:r>
-    <w:r>
-      <w:rPr>
-        <w:rStyle w:val="27"/>
-      </w:rPr>
-      <w:t>III</w:t>
-    </w:r>
-    <w:r>
-      <w:t/>
-    </w:r>
-    <w:r>
-      <w:rPr>
-        <w:rStyle w:val="27"/>
-        <w:rFonts w:hint="eastAsia"/>
-      </w:rPr>
-      <w:t xml:space="preserve"> -</w:t>
-    </w:r>
-  </w:p>
-  <w:p>
-    <w:pPr>
-      <w:pStyle w:val="16"/>
-    </w:pPr>
-  </w:p>
-</w:ftr>
-</file>
-
-<file path=word/footer8.xml><?xml version="1.0" encoding="utf-8"?>
-<w:ftr xmlns:mc="http://schemas.openxmlformats.org/markup-compatibility/2006" xmlns:w="http://schemas.openxmlformats.org/wordprocessingml/2006/main" mc:Ignorable="w14 w15 wp14">
-  <w:p>
-    <w:pPr>
-      <w:pStyle w:val="16"/>
-      <w:framePr w:wrap="around" w:vAnchor="text" w:hAnchor="margin" w:xAlign="center" w:y="1"/>
-      <w:rPr>
-        <w:rStyle w:val="27"/>
-        <w:rFonts w:hint="eastAsia"/>
-      </w:rPr>
-    </w:pPr>
-    <w:r>
-      <w:rPr>
-        <w:rStyle w:val="27"/>
-        <w:rFonts w:hint="eastAsia"/>
-      </w:rPr>
-      <w:t xml:space="preserve">- </w:t>
-    </w:r>
-    <w:r>
-      <w:t/>
-    </w:r>
-    <w:r>
-      <w:rPr>
-        <w:rStyle w:val="27"/>
-      </w:rPr>
-      <w:t/>
-    </w:r>
-    <w:r>
-      <w:t/>
-    </w:r>
-    <w:r>
-      <w:rPr>
-        <w:rStyle w:val="27"/>
-      </w:rPr>
-      <w:t>IV</w:t>
-    </w:r>
-    <w:r>
-      <w:t/>
-    </w:r>
-    <w:r>
-      <w:rPr>
-        <w:rStyle w:val="27"/>
-        <w:rFonts w:hint="eastAsia"/>
-      </w:rPr>
-      <w:t xml:space="preserve"> -</w:t>
-    </w:r>
-  </w:p>
-  <w:p>
-    <w:pPr>
-      <w:pStyle w:val="16"/>
-      <w:jc w:val="both"/>
-    </w:pPr>
-  </w:p>
-</w:ftr>
-</file>
-
-<file path=word/footer9.xml><?xml version="1.0" encoding="utf-8"?>
-<w:ftr xmlns:mc="http://schemas.openxmlformats.org/markup-compatibility/2006" xmlns:w="http://schemas.openxmlformats.org/wordprocessingml/2006/main" mc:Ignorable="w14 w15 wp14">
-  <w:p>
-    <w:pPr>
-      <w:pStyle w:val="16"/>
-      <w:framePr w:wrap="around" w:vAnchor="text" w:hAnchor="margin" w:xAlign="center" w:y="1"/>
-      <w:rPr>
-        <w:rStyle w:val="27"/>
-        <w:rFonts w:hint="eastAsia"/>
-      </w:rPr>
-    </w:pPr>
-    <w:r>
-      <w:rPr>
-        <w:rStyle w:val="27"/>
-        <w:rFonts w:hint="eastAsia"/>
-      </w:rPr>
-      <w:t xml:space="preserve">- </w:t>
-    </w:r>
-    <w:r>
-      <w:t/>
-    </w:r>
-    <w:r>
-      <w:rPr>
-        <w:rStyle w:val="27"/>
-      </w:rPr>
-      <w:t/>
-    </w:r>
-    <w:r>
-      <w:t/>
-    </w:r>
-    <w:r>
-      <w:rPr>
-        <w:rStyle w:val="27"/>
-      </w:rPr>
-      <w:t>3</w:t>
-    </w:r>
-    <w:r>
-      <w:t/>
-    </w:r>
-    <w:r>
-      <w:rPr>
-        <w:rStyle w:val="27"/>
-        <w:rFonts w:hint="eastAsia"/>
-      </w:rPr>
-      <w:t xml:space="preserve"> -</w:t>
-    </w:r>
-  </w:p>
-  <w:p>
-    <w:pPr>
-      <w:pStyle w:val="16"/>
-      <w:jc w:val="both"/>
-    </w:pPr>
-  </w:p>
-</w:ftr>
-</file>
-
 <file path=word/header1.xml><?xml version="1.0" encoding="utf-8"?>
-<w:hdr xmlns:mc="http://schemas.openxmlformats.org/markup-compatibility/2006" xmlns:w="http://schemas.openxmlformats.org/wordprocessingml/2006/main" mc:Ignorable="w14 w15 wp14">
-  <w:p>
-    <w:pPr>
-      <w:pStyle w:val="17"/>
-      <w:pBdr>
-        <w:bottom w:val="none" w:color="auto" w:sz="0" w:space="0"/>
-      </w:pBdr>
-      <w:jc w:val="both"/>
-    </w:pPr>
-  </w:p>
-</w:hdr>
-</file>
-
-<file path=word/header10.xml><?xml version="1.0" encoding="utf-8"?>
-<w:hdr xmlns:mc="http://schemas.openxmlformats.org/markup-compatibility/2006" xmlns:w="http://schemas.openxmlformats.org/wordprocessingml/2006/main" mc:Ignorable="w14 w15 wp14">
-  <w:p>
-    <w:pPr>
-      <w:pStyle w:val="17"/>
-      <w:pBdr>
-        <w:bottom w:val="thinThickSmallGap" w:color="auto" w:sz="18" w:space="1"/>
-      </w:pBdr>
-      <w:tabs>
-        <w:tab w:val="left" w:pos="4320"/>
-        <w:tab w:val="right" w:pos="8880"/>
-        <w:tab w:val="clear" w:pos="4153"/>
-        <w:tab w:val="clear" w:pos="8306"/>
-      </w:tabs>
-      <w:adjustRightInd w:val="0"/>
-      <w:rPr>
-        <w:rFonts w:hint="eastAsia"/>
-        <w:lang w:eastAsia="zh-CN"/>
-      </w:rPr>
-    </w:pPr>
-    <w:r>
-      <w:rPr>
-        <w:rFonts w:hint="eastAsia"/>
-      </w:rPr>
-      <w:t>哈尔滨工业大学</w:t>
-    </w:r>
-    <w:r>
-      <w:rPr>
-        <w:rFonts w:hint="eastAsia"/>
-        <w:lang w:eastAsia="zh-CN"/>
-      </w:rPr>
-      <w:t>本科综合设计（论文）</w:t>
-    </w:r>
-  </w:p>
-</w:hdr>
-</file>
-
-<file path=word/header11.xml><?xml version="1.0" encoding="utf-8"?>
-<w:hdr xmlns:mc="http://schemas.openxmlformats.org/markup-compatibility/2006" xmlns:w="http://schemas.openxmlformats.org/wordprocessingml/2006/main" mc:Ignorable="w14 w15 wp14">
-  <w:p>
-    <w:pPr>
-      <w:pStyle w:val="17"/>
-      <w:pBdr>
-        <w:bottom w:val="thinThickSmallGap" w:color="auto" w:sz="18" w:space="1"/>
-      </w:pBdr>
-      <w:tabs>
-        <w:tab w:val="left" w:pos="4320"/>
-        <w:tab w:val="right" w:pos="8880"/>
-        <w:tab w:val="clear" w:pos="4153"/>
-        <w:tab w:val="clear" w:pos="8306"/>
-      </w:tabs>
-      <w:adjustRightInd w:val="0"/>
-      <w:rPr>
-        <w:rFonts w:hint="eastAsia"/>
-        <w:lang w:eastAsia="zh-CN"/>
-      </w:rPr>
-    </w:pPr>
-    <w:r>
-      <w:rPr>
-        <w:rFonts w:hint="eastAsia"/>
-      </w:rPr>
-      <w:t>哈尔滨工业大学</w:t>
-    </w:r>
-    <w:r>
-      <w:rPr>
-        <w:rFonts w:hint="eastAsia"/>
-        <w:lang w:eastAsia="zh-CN"/>
-      </w:rPr>
-      <w:t>本科综合设计（论文）</w:t>
-    </w:r>
-  </w:p>
-</w:hdr>
-</file>
-
-<file path=word/header12.xml><?xml version="1.0" encoding="utf-8"?>
-<w:hdr xmlns:mc="http://schemas.openxmlformats.org/markup-compatibility/2006" xmlns:w="http://schemas.openxmlformats.org/wordprocessingml/2006/main" mc:Ignorable="w14 w15 wp14">
-  <w:p>
-    <w:pPr>
-      <w:pStyle w:val="17"/>
-      <w:pBdr>
-        <w:bottom w:val="thinThickSmallGap" w:color="auto" w:sz="18" w:space="1"/>
-      </w:pBdr>
-      <w:tabs>
-        <w:tab w:val="left" w:pos="4320"/>
-        <w:tab w:val="right" w:pos="8880"/>
-        <w:tab w:val="clear" w:pos="4153"/>
-        <w:tab w:val="clear" w:pos="8306"/>
-      </w:tabs>
-      <w:adjustRightInd w:val="0"/>
-      <w:rPr>
-        <w:rFonts w:hint="eastAsia"/>
-        <w:lang w:eastAsia="zh-CN"/>
-      </w:rPr>
-    </w:pPr>
-    <w:r>
-      <w:rPr>
-        <w:rFonts w:hint="eastAsia"/>
-      </w:rPr>
-      <w:t>哈尔滨工业大学</w:t>
-    </w:r>
-    <w:r>
-      <w:rPr>
-        <w:rFonts w:hint="eastAsia"/>
-        <w:lang w:eastAsia="zh-CN"/>
-      </w:rPr>
-      <w:t>本科综合设计（论文）</w:t>
-    </w:r>
-  </w:p>
-</w:hdr>
-</file>
-
-<file path=word/header13.xml><?xml version="1.0" encoding="utf-8"?>
-<w:hdr xmlns:mc="http://schemas.openxmlformats.org/markup-compatibility/2006" xmlns:w="http://schemas.openxmlformats.org/wordprocessingml/2006/main" mc:Ignorable="w14 w15 wp14">
-  <w:p>
-    <w:pPr>
-      <w:pStyle w:val="17"/>
-      <w:pBdr>
-        <w:bottom w:val="thinThickSmallGap" w:color="auto" w:sz="18" w:space="1"/>
-      </w:pBdr>
-      <w:adjustRightInd w:val="0"/>
-      <w:rPr>
-        <w:rFonts w:hint="eastAsia"/>
-      </w:rPr>
-    </w:pPr>
-    <w:r>
-      <w:rPr>
-        <w:rFonts w:hint="eastAsia"/>
-      </w:rPr>
-      <w:t>结  论</w:t>
-    </w:r>
-  </w:p>
-</w:hdr>
-</file>
-
-<file path=word/header14.xml><?xml version="1.0" encoding="utf-8"?>
-<w:hdr xmlns:mc="http://schemas.openxmlformats.org/markup-compatibility/2006" xmlns:w="http://schemas.openxmlformats.org/wordprocessingml/2006/main" mc:Ignorable="w14 w15 wp14">
-  <w:p>
-    <w:pPr>
-      <w:pStyle w:val="17"/>
-      <w:pBdr>
-        <w:bottom w:val="thinThickSmallGap" w:color="auto" w:sz="18" w:space="1"/>
-      </w:pBdr>
-      <w:tabs>
-        <w:tab w:val="left" w:pos="4320"/>
-        <w:tab w:val="right" w:pos="8880"/>
-        <w:tab w:val="clear" w:pos="4153"/>
-        <w:tab w:val="clear" w:pos="8306"/>
-      </w:tabs>
-      <w:adjustRightInd w:val="0"/>
-      <w:rPr>
-        <w:rFonts w:hint="eastAsia"/>
-        <w:lang w:eastAsia="zh-CN"/>
-      </w:rPr>
-    </w:pPr>
-    <w:r>
-      <w:rPr>
-        <w:rFonts w:hint="eastAsia"/>
-      </w:rPr>
-      <w:t>哈尔滨工业大学</w:t>
-    </w:r>
-    <w:r>
-      <w:rPr>
-        <w:rFonts w:hint="eastAsia"/>
-        <w:lang w:eastAsia="zh-CN"/>
-      </w:rPr>
-      <w:t>本科综合设计（论文）</w:t>
-    </w:r>
-  </w:p>
-</w:hdr>
-</file>
-
-<file path=word/header15.xml><?xml version="1.0" encoding="utf-8"?>
-<w:hdr xmlns:mc="http://schemas.openxmlformats.org/markup-compatibility/2006" xmlns:w="http://schemas.openxmlformats.org/wordprocessingml/2006/main" mc:Ignorable="w14 w15 wp14">
-  <w:p>
-    <w:pPr>
-      <w:pStyle w:val="17"/>
-      <w:pBdr>
-        <w:bottom w:val="thinThickSmallGap" w:color="auto" w:sz="18" w:space="1"/>
-      </w:pBdr>
-      <w:tabs>
-        <w:tab w:val="left" w:pos="4320"/>
-        <w:tab w:val="right" w:pos="8880"/>
-        <w:tab w:val="clear" w:pos="4153"/>
-        <w:tab w:val="clear" w:pos="8306"/>
-      </w:tabs>
-      <w:adjustRightInd w:val="0"/>
-      <w:rPr>
-        <w:rFonts w:hint="eastAsia"/>
-        <w:lang w:eastAsia="zh-CN"/>
-      </w:rPr>
-    </w:pPr>
-    <w:r>
-      <w:rPr>
-        <w:rFonts w:hint="eastAsia"/>
-      </w:rPr>
-      <w:t>哈尔滨工业大学</w:t>
-    </w:r>
-    <w:r>
-      <w:rPr>
-        <w:rFonts w:hint="eastAsia"/>
-        <w:lang w:eastAsia="zh-CN"/>
-      </w:rPr>
-      <w:t>本科综合设计（论文）</w:t>
-    </w:r>
-  </w:p>
-</w:hdr>
-</file>
-
-<file path=word/header16.xml><?xml version="1.0" encoding="utf-8"?>
-<w:hdr xmlns:mc="http://schemas.openxmlformats.org/markup-compatibility/2006" xmlns:w="http://schemas.openxmlformats.org/wordprocessingml/2006/main" mc:Ignorable="w14 w15 wp14">
-  <w:p>
-    <w:pPr>
-      <w:pStyle w:val="17"/>
-      <w:pBdr>
-        <w:bottom w:val="thinThickSmallGap" w:color="auto" w:sz="18" w:space="1"/>
-      </w:pBdr>
-      <w:adjustRightInd w:val="0"/>
-      <w:rPr>
-        <w:rFonts w:hint="eastAsia"/>
-      </w:rPr>
-    </w:pPr>
-    <w:r>
-      <w:rPr>
-        <w:rFonts w:hint="eastAsia"/>
-      </w:rPr>
-      <w:t>哈尔滨工业大学工学博士学位论文</w:t>
-    </w:r>
-  </w:p>
-</w:hdr>
-</file>
-
-<file path=word/header17.xml><?xml version="1.0" encoding="utf-8"?>
-<w:hdr xmlns:mc="http://schemas.openxmlformats.org/markup-compatibility/2006" xmlns:w="http://schemas.openxmlformats.org/wordprocessingml/2006/main" mc:Ignorable="w14 w15 wp14">
-  <w:p>
-    <w:pPr>
-      <w:pStyle w:val="17"/>
-      <w:pBdr>
-        <w:bottom w:val="thinThickSmallGap" w:color="auto" w:sz="18" w:space="1"/>
-      </w:pBdr>
-      <w:adjustRightInd w:val="0"/>
-      <w:rPr>
-        <w:rFonts w:hint="eastAsia"/>
-      </w:rPr>
-    </w:pPr>
-    <w:r>
-      <w:rPr>
-        <w:rFonts w:hint="eastAsia"/>
-      </w:rPr>
-      <w:t>哈尔滨工业大学</w:t>
-    </w:r>
-    <w:r>
-      <w:rPr>
-        <w:rFonts w:hint="eastAsia"/>
-        <w:lang w:eastAsia="zh-CN"/>
-      </w:rPr>
-      <w:t>本科综合设计（论文）</w:t>
-    </w:r>
-    <w:r>
-      <w:rPr>
-        <w:rFonts w:hint="eastAsia"/>
-      </w:rPr>
-      <w:t>原创性声明和使用权限</w:t>
-    </w:r>
-  </w:p>
-</w:hdr>
-</file>
-
-<file path=word/header18.xml><?xml version="1.0" encoding="utf-8"?>
-<w:hdr xmlns:mc="http://schemas.openxmlformats.org/markup-compatibility/2006" xmlns:w="http://schemas.openxmlformats.org/wordprocessingml/2006/main" mc:Ignorable="w14 w15 wp14">
-  <w:p>
-    <w:pPr>
-      <w:pStyle w:val="17"/>
-      <w:pBdr>
-        <w:bottom w:val="thinThickSmallGap" w:color="auto" w:sz="18" w:space="1"/>
-      </w:pBdr>
-      <w:tabs>
-        <w:tab w:val="left" w:pos="4320"/>
-        <w:tab w:val="right" w:pos="8880"/>
-        <w:tab w:val="clear" w:pos="4153"/>
-        <w:tab w:val="clear" w:pos="8306"/>
-      </w:tabs>
-      <w:adjustRightInd w:val="0"/>
-      <w:rPr>
-        <w:rFonts w:hint="eastAsia"/>
-        <w:lang w:eastAsia="zh-CN"/>
-      </w:rPr>
-    </w:pPr>
-    <w:r>
-      <w:rPr>
-        <w:rFonts w:hint="eastAsia"/>
-      </w:rPr>
-      <w:t>哈尔滨工业大学</w:t>
-    </w:r>
-    <w:r>
-      <w:rPr>
-        <w:rFonts w:hint="eastAsia"/>
-        <w:lang w:eastAsia="zh-CN"/>
-      </w:rPr>
-      <w:t>本科综合设计（论文）</w:t>
-    </w:r>
-  </w:p>
-</w:hdr>
-</file>
-
-<file path=word/header19.xml><?xml version="1.0" encoding="utf-8"?>
-<w:hdr xmlns:mc="http://schemas.openxmlformats.org/markup-compatibility/2006" xmlns:w="http://schemas.openxmlformats.org/wordprocessingml/2006/main" mc:Ignorable="w14 w15 wp14">
-  <w:p>
-    <w:pPr>
-      <w:pStyle w:val="17"/>
-      <w:pBdr>
-        <w:bottom w:val="thinThickSmallGap" w:color="auto" w:sz="18" w:space="1"/>
-      </w:pBdr>
-      <w:tabs>
-        <w:tab w:val="left" w:pos="4320"/>
-        <w:tab w:val="right" w:pos="8880"/>
-        <w:tab w:val="clear" w:pos="4153"/>
-        <w:tab w:val="clear" w:pos="8306"/>
-      </w:tabs>
-      <w:adjustRightInd w:val="0"/>
-      <w:rPr>
-        <w:rFonts w:hint="eastAsia"/>
-        <w:lang w:eastAsia="zh-CN"/>
-      </w:rPr>
-    </w:pPr>
-    <w:r>
-      <w:rPr>
-        <w:rFonts w:hint="eastAsia"/>
-      </w:rPr>
-      <w:t>哈尔滨工业大学</w:t>
-    </w:r>
-    <w:r>
-      <w:rPr>
-        <w:rFonts w:hint="eastAsia"/>
-        <w:lang w:eastAsia="zh-CN"/>
-      </w:rPr>
-      <w:t>本科综合设计（论文）</w:t>
-    </w:r>
-  </w:p>
-</w:hdr>
-</file>
-
-<file path=word/header2.xml><?xml version="1.0" encoding="utf-8"?>
-<w:hdr xmlns:mc="http://schemas.openxmlformats.org/markup-compatibility/2006" xmlns:w="http://schemas.openxmlformats.org/wordprocessingml/2006/main" mc:Ignorable="w14 w15 wp14">
-  <w:p>
-    <w:pPr>
-      <w:pStyle w:val="17"/>
-      <w:pBdr>
-        <w:bottom w:val="none" w:color="auto" w:sz="0" w:space="1"/>
-      </w:pBdr>
-      <w:jc w:val="both"/>
-    </w:pPr>
-  </w:p>
-</w:hdr>
-</file>
-
-<file path=word/header20.xml><?xml version="1.0" encoding="utf-8"?>
-<w:hdr xmlns:mc="http://schemas.openxmlformats.org/markup-compatibility/2006" xmlns:w="http://schemas.openxmlformats.org/wordprocessingml/2006/main" mc:Ignorable="w14 w15 wp14">
-  <w:p>
-    <w:pPr>
-      <w:pStyle w:val="17"/>
-      <w:pBdr>
-        <w:bottom w:val="thinThickSmallGap" w:color="auto" w:sz="18" w:space="1"/>
-      </w:pBdr>
-      <w:tabs>
-        <w:tab w:val="left" w:pos="4320"/>
-        <w:tab w:val="right" w:pos="8880"/>
-        <w:tab w:val="clear" w:pos="4153"/>
-        <w:tab w:val="clear" w:pos="8306"/>
-      </w:tabs>
-      <w:adjustRightInd w:val="0"/>
-      <w:rPr>
-        <w:rFonts w:hint="eastAsia"/>
-        <w:lang w:eastAsia="zh-CN"/>
-      </w:rPr>
-    </w:pPr>
-    <w:r>
-      <w:rPr>
-        <w:rFonts w:hint="eastAsia"/>
-      </w:rPr>
-      <w:t>哈尔滨工业大学</w:t>
-    </w:r>
-    <w:r>
-      <w:rPr>
-        <w:rFonts w:hint="eastAsia"/>
-        <w:lang w:eastAsia="zh-CN"/>
-      </w:rPr>
-      <w:t>本科综合设计（论文）</w:t>
-    </w:r>
-  </w:p>
-</w:hdr>
-</file>
-
-<file path=word/header3.xml><?xml version="1.0" encoding="utf-8"?>
-<w:hdr xmlns:mc="http://schemas.openxmlformats.org/markup-compatibility/2006" xmlns:w="http://schemas.openxmlformats.org/wordprocessingml/2006/main" mc:Ignorable="w14 w15 wp14">
-  <w:p>
-    <w:pPr>
-      <w:pStyle w:val="17"/>
-      <w:pBdr>
-        <w:bottom w:val="none" w:color="auto" w:sz="0" w:space="1"/>
-      </w:pBdr>
-      <w:jc w:val="both"/>
-    </w:pPr>
-  </w:p>
-</w:hdr>
-</file>
-
-<file path=word/header4.xml><?xml version="1.0" encoding="utf-8"?>
-<w:hdr xmlns:mc="http://schemas.openxmlformats.org/markup-compatibility/2006" xmlns:w="http://schemas.openxmlformats.org/wordprocessingml/2006/main" mc:Ignorable="w14 w15 wp14">
-  <w:p>
-    <w:pPr>
-      <w:pStyle w:val="17"/>
-      <w:pBdr>
-        <w:bottom w:val="thinThickSmallGap" w:color="auto" w:sz="18" w:space="1"/>
-      </w:pBdr>
-      <w:tabs>
-        <w:tab w:val="left" w:pos="4320"/>
-        <w:tab w:val="right" w:pos="8880"/>
-        <w:tab w:val="clear" w:pos="4153"/>
-        <w:tab w:val="clear" w:pos="8306"/>
-      </w:tabs>
-      <w:adjustRightInd w:val="0"/>
-      <w:rPr>
-        <w:rFonts w:hint="eastAsia"/>
-        <w:lang w:eastAsia="zh-CN"/>
-      </w:rPr>
-    </w:pPr>
-    <w:r>
-      <w:rPr>
-        <w:rFonts w:hint="eastAsia"/>
-      </w:rPr>
-      <w:t>哈尔滨工业大学</w:t>
-    </w:r>
-    <w:r>
-      <w:rPr>
-        <w:rFonts w:hint="eastAsia"/>
-        <w:lang w:eastAsia="zh-CN"/>
-      </w:rPr>
-      <w:t>本科综合设计（论文）</w:t>
-    </w:r>
-  </w:p>
-</w:hdr>
-</file>
-
-<file path=word/header5.xml><?xml version="1.0" encoding="utf-8"?>
-<w:hdr xmlns:mc="http://schemas.openxmlformats.org/markup-compatibility/2006" xmlns:w="http://schemas.openxmlformats.org/wordprocessingml/2006/main" mc:Ignorable="w14 w15 wp14">
-  <w:p>
-    <w:pPr>
-      <w:pStyle w:val="17"/>
-      <w:pBdr>
-        <w:bottom w:val="thinThickSmallGap" w:color="auto" w:sz="18" w:space="1"/>
-      </w:pBdr>
-      <w:tabs>
-        <w:tab w:val="left" w:pos="4320"/>
-        <w:tab w:val="right" w:pos="8880"/>
-        <w:tab w:val="clear" w:pos="4153"/>
-        <w:tab w:val="clear" w:pos="8306"/>
-      </w:tabs>
-      <w:adjustRightInd w:val="0"/>
-      <w:rPr>
-        <w:rFonts w:hint="eastAsia"/>
-      </w:rPr>
-    </w:pPr>
-    <w:r>
-      <w:rPr>
-        <w:rFonts w:hint="eastAsia"/>
-      </w:rPr>
-      <w:t>Abstract</w:t>
-    </w:r>
-  </w:p>
-</w:hdr>
-</file>
-
-<file path=word/header6.xml><?xml version="1.0" encoding="utf-8"?>
-<w:hdr xmlns:mc="http://schemas.openxmlformats.org/markup-compatibility/2006" xmlns:w="http://schemas.openxmlformats.org/wordprocessingml/2006/main" mc:Ignorable="w14 w15 wp14">
+<w:hdr xmlns:wpc="http://schemas.microsoft.com/office/word/2010/wordprocessingCanvas" xmlns:mc="http://schemas.openxmlformats.org/markup-compatibility/2006" xmlns:o="urn:schemas-microsoft-com:office:office" xmlns:r="http://schemas.openxmlformats.org/officeDocument/2006/relationships" xmlns:m="http://schemas.openxmlformats.org/officeDocument/2006/math" xmlns:v="urn:schemas-microsoft-com:vml" xmlns:wp14="http://schemas.microsoft.com/office/word/2010/wordprocessingDrawing" xmlns:wp="http://schemas.openxmlformats.org/drawingml/2006/wordprocessingDrawing" xmlns:w10="urn:schemas-microsoft-com:office:word" xmlns:w="http://schemas.openxmlformats.org/wordprocessingml/2006/main" xmlns:w14="http://schemas.microsoft.com/office/word/2010/wordml" xmlns:w15="http://schemas.microsoft.com/office/word/2012/wordml" xmlns:wpg="http://schemas.microsoft.com/office/word/2010/wordprocessingGroup" xmlns:wpi="http://schemas.microsoft.com/office/word/2010/wordprocessingInk" xmlns:wne="http://schemas.microsoft.com/office/word/2006/wordml" xmlns:wps="http://schemas.microsoft.com/office/word/2010/wordprocessingShape" xmlns:wpsCustomData="http://www.wps.cn/officeDocument/2013/wpsCustomData" mc:Ignorable="w14 w15 wp14">
   <w:p>
     <w:pPr>
       <w:pStyle w:val="17"/>
@@ -7192,8 +5798,8 @@
 </w:hdr>
 </file>
 
-<file path=word/header7.xml><?xml version="1.0" encoding="utf-8"?>
-<w:hdr xmlns:mc="http://schemas.openxmlformats.org/markup-compatibility/2006" xmlns:w="http://schemas.openxmlformats.org/wordprocessingml/2006/main" mc:Ignorable="w14 w15 wp14">
+<file path=word/header10.xml><?xml version="1.0" encoding="utf-8"?>
+<w:hdr xmlns:wpc="http://schemas.microsoft.com/office/word/2010/wordprocessingCanvas" xmlns:mc="http://schemas.openxmlformats.org/markup-compatibility/2006" xmlns:o="urn:schemas-microsoft-com:office:office" xmlns:r="http://schemas.openxmlformats.org/officeDocument/2006/relationships" xmlns:m="http://schemas.openxmlformats.org/officeDocument/2006/math" xmlns:v="urn:schemas-microsoft-com:vml" xmlns:wp14="http://schemas.microsoft.com/office/word/2010/wordprocessingDrawing" xmlns:wp="http://schemas.openxmlformats.org/drawingml/2006/wordprocessingDrawing" xmlns:w10="urn:schemas-microsoft-com:office:word" xmlns:w="http://schemas.openxmlformats.org/wordprocessingml/2006/main" xmlns:w14="http://schemas.microsoft.com/office/word/2010/wordml" xmlns:w15="http://schemas.microsoft.com/office/word/2012/wordml" xmlns:wpg="http://schemas.microsoft.com/office/word/2010/wordprocessingGroup" xmlns:wpi="http://schemas.microsoft.com/office/word/2010/wordprocessingInk" xmlns:wne="http://schemas.microsoft.com/office/word/2006/wordml" xmlns:wps="http://schemas.microsoft.com/office/word/2010/wordprocessingShape" xmlns:wpsCustomData="http://www.wps.cn/officeDocument/2013/wpsCustomData" mc:Ignorable="w14 w15 wp14">
   <w:p>
     <w:pPr>
       <w:pStyle w:val="17"/>
@@ -7229,8 +5835,467 @@
 </w:hdr>
 </file>
 
+<file path=word/header11.xml><?xml version="1.0" encoding="utf-8"?>
+<w:hdr xmlns:wpc="http://schemas.microsoft.com/office/word/2010/wordprocessingCanvas" xmlns:mc="http://schemas.openxmlformats.org/markup-compatibility/2006" xmlns:o="urn:schemas-microsoft-com:office:office" xmlns:r="http://schemas.openxmlformats.org/officeDocument/2006/relationships" xmlns:m="http://schemas.openxmlformats.org/officeDocument/2006/math" xmlns:v="urn:schemas-microsoft-com:vml" xmlns:wp14="http://schemas.microsoft.com/office/word/2010/wordprocessingDrawing" xmlns:wp="http://schemas.openxmlformats.org/drawingml/2006/wordprocessingDrawing" xmlns:w10="urn:schemas-microsoft-com:office:word" xmlns:w="http://schemas.openxmlformats.org/wordprocessingml/2006/main" xmlns:w14="http://schemas.microsoft.com/office/word/2010/wordml" xmlns:w15="http://schemas.microsoft.com/office/word/2012/wordml" xmlns:wpg="http://schemas.microsoft.com/office/word/2010/wordprocessingGroup" xmlns:wpi="http://schemas.microsoft.com/office/word/2010/wordprocessingInk" xmlns:wne="http://schemas.microsoft.com/office/word/2006/wordml" xmlns:wps="http://schemas.microsoft.com/office/word/2010/wordprocessingShape" xmlns:wpsCustomData="http://www.wps.cn/officeDocument/2013/wpsCustomData" mc:Ignorable="w14 w15 wp14">
+  <w:p>
+    <w:pPr>
+      <w:pStyle w:val="17"/>
+      <w:pBdr>
+        <w:bottom w:val="thinThickSmallGap" w:color="auto" w:sz="24" w:space="4"/>
+      </w:pBdr>
+      <w:rPr>
+        <w:rFonts w:hint="eastAsia"/>
+      </w:rPr>
+    </w:pPr>
+    <w:r>
+      <w:rPr>
+        <w:rFonts w:hint="eastAsia"/>
+      </w:rPr>
+      <w:t xml:space="preserve">                               </w:t>
+    </w:r>
+    <w:r>
+      <w:t>Abstract</w:t>
+    </w:r>
+    <w:r>
+      <w:rPr>
+        <w:rFonts w:hint="eastAsia"/>
+      </w:rPr>
+      <w:t xml:space="preserve">    （</w:t>
+    </w:r>
+    <w:r>
+      <w:t xml:space="preserve">Times New Roman </w:t>
+    </w:r>
+    <w:r>
+      <w:rPr>
+        <w:rFonts w:hint="eastAsia"/>
+      </w:rPr>
+      <w:t>小5号字）</w:t>
+    </w:r>
+  </w:p>
+</w:hdr>
+</file>
+
+<file path=word/header12.xml><?xml version="1.0" encoding="utf-8"?>
+<w:hdr xmlns:wpc="http://schemas.microsoft.com/office/word/2010/wordprocessingCanvas" xmlns:mc="http://schemas.openxmlformats.org/markup-compatibility/2006" xmlns:o="urn:schemas-microsoft-com:office:office" xmlns:r="http://schemas.openxmlformats.org/officeDocument/2006/relationships" xmlns:m="http://schemas.openxmlformats.org/officeDocument/2006/math" xmlns:v="urn:schemas-microsoft-com:vml" xmlns:wp14="http://schemas.microsoft.com/office/word/2010/wordprocessingDrawing" xmlns:wp="http://schemas.openxmlformats.org/drawingml/2006/wordprocessingDrawing" xmlns:w10="urn:schemas-microsoft-com:office:word" xmlns:w="http://schemas.openxmlformats.org/wordprocessingml/2006/main" xmlns:w14="http://schemas.microsoft.com/office/word/2010/wordml" xmlns:w15="http://schemas.microsoft.com/office/word/2012/wordml" xmlns:wpg="http://schemas.microsoft.com/office/word/2010/wordprocessingGroup" xmlns:wpi="http://schemas.microsoft.com/office/word/2010/wordprocessingInk" xmlns:wne="http://schemas.microsoft.com/office/word/2006/wordml" xmlns:wps="http://schemas.microsoft.com/office/word/2010/wordprocessingShape" xmlns:wpsCustomData="http://www.wps.cn/officeDocument/2013/wpsCustomData" mc:Ignorable="w14 w15 wp14">
+  <w:p>
+    <w:pPr>
+      <w:pStyle w:val="17"/>
+      <w:pBdr>
+        <w:bottom w:val="thinThickSmallGap" w:color="auto" w:sz="18" w:space="1"/>
+      </w:pBdr>
+      <w:tabs>
+        <w:tab w:val="left" w:pos="4320"/>
+        <w:tab w:val="right" w:pos="8880"/>
+        <w:tab w:val="clear" w:pos="4153"/>
+        <w:tab w:val="clear" w:pos="8306"/>
+      </w:tabs>
+      <w:adjustRightInd w:val="0"/>
+      <w:rPr>
+        <w:rFonts w:hint="eastAsia"/>
+        <w:lang w:eastAsia="zh-CN"/>
+      </w:rPr>
+    </w:pPr>
+    <w:r>
+      <w:rPr>
+        <w:rFonts w:hint="eastAsia"/>
+      </w:rPr>
+      <w:t>哈尔滨工业大学</w:t>
+    </w:r>
+    <w:r>
+      <w:rPr>
+        <w:rFonts w:hint="eastAsia"/>
+        <w:lang w:eastAsia="zh-CN"/>
+      </w:rPr>
+      <w:t>本科综合设计（论文）</w:t>
+    </w:r>
+  </w:p>
+</w:hdr>
+</file>
+
+<file path=word/header13.xml><?xml version="1.0" encoding="utf-8"?>
+<w:hdr xmlns:wpc="http://schemas.microsoft.com/office/word/2010/wordprocessingCanvas" xmlns:mc="http://schemas.openxmlformats.org/markup-compatibility/2006" xmlns:o="urn:schemas-microsoft-com:office:office" xmlns:r="http://schemas.openxmlformats.org/officeDocument/2006/relationships" xmlns:m="http://schemas.openxmlformats.org/officeDocument/2006/math" xmlns:v="urn:schemas-microsoft-com:vml" xmlns:wp14="http://schemas.microsoft.com/office/word/2010/wordprocessingDrawing" xmlns:wp="http://schemas.openxmlformats.org/drawingml/2006/wordprocessingDrawing" xmlns:w10="urn:schemas-microsoft-com:office:word" xmlns:w="http://schemas.openxmlformats.org/wordprocessingml/2006/main" xmlns:w14="http://schemas.microsoft.com/office/word/2010/wordml" xmlns:w15="http://schemas.microsoft.com/office/word/2012/wordml" xmlns:wpg="http://schemas.microsoft.com/office/word/2010/wordprocessingGroup" xmlns:wpi="http://schemas.microsoft.com/office/word/2010/wordprocessingInk" xmlns:wne="http://schemas.microsoft.com/office/word/2006/wordml" xmlns:wps="http://schemas.microsoft.com/office/word/2010/wordprocessingShape" xmlns:wpsCustomData="http://www.wps.cn/officeDocument/2013/wpsCustomData" mc:Ignorable="w14 w15 wp14">
+  <w:p>
+    <w:pPr>
+      <w:pStyle w:val="17"/>
+      <w:pBdr>
+        <w:bottom w:val="thinThickSmallGap" w:color="auto" w:sz="24" w:space="4"/>
+      </w:pBdr>
+      <w:rPr>
+        <w:rFonts w:hint="eastAsia"/>
+      </w:rPr>
+    </w:pPr>
+    <w:r>
+      <w:rPr>
+        <w:rFonts w:hint="eastAsia"/>
+      </w:rPr>
+      <w:t xml:space="preserve">                               </w:t>
+    </w:r>
+    <w:r>
+      <w:t>Abstract</w:t>
+    </w:r>
+    <w:r>
+      <w:rPr>
+        <w:rFonts w:hint="eastAsia"/>
+      </w:rPr>
+      <w:t xml:space="preserve">    （</w:t>
+    </w:r>
+    <w:r>
+      <w:t xml:space="preserve">Times New Roman </w:t>
+    </w:r>
+    <w:r>
+      <w:rPr>
+        <w:rFonts w:hint="eastAsia"/>
+      </w:rPr>
+      <w:t>小5号字）</w:t>
+    </w:r>
+  </w:p>
+</w:hdr>
+</file>
+
+<file path=word/header14.xml><?xml version="1.0" encoding="utf-8"?>
+<w:hdr xmlns:wpc="http://schemas.microsoft.com/office/word/2010/wordprocessingCanvas" xmlns:mc="http://schemas.openxmlformats.org/markup-compatibility/2006" xmlns:o="urn:schemas-microsoft-com:office:office" xmlns:r="http://schemas.openxmlformats.org/officeDocument/2006/relationships" xmlns:m="http://schemas.openxmlformats.org/officeDocument/2006/math" xmlns:v="urn:schemas-microsoft-com:vml" xmlns:wp14="http://schemas.microsoft.com/office/word/2010/wordprocessingDrawing" xmlns:wp="http://schemas.openxmlformats.org/drawingml/2006/wordprocessingDrawing" xmlns:w10="urn:schemas-microsoft-com:office:word" xmlns:w="http://schemas.openxmlformats.org/wordprocessingml/2006/main" xmlns:w14="http://schemas.microsoft.com/office/word/2010/wordml" xmlns:w15="http://schemas.microsoft.com/office/word/2012/wordml" xmlns:wpg="http://schemas.microsoft.com/office/word/2010/wordprocessingGroup" xmlns:wpi="http://schemas.microsoft.com/office/word/2010/wordprocessingInk" xmlns:wne="http://schemas.microsoft.com/office/word/2006/wordml" xmlns:wps="http://schemas.microsoft.com/office/word/2010/wordprocessingShape" xmlns:wpsCustomData="http://www.wps.cn/officeDocument/2013/wpsCustomData" mc:Ignorable="w14 w15 wp14">
+  <w:p>
+    <w:pPr>
+      <w:pStyle w:val="17"/>
+      <w:pBdr>
+        <w:bottom w:val="thinThickSmallGap" w:color="auto" w:sz="18" w:space="1"/>
+      </w:pBdr>
+      <w:tabs>
+        <w:tab w:val="left" w:pos="4320"/>
+        <w:tab w:val="right" w:pos="8880"/>
+        <w:tab w:val="clear" w:pos="4153"/>
+        <w:tab w:val="clear" w:pos="8306"/>
+      </w:tabs>
+      <w:adjustRightInd w:val="0"/>
+      <w:rPr>
+        <w:rFonts w:hint="eastAsia"/>
+        <w:lang w:eastAsia="zh-CN"/>
+      </w:rPr>
+    </w:pPr>
+    <w:r>
+      <w:rPr>
+        <w:rFonts w:hint="eastAsia"/>
+      </w:rPr>
+      <w:t>哈尔滨工业大学</w:t>
+    </w:r>
+    <w:r>
+      <w:rPr>
+        <w:rFonts w:hint="eastAsia"/>
+        <w:lang w:eastAsia="zh-CN"/>
+      </w:rPr>
+      <w:t>本科综合设计（论文）</w:t>
+    </w:r>
+  </w:p>
+</w:hdr>
+</file>
+
+<file path=word/header15.xml><?xml version="1.0" encoding="utf-8"?>
+<w:hdr xmlns:wpc="http://schemas.microsoft.com/office/word/2010/wordprocessingCanvas" xmlns:mc="http://schemas.openxmlformats.org/markup-compatibility/2006" xmlns:o="urn:schemas-microsoft-com:office:office" xmlns:r="http://schemas.openxmlformats.org/officeDocument/2006/relationships" xmlns:m="http://schemas.openxmlformats.org/officeDocument/2006/math" xmlns:v="urn:schemas-microsoft-com:vml" xmlns:wp14="http://schemas.microsoft.com/office/word/2010/wordprocessingDrawing" xmlns:wp="http://schemas.openxmlformats.org/drawingml/2006/wordprocessingDrawing" xmlns:w10="urn:schemas-microsoft-com:office:word" xmlns:w="http://schemas.openxmlformats.org/wordprocessingml/2006/main" xmlns:w14="http://schemas.microsoft.com/office/word/2010/wordml" xmlns:w15="http://schemas.microsoft.com/office/word/2012/wordml" xmlns:wpg="http://schemas.microsoft.com/office/word/2010/wordprocessingGroup" xmlns:wpi="http://schemas.microsoft.com/office/word/2010/wordprocessingInk" xmlns:wne="http://schemas.microsoft.com/office/word/2006/wordml" xmlns:wps="http://schemas.microsoft.com/office/word/2010/wordprocessingShape" xmlns:wpsCustomData="http://www.wps.cn/officeDocument/2013/wpsCustomData" mc:Ignorable="w14 w15 wp14">
+  <w:p>
+    <w:pPr>
+      <w:pStyle w:val="17"/>
+      <w:pBdr>
+        <w:bottom w:val="thinThickSmallGap" w:color="auto" w:sz="18" w:space="1"/>
+      </w:pBdr>
+      <w:tabs>
+        <w:tab w:val="left" w:pos="4320"/>
+        <w:tab w:val="right" w:pos="8880"/>
+        <w:tab w:val="clear" w:pos="4153"/>
+        <w:tab w:val="clear" w:pos="8306"/>
+      </w:tabs>
+      <w:adjustRightInd w:val="0"/>
+      <w:rPr>
+        <w:rFonts w:hint="eastAsia"/>
+        <w:lang w:eastAsia="zh-CN"/>
+      </w:rPr>
+    </w:pPr>
+    <w:r>
+      <w:rPr>
+        <w:rFonts w:hint="eastAsia"/>
+      </w:rPr>
+      <w:t>哈尔滨工业大学</w:t>
+    </w:r>
+    <w:r>
+      <w:rPr>
+        <w:rFonts w:hint="eastAsia"/>
+        <w:lang w:eastAsia="zh-CN"/>
+      </w:rPr>
+      <w:t>本科综合设计（论文）</w:t>
+    </w:r>
+  </w:p>
+</w:hdr>
+</file>
+
+<file path=word/header16.xml><?xml version="1.0" encoding="utf-8"?>
+<w:hdr xmlns:wpc="http://schemas.microsoft.com/office/word/2010/wordprocessingCanvas" xmlns:mc="http://schemas.openxmlformats.org/markup-compatibility/2006" xmlns:o="urn:schemas-microsoft-com:office:office" xmlns:r="http://schemas.openxmlformats.org/officeDocument/2006/relationships" xmlns:m="http://schemas.openxmlformats.org/officeDocument/2006/math" xmlns:v="urn:schemas-microsoft-com:vml" xmlns:wp14="http://schemas.microsoft.com/office/word/2010/wordprocessingDrawing" xmlns:wp="http://schemas.openxmlformats.org/drawingml/2006/wordprocessingDrawing" xmlns:w10="urn:schemas-microsoft-com:office:word" xmlns:w="http://schemas.openxmlformats.org/wordprocessingml/2006/main" xmlns:w14="http://schemas.microsoft.com/office/word/2010/wordml" xmlns:w15="http://schemas.microsoft.com/office/word/2012/wordml" xmlns:wpg="http://schemas.microsoft.com/office/word/2010/wordprocessingGroup" xmlns:wpi="http://schemas.microsoft.com/office/word/2010/wordprocessingInk" xmlns:wne="http://schemas.microsoft.com/office/word/2006/wordml" xmlns:wps="http://schemas.microsoft.com/office/word/2010/wordprocessingShape" xmlns:wpsCustomData="http://www.wps.cn/officeDocument/2013/wpsCustomData" mc:Ignorable="w14 w15 wp14">
+  <w:p>
+    <w:pPr>
+      <w:pStyle w:val="17"/>
+      <w:pBdr>
+        <w:bottom w:val="thinThickSmallGap" w:color="auto" w:sz="18" w:space="1"/>
+      </w:pBdr>
+      <w:tabs>
+        <w:tab w:val="left" w:pos="4320"/>
+        <w:tab w:val="right" w:pos="8880"/>
+        <w:tab w:val="clear" w:pos="4153"/>
+        <w:tab w:val="clear" w:pos="8306"/>
+      </w:tabs>
+      <w:adjustRightInd w:val="0"/>
+      <w:rPr>
+        <w:rFonts w:hint="eastAsia"/>
+        <w:lang w:eastAsia="zh-CN"/>
+      </w:rPr>
+    </w:pPr>
+    <w:r>
+      <w:rPr>
+        <w:rFonts w:hint="eastAsia"/>
+      </w:rPr>
+      <w:t>哈尔滨工业大学</w:t>
+    </w:r>
+    <w:r>
+      <w:rPr>
+        <w:rFonts w:hint="eastAsia"/>
+        <w:lang w:eastAsia="zh-CN"/>
+      </w:rPr>
+      <w:t>本科综合设计（论文）</w:t>
+    </w:r>
+  </w:p>
+</w:hdr>
+</file>
+
+<file path=word/header2.xml><?xml version="1.0" encoding="utf-8"?>
+<w:hdr xmlns:wpc="http://schemas.microsoft.com/office/word/2010/wordprocessingCanvas" xmlns:mc="http://schemas.openxmlformats.org/markup-compatibility/2006" xmlns:o="urn:schemas-microsoft-com:office:office" xmlns:r="http://schemas.openxmlformats.org/officeDocument/2006/relationships" xmlns:m="http://schemas.openxmlformats.org/officeDocument/2006/math" xmlns:v="urn:schemas-microsoft-com:vml" xmlns:wp14="http://schemas.microsoft.com/office/word/2010/wordprocessingDrawing" xmlns:wp="http://schemas.openxmlformats.org/drawingml/2006/wordprocessingDrawing" xmlns:w10="urn:schemas-microsoft-com:office:word" xmlns:w="http://schemas.openxmlformats.org/wordprocessingml/2006/main" xmlns:w14="http://schemas.microsoft.com/office/word/2010/wordml" xmlns:w15="http://schemas.microsoft.com/office/word/2012/wordml" xmlns:wpg="http://schemas.microsoft.com/office/word/2010/wordprocessingGroup" xmlns:wpi="http://schemas.microsoft.com/office/word/2010/wordprocessingInk" xmlns:wne="http://schemas.microsoft.com/office/word/2006/wordml" xmlns:wps="http://schemas.microsoft.com/office/word/2010/wordprocessingShape" xmlns:wpsCustomData="http://www.wps.cn/officeDocument/2013/wpsCustomData" mc:Ignorable="w14 w15 wp14">
+  <w:p>
+    <w:pPr>
+      <w:pStyle w:val="17"/>
+      <w:pBdr>
+        <w:bottom w:val="thinThickSmallGap" w:color="auto" w:sz="18" w:space="1"/>
+      </w:pBdr>
+      <w:tabs>
+        <w:tab w:val="left" w:pos="4320"/>
+        <w:tab w:val="right" w:pos="8880"/>
+        <w:tab w:val="clear" w:pos="4153"/>
+        <w:tab w:val="clear" w:pos="8306"/>
+      </w:tabs>
+      <w:adjustRightInd w:val="0"/>
+      <w:rPr>
+        <w:rFonts w:hint="eastAsia"/>
+        <w:lang w:eastAsia="zh-CN"/>
+      </w:rPr>
+    </w:pPr>
+    <w:r>
+      <w:rPr>
+        <w:rFonts w:hint="eastAsia"/>
+      </w:rPr>
+      <w:t>哈尔滨工业大学</w:t>
+    </w:r>
+    <w:r>
+      <w:rPr>
+        <w:rFonts w:hint="eastAsia"/>
+        <w:lang w:eastAsia="zh-CN"/>
+      </w:rPr>
+      <w:t>本科综合设计（论文）</w:t>
+    </w:r>
+  </w:p>
+</w:hdr>
+</file>
+
+<file path=word/header3.xml><?xml version="1.0" encoding="utf-8"?>
+<w:hdr xmlns:wpc="http://schemas.microsoft.com/office/word/2010/wordprocessingCanvas" xmlns:mc="http://schemas.openxmlformats.org/markup-compatibility/2006" xmlns:o="urn:schemas-microsoft-com:office:office" xmlns:r="http://schemas.openxmlformats.org/officeDocument/2006/relationships" xmlns:m="http://schemas.openxmlformats.org/officeDocument/2006/math" xmlns:v="urn:schemas-microsoft-com:vml" xmlns:wp14="http://schemas.microsoft.com/office/word/2010/wordprocessingDrawing" xmlns:wp="http://schemas.openxmlformats.org/drawingml/2006/wordprocessingDrawing" xmlns:w10="urn:schemas-microsoft-com:office:word" xmlns:w="http://schemas.openxmlformats.org/wordprocessingml/2006/main" xmlns:w14="http://schemas.microsoft.com/office/word/2010/wordml" xmlns:w15="http://schemas.microsoft.com/office/word/2012/wordml" xmlns:wpg="http://schemas.microsoft.com/office/word/2010/wordprocessingGroup" xmlns:wpi="http://schemas.microsoft.com/office/word/2010/wordprocessingInk" xmlns:wne="http://schemas.microsoft.com/office/word/2006/wordml" xmlns:wps="http://schemas.microsoft.com/office/word/2010/wordprocessingShape" xmlns:wpsCustomData="http://www.wps.cn/officeDocument/2013/wpsCustomData" mc:Ignorable="w14 w15 wp14">
+  <w:p>
+    <w:pPr>
+      <w:pStyle w:val="17"/>
+      <w:pBdr>
+        <w:bottom w:val="thinThickSmallGap" w:color="auto" w:sz="24" w:space="4"/>
+      </w:pBdr>
+      <w:rPr>
+        <w:rFonts w:hint="eastAsia"/>
+      </w:rPr>
+    </w:pPr>
+    <w:r>
+      <w:rPr>
+        <w:rFonts w:hint="eastAsia"/>
+      </w:rPr>
+      <w:t xml:space="preserve">                               </w:t>
+    </w:r>
+    <w:r>
+      <w:t>Abstract</w:t>
+    </w:r>
+    <w:r>
+      <w:rPr>
+        <w:rFonts w:hint="eastAsia"/>
+      </w:rPr>
+      <w:t xml:space="preserve">    （</w:t>
+    </w:r>
+    <w:r>
+      <w:t xml:space="preserve">Times New Roman </w:t>
+    </w:r>
+    <w:r>
+      <w:rPr>
+        <w:rFonts w:hint="eastAsia"/>
+      </w:rPr>
+      <w:t>小5号字）</w:t>
+    </w:r>
+  </w:p>
+</w:hdr>
+</file>
+
+<file path=word/header4.xml><?xml version="1.0" encoding="utf-8"?>
+<w:hdr xmlns:wpc="http://schemas.microsoft.com/office/word/2010/wordprocessingCanvas" xmlns:mc="http://schemas.openxmlformats.org/markup-compatibility/2006" xmlns:o="urn:schemas-microsoft-com:office:office" xmlns:r="http://schemas.openxmlformats.org/officeDocument/2006/relationships" xmlns:m="http://schemas.openxmlformats.org/officeDocument/2006/math" xmlns:v="urn:schemas-microsoft-com:vml" xmlns:wp14="http://schemas.microsoft.com/office/word/2010/wordprocessingDrawing" xmlns:wp="http://schemas.openxmlformats.org/drawingml/2006/wordprocessingDrawing" xmlns:w10="urn:schemas-microsoft-com:office:word" xmlns:w="http://schemas.openxmlformats.org/wordprocessingml/2006/main" xmlns:w14="http://schemas.microsoft.com/office/word/2010/wordml" xmlns:w15="http://schemas.microsoft.com/office/word/2012/wordml" xmlns:wpg="http://schemas.microsoft.com/office/word/2010/wordprocessingGroup" xmlns:wpi="http://schemas.microsoft.com/office/word/2010/wordprocessingInk" xmlns:wne="http://schemas.microsoft.com/office/word/2006/wordml" xmlns:wps="http://schemas.microsoft.com/office/word/2010/wordprocessingShape" xmlns:wpsCustomData="http://www.wps.cn/officeDocument/2013/wpsCustomData" mc:Ignorable="w14 w15 wp14">
+  <w:p>
+    <w:pPr>
+      <w:pStyle w:val="17"/>
+      <w:pBdr>
+        <w:bottom w:val="thinThickSmallGap" w:color="auto" w:sz="18" w:space="1"/>
+      </w:pBdr>
+      <w:tabs>
+        <w:tab w:val="left" w:pos="4320"/>
+        <w:tab w:val="right" w:pos="8880"/>
+        <w:tab w:val="clear" w:pos="4153"/>
+        <w:tab w:val="clear" w:pos="8306"/>
+      </w:tabs>
+      <w:adjustRightInd w:val="0"/>
+      <w:rPr>
+        <w:rFonts w:hint="eastAsia"/>
+        <w:lang w:eastAsia="zh-CN"/>
+      </w:rPr>
+    </w:pPr>
+    <w:r>
+      <w:rPr>
+        <w:rFonts w:hint="eastAsia"/>
+      </w:rPr>
+      <w:t>哈尔滨工业大学</w:t>
+    </w:r>
+    <w:r>
+      <w:rPr>
+        <w:rFonts w:hint="eastAsia"/>
+        <w:lang w:eastAsia="zh-CN"/>
+      </w:rPr>
+      <w:t>本科综合设计（论文）</w:t>
+    </w:r>
+  </w:p>
+</w:hdr>
+</file>
+
+<file path=word/header5.xml><?xml version="1.0" encoding="utf-8"?>
+<w:hdr xmlns:wpc="http://schemas.microsoft.com/office/word/2010/wordprocessingCanvas" xmlns:mc="http://schemas.openxmlformats.org/markup-compatibility/2006" xmlns:o="urn:schemas-microsoft-com:office:office" xmlns:r="http://schemas.openxmlformats.org/officeDocument/2006/relationships" xmlns:m="http://schemas.openxmlformats.org/officeDocument/2006/math" xmlns:v="urn:schemas-microsoft-com:vml" xmlns:wp14="http://schemas.microsoft.com/office/word/2010/wordprocessingDrawing" xmlns:wp="http://schemas.openxmlformats.org/drawingml/2006/wordprocessingDrawing" xmlns:w10="urn:schemas-microsoft-com:office:word" xmlns:w="http://schemas.openxmlformats.org/wordprocessingml/2006/main" xmlns:w14="http://schemas.microsoft.com/office/word/2010/wordml" xmlns:w15="http://schemas.microsoft.com/office/word/2012/wordml" xmlns:wpg="http://schemas.microsoft.com/office/word/2010/wordprocessingGroup" xmlns:wpi="http://schemas.microsoft.com/office/word/2010/wordprocessingInk" xmlns:wne="http://schemas.microsoft.com/office/word/2006/wordml" xmlns:wps="http://schemas.microsoft.com/office/word/2010/wordprocessingShape" xmlns:wpsCustomData="http://www.wps.cn/officeDocument/2013/wpsCustomData" mc:Ignorable="w14 w15 wp14">
+  <w:p>
+    <w:pPr>
+      <w:pStyle w:val="17"/>
+      <w:pBdr>
+        <w:bottom w:val="thinThickSmallGap" w:color="auto" w:sz="24" w:space="4"/>
+      </w:pBdr>
+      <w:rPr>
+        <w:rFonts w:hint="eastAsia"/>
+      </w:rPr>
+    </w:pPr>
+    <w:r>
+      <w:rPr>
+        <w:rFonts w:hint="eastAsia"/>
+      </w:rPr>
+      <w:t xml:space="preserve">                               </w:t>
+    </w:r>
+    <w:r>
+      <w:t>Abstract</w:t>
+    </w:r>
+    <w:r>
+      <w:rPr>
+        <w:rFonts w:hint="eastAsia"/>
+      </w:rPr>
+      <w:t xml:space="preserve">    （</w:t>
+    </w:r>
+    <w:r>
+      <w:t xml:space="preserve">Times New Roman </w:t>
+    </w:r>
+    <w:r>
+      <w:rPr>
+        <w:rFonts w:hint="eastAsia"/>
+      </w:rPr>
+      <w:t>小5号字）</w:t>
+    </w:r>
+  </w:p>
+</w:hdr>
+</file>
+
+<file path=word/header6.xml><?xml version="1.0" encoding="utf-8"?>
+<w:hdr xmlns:wpc="http://schemas.microsoft.com/office/word/2010/wordprocessingCanvas" xmlns:mc="http://schemas.openxmlformats.org/markup-compatibility/2006" xmlns:o="urn:schemas-microsoft-com:office:office" xmlns:r="http://schemas.openxmlformats.org/officeDocument/2006/relationships" xmlns:m="http://schemas.openxmlformats.org/officeDocument/2006/math" xmlns:v="urn:schemas-microsoft-com:vml" xmlns:wp14="http://schemas.microsoft.com/office/word/2010/wordprocessingDrawing" xmlns:wp="http://schemas.openxmlformats.org/drawingml/2006/wordprocessingDrawing" xmlns:w10="urn:schemas-microsoft-com:office:word" xmlns:w="http://schemas.openxmlformats.org/wordprocessingml/2006/main" xmlns:w14="http://schemas.microsoft.com/office/word/2010/wordml" xmlns:w15="http://schemas.microsoft.com/office/word/2012/wordml" xmlns:wpg="http://schemas.microsoft.com/office/word/2010/wordprocessingGroup" xmlns:wpi="http://schemas.microsoft.com/office/word/2010/wordprocessingInk" xmlns:wne="http://schemas.microsoft.com/office/word/2006/wordml" xmlns:wps="http://schemas.microsoft.com/office/word/2010/wordprocessingShape" xmlns:wpsCustomData="http://www.wps.cn/officeDocument/2013/wpsCustomData" mc:Ignorable="w14 w15 wp14">
+  <w:p>
+    <w:pPr>
+      <w:pStyle w:val="17"/>
+      <w:pBdr>
+        <w:bottom w:val="thinThickSmallGap" w:color="auto" w:sz="18" w:space="1"/>
+      </w:pBdr>
+      <w:tabs>
+        <w:tab w:val="left" w:pos="4320"/>
+        <w:tab w:val="right" w:pos="8880"/>
+        <w:tab w:val="clear" w:pos="4153"/>
+        <w:tab w:val="clear" w:pos="8306"/>
+      </w:tabs>
+      <w:adjustRightInd w:val="0"/>
+      <w:rPr>
+        <w:rFonts w:hint="eastAsia"/>
+        <w:lang w:eastAsia="zh-CN"/>
+      </w:rPr>
+    </w:pPr>
+    <w:r>
+      <w:rPr>
+        <w:rFonts w:hint="eastAsia"/>
+      </w:rPr>
+      <w:t>哈尔滨工业大学</w:t>
+    </w:r>
+    <w:r>
+      <w:rPr>
+        <w:rFonts w:hint="eastAsia"/>
+        <w:lang w:eastAsia="zh-CN"/>
+      </w:rPr>
+      <w:t>本科综合设计（论文）</w:t>
+    </w:r>
+  </w:p>
+</w:hdr>
+</file>
+
+<file path=word/header7.xml><?xml version="1.0" encoding="utf-8"?>
+<w:hdr xmlns:wpc="http://schemas.microsoft.com/office/word/2010/wordprocessingCanvas" xmlns:mc="http://schemas.openxmlformats.org/markup-compatibility/2006" xmlns:o="urn:schemas-microsoft-com:office:office" xmlns:r="http://schemas.openxmlformats.org/officeDocument/2006/relationships" xmlns:m="http://schemas.openxmlformats.org/officeDocument/2006/math" xmlns:v="urn:schemas-microsoft-com:vml" xmlns:wp14="http://schemas.microsoft.com/office/word/2010/wordprocessingDrawing" xmlns:wp="http://schemas.openxmlformats.org/drawingml/2006/wordprocessingDrawing" xmlns:w10="urn:schemas-microsoft-com:office:word" xmlns:w="http://schemas.openxmlformats.org/wordprocessingml/2006/main" xmlns:w14="http://schemas.microsoft.com/office/word/2010/wordml" xmlns:w15="http://schemas.microsoft.com/office/word/2012/wordml" xmlns:wpg="http://schemas.microsoft.com/office/word/2010/wordprocessingGroup" xmlns:wpi="http://schemas.microsoft.com/office/word/2010/wordprocessingInk" xmlns:wne="http://schemas.microsoft.com/office/word/2006/wordml" xmlns:wps="http://schemas.microsoft.com/office/word/2010/wordprocessingShape" xmlns:wpsCustomData="http://www.wps.cn/officeDocument/2013/wpsCustomData" mc:Ignorable="w14 w15 wp14">
+  <w:p>
+    <w:pPr>
+      <w:pStyle w:val="17"/>
+      <w:pBdr>
+        <w:bottom w:val="thinThickSmallGap" w:color="auto" w:sz="24" w:space="4"/>
+      </w:pBdr>
+      <w:rPr>
+        <w:rFonts w:hint="eastAsia"/>
+      </w:rPr>
+    </w:pPr>
+    <w:r>
+      <w:rPr>
+        <w:rFonts w:hint="eastAsia"/>
+      </w:rPr>
+      <w:t xml:space="preserve">                               </w:t>
+    </w:r>
+    <w:r>
+      <w:t>Abstract</w:t>
+    </w:r>
+    <w:r>
+      <w:rPr>
+        <w:rFonts w:hint="eastAsia"/>
+      </w:rPr>
+      <w:t xml:space="preserve">    （</w:t>
+    </w:r>
+    <w:r>
+      <w:t xml:space="preserve">Times New Roman </w:t>
+    </w:r>
+    <w:r>
+      <w:rPr>
+        <w:rFonts w:hint="eastAsia"/>
+      </w:rPr>
+      <w:t>小5号字）</w:t>
+    </w:r>
+  </w:p>
+</w:hdr>
+</file>
+
 <file path=word/header8.xml><?xml version="1.0" encoding="utf-8"?>
-<w:hdr xmlns:mc="http://schemas.openxmlformats.org/markup-compatibility/2006" xmlns:w="http://schemas.openxmlformats.org/wordprocessingml/2006/main" mc:Ignorable="w14 w15 wp14">
+<w:hdr xmlns:wpc="http://schemas.microsoft.com/office/word/2010/wordprocessingCanvas" xmlns:mc="http://schemas.openxmlformats.org/markup-compatibility/2006" xmlns:o="urn:schemas-microsoft-com:office:office" xmlns:r="http://schemas.openxmlformats.org/officeDocument/2006/relationships" xmlns:m="http://schemas.openxmlformats.org/officeDocument/2006/math" xmlns:v="urn:schemas-microsoft-com:vml" xmlns:wp14="http://schemas.microsoft.com/office/word/2010/wordprocessingDrawing" xmlns:wp="http://schemas.openxmlformats.org/drawingml/2006/wordprocessingDrawing" xmlns:w10="urn:schemas-microsoft-com:office:word" xmlns:w="http://schemas.openxmlformats.org/wordprocessingml/2006/main" xmlns:w14="http://schemas.microsoft.com/office/word/2010/wordml" xmlns:w15="http://schemas.microsoft.com/office/word/2012/wordml" xmlns:wpg="http://schemas.microsoft.com/office/word/2010/wordprocessingGroup" xmlns:wpi="http://schemas.microsoft.com/office/word/2010/wordprocessingInk" xmlns:wne="http://schemas.microsoft.com/office/word/2006/wordml" xmlns:wps="http://schemas.microsoft.com/office/word/2010/wordprocessingShape" xmlns:wpsCustomData="http://www.wps.cn/officeDocument/2013/wpsCustomData" mc:Ignorable="w14 w15 wp14">
   <w:p>
     <w:pPr>
       <w:pStyle w:val="17"/>
@@ -7267,24 +6332,41 @@
 </file>
 
 <file path=word/header9.xml><?xml version="1.0" encoding="utf-8"?>
-<w:hdr xmlns:mc="http://schemas.openxmlformats.org/markup-compatibility/2006" xmlns:w="http://schemas.openxmlformats.org/wordprocessingml/2006/main" mc:Ignorable="w14 w15 wp14">
+<w:hdr xmlns:wpc="http://schemas.microsoft.com/office/word/2010/wordprocessingCanvas" xmlns:mc="http://schemas.openxmlformats.org/markup-compatibility/2006" xmlns:o="urn:schemas-microsoft-com:office:office" xmlns:r="http://schemas.openxmlformats.org/officeDocument/2006/relationships" xmlns:m="http://schemas.openxmlformats.org/officeDocument/2006/math" xmlns:v="urn:schemas-microsoft-com:vml" xmlns:wp14="http://schemas.microsoft.com/office/word/2010/wordprocessingDrawing" xmlns:wp="http://schemas.openxmlformats.org/drawingml/2006/wordprocessingDrawing" xmlns:w10="urn:schemas-microsoft-com:office:word" xmlns:w="http://schemas.openxmlformats.org/wordprocessingml/2006/main" xmlns:w14="http://schemas.microsoft.com/office/word/2010/wordml" xmlns:w15="http://schemas.microsoft.com/office/word/2012/wordml" xmlns:wpg="http://schemas.microsoft.com/office/word/2010/wordprocessingGroup" xmlns:wpi="http://schemas.microsoft.com/office/word/2010/wordprocessingInk" xmlns:wne="http://schemas.microsoft.com/office/word/2006/wordml" xmlns:wps="http://schemas.microsoft.com/office/word/2010/wordprocessingShape" xmlns:wpsCustomData="http://www.wps.cn/officeDocument/2013/wpsCustomData" mc:Ignorable="w14 w15 wp14">
   <w:p>
     <w:pPr>
       <w:pStyle w:val="17"/>
       <w:pBdr>
-        <w:bottom w:val="thinThickSmallGap" w:color="auto" w:sz="18" w:space="1"/>
+        <w:bottom w:val="thinThickSmallGap" w:color="auto" w:sz="24" w:space="4"/>
       </w:pBdr>
-      <w:tabs>
-        <w:tab w:val="left" w:pos="4320"/>
-        <w:tab w:val="right" w:pos="8880"/>
-        <w:tab w:val="clear" w:pos="4153"/>
-        <w:tab w:val="clear" w:pos="8306"/>
-      </w:tabs>
-      <w:adjustRightInd w:val="0"/>
       <w:rPr>
         <w:rFonts w:hint="eastAsia"/>
       </w:rPr>
     </w:pPr>
+    <w:r>
+      <w:rPr>
+        <w:rFonts w:hint="eastAsia"/>
+      </w:rPr>
+      <w:t xml:space="preserve">                               </w:t>
+    </w:r>
+    <w:r>
+      <w:t>Abstract</w:t>
+    </w:r>
+    <w:r>
+      <w:rPr>
+        <w:rFonts w:hint="eastAsia"/>
+      </w:rPr>
+      <w:t xml:space="preserve">    （</w:t>
+    </w:r>
+    <w:r>
+      <w:t xml:space="preserve">Times New Roman </w:t>
+    </w:r>
+    <w:r>
+      <w:rPr>
+        <w:rFonts w:hint="eastAsia"/>
+      </w:rPr>
+      <w:t>小5号字）</w:t>
+    </w:r>
   </w:p>
 </w:hdr>
 </file>
@@ -7319,20 +6401,20 @@
     <w:lsdException w:uiPriority="99" w:name="index 7"/>
     <w:lsdException w:uiPriority="99" w:name="index 8"/>
     <w:lsdException w:uiPriority="99" w:name="index 9"/>
-    <w:lsdException w:unhideWhenUsed="0" w:uiPriority="0" w:semiHidden="0" w:name="toc 1"/>
-    <w:lsdException w:unhideWhenUsed="0" w:uiPriority="0" w:semiHidden="0" w:name="toc 2"/>
-    <w:lsdException w:unhideWhenUsed="0" w:uiPriority="0" w:semiHidden="0" w:name="toc 3"/>
-    <w:lsdException w:unhideWhenUsed="0" w:uiPriority="0" w:semiHidden="0" w:name="toc 4"/>
-    <w:lsdException w:unhideWhenUsed="0" w:uiPriority="0" w:semiHidden="0" w:name="toc 5"/>
-    <w:lsdException w:unhideWhenUsed="0" w:uiPriority="0" w:semiHidden="0" w:name="toc 6"/>
+    <w:lsdException w:qFormat="1" w:unhideWhenUsed="0" w:uiPriority="0" w:semiHidden="0" w:name="toc 1"/>
+    <w:lsdException w:qFormat="1" w:unhideWhenUsed="0" w:uiPriority="0" w:semiHidden="0" w:name="toc 2"/>
+    <w:lsdException w:qFormat="1" w:unhideWhenUsed="0" w:uiPriority="0" w:semiHidden="0" w:name="toc 3"/>
+    <w:lsdException w:qFormat="1" w:unhideWhenUsed="0" w:uiPriority="0" w:semiHidden="0" w:name="toc 4"/>
+    <w:lsdException w:qFormat="1" w:unhideWhenUsed="0" w:uiPriority="0" w:semiHidden="0" w:name="toc 5"/>
+    <w:lsdException w:qFormat="1" w:unhideWhenUsed="0" w:uiPriority="0" w:semiHidden="0" w:name="toc 6"/>
     <w:lsdException w:unhideWhenUsed="0" w:uiPriority="0" w:semiHidden="0" w:name="toc 7"/>
-    <w:lsdException w:unhideWhenUsed="0" w:uiPriority="0" w:semiHidden="0" w:name="toc 8"/>
-    <w:lsdException w:unhideWhenUsed="0" w:uiPriority="0" w:semiHidden="0" w:name="toc 9"/>
+    <w:lsdException w:qFormat="1" w:unhideWhenUsed="0" w:uiPriority="0" w:semiHidden="0" w:name="toc 8"/>
+    <w:lsdException w:qFormat="1" w:unhideWhenUsed="0" w:uiPriority="0" w:semiHidden="0" w:name="toc 9"/>
     <w:lsdException w:unhideWhenUsed="0" w:uiPriority="0" w:semiHidden="0" w:name="Normal Indent"/>
     <w:lsdException w:uiPriority="99" w:name="footnote text"/>
     <w:lsdException w:uiPriority="99" w:name="annotation text"/>
-    <w:lsdException w:unhideWhenUsed="0" w:uiPriority="99" w:semiHidden="0" w:name="header"/>
-    <w:lsdException w:unhideWhenUsed="0" w:uiPriority="0" w:semiHidden="0" w:name="footer"/>
+    <w:lsdException w:qFormat="1" w:unhideWhenUsed="0" w:uiPriority="99" w:semiHidden="0" w:name="header"/>
+    <w:lsdException w:qFormat="1" w:unhideWhenUsed="0" w:uiPriority="0" w:semiHidden="0" w:name="footer"/>
     <w:lsdException w:uiPriority="99" w:name="index heading"/>
     <w:lsdException w:qFormat="1" w:uiPriority="35" w:name="caption"/>
     <w:lsdException w:uiPriority="99" w:name="table of figures"/>
@@ -7341,7 +6423,7 @@
     <w:lsdException w:uiPriority="99" w:name="footnote reference"/>
     <w:lsdException w:uiPriority="99" w:name="annotation reference"/>
     <w:lsdException w:uiPriority="99" w:name="line number"/>
-    <w:lsdException w:unhideWhenUsed="0" w:uiPriority="0" w:semiHidden="0" w:name="page number"/>
+    <w:lsdException w:qFormat="1" w:unhideWhenUsed="0" w:uiPriority="0" w:semiHidden="0" w:name="page number"/>
     <w:lsdException w:uiPriority="99" w:name="endnote reference"/>
     <w:lsdException w:uiPriority="99" w:name="endnote text"/>
     <w:lsdException w:uiPriority="99" w:name="table of authorities"/>
@@ -7366,8 +6448,8 @@
     <w:lsdException w:uiPriority="99" w:name="Closing"/>
     <w:lsdException w:uiPriority="99" w:name="Signature"/>
     <w:lsdException w:unhideWhenUsed="0" w:uiPriority="0" w:semiHidden="0" w:name="Default Paragraph Font"/>
-    <w:lsdException w:unhideWhenUsed="0" w:uiPriority="0" w:semiHidden="0" w:name="Body Text"/>
-    <w:lsdException w:unhideWhenUsed="0" w:uiPriority="0" w:semiHidden="0" w:name="Body Text Indent"/>
+    <w:lsdException w:qFormat="1" w:unhideWhenUsed="0" w:uiPriority="0" w:semiHidden="0" w:name="Body Text"/>
+    <w:lsdException w:qFormat="1" w:unhideWhenUsed="0" w:uiPriority="0" w:semiHidden="0" w:name="Body Text Indent"/>
     <w:lsdException w:uiPriority="99" w:name="List Continue"/>
     <w:lsdException w:uiPriority="99" w:name="List Continue 2"/>
     <w:lsdException w:uiPriority="99" w:name="List Continue 3"/>
@@ -7376,8 +6458,8 @@
     <w:lsdException w:uiPriority="99" w:name="Message Header"/>
     <w:lsdException w:qFormat="1" w:unhideWhenUsed="0" w:uiPriority="11" w:semiHidden="0" w:name="Subtitle"/>
     <w:lsdException w:uiPriority="99" w:name="Salutation"/>
-    <w:lsdException w:unhideWhenUsed="0" w:uiPriority="0" w:semiHidden="0" w:name="Date"/>
-    <w:lsdException w:unhideWhenUsed="0" w:uiPriority="0" w:semiHidden="0" w:name="Body Text First Indent"/>
+    <w:lsdException w:qFormat="1" w:unhideWhenUsed="0" w:uiPriority="0" w:semiHidden="0" w:name="Date"/>
+    <w:lsdException w:qFormat="1" w:unhideWhenUsed="0" w:uiPriority="0" w:semiHidden="0" w:name="Body Text First Indent"/>
     <w:lsdException w:uiPriority="99" w:name="Body Text First Indent 2"/>
     <w:lsdException w:uiPriority="99" w:name="Note Heading"/>
     <w:lsdException w:uiPriority="99" w:name="Body Text 2"/>
@@ -7385,12 +6467,12 @@
     <w:lsdException w:uiPriority="99" w:name="Body Text Indent 2"/>
     <w:lsdException w:uiPriority="99" w:name="Body Text Indent 3"/>
     <w:lsdException w:uiPriority="99" w:name="Block Text"/>
-    <w:lsdException w:unhideWhenUsed="0" w:uiPriority="0" w:semiHidden="0" w:name="Hyperlink"/>
+    <w:lsdException w:qFormat="1" w:unhideWhenUsed="0" w:uiPriority="0" w:semiHidden="0" w:name="Hyperlink"/>
     <w:lsdException w:uiPriority="99" w:name="FollowedHyperlink"/>
     <w:lsdException w:qFormat="1" w:unhideWhenUsed="0" w:uiPriority="22" w:semiHidden="0" w:name="Strong"/>
     <w:lsdException w:qFormat="1" w:unhideWhenUsed="0" w:uiPriority="20" w:semiHidden="0" w:name="Emphasis"/>
     <w:lsdException w:uiPriority="99" w:name="Document Map"/>
-    <w:lsdException w:unhideWhenUsed="0" w:uiPriority="0" w:semiHidden="0" w:name="Plain Text"/>
+    <w:lsdException w:qFormat="1" w:unhideWhenUsed="0" w:uiPriority="0" w:semiHidden="0" w:name="Plain Text"/>
     <w:lsdException w:uiPriority="99" w:name="E-mail Signature"/>
     <w:lsdException w:uiPriority="99" w:name="Normal (Web)"/>
     <w:lsdException w:uiPriority="99" w:name="HTML Acronym"/>
@@ -7447,7 +6529,7 @@
     <w:lsdException w:uiPriority="99" w:name="Table Web 1"/>
     <w:lsdException w:uiPriority="99" w:name="Table Web 2"/>
     <w:lsdException w:uiPriority="99" w:name="Table Web 3"/>
-    <w:lsdException w:unhideWhenUsed="0" w:uiPriority="0" w:semiHidden="0" w:name="Balloon Text"/>
+    <w:lsdException w:qFormat="1" w:unhideWhenUsed="0" w:uiPriority="0" w:semiHidden="0" w:name="Balloon Text"/>
     <w:lsdException w:unhideWhenUsed="0" w:uiPriority="59" w:semiHidden="0" w:name="Table Grid"/>
     <w:lsdException w:uiPriority="99" w:name="Table Theme"/>
     <w:lsdException w:unhideWhenUsed="0" w:uiPriority="60" w:semiHidden="0" w:name="Light Shading"/>
@@ -7692,6 +6774,7 @@
   <w:style w:type="paragraph" w:styleId="8">
     <w:name w:val="Body Text"/>
     <w:basedOn w:val="1"/>
+    <w:qFormat/>
     <w:uiPriority w:val="0"/>
     <w:pPr>
       <w:spacing w:after="120" w:afterLines="0"/>
@@ -7700,6 +6783,7 @@
   <w:style w:type="paragraph" w:styleId="9">
     <w:name w:val="Body Text Indent"/>
     <w:basedOn w:val="1"/>
+    <w:qFormat/>
     <w:uiPriority w:val="0"/>
     <w:pPr>
       <w:spacing w:after="120" w:afterLines="0"/>
@@ -7710,6 +6794,7 @@
     <w:name w:val="toc 5"/>
     <w:basedOn w:val="1"/>
     <w:next w:val="1"/>
+    <w:qFormat/>
     <w:uiPriority w:val="0"/>
     <w:pPr>
       <w:ind w:left="960"/>
@@ -7724,6 +6809,7 @@
     <w:name w:val="toc 3"/>
     <w:basedOn w:val="1"/>
     <w:next w:val="1"/>
+    <w:qFormat/>
     <w:uiPriority w:val="0"/>
     <w:pPr>
       <w:tabs>
@@ -7743,6 +6829,7 @@
     <w:name w:val="Plain Text"/>
     <w:basedOn w:val="1"/>
     <w:link w:val="29"/>
+    <w:qFormat/>
     <w:uiPriority w:val="0"/>
     <w:rPr>
       <w:rFonts w:ascii="宋体" w:hAnsi="Courier New"/>
@@ -7754,6 +6841,7 @@
     <w:name w:val="toc 8"/>
     <w:basedOn w:val="1"/>
     <w:next w:val="1"/>
+    <w:qFormat/>
     <w:uiPriority w:val="0"/>
     <w:pPr>
       <w:ind w:left="1680"/>
@@ -7768,6 +6856,7 @@
     <w:name w:val="Date"/>
     <w:basedOn w:val="1"/>
     <w:next w:val="1"/>
+    <w:qFormat/>
     <w:uiPriority w:val="0"/>
     <w:rPr>
       <w:rFonts w:eastAsia="黑体"/>
@@ -7777,6 +6866,7 @@
   <w:style w:type="paragraph" w:styleId="15">
     <w:name w:val="Balloon Text"/>
     <w:basedOn w:val="1"/>
+    <w:qFormat/>
     <w:uiPriority w:val="0"/>
     <w:rPr>
       <w:sz w:val="18"/>
@@ -7786,6 +6876,7 @@
   <w:style w:type="paragraph" w:styleId="16">
     <w:name w:val="footer"/>
     <w:basedOn w:val="1"/>
+    <w:qFormat/>
     <w:uiPriority w:val="0"/>
     <w:pPr>
       <w:tabs>
@@ -7804,6 +6895,7 @@
     <w:name w:val="header"/>
     <w:basedOn w:val="1"/>
     <w:link w:val="30"/>
+    <w:qFormat/>
     <w:uiPriority w:val="99"/>
     <w:pPr>
       <w:pBdr>
@@ -7825,6 +6917,7 @@
     <w:name w:val="toc 1"/>
     <w:basedOn w:val="1"/>
     <w:next w:val="1"/>
+    <w:qFormat/>
     <w:uiPriority w:val="0"/>
     <w:pPr>
       <w:tabs>
@@ -7844,6 +6937,7 @@
     <w:name w:val="toc 4"/>
     <w:basedOn w:val="1"/>
     <w:next w:val="1"/>
+    <w:qFormat/>
     <w:uiPriority w:val="0"/>
     <w:pPr>
       <w:ind w:left="720"/>
@@ -7858,6 +6952,7 @@
     <w:name w:val="toc 6"/>
     <w:basedOn w:val="1"/>
     <w:next w:val="1"/>
+    <w:qFormat/>
     <w:uiPriority w:val="0"/>
     <w:pPr>
       <w:ind w:left="1200"/>
@@ -7872,6 +6967,7 @@
     <w:name w:val="toc 2"/>
     <w:basedOn w:val="1"/>
     <w:next w:val="1"/>
+    <w:qFormat/>
     <w:uiPriority w:val="0"/>
     <w:pPr>
       <w:ind w:left="240"/>
@@ -7887,6 +6983,7 @@
     <w:name w:val="toc 9"/>
     <w:basedOn w:val="1"/>
     <w:next w:val="1"/>
+    <w:qFormat/>
     <w:uiPriority w:val="0"/>
     <w:pPr>
       <w:ind w:left="1920"/>
@@ -7921,6 +7018,7 @@
   <w:style w:type="paragraph" w:styleId="24">
     <w:name w:val="Body Text First Indent"/>
     <w:basedOn w:val="1"/>
+    <w:qFormat/>
     <w:uiPriority w:val="0"/>
     <w:pPr>
       <w:ind w:firstLine="498" w:firstLineChars="200"/>
@@ -7931,10 +7029,12 @@
   </w:style>
   <w:style w:type="character" w:styleId="27">
     <w:name w:val="page number"/>
+    <w:qFormat/>
     <w:uiPriority w:val="0"/>
   </w:style>
   <w:style w:type="character" w:styleId="28">
     <w:name w:val="Hyperlink"/>
+    <w:qFormat/>
     <w:uiPriority w:val="0"/>
     <w:rPr>
       <w:color w:val="0000FF"/>
@@ -7944,6 +7044,7 @@
   <w:style w:type="character" w:customStyle="1" w:styleId="29">
     <w:name w:val="纯文本 字符"/>
     <w:link w:val="12"/>
+    <w:qFormat/>
     <w:uiPriority w:val="0"/>
     <w:rPr>
       <w:rFonts w:ascii="宋体" w:hAnsi="Courier New"/>
@@ -7954,6 +7055,7 @@
   <w:style w:type="character" w:customStyle="1" w:styleId="30">
     <w:name w:val="页眉 字符"/>
     <w:link w:val="17"/>
+    <w:qFormat/>
     <w:uiPriority w:val="99"/>
     <w:rPr>
       <w:kern w:val="2"/>
@@ -7963,6 +7065,7 @@
   </w:style>
   <w:style w:type="character" w:customStyle="1" w:styleId="31">
     <w:name w:val="fr_label1"/>
+    <w:qFormat/>
     <w:uiPriority w:val="0"/>
     <w:rPr>
       <w:b/>
@@ -7971,6 +7074,7 @@
   </w:style>
   <w:style w:type="character" w:customStyle="1" w:styleId="32">
     <w:name w:val="short_text1"/>
+    <w:qFormat/>
     <w:uiPriority w:val="0"/>
     <w:rPr>
       <w:sz w:val="29"/>
@@ -7980,6 +7084,7 @@
   <w:style w:type="paragraph" w:customStyle="1" w:styleId="33">
     <w:name w:val="样式3"/>
     <w:basedOn w:val="1"/>
+    <w:qFormat/>
     <w:uiPriority w:val="0"/>
     <w:pPr>
       <w:snapToGrid w:val="0"/>
@@ -7994,10 +7099,12 @@
   </w:style>
   <w:style w:type="character" w:customStyle="1" w:styleId="34">
     <w:name w:val="页眉 Char"/>
+    <w:qFormat/>
     <w:uiPriority w:val="99"/>
   </w:style>
   <w:style w:type="character" w:customStyle="1" w:styleId="35">
     <w:name w:val="纯文本 Char"/>
+    <w:qFormat/>
     <w:uiPriority w:val="0"/>
     <w:rPr>
       <w:rFonts w:ascii="宋体" w:hAnsi="Courier New"/>
@@ -8008,6 +7115,7 @@
   <w:style w:type="paragraph" w:customStyle="1" w:styleId="36">
     <w:name w:val="参考文献"/>
     <w:basedOn w:val="12"/>
+    <w:qFormat/>
     <w:uiPriority w:val="0"/>
     <w:pPr>
       <w:adjustRightInd w:val="0"/>
@@ -8304,32 +7412,4 @@
   </a:themeElements>
   <a:objectDefaults/>
 </a:theme>
-</file>
-
-<file path=customXml/item1.xml><?xml version="1.0" encoding="utf-8"?>
-<s:customData xmlns="http://www.wps.cn/officeDocument/2013/wpsCustomData" xmlns:s="http://www.wps.cn/officeDocument/2013/wpsCustomData">
-  <customSectProps>
-    <customSectPr/>
-    <customSectPr/>
-    <customSectPr/>
-    <customSectPr/>
-    <customSectPr/>
-    <customSectPr/>
-    <customSectPr/>
-    <customSectPr/>
-    <customSectPr/>
-    <customSectPr/>
-  </customSectProps>
-  <customShpExts>
-    <customShpInfo spid="_x0000_s1026" textRotate="1"/>
-  </customShpExts>
-</s:customData>
-</file>
-
-<file path=customXml/itemProps1.xml><?xml version="1.0" encoding="utf-8"?>
-<ds:datastoreItem xmlns:ds="http://schemas.openxmlformats.org/officeDocument/2006/customXml" ds:itemID="{B1977F7D-205B-4081-913C-38D41E755F92}">
-  <ds:schemaRefs>
-    <ds:schemaRef ds:uri="http://www.wps.cn/officeDocument/2013/wpsCustomData"/>
-  </ds:schemaRefs>
-</ds:datastoreItem>
 </file>
--- a/docx_manager/docx_engine/outputs/output.docx
+++ b/docx_manager/docx_engine/outputs/output.docx
@@ -4972,12 +4972,6 @@
             <w:insideH w:val="single" w:color="auto" w:sz="4" w:space="0"/>
             <w:insideV w:val="single" w:color="auto" w:sz="4" w:space="0"/>
           </w:tblBorders>
-          <w:tblCellMar>
-            <w:top w:w="0" w:type="dxa"/>
-            <w:left w:w="108" w:type="dxa"/>
-            <w:bottom w:w="0" w:type="dxa"/>
-            <w:right w:w="108" w:type="dxa"/>
-          </w:tblCellMar>
         </w:tblPrEx>
         <w:tc>
           <w:tcPr>
@@ -6402,19 +6396,19 @@
     <w:lsdException w:uiPriority="99" w:name="index 8"/>
     <w:lsdException w:uiPriority="99" w:name="index 9"/>
     <w:lsdException w:qFormat="1" w:unhideWhenUsed="0" w:uiPriority="0" w:semiHidden="0" w:name="toc 1"/>
-    <w:lsdException w:qFormat="1" w:unhideWhenUsed="0" w:uiPriority="0" w:semiHidden="0" w:name="toc 2"/>
+    <w:lsdException w:unhideWhenUsed="0" w:uiPriority="0" w:semiHidden="0" w:name="toc 2"/>
     <w:lsdException w:qFormat="1" w:unhideWhenUsed="0" w:uiPriority="0" w:semiHidden="0" w:name="toc 3"/>
     <w:lsdException w:qFormat="1" w:unhideWhenUsed="0" w:uiPriority="0" w:semiHidden="0" w:name="toc 4"/>
     <w:lsdException w:qFormat="1" w:unhideWhenUsed="0" w:uiPriority="0" w:semiHidden="0" w:name="toc 5"/>
     <w:lsdException w:qFormat="1" w:unhideWhenUsed="0" w:uiPriority="0" w:semiHidden="0" w:name="toc 6"/>
-    <w:lsdException w:unhideWhenUsed="0" w:uiPriority="0" w:semiHidden="0" w:name="toc 7"/>
+    <w:lsdException w:qFormat="1" w:unhideWhenUsed="0" w:uiPriority="0" w:semiHidden="0" w:name="toc 7"/>
     <w:lsdException w:qFormat="1" w:unhideWhenUsed="0" w:uiPriority="0" w:semiHidden="0" w:name="toc 8"/>
     <w:lsdException w:qFormat="1" w:unhideWhenUsed="0" w:uiPriority="0" w:semiHidden="0" w:name="toc 9"/>
-    <w:lsdException w:unhideWhenUsed="0" w:uiPriority="0" w:semiHidden="0" w:name="Normal Indent"/>
+    <w:lsdException w:qFormat="1" w:unhideWhenUsed="0" w:uiPriority="0" w:semiHidden="0" w:name="Normal Indent"/>
     <w:lsdException w:uiPriority="99" w:name="footnote text"/>
     <w:lsdException w:uiPriority="99" w:name="annotation text"/>
     <w:lsdException w:qFormat="1" w:unhideWhenUsed="0" w:uiPriority="99" w:semiHidden="0" w:name="header"/>
-    <w:lsdException w:qFormat="1" w:unhideWhenUsed="0" w:uiPriority="0" w:semiHidden="0" w:name="footer"/>
+    <w:lsdException w:unhideWhenUsed="0" w:uiPriority="0" w:semiHidden="0" w:name="footer"/>
     <w:lsdException w:uiPriority="99" w:name="index heading"/>
     <w:lsdException w:qFormat="1" w:uiPriority="35" w:name="caption"/>
     <w:lsdException w:uiPriority="99" w:name="table of figures"/>
@@ -6423,7 +6417,7 @@
     <w:lsdException w:uiPriority="99" w:name="footnote reference"/>
     <w:lsdException w:uiPriority="99" w:name="annotation reference"/>
     <w:lsdException w:uiPriority="99" w:name="line number"/>
-    <w:lsdException w:qFormat="1" w:unhideWhenUsed="0" w:uiPriority="0" w:semiHidden="0" w:name="page number"/>
+    <w:lsdException w:unhideWhenUsed="0" w:uiPriority="0" w:semiHidden="0" w:name="page number"/>
     <w:lsdException w:uiPriority="99" w:name="endnote reference"/>
     <w:lsdException w:uiPriority="99" w:name="endnote text"/>
     <w:lsdException w:uiPriority="99" w:name="table of authorities"/>
@@ -6449,7 +6443,7 @@
     <w:lsdException w:uiPriority="99" w:name="Signature"/>
     <w:lsdException w:unhideWhenUsed="0" w:uiPriority="0" w:semiHidden="0" w:name="Default Paragraph Font"/>
     <w:lsdException w:qFormat="1" w:unhideWhenUsed="0" w:uiPriority="0" w:semiHidden="0" w:name="Body Text"/>
-    <w:lsdException w:qFormat="1" w:unhideWhenUsed="0" w:uiPriority="0" w:semiHidden="0" w:name="Body Text Indent"/>
+    <w:lsdException w:unhideWhenUsed="0" w:uiPriority="0" w:semiHidden="0" w:name="Body Text Indent"/>
     <w:lsdException w:uiPriority="99" w:name="List Continue"/>
     <w:lsdException w:uiPriority="99" w:name="List Continue 2"/>
     <w:lsdException w:uiPriority="99" w:name="List Continue 3"/>
@@ -6459,7 +6453,7 @@
     <w:lsdException w:qFormat="1" w:unhideWhenUsed="0" w:uiPriority="11" w:semiHidden="0" w:name="Subtitle"/>
     <w:lsdException w:uiPriority="99" w:name="Salutation"/>
     <w:lsdException w:qFormat="1" w:unhideWhenUsed="0" w:uiPriority="0" w:semiHidden="0" w:name="Date"/>
-    <w:lsdException w:qFormat="1" w:unhideWhenUsed="0" w:uiPriority="0" w:semiHidden="0" w:name="Body Text First Indent"/>
+    <w:lsdException w:unhideWhenUsed="0" w:uiPriority="0" w:semiHidden="0" w:name="Body Text First Indent"/>
     <w:lsdException w:uiPriority="99" w:name="Body Text First Indent 2"/>
     <w:lsdException w:uiPriority="99" w:name="Note Heading"/>
     <w:lsdException w:uiPriority="99" w:name="Body Text 2"/>
@@ -6467,7 +6461,7 @@
     <w:lsdException w:uiPriority="99" w:name="Body Text Indent 2"/>
     <w:lsdException w:uiPriority="99" w:name="Body Text Indent 3"/>
     <w:lsdException w:uiPriority="99" w:name="Block Text"/>
-    <w:lsdException w:qFormat="1" w:unhideWhenUsed="0" w:uiPriority="0" w:semiHidden="0" w:name="Hyperlink"/>
+    <w:lsdException w:unhideWhenUsed="0" w:uiPriority="0" w:semiHidden="0" w:name="Hyperlink"/>
     <w:lsdException w:uiPriority="99" w:name="FollowedHyperlink"/>
     <w:lsdException w:qFormat="1" w:unhideWhenUsed="0" w:uiPriority="22" w:semiHidden="0" w:name="Strong"/>
     <w:lsdException w:qFormat="1" w:unhideWhenUsed="0" w:uiPriority="20" w:semiHidden="0" w:name="Emphasis"/>
@@ -6485,7 +6479,7 @@
     <w:lsdException w:uiPriority="99" w:name="HTML Sample"/>
     <w:lsdException w:uiPriority="99" w:name="HTML Typewriter"/>
     <w:lsdException w:uiPriority="99" w:name="HTML Variable"/>
-    <w:lsdException w:uiPriority="99" w:semiHidden="0" w:name="Normal Table"/>
+    <w:lsdException w:qFormat="1" w:uiPriority="99" w:semiHidden="0" w:name="Normal Table"/>
     <w:lsdException w:uiPriority="99" w:name="annotation subject"/>
     <w:lsdException w:uiPriority="99" w:name="Table Simple 1"/>
     <w:lsdException w:uiPriority="99" w:name="Table Simple 2"/>
@@ -6736,6 +6730,7 @@
   <w:style w:type="table" w:default="1" w:styleId="25">
     <w:name w:val="Normal Table"/>
     <w:unhideWhenUsed/>
+    <w:qFormat/>
     <w:uiPriority w:val="99"/>
     <w:tblPr>
       <w:tblCellMar>
@@ -6750,6 +6745,7 @@
     <w:name w:val="toc 7"/>
     <w:basedOn w:val="1"/>
     <w:next w:val="1"/>
+    <w:qFormat/>
     <w:uiPriority w:val="0"/>
     <w:pPr>
       <w:ind w:left="1440"/>
@@ -6763,6 +6759,7 @@
   <w:style w:type="paragraph" w:styleId="7">
     <w:name w:val="Normal Indent"/>
     <w:basedOn w:val="1"/>
+    <w:qFormat/>
     <w:uiPriority w:val="0"/>
     <w:pPr>
       <w:ind w:firstLine="499"/>
@@ -6783,7 +6780,6 @@
   <w:style w:type="paragraph" w:styleId="9">
     <w:name w:val="Body Text Indent"/>
     <w:basedOn w:val="1"/>
-    <w:qFormat/>
     <w:uiPriority w:val="0"/>
     <w:pPr>
       <w:spacing w:after="120" w:afterLines="0"/>
@@ -6876,7 +6872,6 @@
   <w:style w:type="paragraph" w:styleId="16">
     <w:name w:val="footer"/>
     <w:basedOn w:val="1"/>
-    <w:qFormat/>
     <w:uiPriority w:val="0"/>
     <w:pPr>
       <w:tabs>
@@ -6967,7 +6962,6 @@
     <w:name w:val="toc 2"/>
     <w:basedOn w:val="1"/>
     <w:next w:val="1"/>
-    <w:qFormat/>
     <w:uiPriority w:val="0"/>
     <w:pPr>
       <w:ind w:left="240"/>
@@ -7018,7 +7012,6 @@
   <w:style w:type="paragraph" w:styleId="24">
     <w:name w:val="Body Text First Indent"/>
     <w:basedOn w:val="1"/>
-    <w:qFormat/>
     <w:uiPriority w:val="0"/>
     <w:pPr>
       <w:ind w:firstLine="498" w:firstLineChars="200"/>
@@ -7029,12 +7022,10 @@
   </w:style>
   <w:style w:type="character" w:styleId="27">
     <w:name w:val="page number"/>
-    <w:qFormat/>
     <w:uiPriority w:val="0"/>
   </w:style>
   <w:style w:type="character" w:styleId="28">
     <w:name w:val="Hyperlink"/>
-    <w:qFormat/>
     <w:uiPriority w:val="0"/>
     <w:rPr>
       <w:color w:val="0000FF"/>
@@ -7044,7 +7035,6 @@
   <w:style w:type="character" w:customStyle="1" w:styleId="29">
     <w:name w:val="纯文本 字符"/>
     <w:link w:val="12"/>
-    <w:qFormat/>
     <w:uiPriority w:val="0"/>
     <w:rPr>
       <w:rFonts w:ascii="宋体" w:hAnsi="Courier New"/>
@@ -7074,7 +7064,6 @@
   </w:style>
   <w:style w:type="character" w:customStyle="1" w:styleId="32">
     <w:name w:val="short_text1"/>
-    <w:qFormat/>
     <w:uiPriority w:val="0"/>
     <w:rPr>
       <w:sz w:val="29"/>
@@ -7084,7 +7073,6 @@
   <w:style w:type="paragraph" w:customStyle="1" w:styleId="33">
     <w:name w:val="样式3"/>
     <w:basedOn w:val="1"/>
-    <w:qFormat/>
     <w:uiPriority w:val="0"/>
     <w:pPr>
       <w:snapToGrid w:val="0"/>

--- a/docx_manager/docx_engine/outputs/output.docx
+++ b/docx_manager/docx_engine/outputs/output.docx
@@ -1,6 +1,6 @@
 
 <file path=word/document.xml><?xml version="1.0" encoding="utf-8"?>
-<w:document xmlns:wpc="http://schemas.microsoft.com/office/word/2010/wordprocessingCanvas" xmlns:mc="http://schemas.openxmlformats.org/markup-compatibility/2006" xmlns:o="urn:schemas-microsoft-com:office:office" xmlns:r="http://schemas.openxmlformats.org/officeDocument/2006/relationships" xmlns:m="http://schemas.openxmlformats.org/officeDocument/2006/math" xmlns:v="urn:schemas-microsoft-com:vml" xmlns:wp14="http://schemas.microsoft.com/office/word/2010/wordprocessingDrawing" xmlns:wp="http://schemas.openxmlformats.org/drawingml/2006/wordprocessingDrawing" xmlns:w="http://schemas.openxmlformats.org/wordprocessingml/2006/main" xmlns:w14="http://schemas.microsoft.com/office/word/2010/wordml" xmlns:w10="urn:schemas-microsoft-com:office:word" xmlns:w15="http://schemas.microsoft.com/office/word/2012/wordml" xmlns:wpg="http://schemas.microsoft.com/office/word/2010/wordprocessingGroup" xmlns:wpi="http://schemas.microsoft.com/office/word/2010/wordprocessingInk" xmlns:wne="http://schemas.microsoft.com/office/word/2006/wordml" xmlns:wps="http://schemas.microsoft.com/office/word/2010/wordprocessingShape" xmlns:wpsCustomData="http://www.wps.cn/officeDocument/2013/wpsCustomData" mc:Ignorable="w14 w15 wp14">
+<w:document xmlns:a="http://schemas.openxmlformats.org/drawingml/2006/main" xmlns:mc="http://schemas.openxmlformats.org/markup-compatibility/2006" xmlns:o="urn:schemas-microsoft-com:office:office" xmlns:pic="http://schemas.openxmlformats.org/drawingml/2006/picture" xmlns:r="http://schemas.openxmlformats.org/officeDocument/2006/relationships" xmlns:v="urn:schemas-microsoft-com:vml" xmlns:w="http://schemas.openxmlformats.org/wordprocessingml/2006/main" xmlns:w14="http://schemas.microsoft.com/office/word/2010/wordml" xmlns:wp="http://schemas.openxmlformats.org/drawingml/2006/wordprocessingDrawing" mc:Ignorable="w14 w15 wp14">
   <w:body>
     <w:p>
       <w:pPr>
@@ -42,7 +42,7 @@
           <w:pgSz w:w="11906" w:h="16838"/>
           <w:pgMar w:top="2155" w:right="1701" w:bottom="1701" w:left="1701" w:header="1701" w:footer="1304" w:gutter="0"/>
           <w:pgNumType w:start="1"/>
-          <w:cols w:space="720" w:num="1"/>
+          <w:cols w:space="720"/>
           <w:docGrid w:type="linesAndChars" w:linePitch="395" w:charSpace="1861"/>
         </w:sectPr>
       </w:pPr>
@@ -98,7 +98,7 @@
         <w:sectPr>
           <w:pgSz w:w="11906" w:h="16838"/>
           <w:pgMar w:top="2155" w:right="1701" w:bottom="1701" w:left="1701" w:header="1701" w:footer="1304" w:gutter="0"/>
-          <w:cols w:space="720" w:num="1"/>
+          <w:cols w:space="720"/>
           <w:docGrid w:type="linesAndChars" w:linePitch="395" w:charSpace="1861"/>
         </w:sectPr>
       </w:pPr>
@@ -134,7 +134,7 @@
     </w:p>
     <w:p>
       <w:r>
-        <w:fldChar w:fldCharType="begin"/>
+        <w:fldChar w:fldCharType="begin" w:dirty="true"/>
       </w:r>
       <w:r>
         <w:instrText xml:space="preserve"> TOC \o "1-4" \z </w:instrText>
@@ -154,12 +154,12 @@
           <w:rFonts w:hint="eastAsia"/>
         </w:rPr>
         <w:sectPr>
-          <w:headerReference r:id="rId3" w:type="default"/>
-          <w:headerReference r:id="rId4" w:type="even"/>
+          <w:headerReference w:type="default" r:id="rId14"/>
+          <w:headerReference w:type="even" r:id="rId15"/>
           <w:pgSz w:w="11906" w:h="16838"/>
           <w:pgMar w:top="2155" w:right="1701" w:bottom="1701" w:left="1701" w:header="1701" w:footer="1304" w:gutter="0"/>
           <w:pgNumType w:start="1"/>
-          <w:cols w:space="720" w:num="1"/>
+          <w:cols w:space="720"/>
           <w:docGrid w:type="linesAndChars" w:linePitch="395" w:charSpace="1861"/>
         </w:sectPr>
       </w:pPr>
@@ -378,534 +378,16 @@
       <w:pPr>
         <w:snapToGrid w:val="0"/>
         <w:spacing w:line="300" w:lineRule="auto"/>
-        <w:jc w:val="center"/>
-        <w:rPr>
-          <w:rFonts w:hint="eastAsia" w:eastAsia="宋体"/>
-          <w:lang w:eastAsia="zh-CN"/>
-        </w:rPr>
-      </w:pPr>
-      <w:r>
-        <w:rPr>
-          <w:rFonts w:hint="eastAsia" w:eastAsia="宋体"/>
-          <w:lang w:eastAsia="zh-CN"/>
-        </w:rPr>
-        <w:drawing>
-          <wp:inline distT="0" distB="0" distL="114300" distR="114300">
-            <wp:extent cx="4319905" cy="2160270"/>
-            <wp:effectExtent l="0" t="0" r="8890" b="3175"/>
-            <wp:docPr id="4" name="图片 4" descr="ocr_debug"/>
-            <wp:cNvGraphicFramePr>
-              <a:graphicFrameLocks xmlns:a="http://schemas.openxmlformats.org/drawingml/2006/main" noChangeAspect="1"/>
-            </wp:cNvGraphicFramePr>
-            <a:graphic xmlns:a="http://schemas.openxmlformats.org/drawingml/2006/main">
-              <a:graphicData uri="http://schemas.openxmlformats.org/drawingml/2006/picture">
-                <pic:pic xmlns:pic="http://schemas.openxmlformats.org/drawingml/2006/picture">
-                  <pic:nvPicPr>
-                    <pic:cNvPr id="4" name="图片 4" descr="ocr_debug"/>
-                    <pic:cNvPicPr>
-                      <a:picLocks noChangeAspect="1"/>
-                    </pic:cNvPicPr>
-                  </pic:nvPicPr>
-                  <pic:blipFill>
-                    <a:blip r:embed="rId21"/>
-                    <a:srcRect/>
-                    <a:stretch>
-                      <a:fillRect/>
-                    </a:stretch>
-                  </pic:blipFill>
-                  <pic:spPr>
-                    <a:xfrm>
-                      <a:off x="0" y="0"/>
-                      <a:ext cx="4320000" cy="2160000"/>
-                    </a:xfrm>
-                    <a:prstGeom prst="rect">
-                      <a:avLst/>
-                    </a:prstGeom>
-                  </pic:spPr>
-                </pic:pic>
-              </a:graphicData>
-            </a:graphic>
-          </wp:inline>
-        </w:drawing>
-      </w:r>
-    </w:p>
-    <w:p>
-      <w:pPr>
-        <w:keepNext w:val="0"/>
-        <w:keepLines w:val="0"/>
-        <w:pageBreakBefore w:val="0"/>
-        <w:widowControl w:val="0"/>
-        <w:kinsoku/>
-        <w:wordWrap/>
-        <w:overflowPunct/>
-        <w:topLinePunct w:val="0"/>
-        <w:autoSpaceDE/>
-        <w:autoSpaceDN/>
-        <w:bidi w:val="0"/>
-        <w:adjustRightInd/>
-        <w:snapToGrid w:val="0"/>
-        <w:spacing w:line="300" w:lineRule="auto"/>
-        <w:ind w:firstLine="0" w:firstLineChars="0"/>
-        <w:jc w:val="center"/>
-        <w:textAlignment w:val="auto"/>
-        <w:rPr>
-          <w:rFonts w:hint="eastAsia" w:eastAsia="宋体"/>
-          <w:lang w:eastAsia="zh-CN"/>
-        </w:rPr>
-      </w:pPr>
-      <w:r>
-        <w:rPr>
-          <w:rFonts w:hint="eastAsia" w:eastAsia="宋体"/>
-          <w:lang w:eastAsia="zh-CN"/>
-        </w:rPr>
-        <w:t>tu1</w:t>
-      </w:r>
-    </w:p>
-    <w:p>
-      <w:pPr>
-        <w:keepNext w:val="0"/>
-        <w:keepLines w:val="0"/>
-        <w:pageBreakBefore w:val="0"/>
-        <w:widowControl w:val="0"/>
-        <w:kinsoku/>
-        <w:wordWrap/>
-        <w:overflowPunct/>
-        <w:topLinePunct w:val="0"/>
-        <w:autoSpaceDE/>
-        <w:autoSpaceDN/>
-        <w:bidi w:val="0"/>
-        <w:adjustRightInd/>
-        <w:snapToGrid w:val="0"/>
-        <w:spacing w:line="300" w:lineRule="auto"/>
-        <w:ind w:firstLine="0" w:firstLineChars="0"/>
-        <w:jc w:val="center"/>
-        <w:textAlignment w:val="auto"/>
-        <w:rPr>
-          <w:rFonts w:hint="eastAsia" w:eastAsia="宋体"/>
-          <w:lang w:eastAsia="zh-CN"/>
-        </w:rPr>
-      </w:pPr>
-      <w:r>
-        <w:rPr>
-          <w:rFonts w:hint="eastAsia" w:eastAsia="宋体"/>
-          <w:lang w:eastAsia="zh-CN"/>
-        </w:rPr>
-        <w:drawing>
-          <wp:inline distT="0" distB="0" distL="114300" distR="114300">
-            <wp:extent cx="4319905" cy="2160270"/>
-            <wp:effectExtent l="0" t="0" r="8890" b="3175"/>
-            <wp:docPr id="5" name="图片 5" descr="ocr_debug"/>
-            <wp:cNvGraphicFramePr>
-              <a:graphicFrameLocks xmlns:a="http://schemas.openxmlformats.org/drawingml/2006/main" noChangeAspect="1"/>
-            </wp:cNvGraphicFramePr>
-            <a:graphic xmlns:a="http://schemas.openxmlformats.org/drawingml/2006/main">
-              <a:graphicData uri="http://schemas.openxmlformats.org/drawingml/2006/picture">
-                <pic:pic xmlns:pic="http://schemas.openxmlformats.org/drawingml/2006/picture">
-                  <pic:nvPicPr>
-                    <pic:cNvPr id="5" name="图片 5" descr="ocr_debug"/>
-                    <pic:cNvPicPr>
-                      <a:picLocks noChangeAspect="1"/>
-                    </pic:cNvPicPr>
-                  </pic:nvPicPr>
-                  <pic:blipFill>
-                    <a:blip r:embed="rId21"/>
-                    <a:srcRect/>
-                    <a:stretch>
-                      <a:fillRect/>
-                    </a:stretch>
-                  </pic:blipFill>
-                  <pic:spPr>
-                    <a:xfrm>
-                      <a:off x="0" y="0"/>
-                      <a:ext cx="4320000" cy="2160000"/>
-                    </a:xfrm>
-                    <a:prstGeom prst="rect">
-                      <a:avLst/>
-                    </a:prstGeom>
-                  </pic:spPr>
-                </pic:pic>
-              </a:graphicData>
-            </a:graphic>
-          </wp:inline>
-        </w:drawing>
-      </w:r>
-    </w:p>
-    <w:p>
-      <w:pPr>
-        <w:keepNext w:val="0"/>
-        <w:keepLines w:val="0"/>
-        <w:pageBreakBefore w:val="0"/>
-        <w:widowControl w:val="0"/>
-        <w:kinsoku/>
-        <w:wordWrap/>
-        <w:overflowPunct/>
-        <w:topLinePunct w:val="0"/>
-        <w:autoSpaceDE/>
-        <w:autoSpaceDN/>
-        <w:bidi w:val="0"/>
-        <w:adjustRightInd/>
-        <w:snapToGrid w:val="0"/>
-        <w:spacing w:line="300" w:lineRule="auto"/>
-        <w:ind w:firstLine="0" w:firstLineChars="0"/>
-        <w:jc w:val="center"/>
-        <w:textAlignment w:val="auto"/>
-        <w:rPr>
-          <w:rFonts w:hint="eastAsia" w:eastAsia="宋体"/>
-          <w:lang w:eastAsia="zh-CN"/>
-        </w:rPr>
-      </w:pPr>
-      <w:r>
-        <w:rPr>
-          <w:rFonts w:hint="eastAsia" w:eastAsia="宋体"/>
-          <w:lang w:eastAsia="zh-CN"/>
-        </w:rPr>
-        <w:t>tu2</w:t>
-      </w:r>
-    </w:p>
-    <w:p>
-      <w:pPr>
-        <w:keepNext w:val="0"/>
-        <w:keepLines w:val="0"/>
-        <w:pageBreakBefore w:val="0"/>
-        <w:widowControl w:val="0"/>
-        <w:kinsoku/>
-        <w:wordWrap/>
-        <w:overflowPunct/>
-        <w:topLinePunct w:val="0"/>
-        <w:autoSpaceDE/>
-        <w:autoSpaceDN/>
-        <w:bidi w:val="0"/>
-        <w:adjustRightInd/>
-        <w:snapToGrid w:val="0"/>
-        <w:spacing w:line="300" w:lineRule="auto"/>
-        <w:ind w:firstLine="0" w:firstLineChars="0"/>
-        <w:jc w:val="center"/>
-        <w:textAlignment w:val="auto"/>
-        <w:rPr>
-          <w:rFonts w:hint="eastAsia" w:eastAsia="宋体"/>
-          <w:lang w:eastAsia="zh-CN"/>
-        </w:rPr>
-      </w:pPr>
-    </w:p>
-    <w:p>
-      <w:pPr>
-        <w:keepNext w:val="0"/>
-        <w:keepLines w:val="0"/>
-        <w:pageBreakBefore w:val="0"/>
-        <w:widowControl w:val="0"/>
-        <w:kinsoku/>
-        <w:wordWrap/>
-        <w:overflowPunct/>
-        <w:topLinePunct w:val="0"/>
-        <w:autoSpaceDE/>
-        <w:autoSpaceDN/>
-        <w:bidi w:val="0"/>
-        <w:adjustRightInd/>
-        <w:snapToGrid w:val="0"/>
-        <w:spacing w:line="300" w:lineRule="auto"/>
-        <w:ind w:firstLine="0" w:firstLineChars="0"/>
-        <w:jc w:val="center"/>
-        <w:textAlignment w:val="auto"/>
-        <w:rPr>
-          <w:rFonts w:hint="eastAsia" w:eastAsia="宋体"/>
-          <w:lang w:eastAsia="zh-CN"/>
-        </w:rPr>
-      </w:pPr>
-      <w:r>
-        <w:rPr>
-          <w:rFonts w:hint="eastAsia" w:eastAsia="宋体"/>
-          <w:lang w:eastAsia="zh-CN"/>
-        </w:rPr>
-        <w:drawing>
-          <wp:inline distT="0" distB="0" distL="114300" distR="114300">
-            <wp:extent cx="4319905" cy="2160270"/>
-            <wp:effectExtent l="0" t="0" r="8890" b="3175"/>
-            <wp:docPr id="6" name="图片 6" descr="ocr_debug"/>
-            <wp:cNvGraphicFramePr>
-              <a:graphicFrameLocks xmlns:a="http://schemas.openxmlformats.org/drawingml/2006/main" noChangeAspect="1"/>
-            </wp:cNvGraphicFramePr>
-            <a:graphic xmlns:a="http://schemas.openxmlformats.org/drawingml/2006/main">
-              <a:graphicData uri="http://schemas.openxmlformats.org/drawingml/2006/picture">
-                <pic:pic xmlns:pic="http://schemas.openxmlformats.org/drawingml/2006/picture">
-                  <pic:nvPicPr>
-                    <pic:cNvPr id="6" name="图片 6" descr="ocr_debug"/>
-                    <pic:cNvPicPr>
-                      <a:picLocks noChangeAspect="1"/>
-                    </pic:cNvPicPr>
-                  </pic:nvPicPr>
-                  <pic:blipFill>
-                    <a:blip r:embed="rId21"/>
-                    <a:srcRect/>
-                    <a:stretch>
-                      <a:fillRect/>
-                    </a:stretch>
-                  </pic:blipFill>
-                  <pic:spPr>
-                    <a:xfrm>
-                      <a:off x="0" y="0"/>
-                      <a:ext cx="4320000" cy="2160000"/>
-                    </a:xfrm>
-                    <a:prstGeom prst="rect">
-                      <a:avLst/>
-                    </a:prstGeom>
-                  </pic:spPr>
-                </pic:pic>
-              </a:graphicData>
-            </a:graphic>
-          </wp:inline>
-        </w:drawing>
-      </w:r>
-    </w:p>
-    <w:p>
-      <w:pPr>
-        <w:keepNext w:val="0"/>
-        <w:keepLines w:val="0"/>
-        <w:pageBreakBefore w:val="0"/>
-        <w:widowControl w:val="0"/>
-        <w:kinsoku/>
-        <w:wordWrap/>
-        <w:overflowPunct/>
-        <w:topLinePunct w:val="0"/>
-        <w:autoSpaceDE/>
-        <w:autoSpaceDN/>
-        <w:bidi w:val="0"/>
-        <w:adjustRightInd/>
-        <w:snapToGrid w:val="0"/>
-        <w:spacing w:line="300" w:lineRule="auto"/>
-        <w:ind w:firstLine="0" w:firstLineChars="0"/>
-        <w:jc w:val="center"/>
-        <w:textAlignment w:val="auto"/>
-        <w:rPr>
-          <w:rFonts w:hint="eastAsia" w:eastAsia="宋体"/>
-          <w:lang w:eastAsia="zh-CN"/>
-        </w:rPr>
-      </w:pPr>
-      <w:r>
-        <w:rPr>
-          <w:rFonts w:hint="eastAsia" w:eastAsia="宋体"/>
-          <w:lang w:eastAsia="zh-CN"/>
-        </w:rPr>
-        <w:t>tu3</w:t>
-      </w:r>
-    </w:p>
-    <w:p>
-      <w:pPr>
-        <w:keepNext w:val="0"/>
-        <w:keepLines w:val="0"/>
-        <w:pageBreakBefore w:val="0"/>
-        <w:widowControl w:val="0"/>
-        <w:kinsoku/>
-        <w:wordWrap/>
-        <w:overflowPunct/>
-        <w:topLinePunct w:val="0"/>
-        <w:autoSpaceDE/>
-        <w:autoSpaceDN/>
-        <w:bidi w:val="0"/>
-        <w:adjustRightInd/>
-        <w:snapToGrid w:val="0"/>
-        <w:spacing w:line="300" w:lineRule="auto"/>
-        <w:ind w:firstLine="0" w:firstLineChars="0"/>
-        <w:jc w:val="center"/>
-        <w:textAlignment w:val="auto"/>
-        <w:rPr>
-          <w:rFonts w:hint="eastAsia" w:eastAsia="宋体"/>
-          <w:lang w:eastAsia="zh-CN"/>
-        </w:rPr>
-      </w:pPr>
-      <w:r>
-        <w:rPr>
-          <w:rFonts w:hint="eastAsia" w:eastAsia="宋体"/>
-          <w:lang w:eastAsia="zh-CN"/>
-        </w:rPr>
-        <w:drawing>
-          <wp:inline distT="0" distB="0" distL="114300" distR="114300">
-            <wp:extent cx="4319905" cy="2160270"/>
-            <wp:effectExtent l="0" t="0" r="8890" b="3175"/>
-            <wp:docPr id="7" name="图片 7" descr="ocr_debug"/>
-            <wp:cNvGraphicFramePr>
-              <a:graphicFrameLocks xmlns:a="http://schemas.openxmlformats.org/drawingml/2006/main" noChangeAspect="1"/>
-            </wp:cNvGraphicFramePr>
-            <a:graphic xmlns:a="http://schemas.openxmlformats.org/drawingml/2006/main">
-              <a:graphicData uri="http://schemas.openxmlformats.org/drawingml/2006/picture">
-                <pic:pic xmlns:pic="http://schemas.openxmlformats.org/drawingml/2006/picture">
-                  <pic:nvPicPr>
-                    <pic:cNvPr id="7" name="图片 7" descr="ocr_debug"/>
-                    <pic:cNvPicPr>
-                      <a:picLocks noChangeAspect="1"/>
-                    </pic:cNvPicPr>
-                  </pic:nvPicPr>
-                  <pic:blipFill>
-                    <a:blip r:embed="rId21"/>
-                    <a:srcRect/>
-                    <a:stretch>
-                      <a:fillRect/>
-                    </a:stretch>
-                  </pic:blipFill>
-                  <pic:spPr>
-                    <a:xfrm>
-                      <a:off x="0" y="0"/>
-                      <a:ext cx="4320000" cy="2160000"/>
-                    </a:xfrm>
-                    <a:prstGeom prst="rect">
-                      <a:avLst/>
-                    </a:prstGeom>
-                  </pic:spPr>
-                </pic:pic>
-              </a:graphicData>
-            </a:graphic>
-          </wp:inline>
-        </w:drawing>
-      </w:r>
-    </w:p>
-    <w:p>
-      <w:pPr>
-        <w:keepNext w:val="0"/>
-        <w:keepLines w:val="0"/>
-        <w:pageBreakBefore w:val="0"/>
-        <w:widowControl w:val="0"/>
-        <w:kinsoku/>
-        <w:wordWrap/>
-        <w:overflowPunct/>
-        <w:topLinePunct w:val="0"/>
-        <w:autoSpaceDE/>
-        <w:autoSpaceDN/>
-        <w:bidi w:val="0"/>
-        <w:adjustRightInd/>
-        <w:snapToGrid w:val="0"/>
-        <w:spacing w:line="300" w:lineRule="auto"/>
-        <w:ind w:firstLine="0" w:firstLineChars="0"/>
-        <w:jc w:val="center"/>
-        <w:textAlignment w:val="auto"/>
-        <w:rPr>
-          <w:rFonts w:hint="eastAsia" w:eastAsia="宋体"/>
-          <w:lang w:eastAsia="zh-CN"/>
-        </w:rPr>
-      </w:pPr>
-      <w:r>
-        <w:rPr>
-          <w:rFonts w:hint="eastAsia" w:eastAsia="宋体"/>
-          <w:lang w:eastAsia="zh-CN"/>
-        </w:rPr>
-        <w:t>tu4</w:t>
-      </w:r>
-    </w:p>
-    <w:p>
-      <w:pPr>
-        <w:keepNext w:val="0"/>
-        <w:keepLines w:val="0"/>
-        <w:pageBreakBefore w:val="0"/>
-        <w:widowControl w:val="0"/>
-        <w:kinsoku/>
-        <w:wordWrap/>
-        <w:overflowPunct/>
-        <w:topLinePunct w:val="0"/>
-        <w:autoSpaceDE/>
-        <w:autoSpaceDN/>
-        <w:bidi w:val="0"/>
-        <w:adjustRightInd/>
-        <w:snapToGrid w:val="0"/>
-        <w:spacing w:line="300" w:lineRule="auto"/>
-        <w:ind w:firstLine="0" w:firstLineChars="0"/>
-        <w:jc w:val="center"/>
-        <w:textAlignment w:val="auto"/>
-        <w:rPr>
-          <w:rFonts w:hint="eastAsia" w:eastAsia="宋体"/>
-          <w:lang w:eastAsia="zh-CN"/>
-        </w:rPr>
-      </w:pPr>
-      <w:bookmarkStart w:id="0" w:name="_GoBack"/>
-      <w:bookmarkEnd w:id="0"/>
-      <w:r>
-        <w:rPr>
-          <w:rFonts w:hint="eastAsia" w:eastAsia="宋体"/>
-          <w:lang w:eastAsia="zh-CN"/>
-        </w:rPr>
-        <w:drawing>
-          <wp:inline distT="0" distB="0" distL="114300" distR="114300">
-            <wp:extent cx="4319905" cy="2160270"/>
-            <wp:effectExtent l="0" t="0" r="8890" b="3175"/>
-            <wp:docPr id="8" name="图片 8" descr="ocr_debug"/>
-            <wp:cNvGraphicFramePr>
-              <a:graphicFrameLocks xmlns:a="http://schemas.openxmlformats.org/drawingml/2006/main" noChangeAspect="1"/>
-            </wp:cNvGraphicFramePr>
-            <a:graphic xmlns:a="http://schemas.openxmlformats.org/drawingml/2006/main">
-              <a:graphicData uri="http://schemas.openxmlformats.org/drawingml/2006/picture">
-                <pic:pic xmlns:pic="http://schemas.openxmlformats.org/drawingml/2006/picture">
-                  <pic:nvPicPr>
-                    <pic:cNvPr id="8" name="图片 8" descr="ocr_debug"/>
-                    <pic:cNvPicPr>
-                      <a:picLocks noChangeAspect="1"/>
-                    </pic:cNvPicPr>
-                  </pic:nvPicPr>
-                  <pic:blipFill>
-                    <a:blip r:embed="rId21"/>
-                    <a:srcRect/>
-                    <a:stretch>
-                      <a:fillRect/>
-                    </a:stretch>
-                  </pic:blipFill>
-                  <pic:spPr>
-                    <a:xfrm>
-                      <a:off x="0" y="0"/>
-                      <a:ext cx="4320000" cy="2160000"/>
-                    </a:xfrm>
-                    <a:prstGeom prst="rect">
-                      <a:avLst/>
-                    </a:prstGeom>
-                  </pic:spPr>
-                </pic:pic>
-              </a:graphicData>
-            </a:graphic>
-          </wp:inline>
-        </w:drawing>
-      </w:r>
-    </w:p>
-    <w:p>
-      <w:pPr>
-        <w:keepNext w:val="0"/>
-        <w:keepLines w:val="0"/>
-        <w:pageBreakBefore w:val="0"/>
-        <w:widowControl w:val="0"/>
-        <w:kinsoku/>
-        <w:wordWrap/>
-        <w:overflowPunct/>
-        <w:topLinePunct w:val="0"/>
-        <w:autoSpaceDE/>
-        <w:autoSpaceDN/>
-        <w:bidi w:val="0"/>
-        <w:adjustRightInd/>
-        <w:snapToGrid w:val="0"/>
-        <w:spacing w:line="300" w:lineRule="auto"/>
-        <w:ind w:firstLine="0" w:firstLineChars="0"/>
-        <w:jc w:val="center"/>
-        <w:textAlignment w:val="auto"/>
-        <w:rPr>
-          <w:rFonts w:hint="eastAsia" w:eastAsia="宋体"/>
-          <w:lang w:eastAsia="zh-CN"/>
-        </w:rPr>
-      </w:pPr>
-      <w:r>
-        <w:rPr>
-          <w:rFonts w:hint="eastAsia" w:eastAsia="宋体"/>
-          <w:lang w:eastAsia="zh-CN"/>
-        </w:rPr>
-        <w:t>tu5</w:t>
-      </w:r>
-    </w:p>
-    <w:p>
-      <w:pPr>
-        <w:snapToGrid w:val="0"/>
-        <w:spacing w:line="300" w:lineRule="auto"/>
-        <w:jc w:val="center"/>
-        <w:rPr>
-          <w:rFonts w:hint="eastAsia"/>
-        </w:rPr>
-      </w:pPr>
-      <w:r>
-        <w:rPr>
-          <w:rFonts w:hint="eastAsia"/>
-        </w:rPr>
-        <w:t>…</w:t>
+        <w:ind w:firstLine="498" w:firstLineChars="200"/>
+        <w:rPr>
+          <w:rFonts w:hint="eastAsia"/>
+        </w:rPr>
+      </w:pPr>
+      <w:r>
+        <w:rPr>
+          <w:rFonts w:hint="eastAsia"/>
+        </w:rPr>
+        <w:t>……</w:t>
       </w:r>
     </w:p>
     <w:p>
@@ -916,18 +398,17 @@
         <w:drawing>
           <wp:inline distT="0" distB="0" distL="0" distR="0">
             <wp:extent cx="2514600" cy="1257300"/>
-            <wp:effectExtent l="0" t="0" r="0" b="7620"/>
             <wp:docPr id="1" name="image1"/>
             <wp:cNvGraphicFramePr/>
-            <a:graphic xmlns:a="http://schemas.openxmlformats.org/drawingml/2006/main">
+            <a:graphic>
               <a:graphicData uri="http://schemas.openxmlformats.org/drawingml/2006/picture">
-                <pic:pic xmlns:pic="http://schemas.openxmlformats.org/drawingml/2006/picture">
+                <pic:pic>
                   <pic:nvPicPr>
-                    <pic:cNvPr id="1" name="image1"/>
+                    <pic:cNvPr id="0" name="image1"/>
                     <pic:cNvPicPr/>
                   </pic:nvPicPr>
                   <pic:blipFill>
-                    <a:blip r:embed="rId22"/>
+                    <a:blip r:embed="rId59"/>
                     <a:stretch>
                       <a:fillRect/>
                     </a:stretch>
@@ -956,18 +437,17 @@
         <w:drawing>
           <wp:inline distT="0" distB="0" distL="0" distR="0">
             <wp:extent cx="2514600" cy="1257300"/>
-            <wp:effectExtent l="0" t="0" r="0" b="7620"/>
             <wp:docPr id="2" name="image2"/>
             <wp:cNvGraphicFramePr/>
-            <a:graphic xmlns:a="http://schemas.openxmlformats.org/drawingml/2006/main">
+            <a:graphic>
               <a:graphicData uri="http://schemas.openxmlformats.org/drawingml/2006/picture">
-                <pic:pic xmlns:pic="http://schemas.openxmlformats.org/drawingml/2006/picture">
+                <pic:pic>
                   <pic:nvPicPr>
-                    <pic:cNvPr id="2" name="image2"/>
+                    <pic:cNvPr id="0" name="image2"/>
                     <pic:cNvPicPr/>
                   </pic:nvPicPr>
                   <pic:blipFill>
-                    <a:blip r:embed="rId23"/>
+                    <a:blip r:embed="rId60"/>
                     <a:stretch>
                       <a:fillRect/>
                     </a:stretch>
@@ -1044,18 +524,17 @@
         <w:drawing>
           <wp:inline distT="0" distB="0" distL="0" distR="0">
             <wp:extent cx="2514600" cy="1257300"/>
-            <wp:effectExtent l="0" t="0" r="0" b="7620"/>
             <wp:docPr id="3" name="image3"/>
             <wp:cNvGraphicFramePr/>
-            <a:graphic xmlns:a="http://schemas.openxmlformats.org/drawingml/2006/main">
+            <a:graphic>
               <a:graphicData uri="http://schemas.openxmlformats.org/drawingml/2006/picture">
-                <pic:pic xmlns:pic="http://schemas.openxmlformats.org/drawingml/2006/picture">
+                <pic:pic>
                   <pic:nvPicPr>
-                    <pic:cNvPr id="3" name="image3"/>
+                    <pic:cNvPr id="0" name="image3"/>
                     <pic:cNvPicPr/>
                   </pic:nvPicPr>
                   <pic:blipFill>
-                    <a:blip r:embed="rId24"/>
+                    <a:blip r:embed="rId61"/>
                     <a:stretch>
                       <a:fillRect/>
                     </a:stretch>
@@ -1280,11 +759,11 @@
           <w:rFonts w:hint="eastAsia"/>
         </w:rPr>
         <w:sectPr>
-          <w:headerReference r:id="rId5" w:type="default"/>
-          <w:headerReference r:id="rId6" w:type="even"/>
+          <w:headerReference w:type="default" r:id="rId14"/>
+          <w:headerReference w:type="even" r:id="rId15"/>
           <w:pgSz w:w="11906" w:h="16838"/>
           <w:pgMar w:top="2155" w:right="1701" w:bottom="1701" w:left="1701" w:header="1701" w:footer="1304" w:gutter="0"/>
-          <w:cols w:space="720" w:num="1"/>
+          <w:cols w:space="720"/>
           <w:docGrid w:type="linesAndChars" w:linePitch="395" w:charSpace="1861"/>
         </w:sectPr>
       </w:pPr>
@@ -1365,19 +844,11 @@
         <w:tab/>
       </w:r>
       <w:r>
-        <w:object>
-          <v:shape id="_x0000_i1025" o:spt="75" type="#_x0000_t75" style="height:38pt;width:81.9pt;" o:ole="t" filled="f" stroked="f" coordsize="21600,21600">
-            <v:path/>
-            <v:fill on="f" focussize="0,0"/>
-            <v:stroke on="f"/>
-            <v:imagedata r:id="rId26" o:title=""/>
-            <o:lock v:ext="edit" aspectratio="t"/>
-            <w10:wrap type="none"/>
-            <w10:anchorlock/>
+        <w:object w:dxaOrig="1638" w:dyaOrig="760">
+          <v:shape id="_x0000_i1028" type="#_x0000_t75" style="width:81.9pt;height:38.0pt" o:ole="" stroked="f">
+            <v:imagedata r:id="rId63" o:title=""/>
           </v:shape>
-          <o:OLEObject Type="Embed" ProgID="Equation.3" ShapeID="_x0000_i1025" DrawAspect="Content" ObjectID="_1468075725" r:id="rId25">
-            <o:LockedField>false</o:LockedField>
-          </o:OLEObject>
+          <o:OLEObject Type="Embed" ProgID="Equation.3" ShapeID="_x0000_i1028" DrawAspect="Content" ObjectID="_4" r:id="rId62"/>
         </w:object>
       </w:r>
       <w:r>
@@ -1398,19 +869,11 @@
         <w:tab/>
       </w:r>
       <w:r>
-        <w:object>
-          <v:shape id="_x0000_i1026" o:spt="75" type="#_x0000_t75" style="height:35pt;width:80.9pt;" o:ole="t" filled="f" stroked="f" coordsize="21600,21600">
-            <v:path/>
-            <v:fill on="f" focussize="0,0"/>
-            <v:stroke on="f"/>
-            <v:imagedata r:id="rId28" o:title=""/>
-            <o:lock v:ext="edit" aspectratio="t"/>
-            <w10:wrap type="none"/>
-            <w10:anchorlock/>
+        <w:object w:dxaOrig="1618" w:dyaOrig="700">
+          <v:shape id="_x0000_i1029" type="#_x0000_t75" style="width:80.9pt;height:35.0pt" o:ole="" stroked="f">
+            <v:imagedata r:id="rId65" o:title=""/>
           </v:shape>
-          <o:OLEObject Type="Embed" ProgID="Equation.3" ShapeID="_x0000_i1026" DrawAspect="Content" ObjectID="_1468075726" r:id="rId27">
-            <o:LockedField>false</o:LockedField>
-          </o:OLEObject>
+          <o:OLEObject Type="Embed" ProgID="Equation.3" ShapeID="_x0000_i1029" DrawAspect="Content" ObjectID="_5" r:id="rId64"/>
         </w:object>
       </w:r>
       <w:r>
@@ -1425,19 +888,11 @@
         <w:jc w:val="center"/>
       </w:pPr>
       <w:r>
-        <w:object>
-          <v:shape id="_x0000_i1027" o:spt="75" type="#_x0000_t75" style="height:17pt;width:15.05pt;" o:ole="t" filled="f" stroked="f" coordsize="21600,21600">
-            <v:path/>
-            <v:fill on="f" focussize="0,0"/>
-            <v:stroke on="f"/>
-            <v:imagedata r:id="rId30" o:title=""/>
-            <o:lock v:ext="edit" aspectratio="t"/>
-            <w10:wrap type="none"/>
-            <w10:anchorlock/>
+        <w:object w:dxaOrig="301" w:dyaOrig="340">
+          <v:shape id="_x0000_i1030" type="#_x0000_t75" style="width:15.05pt;height:17.0pt" o:ole="" stroked="f">
+            <v:imagedata r:id="rId67" o:title=""/>
           </v:shape>
-          <o:OLEObject Type="Embed" ProgID="Equation.3" ShapeID="_x0000_i1027" DrawAspect="Content" ObjectID="_1468075727" r:id="rId29">
-            <o:LockedField>false</o:LockedField>
-          </o:OLEObject>
+          <o:OLEObject Type="Embed" ProgID="Equation.3" ShapeID="_x0000_i1030" DrawAspect="Content" ObjectID="_6" r:id="rId66"/>
         </w:object>
       </w:r>
     </w:p>
@@ -1446,19 +901,11 @@
         <w:jc w:val="center"/>
       </w:pPr>
       <w:r>
-        <w:object>
-          <v:shape id="_x0000_i1028" o:spt="75" type="#_x0000_t75" style="height:13pt;width:12pt;" o:ole="t" filled="f" stroked="f" coordsize="21600,21600">
-            <v:path/>
-            <v:fill on="f" focussize="0,0"/>
-            <v:stroke on="f"/>
-            <v:imagedata r:id="rId32" o:title=""/>
-            <o:lock v:ext="edit" aspectratio="t"/>
-            <w10:wrap type="none"/>
-            <w10:anchorlock/>
+        <w:object w:dxaOrig="240" w:dyaOrig="260">
+          <v:shape id="_x0000_i1031" type="#_x0000_t75" style="width:12.0pt;height:13.0pt" o:ole="" stroked="f">
+            <v:imagedata r:id="rId69" o:title=""/>
           </v:shape>
-          <o:OLEObject Type="Embed" ProgID="Equation.3" ShapeID="_x0000_i1028" DrawAspect="Content" ObjectID="_1468075728" r:id="rId31">
-            <o:LockedField>false</o:LockedField>
-          </o:OLEObject>
+          <o:OLEObject Type="Embed" ProgID="Equation.3" ShapeID="_x0000_i1031" DrawAspect="Content" ObjectID="_7" r:id="rId68"/>
         </w:object>
       </w:r>
     </w:p>
@@ -1467,19 +914,11 @@
         <w:jc w:val="center"/>
       </w:pPr>
       <w:r>
-        <w:object>
-          <v:shape id="_x0000_i1029" o:spt="75" type="#_x0000_t75" style="height:16pt;width:10pt;" o:ole="t" filled="f" stroked="f" coordsize="21600,21600">
-            <v:path/>
-            <v:fill on="f" focussize="0,0"/>
-            <v:stroke on="f"/>
-            <v:imagedata r:id="rId34" o:title=""/>
-            <o:lock v:ext="edit" aspectratio="t"/>
-            <w10:wrap type="none"/>
-            <w10:anchorlock/>
+        <w:object w:dxaOrig="200" w:dyaOrig="320">
+          <v:shape id="_x0000_i1032" type="#_x0000_t75" style="width:10.0pt;height:16.0pt" o:ole="" stroked="f">
+            <v:imagedata r:id="rId71" o:title=""/>
           </v:shape>
-          <o:OLEObject Type="Embed" ProgID="Equation.3" ShapeID="_x0000_i1029" DrawAspect="Content" ObjectID="_1468075729" r:id="rId33">
-            <o:LockedField>false</o:LockedField>
-          </o:OLEObject>
+          <o:OLEObject Type="Embed" ProgID="Equation.3" ShapeID="_x0000_i1032" DrawAspect="Content" ObjectID="_8" r:id="rId70"/>
         </w:object>
       </w:r>
     </w:p>
@@ -1533,11 +972,11 @@
           <w:rFonts w:hint="eastAsia"/>
         </w:rPr>
         <w:sectPr>
-          <w:headerReference r:id="rId7" w:type="default"/>
-          <w:headerReference r:id="rId8" w:type="even"/>
+          <w:headerReference w:type="default" r:id="rId14"/>
+          <w:headerReference w:type="even" r:id="rId15"/>
           <w:pgSz w:w="11906" w:h="16838"/>
           <w:pgMar w:top="2155" w:right="1701" w:bottom="1701" w:left="1701" w:header="1701" w:footer="1304" w:gutter="0"/>
-          <w:cols w:space="720" w:num="1"/>
+          <w:cols w:space="720"/>
           <w:docGrid w:type="linesAndChars" w:linePitch="395" w:charSpace="1861"/>
         </w:sectPr>
       </w:pPr>
@@ -1626,8 +1065,8 @@
     <w:p>
       <w:pPr>
         <w:adjustRightInd w:val="0"/>
+        <w:jc w:val="center"/>
         <w:spacing w:line="280" w:lineRule="auto"/>
-        <w:jc w:val="center"/>
         <w:rPr>
           <w:sz w:val="20"/>
           <w:szCs w:val="20"/>
@@ -1659,9 +1098,6 @@
         <w:gridCol w:w="1806"/>
         <w:gridCol w:w="301"/>
         <w:gridCol w:w="2951"/>
-        <w:gridCol w:w="360"/>
-        <w:gridCol w:w="360"/>
-        <w:gridCol w:w="360"/>
       </w:tblGrid>
       <w:tr>
         <w:tblPrEx>
@@ -3086,8 +2522,8 @@
     <w:p>
       <w:pPr>
         <w:adjustRightInd w:val="0"/>
+        <w:jc w:val="center"/>
         <w:spacing w:line="280" w:lineRule="auto"/>
-        <w:jc w:val="center"/>
         <w:rPr>
           <w:sz w:val="20"/>
           <w:szCs w:val="20"/>
@@ -4281,8 +3717,8 @@
     <w:p>
       <w:pPr>
         <w:adjustRightInd w:val="0"/>
+        <w:jc w:val="center"/>
         <w:spacing w:line="280" w:lineRule="auto"/>
-        <w:jc w:val="center"/>
         <w:rPr>
           <w:sz w:val="20"/>
           <w:szCs w:val="20"/>
@@ -5207,11 +4643,11 @@
           <w:rFonts w:hint="eastAsia"/>
         </w:rPr>
         <w:sectPr>
-          <w:headerReference r:id="rId9" w:type="default"/>
-          <w:headerReference r:id="rId10" w:type="even"/>
+          <w:headerReference w:type="default" r:id="rId14"/>
+          <w:headerReference w:type="even" r:id="rId15"/>
           <w:pgSz w:w="11906" w:h="16838"/>
           <w:pgMar w:top="2155" w:right="1701" w:bottom="1701" w:left="1701" w:header="1701" w:footer="1304" w:gutter="0"/>
-          <w:cols w:space="720" w:num="1"/>
+          <w:cols w:space="720"/>
           <w:docGrid w:type="linesAndChars" w:linePitch="395" w:charSpace="1861"/>
         </w:sectPr>
       </w:pPr>
@@ -5365,11 +4801,11 @@
           <w:rFonts w:hint="eastAsia"/>
         </w:rPr>
         <w:sectPr>
-          <w:headerReference r:id="rId11" w:type="default"/>
-          <w:headerReference r:id="rId12" w:type="even"/>
+          <w:headerReference w:type="default" r:id="rId14"/>
+          <w:headerReference w:type="even" r:id="rId15"/>
           <w:pgSz w:w="11906" w:h="16838"/>
           <w:pgMar w:top="2155" w:right="1701" w:bottom="1701" w:left="1701" w:header="1701" w:footer="1304" w:gutter="0"/>
-          <w:cols w:space="720" w:num="1"/>
+          <w:cols w:space="720"/>
           <w:docGrid w:type="linesAndChars" w:linePitch="395" w:charSpace="1861"/>
         </w:sectPr>
       </w:pPr>
@@ -5389,6 +4825,7 @@
     </w:p>
     <w:p>
       <w:pPr>
+        <w:pStyle w:val="1"/>
         <w:adjustRightInd w:val="0"/>
         <w:snapToGrid w:val="0"/>
         <w:spacing w:after="0" w:line="300" w:lineRule="auto"/>
@@ -5403,6 +4840,7 @@
     </w:p>
     <w:p>
       <w:pPr>
+        <w:pStyle w:val="1"/>
         <w:adjustRightInd w:val="0"/>
         <w:snapToGrid w:val="0"/>
         <w:spacing w:after="0" w:line="300" w:lineRule="auto"/>
@@ -5417,6 +4855,7 @@
     </w:p>
     <w:p>
       <w:pPr>
+        <w:pStyle w:val="1"/>
         <w:adjustRightInd w:val="0"/>
         <w:snapToGrid w:val="0"/>
         <w:spacing w:after="0" w:line="300" w:lineRule="auto"/>
@@ -5437,11 +4876,11 @@
           <w:rFonts w:hint="eastAsia"/>
         </w:rPr>
         <w:sectPr>
-          <w:headerReference r:id="rId13" w:type="default"/>
-          <w:headerReference r:id="rId14" w:type="even"/>
+          <w:headerReference w:type="default" r:id="rId14"/>
+          <w:headerReference w:type="even" r:id="rId15"/>
           <w:pgSz w:w="11906" w:h="16838"/>
           <w:pgMar w:top="2155" w:right="1701" w:bottom="1701" w:left="1701" w:header="1701" w:footer="1304" w:gutter="0"/>
-          <w:cols w:space="720" w:num="1"/>
+          <w:cols w:space="720"/>
           <w:docGrid w:type="linesAndChars" w:linePitch="395" w:charSpace="1861"/>
         </w:sectPr>
       </w:pPr>
@@ -5477,6 +4916,7 @@
     </w:p>
     <w:p>
       <w:pPr>
+        <w:pStyle w:val="1"/>
         <w:adjustRightInd w:val="0"/>
         <w:snapToGrid w:val="0"/>
         <w:spacing w:after="0" w:line="300" w:lineRule="auto"/>
@@ -5491,6 +4931,7 @@
     </w:p>
     <w:p>
       <w:pPr>
+        <w:pStyle w:val="1"/>
         <w:adjustRightInd w:val="0"/>
         <w:snapToGrid w:val="0"/>
         <w:spacing w:after="0" w:line="300" w:lineRule="auto"/>
@@ -5505,6 +4946,7 @@
     </w:p>
     <w:p>
       <w:pPr>
+        <w:pStyle w:val="1"/>
         <w:adjustRightInd w:val="0"/>
         <w:snapToGrid w:val="0"/>
         <w:spacing w:after="0" w:line="300" w:lineRule="auto"/>
@@ -5519,6 +4961,7 @@
     </w:p>
     <w:p>
       <w:pPr>
+        <w:pStyle w:val="1"/>
         <w:adjustRightInd w:val="0"/>
         <w:snapToGrid w:val="0"/>
         <w:spacing w:after="0" w:line="300" w:lineRule="auto"/>
@@ -5533,6 +4976,7 @@
     </w:p>
     <w:p>
       <w:pPr>
+        <w:pStyle w:val="1"/>
         <w:adjustRightInd w:val="0"/>
         <w:snapToGrid w:val="0"/>
         <w:spacing w:after="0" w:line="300" w:lineRule="auto"/>
@@ -5547,6 +4991,7 @@
     </w:p>
     <w:p>
       <w:pPr>
+        <w:pStyle w:val="1"/>
         <w:adjustRightInd w:val="0"/>
         <w:snapToGrid w:val="0"/>
         <w:spacing w:after="0" w:line="300" w:lineRule="auto"/>
@@ -5577,6 +5022,7 @@
     </w:p>
     <w:p>
       <w:pPr>
+        <w:pStyle w:val="1"/>
         <w:adjustRightInd w:val="0"/>
         <w:snapToGrid w:val="0"/>
         <w:spacing w:after="0" w:line="300" w:lineRule="auto"/>
@@ -5607,6 +5053,7 @@
     </w:p>
     <w:p>
       <w:pPr>
+        <w:pStyle w:val="1"/>
         <w:adjustRightInd w:val="0"/>
         <w:snapToGrid w:val="0"/>
         <w:spacing w:after="0" w:line="300" w:lineRule="auto"/>
@@ -5621,6 +5068,7 @@
     </w:p>
     <w:p>
       <w:pPr>
+        <w:pStyle w:val="1"/>
         <w:adjustRightInd w:val="0"/>
         <w:snapToGrid w:val="0"/>
         <w:spacing w:after="0" w:line="300" w:lineRule="auto"/>
@@ -5641,11 +5089,11 @@
           <w:rFonts w:hint="eastAsia"/>
         </w:rPr>
         <w:sectPr>
-          <w:headerReference r:id="rId15" w:type="default"/>
-          <w:headerReference r:id="rId16" w:type="even"/>
+          <w:headerReference w:type="default" r:id="rId14"/>
+          <w:headerReference w:type="even" r:id="rId15"/>
           <w:pgSz w:w="11906" w:h="16838"/>
           <w:pgMar w:top="2155" w:right="1701" w:bottom="1701" w:left="1701" w:header="1701" w:footer="1304" w:gutter="0"/>
-          <w:cols w:space="720" w:num="1"/>
+          <w:cols w:space="720"/>
           <w:docGrid w:type="linesAndChars" w:linePitch="395" w:charSpace="1861"/>
         </w:sectPr>
       </w:pPr>
@@ -5728,9 +5176,9 @@
       </w:r>
     </w:p>
     <w:sectPr>
-      <w:headerReference r:id="rId17" w:type="default"/>
-      <w:footerReference r:id="rId19" w:type="default"/>
-      <w:headerReference r:id="rId18" w:type="even"/>
+      <w:headerReference r:id="rId36" w:type="default"/>
+      <w:footerReference r:id="rId38" w:type="default"/>
+      <w:headerReference r:id="rId37" w:type="even"/>
       <w:pgSz w:w="11906" w:h="16838"/>
       <w:pgMar w:top="2155" w:right="1701" w:bottom="1701" w:left="1701" w:header="1701" w:footer="1304" w:gutter="0"/>
       <w:cols w:space="720" w:num="1"/>
@@ -5741,7 +5189,1127 @@
 </file>
 
 <file path=word/footer1.xml><?xml version="1.0" encoding="utf-8"?>
-<w:ftr xmlns:wpc="http://schemas.microsoft.com/office/word/2010/wordprocessingCanvas" xmlns:mc="http://schemas.openxmlformats.org/markup-compatibility/2006" xmlns:o="urn:schemas-microsoft-com:office:office" xmlns:r="http://schemas.openxmlformats.org/officeDocument/2006/relationships" xmlns:m="http://schemas.openxmlformats.org/officeDocument/2006/math" xmlns:v="urn:schemas-microsoft-com:vml" xmlns:wp14="http://schemas.microsoft.com/office/word/2010/wordprocessingDrawing" xmlns:wp="http://schemas.openxmlformats.org/drawingml/2006/wordprocessingDrawing" xmlns:w10="urn:schemas-microsoft-com:office:word" xmlns:w="http://schemas.openxmlformats.org/wordprocessingml/2006/main" xmlns:w14="http://schemas.microsoft.com/office/word/2010/wordml" xmlns:w15="http://schemas.microsoft.com/office/word/2012/wordml" xmlns:wpg="http://schemas.microsoft.com/office/word/2010/wordprocessingGroup" xmlns:wpi="http://schemas.microsoft.com/office/word/2010/wordprocessingInk" xmlns:wne="http://schemas.microsoft.com/office/word/2006/wordml" xmlns:wps="http://schemas.microsoft.com/office/word/2010/wordprocessingShape" xmlns:wpsCustomData="http://www.wps.cn/officeDocument/2013/wpsCustomData" mc:Ignorable="w14 w15 wp14">
+<w:ftr xmlns:mc="http://schemas.openxmlformats.org/markup-compatibility/2006" xmlns:w="http://schemas.openxmlformats.org/wordprocessingml/2006/main" mc:Ignorable="w14 w15 wp14">
+  <w:p>
+    <w:pPr>
+      <w:pStyle w:val="16"/>
+      <w:ind w:right="360" w:firstLine="360"/>
+    </w:pPr>
+  </w:p>
+</w:ftr>
+</file>
+
+<file path=word/footer10.xml><?xml version="1.0" encoding="utf-8"?>
+<w:ftr xmlns:mc="http://schemas.openxmlformats.org/markup-compatibility/2006" xmlns:w="http://schemas.openxmlformats.org/wordprocessingml/2006/main" mc:Ignorable="w14 w15 wp14">
+  <w:p>
+    <w:pPr>
+      <w:pStyle w:val="16"/>
+      <w:framePr w:wrap="around" w:vAnchor="text" w:hAnchor="margin" w:xAlign="center" w:y="1"/>
+      <w:rPr>
+        <w:rStyle w:val="27"/>
+        <w:rFonts w:hint="eastAsia"/>
+      </w:rPr>
+    </w:pPr>
+    <w:r>
+      <w:rPr>
+        <w:rStyle w:val="27"/>
+        <w:rFonts w:hint="eastAsia"/>
+      </w:rPr>
+      <w:t xml:space="preserve">- </w:t>
+    </w:r>
+    <w:r>
+      <w:t/>
+    </w:r>
+    <w:r>
+      <w:rPr>
+        <w:rStyle w:val="27"/>
+      </w:rPr>
+      <w:t/>
+    </w:r>
+    <w:r>
+      <w:t/>
+    </w:r>
+    <w:r>
+      <w:rPr>
+        <w:rStyle w:val="27"/>
+      </w:rPr>
+      <w:t>6</w:t>
+    </w:r>
+    <w:r>
+      <w:t/>
+    </w:r>
+    <w:r>
+      <w:rPr>
+        <w:rStyle w:val="27"/>
+        <w:rFonts w:hint="eastAsia"/>
+      </w:rPr>
+      <w:t xml:space="preserve"> -</w:t>
+    </w:r>
+  </w:p>
+  <w:p>
+    <w:pPr>
+      <w:pStyle w:val="16"/>
+      <w:jc w:val="both"/>
+    </w:pPr>
+  </w:p>
+</w:ftr>
+</file>
+
+<file path=word/footer11.xml><?xml version="1.0" encoding="utf-8"?>
+<w:ftr xmlns:mc="http://schemas.openxmlformats.org/markup-compatibility/2006" xmlns:w="http://schemas.openxmlformats.org/wordprocessingml/2006/main" mc:Ignorable="w14 w15 wp14">
+  <w:p>
+    <w:pPr>
+      <w:pStyle w:val="16"/>
+      <w:framePr w:wrap="around" w:vAnchor="text" w:hAnchor="margin" w:xAlign="center" w:y="1"/>
+      <w:rPr>
+        <w:rStyle w:val="27"/>
+        <w:rFonts w:hint="eastAsia"/>
+      </w:rPr>
+    </w:pPr>
+    <w:r>
+      <w:rPr>
+        <w:rStyle w:val="27"/>
+        <w:rFonts w:hint="eastAsia"/>
+      </w:rPr>
+      <w:t>-</w:t>
+    </w:r>
+    <w:r>
+      <w:t/>
+    </w:r>
+    <w:r>
+      <w:rPr>
+        <w:rStyle w:val="27"/>
+      </w:rPr>
+      <w:t/>
+    </w:r>
+    <w:r>
+      <w:t/>
+    </w:r>
+    <w:r>
+      <w:rPr>
+        <w:rStyle w:val="27"/>
+        <w:lang w:val="zh-CN"/>
+      </w:rPr>
+      <w:t>7</w:t>
+    </w:r>
+    <w:r>
+      <w:t/>
+    </w:r>
+    <w:r>
+      <w:rPr>
+        <w:rStyle w:val="27"/>
+        <w:rFonts w:hint="eastAsia"/>
+      </w:rPr>
+      <w:t xml:space="preserve">- </w:t>
+    </w:r>
+  </w:p>
+  <w:p>
+    <w:pPr>
+      <w:pStyle w:val="16"/>
+    </w:pPr>
+  </w:p>
+</w:ftr>
+</file>
+
+<file path=word/footer12.xml><?xml version="1.0" encoding="utf-8"?>
+<w:ftr xmlns:a="http://schemas.openxmlformats.org/drawingml/2006/main" xmlns:mc="http://schemas.openxmlformats.org/markup-compatibility/2006" xmlns:o="urn:schemas-microsoft-com:office:office" xmlns:v="urn:schemas-microsoft-com:vml" xmlns:w="http://schemas.openxmlformats.org/wordprocessingml/2006/main" xmlns:w14="http://schemas.microsoft.com/office/word/2010/wordml" xmlns:wp="http://schemas.openxmlformats.org/drawingml/2006/wordprocessingDrawing" xmlns:wps="http://schemas.microsoft.com/office/word/2010/wordprocessingShape" mc:Ignorable="w14 w15 wp14">
+  <w:p>
+    <w:pPr>
+      <w:pStyle w:val="16"/>
+    </w:pPr>
+    <w:r>
+      <mc:AlternateContent>
+        <mc:Choice Requires="wps">
+          <w:drawing>
+            <wp:anchor distT="0" distB="0" distL="114300" distR="114300" simplePos="0" relativeHeight="251659264" behindDoc="0" locked="0" layoutInCell="1" allowOverlap="1">
+              <wp:simplePos x="0" y="0"/>
+              <wp:positionH relativeFrom="margin">
+                <wp:align>center</wp:align>
+              </wp:positionH>
+              <wp:positionV relativeFrom="paragraph">
+                <wp:align>top</wp:align>
+              </wp:positionV>
+              <wp:extent cx="1828800" cy="1828800"/>
+              <wp:effectExtent l="0" t="0" r="0" b="0"/>
+              <wp:wrapNone/>
+              <wp:docPr id="18" name="文本框52"/>
+              <wp:cNvGraphicFramePr/>
+              <a:graphic>
+                <a:graphicData uri="http://schemas.microsoft.com/office/word/2010/wordprocessingShape">
+                  <wps:wsp>
+                    <wps:cNvSpPr/>
+                    <wps:spPr>
+                      <a:xfrm>
+                        <a:off x="0" y="0"/>
+                        <a:ext cx="1828800" cy="1828800"/>
+                      </a:xfrm>
+                      <a:prstGeom prst="rect">
+                        <a:avLst/>
+                      </a:prstGeom>
+                      <a:noFill/>
+                      <a:ln>
+                        <a:noFill/>
+                      </a:ln>
+                    </wps:spPr>
+                    <wps:txbx>
+                      <w:txbxContent>
+                        <w:p>
+                          <w:pPr>
+                            <w:pStyle w:val="16"/>
+                            <w:rPr>
+                              <w:rStyle w:val="27"/>
+                              <w:rFonts w:hint="eastAsia"/>
+                            </w:rPr>
+                          </w:pPr>
+                          <w:r>
+                            <w:rPr>
+                              <w:rStyle w:val="27"/>
+                              <w:rFonts w:hint="eastAsia"/>
+                            </w:rPr>
+                            <w:t xml:space="preserve">- </w:t>
+                          </w:r>
+                          <w:r>
+                            <w:fldChar w:fldCharType="begin"/>
+                          </w:r>
+                          <w:r>
+                            <w:rPr>
+                              <w:rStyle w:val="27"/>
+                            </w:rPr>
+                            <w:instrText xml:space="preserve">PAGE  </w:instrText>
+                          </w:r>
+                          <w:r>
+                            <w:fldChar w:fldCharType="separate"/>
+                          </w:r>
+                          <w:r>
+                            <w:rPr>
+                              <w:rStyle w:val="27"/>
+                            </w:rPr>
+                            <w:t>9</w:t>
+                          </w:r>
+                          <w:r>
+                            <w:fldChar w:fldCharType="end"/>
+                          </w:r>
+                          <w:r>
+                            <w:rPr>
+                              <w:rStyle w:val="27"/>
+                              <w:rFonts w:hint="eastAsia"/>
+                            </w:rPr>
+                            <w:t xml:space="preserve"> -</w:t>
+                          </w:r>
+                        </w:p>
+                      </w:txbxContent>
+                    </wps:txbx>
+                    <wps:bodyPr wrap="none" lIns="0" tIns="0" rIns="0" bIns="0" upright="0">
+                      <a:spAutoFit/>
+                    </wps:bodyPr>
+                  </wps:wsp>
+                </a:graphicData>
+              </a:graphic>
+            </wp:anchor>
+          </w:drawing>
+        </mc:Choice>
+        <mc:Fallback>
+          <w:pict>
+            <v:rect id="文本框52" o:spid="_x0000_s1026" o:spt="1" style="position:absolute;left:0pt;height:144pt;width:144pt;mso-position-horizontal:center;mso-position-horizontal-relative:margin;mso-position-vertical:top;mso-wrap-style:none;z-index:251659264;mso-width-relative:page;mso-height-relative:page;" filled="f" stroked="f" coordsize="21600,21600" o:gfxdata="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">
+              <v:fill on="f" focussize="0,0"/>
+              <v:stroke on="f"/>
+              <v:imagedata o:title=""/>
+              <o:lock v:ext="edit" aspectratio="f"/>
+              <v:textbox inset="0mm,0mm,0mm,0mm" style="mso-fit-shape-to-text:t;">
+                <w:txbxContent>
+                  <w:p>
+                    <w:pPr>
+                      <w:pStyle w:val="16"/>
+                      <w:rPr>
+                        <w:rStyle w:val="27"/>
+                        <w:rFonts w:hint="eastAsia"/>
+                      </w:rPr>
+                    </w:pPr>
+                    <w:r>
+                      <w:rPr>
+                        <w:rStyle w:val="27"/>
+                        <w:rFonts w:hint="eastAsia"/>
+                      </w:rPr>
+                      <w:t xml:space="preserve">- </w:t>
+                    </w:r>
+                    <w:r>
+                      <w:fldChar w:fldCharType="begin"/>
+                    </w:r>
+                    <w:r>
+                      <w:rPr>
+                        <w:rStyle w:val="27"/>
+                      </w:rPr>
+                      <w:instrText xml:space="preserve">PAGE  </w:instrText>
+                    </w:r>
+                    <w:r>
+                      <w:fldChar w:fldCharType="separate"/>
+                    </w:r>
+                    <w:r>
+                      <w:rPr>
+                        <w:rStyle w:val="27"/>
+                      </w:rPr>
+                      <w:t>9</w:t>
+                    </w:r>
+                    <w:r>
+                      <w:fldChar w:fldCharType="end"/>
+                    </w:r>
+                    <w:r>
+                      <w:rPr>
+                        <w:rStyle w:val="27"/>
+                        <w:rFonts w:hint="eastAsia"/>
+                      </w:rPr>
+                      <w:t xml:space="preserve"> -</w:t>
+                    </w:r>
+                  </w:p>
+                </w:txbxContent>
+              </v:textbox>
+            </v:rect>
+          </w:pict>
+        </mc:Fallback>
+      </mc:AlternateContent>
+    </w:r>
+  </w:p>
+  <w:p>
+    <w:pPr>
+      <w:pStyle w:val="16"/>
+      <w:rPr>
+        <w:rStyle w:val="27"/>
+        <w:rFonts w:hint="eastAsia"/>
+      </w:rPr>
+    </w:pPr>
+    <w:r>
+      <w:rPr>
+        <w:rStyle w:val="27"/>
+        <w:rFonts w:hint="eastAsia"/>
+      </w:rPr>
+      <w:t xml:space="preserve">- </w:t>
+    </w:r>
+    <w:r>
+      <w:t/>
+    </w:r>
+    <w:r>
+      <w:rPr>
+        <w:rStyle w:val="27"/>
+      </w:rPr>
+      <w:t/>
+    </w:r>
+    <w:r>
+      <w:t/>
+    </w:r>
+    <w:r>
+      <w:rPr>
+        <w:rStyle w:val="27"/>
+      </w:rPr>
+      <w:t>9</w:t>
+    </w:r>
+    <w:r>
+      <w:t/>
+    </w:r>
+    <w:r>
+      <w:rPr>
+        <w:rStyle w:val="27"/>
+        <w:rFonts w:hint="eastAsia"/>
+      </w:rPr>
+      <w:t xml:space="preserve"> -</w:t>
+    </w:r>
+  </w:p>
+  <w:p>
+    <w:pPr>
+      <w:pStyle w:val="16"/>
+      <w:rPr>
+        <w:rStyle w:val="27"/>
+        <w:rFonts w:hint="eastAsia"/>
+      </w:rPr>
+    </w:pPr>
+    <w:r>
+      <w:rPr>
+        <w:rStyle w:val="27"/>
+        <w:rFonts w:hint="eastAsia"/>
+      </w:rPr>
+      <w:t xml:space="preserve">- </w:t>
+    </w:r>
+    <w:r>
+      <w:t/>
+    </w:r>
+    <w:r>
+      <w:rPr>
+        <w:rStyle w:val="27"/>
+      </w:rPr>
+      <w:t/>
+    </w:r>
+    <w:r>
+      <w:t/>
+    </w:r>
+    <w:r>
+      <w:rPr>
+        <w:rStyle w:val="27"/>
+      </w:rPr>
+      <w:t>9</w:t>
+    </w:r>
+    <w:r>
+      <w:t/>
+    </w:r>
+    <w:r>
+      <w:rPr>
+        <w:rStyle w:val="27"/>
+        <w:rFonts w:hint="eastAsia"/>
+      </w:rPr>
+      <w:t xml:space="preserve"> -</w:t>
+    </w:r>
+  </w:p>
+</w:ftr>
+</file>
+
+<file path=word/footer13.xml><?xml version="1.0" encoding="utf-8"?>
+<w:ftr xmlns:a="http://schemas.openxmlformats.org/drawingml/2006/main" xmlns:mc="http://schemas.openxmlformats.org/markup-compatibility/2006" xmlns:o="urn:schemas-microsoft-com:office:office" xmlns:v="urn:schemas-microsoft-com:vml" xmlns:w="http://schemas.openxmlformats.org/wordprocessingml/2006/main" xmlns:w14="http://schemas.microsoft.com/office/word/2010/wordml" xmlns:wp="http://schemas.openxmlformats.org/drawingml/2006/wordprocessingDrawing" xmlns:wps="http://schemas.microsoft.com/office/word/2010/wordprocessingShape" mc:Ignorable="w14 w15 wp14">
+  <w:p>
+    <w:pPr>
+      <w:pStyle w:val="16"/>
+    </w:pPr>
+    <w:r>
+      <mc:AlternateContent>
+        <mc:Choice Requires="wps">
+          <w:drawing>
+            <wp:anchor distT="0" distB="0" distL="114300" distR="114300" simplePos="0" relativeHeight="251660288" behindDoc="0" locked="0" layoutInCell="1" allowOverlap="1">
+              <wp:simplePos x="0" y="0"/>
+              <wp:positionH relativeFrom="margin">
+                <wp:align>center</wp:align>
+              </wp:positionH>
+              <wp:positionV relativeFrom="paragraph">
+                <wp:align>top</wp:align>
+              </wp:positionV>
+              <wp:extent cx="1828800" cy="1828800"/>
+              <wp:effectExtent l="0" t="0" r="0" b="0"/>
+              <wp:wrapNone/>
+              <wp:docPr id="19" name="文本框53"/>
+              <wp:cNvGraphicFramePr/>
+              <a:graphic>
+                <a:graphicData uri="http://schemas.microsoft.com/office/word/2010/wordprocessingShape">
+                  <wps:wsp>
+                    <wps:cNvSpPr/>
+                    <wps:spPr>
+                      <a:xfrm>
+                        <a:off x="0" y="0"/>
+                        <a:ext cx="1828800" cy="1828800"/>
+                      </a:xfrm>
+                      <a:prstGeom prst="rect">
+                        <a:avLst/>
+                      </a:prstGeom>
+                      <a:noFill/>
+                      <a:ln>
+                        <a:noFill/>
+                      </a:ln>
+                    </wps:spPr>
+                    <wps:txbx>
+                      <w:txbxContent>
+                        <w:p>
+                          <w:pPr>
+                            <w:pStyle w:val="16"/>
+                            <w:rPr>
+                              <w:rStyle w:val="27"/>
+                              <w:rFonts w:hint="eastAsia"/>
+                            </w:rPr>
+                          </w:pPr>
+                          <w:r>
+                            <w:rPr>
+                              <w:rStyle w:val="27"/>
+                              <w:rFonts w:hint="eastAsia"/>
+                            </w:rPr>
+                            <w:t xml:space="preserve">- </w:t>
+                          </w:r>
+                          <w:r>
+                            <w:fldChar w:fldCharType="begin"/>
+                          </w:r>
+                          <w:r>
+                            <w:rPr>
+                              <w:rStyle w:val="27"/>
+                            </w:rPr>
+                            <w:instrText xml:space="preserve">PAGE  </w:instrText>
+                          </w:r>
+                          <w:r>
+                            <w:fldChar w:fldCharType="separate"/>
+                          </w:r>
+                          <w:r>
+                            <w:rPr>
+                              <w:rStyle w:val="27"/>
+                            </w:rPr>
+                            <w:t>8</w:t>
+                          </w:r>
+                          <w:r>
+                            <w:fldChar w:fldCharType="end"/>
+                          </w:r>
+                          <w:r>
+                            <w:rPr>
+                              <w:rStyle w:val="27"/>
+                              <w:rFonts w:hint="eastAsia"/>
+                            </w:rPr>
+                            <w:t xml:space="preserve"> -</w:t>
+                          </w:r>
+                        </w:p>
+                      </w:txbxContent>
+                    </wps:txbx>
+                    <wps:bodyPr wrap="none" lIns="0" tIns="0" rIns="0" bIns="0" upright="0">
+                      <a:spAutoFit/>
+                    </wps:bodyPr>
+                  </wps:wsp>
+                </a:graphicData>
+              </a:graphic>
+            </wp:anchor>
+          </w:drawing>
+        </mc:Choice>
+        <mc:Fallback>
+          <w:pict>
+            <v:rect id="文本框53" o:spid="_x0000_s1026" o:spt="1" style="position:absolute;left:0pt;height:144pt;width:144pt;mso-position-horizontal:center;mso-position-horizontal-relative:margin;mso-position-vertical:top;mso-wrap-style:none;z-index:251660288;mso-width-relative:page;mso-height-relative:page;" filled="f" stroked="f" coordsize="21600,21600" o:gfxdata="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">
+              <v:fill on="f" focussize="0,0"/>
+              <v:stroke on="f"/>
+              <v:imagedata o:title=""/>
+              <o:lock v:ext="edit" aspectratio="f"/>
+              <v:textbox inset="0mm,0mm,0mm,0mm" style="mso-fit-shape-to-text:t;">
+                <w:txbxContent>
+                  <w:p>
+                    <w:pPr>
+                      <w:pStyle w:val="16"/>
+                      <w:rPr>
+                        <w:rStyle w:val="27"/>
+                        <w:rFonts w:hint="eastAsia"/>
+                      </w:rPr>
+                    </w:pPr>
+                    <w:r>
+                      <w:rPr>
+                        <w:rStyle w:val="27"/>
+                        <w:rFonts w:hint="eastAsia"/>
+                      </w:rPr>
+                      <w:t xml:space="preserve">- </w:t>
+                    </w:r>
+                    <w:r>
+                      <w:fldChar w:fldCharType="begin"/>
+                    </w:r>
+                    <w:r>
+                      <w:rPr>
+                        <w:rStyle w:val="27"/>
+                      </w:rPr>
+                      <w:instrText xml:space="preserve">PAGE  </w:instrText>
+                    </w:r>
+                    <w:r>
+                      <w:fldChar w:fldCharType="separate"/>
+                    </w:r>
+                    <w:r>
+                      <w:rPr>
+                        <w:rStyle w:val="27"/>
+                      </w:rPr>
+                      <w:t>8</w:t>
+                    </w:r>
+                    <w:r>
+                      <w:fldChar w:fldCharType="end"/>
+                    </w:r>
+                    <w:r>
+                      <w:rPr>
+                        <w:rStyle w:val="27"/>
+                        <w:rFonts w:hint="eastAsia"/>
+                      </w:rPr>
+                      <w:t xml:space="preserve"> -</w:t>
+                    </w:r>
+                  </w:p>
+                </w:txbxContent>
+              </v:textbox>
+            </v:rect>
+          </w:pict>
+        </mc:Fallback>
+      </mc:AlternateContent>
+    </w:r>
+  </w:p>
+  <w:p>
+    <w:pPr>
+      <w:pStyle w:val="16"/>
+      <w:rPr>
+        <w:rStyle w:val="27"/>
+        <w:rFonts w:hint="eastAsia"/>
+      </w:rPr>
+    </w:pPr>
+    <w:r>
+      <w:rPr>
+        <w:rStyle w:val="27"/>
+        <w:rFonts w:hint="eastAsia"/>
+      </w:rPr>
+      <w:t xml:space="preserve">- </w:t>
+    </w:r>
+    <w:r>
+      <w:t/>
+    </w:r>
+    <w:r>
+      <w:rPr>
+        <w:rStyle w:val="27"/>
+      </w:rPr>
+      <w:t/>
+    </w:r>
+    <w:r>
+      <w:t/>
+    </w:r>
+    <w:r>
+      <w:rPr>
+        <w:rStyle w:val="27"/>
+      </w:rPr>
+      <w:t>8</w:t>
+    </w:r>
+    <w:r>
+      <w:t/>
+    </w:r>
+    <w:r>
+      <w:rPr>
+        <w:rStyle w:val="27"/>
+        <w:rFonts w:hint="eastAsia"/>
+      </w:rPr>
+      <w:t xml:space="preserve"> -</w:t>
+    </w:r>
+  </w:p>
+  <w:p>
+    <w:pPr>
+      <w:pStyle w:val="16"/>
+      <w:rPr>
+        <w:rStyle w:val="27"/>
+        <w:rFonts w:hint="eastAsia"/>
+      </w:rPr>
+    </w:pPr>
+    <w:r>
+      <w:rPr>
+        <w:rStyle w:val="27"/>
+        <w:rFonts w:hint="eastAsia"/>
+      </w:rPr>
+      <w:t xml:space="preserve">- </w:t>
+    </w:r>
+    <w:r>
+      <w:t/>
+    </w:r>
+    <w:r>
+      <w:rPr>
+        <w:rStyle w:val="27"/>
+      </w:rPr>
+      <w:t/>
+    </w:r>
+    <w:r>
+      <w:t/>
+    </w:r>
+    <w:r>
+      <w:rPr>
+        <w:rStyle w:val="27"/>
+      </w:rPr>
+      <w:t>8</w:t>
+    </w:r>
+    <w:r>
+      <w:t/>
+    </w:r>
+    <w:r>
+      <w:rPr>
+        <w:rStyle w:val="27"/>
+        <w:rFonts w:hint="eastAsia"/>
+      </w:rPr>
+      <w:t xml:space="preserve"> -</w:t>
+    </w:r>
+  </w:p>
+</w:ftr>
+</file>
+
+<file path=word/footer14.xml><?xml version="1.0" encoding="utf-8"?>
+<w:ftr xmlns:a="http://schemas.openxmlformats.org/drawingml/2006/main" xmlns:mc="http://schemas.openxmlformats.org/markup-compatibility/2006" xmlns:o="urn:schemas-microsoft-com:office:office" xmlns:v="urn:schemas-microsoft-com:vml" xmlns:w="http://schemas.openxmlformats.org/wordprocessingml/2006/main" xmlns:w14="http://schemas.microsoft.com/office/word/2010/wordml" xmlns:wp="http://schemas.openxmlformats.org/drawingml/2006/wordprocessingDrawing" xmlns:wps="http://schemas.microsoft.com/office/word/2010/wordprocessingShape" mc:Ignorable="w14 w15 wp14">
+  <w:p>
+    <w:pPr>
+      <w:pStyle w:val="16"/>
+      <w:ind w:right="360" w:firstLine="360"/>
+    </w:pPr>
+    <w:r>
+      <mc:AlternateContent>
+        <mc:Choice Requires="wps">
+          <w:drawing>
+            <wp:anchor distT="0" distB="0" distL="114300" distR="114300" simplePos="0" relativeHeight="251661312" behindDoc="0" locked="0" layoutInCell="1" allowOverlap="1">
+              <wp:simplePos x="0" y="0"/>
+              <wp:positionH relativeFrom="margin">
+                <wp:align>center</wp:align>
+              </wp:positionH>
+              <wp:positionV relativeFrom="paragraph">
+                <wp:align>top</wp:align>
+              </wp:positionV>
+              <wp:extent cx="1828800" cy="1828800"/>
+              <wp:effectExtent l="0" t="0" r="0" b="0"/>
+              <wp:wrapNone/>
+              <wp:docPr id="20" name="文本框54"/>
+              <wp:cNvGraphicFramePr/>
+              <a:graphic>
+                <a:graphicData uri="http://schemas.microsoft.com/office/word/2010/wordprocessingShape">
+                  <wps:wsp>
+                    <wps:cNvSpPr/>
+                    <wps:spPr>
+                      <a:xfrm>
+                        <a:off x="0" y="0"/>
+                        <a:ext cx="1828800" cy="1828800"/>
+                      </a:xfrm>
+                      <a:prstGeom prst="rect">
+                        <a:avLst/>
+                      </a:prstGeom>
+                      <a:noFill/>
+                      <a:ln>
+                        <a:noFill/>
+                      </a:ln>
+                    </wps:spPr>
+                    <wps:txbx>
+                      <w:txbxContent>
+                        <w:p>
+                          <w:pPr>
+                            <w:pStyle w:val="16"/>
+                            <w:rPr>
+                              <w:rStyle w:val="27"/>
+                              <w:rFonts w:hint="eastAsia"/>
+                            </w:rPr>
+                          </w:pPr>
+                          <w:r>
+                            <w:rPr>
+                              <w:rStyle w:val="27"/>
+                              <w:rFonts w:hint="eastAsia"/>
+                            </w:rPr>
+                            <w:t xml:space="preserve">- </w:t>
+                          </w:r>
+                          <w:r>
+                            <w:fldChar w:fldCharType="begin"/>
+                          </w:r>
+                          <w:r>
+                            <w:rPr>
+                              <w:rStyle w:val="27"/>
+                            </w:rPr>
+                            <w:instrText xml:space="preserve">PAGE  </w:instrText>
+                          </w:r>
+                          <w:r>
+                            <w:fldChar w:fldCharType="separate"/>
+                          </w:r>
+                          <w:r>
+                            <w:rPr>
+                              <w:rStyle w:val="27"/>
+                            </w:rPr>
+                            <w:t>11</w:t>
+                          </w:r>
+                          <w:r>
+                            <w:fldChar w:fldCharType="end"/>
+                          </w:r>
+                          <w:r>
+                            <w:rPr>
+                              <w:rStyle w:val="27"/>
+                              <w:rFonts w:hint="eastAsia"/>
+                            </w:rPr>
+                            <w:t xml:space="preserve"> -</w:t>
+                          </w:r>
+                        </w:p>
+                      </w:txbxContent>
+                    </wps:txbx>
+                    <wps:bodyPr wrap="none" lIns="0" tIns="0" rIns="0" bIns="0" upright="0">
+                      <a:spAutoFit/>
+                    </wps:bodyPr>
+                  </wps:wsp>
+                </a:graphicData>
+              </a:graphic>
+            </wp:anchor>
+          </w:drawing>
+        </mc:Choice>
+        <mc:Fallback>
+          <w:pict>
+            <v:rect id="文本框54" o:spid="_x0000_s1026" o:spt="1" style="position:absolute;left:0pt;height:144pt;width:144pt;mso-position-horizontal:center;mso-position-horizontal-relative:margin;mso-position-vertical:top;mso-wrap-style:none;z-index:251661312;mso-width-relative:page;mso-height-relative:page;" filled="f" stroked="f" coordsize="21600,21600" o:gfxdata="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">
+              <v:fill on="f" focussize="0,0"/>
+              <v:stroke on="f"/>
+              <v:imagedata o:title=""/>
+              <o:lock v:ext="edit" aspectratio="f"/>
+              <v:textbox inset="0mm,0mm,0mm,0mm" style="mso-fit-shape-to-text:t;">
+                <w:txbxContent>
+                  <w:p>
+                    <w:pPr>
+                      <w:pStyle w:val="16"/>
+                      <w:rPr>
+                        <w:rStyle w:val="27"/>
+                        <w:rFonts w:hint="eastAsia"/>
+                      </w:rPr>
+                    </w:pPr>
+                    <w:r>
+                      <w:rPr>
+                        <w:rStyle w:val="27"/>
+                        <w:rFonts w:hint="eastAsia"/>
+                      </w:rPr>
+                      <w:t xml:space="preserve">- </w:t>
+                    </w:r>
+                    <w:r>
+                      <w:fldChar w:fldCharType="begin"/>
+                    </w:r>
+                    <w:r>
+                      <w:rPr>
+                        <w:rStyle w:val="27"/>
+                      </w:rPr>
+                      <w:instrText xml:space="preserve">PAGE  </w:instrText>
+                    </w:r>
+                    <w:r>
+                      <w:fldChar w:fldCharType="separate"/>
+                    </w:r>
+                    <w:r>
+                      <w:rPr>
+                        <w:rStyle w:val="27"/>
+                      </w:rPr>
+                      <w:t>11</w:t>
+                    </w:r>
+                    <w:r>
+                      <w:fldChar w:fldCharType="end"/>
+                    </w:r>
+                    <w:r>
+                      <w:rPr>
+                        <w:rStyle w:val="27"/>
+                        <w:rFonts w:hint="eastAsia"/>
+                      </w:rPr>
+                      <w:t xml:space="preserve"> -</w:t>
+                    </w:r>
+                  </w:p>
+                </w:txbxContent>
+              </v:textbox>
+            </v:rect>
+          </w:pict>
+        </mc:Fallback>
+      </mc:AlternateContent>
+    </w:r>
+  </w:p>
+  <w:p>
+    <w:pPr>
+      <w:pStyle w:val="16"/>
+      <w:rPr>
+        <w:rStyle w:val="27"/>
+        <w:rFonts w:hint="eastAsia"/>
+      </w:rPr>
+    </w:pPr>
+    <w:r>
+      <w:rPr>
+        <w:rStyle w:val="27"/>
+        <w:rFonts w:hint="eastAsia"/>
+      </w:rPr>
+      <w:t xml:space="preserve">- </w:t>
+    </w:r>
+    <w:r>
+      <w:t/>
+    </w:r>
+    <w:r>
+      <w:rPr>
+        <w:rStyle w:val="27"/>
+      </w:rPr>
+      <w:t/>
+    </w:r>
+    <w:r>
+      <w:t/>
+    </w:r>
+    <w:r>
+      <w:rPr>
+        <w:rStyle w:val="27"/>
+      </w:rPr>
+      <w:t>11</w:t>
+    </w:r>
+    <w:r>
+      <w:t/>
+    </w:r>
+    <w:r>
+      <w:rPr>
+        <w:rStyle w:val="27"/>
+        <w:rFonts w:hint="eastAsia"/>
+      </w:rPr>
+      <w:t xml:space="preserve"> -</w:t>
+    </w:r>
+  </w:p>
+  <w:p>
+    <w:pPr>
+      <w:pStyle w:val="16"/>
+      <w:rPr>
+        <w:rStyle w:val="27"/>
+        <w:rFonts w:hint="eastAsia"/>
+      </w:rPr>
+    </w:pPr>
+    <w:r>
+      <w:rPr>
+        <w:rStyle w:val="27"/>
+        <w:rFonts w:hint="eastAsia"/>
+      </w:rPr>
+      <w:t xml:space="preserve">- </w:t>
+    </w:r>
+    <w:r>
+      <w:t/>
+    </w:r>
+    <w:r>
+      <w:rPr>
+        <w:rStyle w:val="27"/>
+      </w:rPr>
+      <w:t/>
+    </w:r>
+    <w:r>
+      <w:t/>
+    </w:r>
+    <w:r>
+      <w:rPr>
+        <w:rStyle w:val="27"/>
+      </w:rPr>
+      <w:t>11</w:t>
+    </w:r>
+    <w:r>
+      <w:t/>
+    </w:r>
+    <w:r>
+      <w:rPr>
+        <w:rStyle w:val="27"/>
+        <w:rFonts w:hint="eastAsia"/>
+      </w:rPr>
+      <w:t xml:space="preserve"> -</w:t>
+    </w:r>
+  </w:p>
+</w:ftr>
+</file>
+
+<file path=word/footer15.xml><?xml version="1.0" encoding="utf-8"?>
+<w:ftr xmlns:a="http://schemas.openxmlformats.org/drawingml/2006/main" xmlns:mc="http://schemas.openxmlformats.org/markup-compatibility/2006" xmlns:o="urn:schemas-microsoft-com:office:office" xmlns:v="urn:schemas-microsoft-com:vml" xmlns:w="http://schemas.openxmlformats.org/wordprocessingml/2006/main" xmlns:w14="http://schemas.microsoft.com/office/word/2010/wordml" xmlns:wp="http://schemas.openxmlformats.org/drawingml/2006/wordprocessingDrawing" xmlns:wps="http://schemas.microsoft.com/office/word/2010/wordprocessingShape" mc:Ignorable="w14 w15 wp14">
+  <w:p>
+    <w:pPr>
+      <w:pStyle w:val="16"/>
+    </w:pPr>
+    <w:r>
+      <mc:AlternateContent>
+        <mc:Choice Requires="wps">
+          <w:drawing>
+            <wp:anchor distT="0" distB="0" distL="114300" distR="114300" simplePos="0" relativeHeight="251662336" behindDoc="0" locked="0" layoutInCell="1" allowOverlap="1">
+              <wp:simplePos x="0" y="0"/>
+              <wp:positionH relativeFrom="margin">
+                <wp:align>center</wp:align>
+              </wp:positionH>
+              <wp:positionV relativeFrom="paragraph">
+                <wp:align>top</wp:align>
+              </wp:positionV>
+              <wp:extent cx="1828800" cy="1828800"/>
+              <wp:effectExtent l="0" t="0" r="0" b="0"/>
+              <wp:wrapNone/>
+              <wp:docPr id="21" name="文本框55"/>
+              <wp:cNvGraphicFramePr/>
+              <a:graphic>
+                <a:graphicData uri="http://schemas.microsoft.com/office/word/2010/wordprocessingShape">
+                  <wps:wsp>
+                    <wps:cNvSpPr/>
+                    <wps:spPr>
+                      <a:xfrm>
+                        <a:off x="0" y="0"/>
+                        <a:ext cx="1828800" cy="1828800"/>
+                      </a:xfrm>
+                      <a:prstGeom prst="rect">
+                        <a:avLst/>
+                      </a:prstGeom>
+                      <a:noFill/>
+                      <a:ln>
+                        <a:noFill/>
+                      </a:ln>
+                    </wps:spPr>
+                    <wps:txbx>
+                      <w:txbxContent>
+                        <w:p>
+                          <w:pPr>
+                            <w:pStyle w:val="16"/>
+                            <w:rPr>
+                              <w:rStyle w:val="27"/>
+                              <w:rFonts w:hint="eastAsia"/>
+                            </w:rPr>
+                          </w:pPr>
+                          <w:r>
+                            <w:rPr>
+                              <w:rStyle w:val="27"/>
+                              <w:rFonts w:hint="eastAsia"/>
+                            </w:rPr>
+                            <w:t xml:space="preserve">- </w:t>
+                          </w:r>
+                          <w:r>
+                            <w:fldChar w:fldCharType="begin"/>
+                          </w:r>
+                          <w:r>
+                            <w:rPr>
+                              <w:rStyle w:val="27"/>
+                            </w:rPr>
+                            <w:instrText xml:space="preserve">PAGE  </w:instrText>
+                          </w:r>
+                          <w:r>
+                            <w:fldChar w:fldCharType="separate"/>
+                          </w:r>
+                          <w:r>
+                            <w:rPr>
+                              <w:rStyle w:val="27"/>
+                            </w:rPr>
+                            <w:t>12</w:t>
+                          </w:r>
+                          <w:r>
+                            <w:fldChar w:fldCharType="end"/>
+                          </w:r>
+                          <w:r>
+                            <w:rPr>
+                              <w:rStyle w:val="27"/>
+                              <w:rFonts w:hint="eastAsia"/>
+                            </w:rPr>
+                            <w:t xml:space="preserve"> -</w:t>
+                          </w:r>
+                        </w:p>
+                      </w:txbxContent>
+                    </wps:txbx>
+                    <wps:bodyPr wrap="none" lIns="0" tIns="0" rIns="0" bIns="0" upright="0">
+                      <a:spAutoFit/>
+                    </wps:bodyPr>
+                  </wps:wsp>
+                </a:graphicData>
+              </a:graphic>
+            </wp:anchor>
+          </w:drawing>
+        </mc:Choice>
+        <mc:Fallback>
+          <w:pict>
+            <v:rect id="文本框55" o:spid="_x0000_s1026" o:spt="1" style="position:absolute;left:0pt;height:144pt;width:144pt;mso-position-horizontal:center;mso-position-horizontal-relative:margin;mso-position-vertical:top;mso-wrap-style:none;z-index:251662336;mso-width-relative:page;mso-height-relative:page;" filled="f" stroked="f" coordsize="21600,21600" o:gfxdata="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">
+              <v:fill on="f" focussize="0,0"/>
+              <v:stroke on="f"/>
+              <v:imagedata o:title=""/>
+              <o:lock v:ext="edit" aspectratio="f"/>
+              <v:textbox inset="0mm,0mm,0mm,0mm" style="mso-fit-shape-to-text:t;">
+                <w:txbxContent>
+                  <w:p>
+                    <w:pPr>
+                      <w:pStyle w:val="16"/>
+                      <w:rPr>
+                        <w:rStyle w:val="27"/>
+                        <w:rFonts w:hint="eastAsia"/>
+                      </w:rPr>
+                    </w:pPr>
+                    <w:r>
+                      <w:rPr>
+                        <w:rStyle w:val="27"/>
+                        <w:rFonts w:hint="eastAsia"/>
+                      </w:rPr>
+                      <w:t xml:space="preserve">- </w:t>
+                    </w:r>
+                    <w:r>
+                      <w:fldChar w:fldCharType="begin"/>
+                    </w:r>
+                    <w:r>
+                      <w:rPr>
+                        <w:rStyle w:val="27"/>
+                      </w:rPr>
+                      <w:instrText xml:space="preserve">PAGE  </w:instrText>
+                    </w:r>
+                    <w:r>
+                      <w:fldChar w:fldCharType="separate"/>
+                    </w:r>
+                    <w:r>
+                      <w:rPr>
+                        <w:rStyle w:val="27"/>
+                      </w:rPr>
+                      <w:t>12</w:t>
+                    </w:r>
+                    <w:r>
+                      <w:fldChar w:fldCharType="end"/>
+                    </w:r>
+                    <w:r>
+                      <w:rPr>
+                        <w:rStyle w:val="27"/>
+                        <w:rFonts w:hint="eastAsia"/>
+                      </w:rPr>
+                      <w:t xml:space="preserve"> -</w:t>
+                    </w:r>
+                  </w:p>
+                </w:txbxContent>
+              </v:textbox>
+            </v:rect>
+          </w:pict>
+        </mc:Fallback>
+      </mc:AlternateContent>
+    </w:r>
+  </w:p>
+  <w:p>
+    <w:pPr>
+      <w:pStyle w:val="16"/>
+      <w:rPr>
+        <w:rStyle w:val="27"/>
+        <w:rFonts w:hint="eastAsia"/>
+      </w:rPr>
+    </w:pPr>
+    <w:r>
+      <w:rPr>
+        <w:rStyle w:val="27"/>
+        <w:rFonts w:hint="eastAsia"/>
+      </w:rPr>
+      <w:t xml:space="preserve">- </w:t>
+    </w:r>
+    <w:r>
+      <w:t/>
+    </w:r>
+    <w:r>
+      <w:rPr>
+        <w:rStyle w:val="27"/>
+      </w:rPr>
+      <w:t/>
+    </w:r>
+    <w:r>
+      <w:t/>
+    </w:r>
+    <w:r>
+      <w:rPr>
+        <w:rStyle w:val="27"/>
+      </w:rPr>
+      <w:t>12</w:t>
+    </w:r>
+    <w:r>
+      <w:t/>
+    </w:r>
+    <w:r>
+      <w:rPr>
+        <w:rStyle w:val="27"/>
+        <w:rFonts w:hint="eastAsia"/>
+      </w:rPr>
+      <w:t xml:space="preserve"> -</w:t>
+    </w:r>
+  </w:p>
+  <w:p>
+    <w:pPr>
+      <w:pStyle w:val="16"/>
+      <w:rPr>
+        <w:rStyle w:val="27"/>
+        <w:rFonts w:hint="eastAsia"/>
+      </w:rPr>
+    </w:pPr>
+    <w:r>
+      <w:rPr>
+        <w:rStyle w:val="27"/>
+        <w:rFonts w:hint="eastAsia"/>
+      </w:rPr>
+      <w:t xml:space="preserve">- </w:t>
+    </w:r>
+    <w:r>
+      <w:t/>
+    </w:r>
+    <w:r>
+      <w:rPr>
+        <w:rStyle w:val="27"/>
+      </w:rPr>
+      <w:t/>
+    </w:r>
+    <w:r>
+      <w:t/>
+    </w:r>
+    <w:r>
+      <w:rPr>
+        <w:rStyle w:val="27"/>
+      </w:rPr>
+      <w:t>12</w:t>
+    </w:r>
+    <w:r>
+      <w:t/>
+    </w:r>
+    <w:r>
+      <w:rPr>
+        <w:rStyle w:val="27"/>
+        <w:rFonts w:hint="eastAsia"/>
+      </w:rPr>
+      <w:t xml:space="preserve"> -</w:t>
+    </w:r>
+  </w:p>
+</w:ftr>
+</file>
+
+<file path=word/footer16.xml><?xml version="1.0" encoding="utf-8"?>
+<w:ftr xmlns:mc="http://schemas.openxmlformats.org/markup-compatibility/2006" xmlns:w="http://schemas.openxmlformats.org/wordprocessingml/2006/main" mc:Ignorable="w14 w15 wp14">
   <w:p>
     <w:pPr>
       <w:pStyle w:val="16"/>
@@ -5758,48 +6326,362 @@
 </w:ftr>
 </file>
 
+<file path=word/footer2.xml><?xml version="1.0" encoding="utf-8"?>
+<w:ftr xmlns:mc="http://schemas.openxmlformats.org/markup-compatibility/2006" xmlns:w="http://schemas.openxmlformats.org/wordprocessingml/2006/main" mc:Ignorable="w14 w15 wp14">
+  <w:p>
+    <w:pPr>
+      <w:pStyle w:val="16"/>
+      <w:framePr w:wrap="around" w:vAnchor="text" w:hAnchor="margin" w:xAlign="center" w:y="1"/>
+      <w:rPr>
+        <w:rStyle w:val="27"/>
+      </w:rPr>
+    </w:pPr>
+    <w:r>
+      <w:t/>
+    </w:r>
+    <w:r>
+      <w:rPr>
+        <w:rStyle w:val="27"/>
+      </w:rPr>
+      <w:t/>
+    </w:r>
+    <w:r>
+      <w:t/>
+    </w:r>
+    <w:r>
+      <w:rPr>
+        <w:rStyle w:val="27"/>
+      </w:rPr>
+      <w:t>- 2 -</w:t>
+    </w:r>
+    <w:r>
+      <w:t/>
+    </w:r>
+  </w:p>
+  <w:p>
+    <w:pPr>
+      <w:pStyle w:val="16"/>
+      <w:ind w:right="360" w:firstLine="360"/>
+    </w:pPr>
+  </w:p>
+</w:ftr>
+</file>
+
+<file path=word/footer3.xml><?xml version="1.0" encoding="utf-8"?>
+<w:ftr xmlns:mc="http://schemas.openxmlformats.org/markup-compatibility/2006" xmlns:w="http://schemas.openxmlformats.org/wordprocessingml/2006/main" mc:Ignorable="w14 w15 wp14">
+  <w:p>
+    <w:pPr>
+      <w:pStyle w:val="16"/>
+    </w:pPr>
+  </w:p>
+</w:ftr>
+</file>
+
+<file path=word/footer4.xml><?xml version="1.0" encoding="utf-8"?>
+<w:ftr xmlns:mc="http://schemas.openxmlformats.org/markup-compatibility/2006" xmlns:w="http://schemas.openxmlformats.org/wordprocessingml/2006/main" mc:Ignorable="w14 w15 wp14">
+  <w:p>
+    <w:pPr>
+      <w:pStyle w:val="16"/>
+      <w:ind w:right="360" w:firstLine="360"/>
+    </w:pPr>
+  </w:p>
+</w:ftr>
+</file>
+
+<file path=word/footer5.xml><?xml version="1.0" encoding="utf-8"?>
+<w:ftr xmlns:mc="http://schemas.openxmlformats.org/markup-compatibility/2006" xmlns:w="http://schemas.openxmlformats.org/wordprocessingml/2006/main" mc:Ignorable="w14 w15 wp14">
+  <w:p>
+    <w:pPr>
+      <w:pStyle w:val="16"/>
+      <w:framePr w:wrap="around" w:vAnchor="text" w:hAnchor="margin" w:xAlign="center" w:y="1"/>
+      <w:ind w:firstLine="180" w:firstLineChars="100"/>
+      <w:rPr>
+        <w:rStyle w:val="27"/>
+        <w:rFonts w:hint="eastAsia"/>
+      </w:rPr>
+    </w:pPr>
+    <w:r>
+      <w:rPr>
+        <w:rStyle w:val="27"/>
+        <w:rFonts w:hint="eastAsia"/>
+      </w:rPr>
+      <w:t xml:space="preserve">- </w:t>
+    </w:r>
+    <w:r>
+      <w:t/>
+    </w:r>
+    <w:r>
+      <w:rPr>
+        <w:rStyle w:val="27"/>
+      </w:rPr>
+      <w:t/>
+    </w:r>
+    <w:r>
+      <w:t/>
+    </w:r>
+    <w:r>
+      <w:rPr>
+        <w:rStyle w:val="27"/>
+      </w:rPr>
+      <w:t>I</w:t>
+    </w:r>
+    <w:r>
+      <w:t/>
+    </w:r>
+    <w:r>
+      <w:rPr>
+        <w:rStyle w:val="27"/>
+        <w:rFonts w:hint="eastAsia"/>
+      </w:rPr>
+      <w:t xml:space="preserve"> -</w:t>
+    </w:r>
+  </w:p>
+  <w:p>
+    <w:pPr>
+      <w:pStyle w:val="16"/>
+    </w:pPr>
+  </w:p>
+</w:ftr>
+</file>
+
+<file path=word/footer6.xml><?xml version="1.0" encoding="utf-8"?>
+<w:ftr xmlns:mc="http://schemas.openxmlformats.org/markup-compatibility/2006" xmlns:w="http://schemas.openxmlformats.org/wordprocessingml/2006/main" mc:Ignorable="w14 w15 wp14">
+  <w:p>
+    <w:pPr>
+      <w:pStyle w:val="16"/>
+      <w:framePr w:wrap="around" w:vAnchor="text" w:hAnchor="margin" w:xAlign="center" w:y="1"/>
+      <w:rPr>
+        <w:rStyle w:val="27"/>
+        <w:rFonts w:hint="eastAsia"/>
+      </w:rPr>
+    </w:pPr>
+    <w:r>
+      <w:rPr>
+        <w:rStyle w:val="27"/>
+        <w:rFonts w:hint="eastAsia"/>
+      </w:rPr>
+      <w:t xml:space="preserve">- </w:t>
+    </w:r>
+    <w:r>
+      <w:t/>
+    </w:r>
+    <w:r>
+      <w:rPr>
+        <w:rStyle w:val="27"/>
+      </w:rPr>
+      <w:t/>
+    </w:r>
+    <w:r>
+      <w:t/>
+    </w:r>
+    <w:r>
+      <w:rPr>
+        <w:rStyle w:val="27"/>
+      </w:rPr>
+      <w:t>II</w:t>
+    </w:r>
+    <w:r>
+      <w:t/>
+    </w:r>
+    <w:r>
+      <w:rPr>
+        <w:rStyle w:val="27"/>
+        <w:rFonts w:hint="eastAsia"/>
+      </w:rPr>
+      <w:t xml:space="preserve"> -</w:t>
+    </w:r>
+  </w:p>
+  <w:p>
+    <w:pPr>
+      <w:pStyle w:val="16"/>
+    </w:pPr>
+  </w:p>
+</w:ftr>
+</file>
+
+<file path=word/footer7.xml><?xml version="1.0" encoding="utf-8"?>
+<w:ftr xmlns:mc="http://schemas.openxmlformats.org/markup-compatibility/2006" xmlns:w="http://schemas.openxmlformats.org/wordprocessingml/2006/main" mc:Ignorable="w14 w15 wp14">
+  <w:p>
+    <w:pPr>
+      <w:pStyle w:val="16"/>
+      <w:framePr w:wrap="around" w:vAnchor="text" w:hAnchor="margin" w:xAlign="center" w:y="1"/>
+      <w:rPr>
+        <w:rStyle w:val="27"/>
+        <w:rFonts w:hint="eastAsia"/>
+      </w:rPr>
+    </w:pPr>
+    <w:r>
+      <w:rPr>
+        <w:rStyle w:val="27"/>
+        <w:rFonts w:hint="eastAsia"/>
+      </w:rPr>
+      <w:t xml:space="preserve">- </w:t>
+    </w:r>
+    <w:r>
+      <w:t/>
+    </w:r>
+    <w:r>
+      <w:rPr>
+        <w:rStyle w:val="27"/>
+      </w:rPr>
+      <w:t/>
+    </w:r>
+    <w:r>
+      <w:t/>
+    </w:r>
+    <w:r>
+      <w:rPr>
+        <w:rStyle w:val="27"/>
+      </w:rPr>
+      <w:t>III</w:t>
+    </w:r>
+    <w:r>
+      <w:t/>
+    </w:r>
+    <w:r>
+      <w:rPr>
+        <w:rStyle w:val="27"/>
+        <w:rFonts w:hint="eastAsia"/>
+      </w:rPr>
+      <w:t xml:space="preserve"> -</w:t>
+    </w:r>
+  </w:p>
+  <w:p>
+    <w:pPr>
+      <w:pStyle w:val="16"/>
+    </w:pPr>
+  </w:p>
+</w:ftr>
+</file>
+
+<file path=word/footer8.xml><?xml version="1.0" encoding="utf-8"?>
+<w:ftr xmlns:mc="http://schemas.openxmlformats.org/markup-compatibility/2006" xmlns:w="http://schemas.openxmlformats.org/wordprocessingml/2006/main" mc:Ignorable="w14 w15 wp14">
+  <w:p>
+    <w:pPr>
+      <w:pStyle w:val="16"/>
+      <w:framePr w:wrap="around" w:vAnchor="text" w:hAnchor="margin" w:xAlign="center" w:y="1"/>
+      <w:rPr>
+        <w:rStyle w:val="27"/>
+        <w:rFonts w:hint="eastAsia"/>
+      </w:rPr>
+    </w:pPr>
+    <w:r>
+      <w:rPr>
+        <w:rStyle w:val="27"/>
+        <w:rFonts w:hint="eastAsia"/>
+      </w:rPr>
+      <w:t xml:space="preserve">- </w:t>
+    </w:r>
+    <w:r>
+      <w:t/>
+    </w:r>
+    <w:r>
+      <w:rPr>
+        <w:rStyle w:val="27"/>
+      </w:rPr>
+      <w:t/>
+    </w:r>
+    <w:r>
+      <w:t/>
+    </w:r>
+    <w:r>
+      <w:rPr>
+        <w:rStyle w:val="27"/>
+      </w:rPr>
+      <w:t>IV</w:t>
+    </w:r>
+    <w:r>
+      <w:t/>
+    </w:r>
+    <w:r>
+      <w:rPr>
+        <w:rStyle w:val="27"/>
+        <w:rFonts w:hint="eastAsia"/>
+      </w:rPr>
+      <w:t xml:space="preserve"> -</w:t>
+    </w:r>
+  </w:p>
+  <w:p>
+    <w:pPr>
+      <w:pStyle w:val="16"/>
+      <w:jc w:val="both"/>
+    </w:pPr>
+  </w:p>
+</w:ftr>
+</file>
+
+<file path=word/footer9.xml><?xml version="1.0" encoding="utf-8"?>
+<w:ftr xmlns:mc="http://schemas.openxmlformats.org/markup-compatibility/2006" xmlns:w="http://schemas.openxmlformats.org/wordprocessingml/2006/main" mc:Ignorable="w14 w15 wp14">
+  <w:p>
+    <w:pPr>
+      <w:pStyle w:val="16"/>
+      <w:framePr w:wrap="around" w:vAnchor="text" w:hAnchor="margin" w:xAlign="center" w:y="1"/>
+      <w:rPr>
+        <w:rStyle w:val="27"/>
+        <w:rFonts w:hint="eastAsia"/>
+      </w:rPr>
+    </w:pPr>
+    <w:r>
+      <w:rPr>
+        <w:rStyle w:val="27"/>
+        <w:rFonts w:hint="eastAsia"/>
+      </w:rPr>
+      <w:t xml:space="preserve">- </w:t>
+    </w:r>
+    <w:r>
+      <w:t/>
+    </w:r>
+    <w:r>
+      <w:rPr>
+        <w:rStyle w:val="27"/>
+      </w:rPr>
+      <w:t/>
+    </w:r>
+    <w:r>
+      <w:t/>
+    </w:r>
+    <w:r>
+      <w:rPr>
+        <w:rStyle w:val="27"/>
+      </w:rPr>
+      <w:t>3</w:t>
+    </w:r>
+    <w:r>
+      <w:t/>
+    </w:r>
+    <w:r>
+      <w:rPr>
+        <w:rStyle w:val="27"/>
+        <w:rFonts w:hint="eastAsia"/>
+      </w:rPr>
+      <w:t xml:space="preserve"> -</w:t>
+    </w:r>
+  </w:p>
+  <w:p>
+    <w:pPr>
+      <w:pStyle w:val="16"/>
+      <w:jc w:val="both"/>
+    </w:pPr>
+  </w:p>
+</w:ftr>
+</file>
+
 <file path=word/header1.xml><?xml version="1.0" encoding="utf-8"?>
-<w:hdr xmlns:wpc="http://schemas.microsoft.com/office/word/2010/wordprocessingCanvas" xmlns:mc="http://schemas.openxmlformats.org/markup-compatibility/2006" xmlns:o="urn:schemas-microsoft-com:office:office" xmlns:r="http://schemas.openxmlformats.org/officeDocument/2006/relationships" xmlns:m="http://schemas.openxmlformats.org/officeDocument/2006/math" xmlns:v="urn:schemas-microsoft-com:vml" xmlns:wp14="http://schemas.microsoft.com/office/word/2010/wordprocessingDrawing" xmlns:wp="http://schemas.openxmlformats.org/drawingml/2006/wordprocessingDrawing" xmlns:w10="urn:schemas-microsoft-com:office:word" xmlns:w="http://schemas.openxmlformats.org/wordprocessingml/2006/main" xmlns:w14="http://schemas.microsoft.com/office/word/2010/wordml" xmlns:w15="http://schemas.microsoft.com/office/word/2012/wordml" xmlns:wpg="http://schemas.microsoft.com/office/word/2010/wordprocessingGroup" xmlns:wpi="http://schemas.microsoft.com/office/word/2010/wordprocessingInk" xmlns:wne="http://schemas.microsoft.com/office/word/2006/wordml" xmlns:wps="http://schemas.microsoft.com/office/word/2010/wordprocessingShape" xmlns:wpsCustomData="http://www.wps.cn/officeDocument/2013/wpsCustomData" mc:Ignorable="w14 w15 wp14">
+<w:hdr xmlns:mc="http://schemas.openxmlformats.org/markup-compatibility/2006" xmlns:w="http://schemas.openxmlformats.org/wordprocessingml/2006/main" mc:Ignorable="w14 w15 wp14">
   <w:p>
     <w:pPr>
       <w:pStyle w:val="17"/>
       <w:pBdr>
-        <w:bottom w:val="thinThickSmallGap" w:color="auto" w:sz="24" w:space="4"/>
+        <w:bottom w:val="none" w:color="auto" w:sz="0" w:space="0"/>
       </w:pBdr>
-      <w:rPr>
-        <w:rFonts w:hint="eastAsia"/>
-      </w:rPr>
+      <w:jc w:val="both"/>
     </w:pPr>
-    <w:r>
-      <w:rPr>
-        <w:rFonts w:hint="eastAsia"/>
-      </w:rPr>
-      <w:t xml:space="preserve">                               </w:t>
-    </w:r>
-    <w:r>
-      <w:t>Abstract</w:t>
-    </w:r>
-    <w:r>
-      <w:rPr>
-        <w:rFonts w:hint="eastAsia"/>
-      </w:rPr>
-      <w:t xml:space="preserve">    （</w:t>
-    </w:r>
-    <w:r>
-      <w:t xml:space="preserve">Times New Roman </w:t>
-    </w:r>
-    <w:r>
-      <w:rPr>
-        <w:rFonts w:hint="eastAsia"/>
-      </w:rPr>
-      <w:t>小5号字）</w:t>
-    </w:r>
   </w:p>
 </w:hdr>
 </file>
 
 <file path=word/header10.xml><?xml version="1.0" encoding="utf-8"?>
-<w:hdr xmlns:wpc="http://schemas.microsoft.com/office/word/2010/wordprocessingCanvas" xmlns:mc="http://schemas.openxmlformats.org/markup-compatibility/2006" xmlns:o="urn:schemas-microsoft-com:office:office" xmlns:r="http://schemas.openxmlformats.org/officeDocument/2006/relationships" xmlns:m="http://schemas.openxmlformats.org/officeDocument/2006/math" xmlns:v="urn:schemas-microsoft-com:vml" xmlns:wp14="http://schemas.microsoft.com/office/word/2010/wordprocessingDrawing" xmlns:wp="http://schemas.openxmlformats.org/drawingml/2006/wordprocessingDrawing" xmlns:w10="urn:schemas-microsoft-com:office:word" xmlns:w="http://schemas.openxmlformats.org/wordprocessingml/2006/main" xmlns:w14="http://schemas.microsoft.com/office/word/2010/wordml" xmlns:w15="http://schemas.microsoft.com/office/word/2012/wordml" xmlns:wpg="http://schemas.microsoft.com/office/word/2010/wordprocessingGroup" xmlns:wpi="http://schemas.microsoft.com/office/word/2010/wordprocessingInk" xmlns:wne="http://schemas.microsoft.com/office/word/2006/wordml" xmlns:wps="http://schemas.microsoft.com/office/word/2010/wordprocessingShape" xmlns:wpsCustomData="http://www.wps.cn/officeDocument/2013/wpsCustomData" mc:Ignorable="w14 w15 wp14">
+<w:hdr xmlns:mc="http://schemas.openxmlformats.org/markup-compatibility/2006" xmlns:w="http://schemas.openxmlformats.org/wordprocessingml/2006/main" mc:Ignorable="w14 w15 wp14">
   <w:p>
     <w:pPr>
       <w:pStyle w:val="17"/>
@@ -5836,47 +6718,7 @@
 </file>
 
 <file path=word/header11.xml><?xml version="1.0" encoding="utf-8"?>
-<w:hdr xmlns:wpc="http://schemas.microsoft.com/office/word/2010/wordprocessingCanvas" xmlns:mc="http://schemas.openxmlformats.org/markup-compatibility/2006" xmlns:o="urn:schemas-microsoft-com:office:office" xmlns:r="http://schemas.openxmlformats.org/officeDocument/2006/relationships" xmlns:m="http://schemas.openxmlformats.org/officeDocument/2006/math" xmlns:v="urn:schemas-microsoft-com:vml" xmlns:wp14="http://schemas.microsoft.com/office/word/2010/wordprocessingDrawing" xmlns:wp="http://schemas.openxmlformats.org/drawingml/2006/wordprocessingDrawing" xmlns:w10="urn:schemas-microsoft-com:office:word" xmlns:w="http://schemas.openxmlformats.org/wordprocessingml/2006/main" xmlns:w14="http://schemas.microsoft.com/office/word/2010/wordml" xmlns:w15="http://schemas.microsoft.com/office/word/2012/wordml" xmlns:wpg="http://schemas.microsoft.com/office/word/2010/wordprocessingGroup" xmlns:wpi="http://schemas.microsoft.com/office/word/2010/wordprocessingInk" xmlns:wne="http://schemas.microsoft.com/office/word/2006/wordml" xmlns:wps="http://schemas.microsoft.com/office/word/2010/wordprocessingShape" xmlns:wpsCustomData="http://www.wps.cn/officeDocument/2013/wpsCustomData" mc:Ignorable="w14 w15 wp14">
-  <w:p>
-    <w:pPr>
-      <w:pStyle w:val="17"/>
-      <w:pBdr>
-        <w:bottom w:val="thinThickSmallGap" w:color="auto" w:sz="24" w:space="4"/>
-      </w:pBdr>
-      <w:rPr>
-        <w:rFonts w:hint="eastAsia"/>
-      </w:rPr>
-    </w:pPr>
-    <w:r>
-      <w:rPr>
-        <w:rFonts w:hint="eastAsia"/>
-      </w:rPr>
-      <w:t xml:space="preserve">                               </w:t>
-    </w:r>
-    <w:r>
-      <w:t>Abstract</w:t>
-    </w:r>
-    <w:r>
-      <w:rPr>
-        <w:rFonts w:hint="eastAsia"/>
-      </w:rPr>
-      <w:t xml:space="preserve">    （</w:t>
-    </w:r>
-    <w:r>
-      <w:t xml:space="preserve">Times New Roman </w:t>
-    </w:r>
-    <w:r>
-      <w:rPr>
-        <w:rFonts w:hint="eastAsia"/>
-      </w:rPr>
-      <w:t>小5号字）</w:t>
-    </w:r>
-  </w:p>
-</w:hdr>
-</file>
-
-<file path=word/header12.xml><?xml version="1.0" encoding="utf-8"?>
-<w:hdr xmlns:wpc="http://schemas.microsoft.com/office/word/2010/wordprocessingCanvas" xmlns:mc="http://schemas.openxmlformats.org/markup-compatibility/2006" xmlns:o="urn:schemas-microsoft-com:office:office" xmlns:r="http://schemas.openxmlformats.org/officeDocument/2006/relationships" xmlns:m="http://schemas.openxmlformats.org/officeDocument/2006/math" xmlns:v="urn:schemas-microsoft-com:vml" xmlns:wp14="http://schemas.microsoft.com/office/word/2010/wordprocessingDrawing" xmlns:wp="http://schemas.openxmlformats.org/drawingml/2006/wordprocessingDrawing" xmlns:w10="urn:schemas-microsoft-com:office:word" xmlns:w="http://schemas.openxmlformats.org/wordprocessingml/2006/main" xmlns:w14="http://schemas.microsoft.com/office/word/2010/wordml" xmlns:w15="http://schemas.microsoft.com/office/word/2012/wordml" xmlns:wpg="http://schemas.microsoft.com/office/word/2010/wordprocessingGroup" xmlns:wpi="http://schemas.microsoft.com/office/word/2010/wordprocessingInk" xmlns:wne="http://schemas.microsoft.com/office/word/2006/wordml" xmlns:wps="http://schemas.microsoft.com/office/word/2010/wordprocessingShape" xmlns:wpsCustomData="http://www.wps.cn/officeDocument/2013/wpsCustomData" mc:Ignorable="w14 w15 wp14">
+<w:hdr xmlns:mc="http://schemas.openxmlformats.org/markup-compatibility/2006" xmlns:w="http://schemas.openxmlformats.org/wordprocessingml/2006/main" mc:Ignorable="w14 w15 wp14">
   <w:p>
     <w:pPr>
       <w:pStyle w:val="17"/>
@@ -5912,48 +6754,8 @@
 </w:hdr>
 </file>
 
-<file path=word/header13.xml><?xml version="1.0" encoding="utf-8"?>
-<w:hdr xmlns:wpc="http://schemas.microsoft.com/office/word/2010/wordprocessingCanvas" xmlns:mc="http://schemas.openxmlformats.org/markup-compatibility/2006" xmlns:o="urn:schemas-microsoft-com:office:office" xmlns:r="http://schemas.openxmlformats.org/officeDocument/2006/relationships" xmlns:m="http://schemas.openxmlformats.org/officeDocument/2006/math" xmlns:v="urn:schemas-microsoft-com:vml" xmlns:wp14="http://schemas.microsoft.com/office/word/2010/wordprocessingDrawing" xmlns:wp="http://schemas.openxmlformats.org/drawingml/2006/wordprocessingDrawing" xmlns:w10="urn:schemas-microsoft-com:office:word" xmlns:w="http://schemas.openxmlformats.org/wordprocessingml/2006/main" xmlns:w14="http://schemas.microsoft.com/office/word/2010/wordml" xmlns:w15="http://schemas.microsoft.com/office/word/2012/wordml" xmlns:wpg="http://schemas.microsoft.com/office/word/2010/wordprocessingGroup" xmlns:wpi="http://schemas.microsoft.com/office/word/2010/wordprocessingInk" xmlns:wne="http://schemas.microsoft.com/office/word/2006/wordml" xmlns:wps="http://schemas.microsoft.com/office/word/2010/wordprocessingShape" xmlns:wpsCustomData="http://www.wps.cn/officeDocument/2013/wpsCustomData" mc:Ignorable="w14 w15 wp14">
-  <w:p>
-    <w:pPr>
-      <w:pStyle w:val="17"/>
-      <w:pBdr>
-        <w:bottom w:val="thinThickSmallGap" w:color="auto" w:sz="24" w:space="4"/>
-      </w:pBdr>
-      <w:rPr>
-        <w:rFonts w:hint="eastAsia"/>
-      </w:rPr>
-    </w:pPr>
-    <w:r>
-      <w:rPr>
-        <w:rFonts w:hint="eastAsia"/>
-      </w:rPr>
-      <w:t xml:space="preserve">                               </w:t>
-    </w:r>
-    <w:r>
-      <w:t>Abstract</w:t>
-    </w:r>
-    <w:r>
-      <w:rPr>
-        <w:rFonts w:hint="eastAsia"/>
-      </w:rPr>
-      <w:t xml:space="preserve">    （</w:t>
-    </w:r>
-    <w:r>
-      <w:t xml:space="preserve">Times New Roman </w:t>
-    </w:r>
-    <w:r>
-      <w:rPr>
-        <w:rFonts w:hint="eastAsia"/>
-      </w:rPr>
-      <w:t>小5号字）</w:t>
-    </w:r>
-  </w:p>
-</w:hdr>
-</file>
-
-<file path=word/header14.xml><?xml version="1.0" encoding="utf-8"?>
-<w:hdr xmlns:wpc="http://schemas.microsoft.com/office/word/2010/wordprocessingCanvas" xmlns:mc="http://schemas.openxmlformats.org/markup-compatibility/2006" xmlns:o="urn:schemas-microsoft-com:office:office" xmlns:r="http://schemas.openxmlformats.org/officeDocument/2006/relationships" xmlns:m="http://schemas.openxmlformats.org/officeDocument/2006/math" xmlns:v="urn:schemas-microsoft-com:vml" xmlns:wp14="http://schemas.microsoft.com/office/word/2010/wordprocessingDrawing" xmlns:wp="http://schemas.openxmlformats.org/drawingml/2006/wordprocessingDrawing" xmlns:w10="urn:schemas-microsoft-com:office:word" xmlns:w="http://schemas.openxmlformats.org/wordprocessingml/2006/main" xmlns:w14="http://schemas.microsoft.com/office/word/2010/wordml" xmlns:w15="http://schemas.microsoft.com/office/word/2012/wordml" xmlns:wpg="http://schemas.microsoft.com/office/word/2010/wordprocessingGroup" xmlns:wpi="http://schemas.microsoft.com/office/word/2010/wordprocessingInk" xmlns:wne="http://schemas.microsoft.com/office/word/2006/wordml" xmlns:wps="http://schemas.microsoft.com/office/word/2010/wordprocessingShape" xmlns:wpsCustomData="http://www.wps.cn/officeDocument/2013/wpsCustomData" mc:Ignorable="w14 w15 wp14">
+<file path=word/header12.xml><?xml version="1.0" encoding="utf-8"?>
+<w:hdr xmlns:mc="http://schemas.openxmlformats.org/markup-compatibility/2006" xmlns:w="http://schemas.openxmlformats.org/wordprocessingml/2006/main" mc:Ignorable="w14 w15 wp14">
   <w:p>
     <w:pPr>
       <w:pStyle w:val="17"/>
@@ -5989,8 +6791,31 @@
 </w:hdr>
 </file>
 
-<file path=word/header15.xml><?xml version="1.0" encoding="utf-8"?>
-<w:hdr xmlns:wpc="http://schemas.microsoft.com/office/word/2010/wordprocessingCanvas" xmlns:mc="http://schemas.openxmlformats.org/markup-compatibility/2006" xmlns:o="urn:schemas-microsoft-com:office:office" xmlns:r="http://schemas.openxmlformats.org/officeDocument/2006/relationships" xmlns:m="http://schemas.openxmlformats.org/officeDocument/2006/math" xmlns:v="urn:schemas-microsoft-com:vml" xmlns:wp14="http://schemas.microsoft.com/office/word/2010/wordprocessingDrawing" xmlns:wp="http://schemas.openxmlformats.org/drawingml/2006/wordprocessingDrawing" xmlns:w10="urn:schemas-microsoft-com:office:word" xmlns:w="http://schemas.openxmlformats.org/wordprocessingml/2006/main" xmlns:w14="http://schemas.microsoft.com/office/word/2010/wordml" xmlns:w15="http://schemas.microsoft.com/office/word/2012/wordml" xmlns:wpg="http://schemas.microsoft.com/office/word/2010/wordprocessingGroup" xmlns:wpi="http://schemas.microsoft.com/office/word/2010/wordprocessingInk" xmlns:wne="http://schemas.microsoft.com/office/word/2006/wordml" xmlns:wps="http://schemas.microsoft.com/office/word/2010/wordprocessingShape" xmlns:wpsCustomData="http://www.wps.cn/officeDocument/2013/wpsCustomData" mc:Ignorable="w14 w15 wp14">
+<file path=word/header13.xml><?xml version="1.0" encoding="utf-8"?>
+<w:hdr xmlns:mc="http://schemas.openxmlformats.org/markup-compatibility/2006" xmlns:w="http://schemas.openxmlformats.org/wordprocessingml/2006/main" mc:Ignorable="w14 w15 wp14">
+  <w:p>
+    <w:pPr>
+      <w:pStyle w:val="17"/>
+      <w:pBdr>
+        <w:bottom w:val="thinThickSmallGap" w:color="auto" w:sz="18" w:space="1"/>
+      </w:pBdr>
+      <w:adjustRightInd w:val="0"/>
+      <w:rPr>
+        <w:rFonts w:hint="eastAsia"/>
+      </w:rPr>
+    </w:pPr>
+    <w:r>
+      <w:rPr>
+        <w:rFonts w:hint="eastAsia"/>
+      </w:rPr>
+      <w:t>结  论</w:t>
+    </w:r>
+  </w:p>
+</w:hdr>
+</file>
+
+<file path=word/header14.xml><?xml version="1.0" encoding="utf-8"?>
+<w:hdr xmlns:mc="http://schemas.openxmlformats.org/markup-compatibility/2006" xmlns:w="http://schemas.openxmlformats.org/wordprocessingml/2006/main" mc:Ignorable="w14 w15 wp14">
   <w:p>
     <w:pPr>
       <w:pStyle w:val="17"/>
@@ -6026,8 +6851,8 @@
 </w:hdr>
 </file>
 
-<file path=word/header16.xml><?xml version="1.0" encoding="utf-8"?>
-<w:hdr xmlns:wpc="http://schemas.microsoft.com/office/word/2010/wordprocessingCanvas" xmlns:mc="http://schemas.openxmlformats.org/markup-compatibility/2006" xmlns:o="urn:schemas-microsoft-com:office:office" xmlns:r="http://schemas.openxmlformats.org/officeDocument/2006/relationships" xmlns:m="http://schemas.openxmlformats.org/officeDocument/2006/math" xmlns:v="urn:schemas-microsoft-com:vml" xmlns:wp14="http://schemas.microsoft.com/office/word/2010/wordprocessingDrawing" xmlns:wp="http://schemas.openxmlformats.org/drawingml/2006/wordprocessingDrawing" xmlns:w10="urn:schemas-microsoft-com:office:word" xmlns:w="http://schemas.openxmlformats.org/wordprocessingml/2006/main" xmlns:w14="http://schemas.microsoft.com/office/word/2010/wordml" xmlns:w15="http://schemas.microsoft.com/office/word/2012/wordml" xmlns:wpg="http://schemas.microsoft.com/office/word/2010/wordprocessingGroup" xmlns:wpi="http://schemas.microsoft.com/office/word/2010/wordprocessingInk" xmlns:wne="http://schemas.microsoft.com/office/word/2006/wordml" xmlns:wps="http://schemas.microsoft.com/office/word/2010/wordprocessingShape" xmlns:wpsCustomData="http://www.wps.cn/officeDocument/2013/wpsCustomData" mc:Ignorable="w14 w15 wp14">
+<file path=word/header15.xml><?xml version="1.0" encoding="utf-8"?>
+<w:hdr xmlns:mc="http://schemas.openxmlformats.org/markup-compatibility/2006" xmlns:w="http://schemas.openxmlformats.org/wordprocessingml/2006/main" mc:Ignorable="w14 w15 wp14">
   <w:p>
     <w:pPr>
       <w:pStyle w:val="17"/>
@@ -6063,8 +6888,67 @@
 </w:hdr>
 </file>
 
-<file path=word/header2.xml><?xml version="1.0" encoding="utf-8"?>
-<w:hdr xmlns:wpc="http://schemas.microsoft.com/office/word/2010/wordprocessingCanvas" xmlns:mc="http://schemas.openxmlformats.org/markup-compatibility/2006" xmlns:o="urn:schemas-microsoft-com:office:office" xmlns:r="http://schemas.openxmlformats.org/officeDocument/2006/relationships" xmlns:m="http://schemas.openxmlformats.org/officeDocument/2006/math" xmlns:v="urn:schemas-microsoft-com:vml" xmlns:wp14="http://schemas.microsoft.com/office/word/2010/wordprocessingDrawing" xmlns:wp="http://schemas.openxmlformats.org/drawingml/2006/wordprocessingDrawing" xmlns:w10="urn:schemas-microsoft-com:office:word" xmlns:w="http://schemas.openxmlformats.org/wordprocessingml/2006/main" xmlns:w14="http://schemas.microsoft.com/office/word/2010/wordml" xmlns:w15="http://schemas.microsoft.com/office/word/2012/wordml" xmlns:wpg="http://schemas.microsoft.com/office/word/2010/wordprocessingGroup" xmlns:wpi="http://schemas.microsoft.com/office/word/2010/wordprocessingInk" xmlns:wne="http://schemas.microsoft.com/office/word/2006/wordml" xmlns:wps="http://schemas.microsoft.com/office/word/2010/wordprocessingShape" xmlns:wpsCustomData="http://www.wps.cn/officeDocument/2013/wpsCustomData" mc:Ignorable="w14 w15 wp14">
+<file path=word/header16.xml><?xml version="1.0" encoding="utf-8"?>
+<w:hdr xmlns:mc="http://schemas.openxmlformats.org/markup-compatibility/2006" xmlns:w="http://schemas.openxmlformats.org/wordprocessingml/2006/main" mc:Ignorable="w14 w15 wp14">
+  <w:p>
+    <w:pPr>
+      <w:pStyle w:val="17"/>
+      <w:pBdr>
+        <w:bottom w:val="thinThickSmallGap" w:color="auto" w:sz="18" w:space="1"/>
+      </w:pBdr>
+      <w:adjustRightInd w:val="0"/>
+      <w:rPr>
+        <w:rFonts w:hint="eastAsia"/>
+      </w:rPr>
+    </w:pPr>
+    <w:r>
+      <w:rPr>
+        <w:rFonts w:hint="eastAsia"/>
+      </w:rPr>
+      <w:t>哈尔滨工业大学工学博士学位论文</w:t>
+    </w:r>
+  </w:p>
+</w:hdr>
+</file>
+
+<file path=word/header17.xml><?xml version="1.0" encoding="utf-8"?>
+<w:hdr xmlns:mc="http://schemas.openxmlformats.org/markup-compatibility/2006" xmlns:w="http://schemas.openxmlformats.org/wordprocessingml/2006/main" mc:Ignorable="w14 w15 wp14">
+  <w:p>
+    <w:pPr>
+      <w:pStyle w:val="17"/>
+      <w:pBdr>
+        <w:bottom w:val="thinThickSmallGap" w:color="auto" w:sz="18" w:space="1"/>
+      </w:pBdr>
+      <w:adjustRightInd w:val="0"/>
+      <w:rPr>
+        <w:rFonts w:hint="eastAsia"/>
+      </w:rPr>
+    </w:pPr>
+    <w:r>
+      <w:rPr>
+        <w:rFonts w:hint="eastAsia"/>
+      </w:rPr>
+      <w:t>哈尔滨工业大学</w:t>
+    </w:r>
+    <w:r>
+      <w:rPr>
+        <w:rFonts w:hint="eastAsia"/>
+        <w:lang w:eastAsia="zh-CN"/>
+      </w:rPr>
+      <w:t>本科综合设计（论文）</w:t>
+    </w:r>
+    <w:r>
+      <w:rPr>
+        <w:rFonts w:hint="eastAsia"/>
+      </w:rPr>
+      <w:t>原创性声明和使用权限</w:t>
+    </w:r>
+  </w:p>
+</w:hdr>
+</file>
+
+<file path=word/header18.xml><?xml version="1.0" encoding="utf-8"?>
+<w:hdr xmlns:mc="http://schemas.openxmlformats.org/markup-compatibility/2006" xmlns:w="http://schemas.openxmlformats.org/wordprocessingml/2006/main" mc:Ignorable="w14 w15 wp14">
   <w:p>
     <w:pPr>
       <w:pStyle w:val="17"/>
@@ -6100,48 +6984,8 @@
 </w:hdr>
 </file>
 
-<file path=word/header3.xml><?xml version="1.0" encoding="utf-8"?>
-<w:hdr xmlns:wpc="http://schemas.microsoft.com/office/word/2010/wordprocessingCanvas" xmlns:mc="http://schemas.openxmlformats.org/markup-compatibility/2006" xmlns:o="urn:schemas-microsoft-com:office:office" xmlns:r="http://schemas.openxmlformats.org/officeDocument/2006/relationships" xmlns:m="http://schemas.openxmlformats.org/officeDocument/2006/math" xmlns:v="urn:schemas-microsoft-com:vml" xmlns:wp14="http://schemas.microsoft.com/office/word/2010/wordprocessingDrawing" xmlns:wp="http://schemas.openxmlformats.org/drawingml/2006/wordprocessingDrawing" xmlns:w10="urn:schemas-microsoft-com:office:word" xmlns:w="http://schemas.openxmlformats.org/wordprocessingml/2006/main" xmlns:w14="http://schemas.microsoft.com/office/word/2010/wordml" xmlns:w15="http://schemas.microsoft.com/office/word/2012/wordml" xmlns:wpg="http://schemas.microsoft.com/office/word/2010/wordprocessingGroup" xmlns:wpi="http://schemas.microsoft.com/office/word/2010/wordprocessingInk" xmlns:wne="http://schemas.microsoft.com/office/word/2006/wordml" xmlns:wps="http://schemas.microsoft.com/office/word/2010/wordprocessingShape" xmlns:wpsCustomData="http://www.wps.cn/officeDocument/2013/wpsCustomData" mc:Ignorable="w14 w15 wp14">
-  <w:p>
-    <w:pPr>
-      <w:pStyle w:val="17"/>
-      <w:pBdr>
-        <w:bottom w:val="thinThickSmallGap" w:color="auto" w:sz="24" w:space="4"/>
-      </w:pBdr>
-      <w:rPr>
-        <w:rFonts w:hint="eastAsia"/>
-      </w:rPr>
-    </w:pPr>
-    <w:r>
-      <w:rPr>
-        <w:rFonts w:hint="eastAsia"/>
-      </w:rPr>
-      <w:t xml:space="preserve">                               </w:t>
-    </w:r>
-    <w:r>
-      <w:t>Abstract</w:t>
-    </w:r>
-    <w:r>
-      <w:rPr>
-        <w:rFonts w:hint="eastAsia"/>
-      </w:rPr>
-      <w:t xml:space="preserve">    （</w:t>
-    </w:r>
-    <w:r>
-      <w:t xml:space="preserve">Times New Roman </w:t>
-    </w:r>
-    <w:r>
-      <w:rPr>
-        <w:rFonts w:hint="eastAsia"/>
-      </w:rPr>
-      <w:t>小5号字）</w:t>
-    </w:r>
-  </w:p>
-</w:hdr>
-</file>
-
-<file path=word/header4.xml><?xml version="1.0" encoding="utf-8"?>
-<w:hdr xmlns:wpc="http://schemas.microsoft.com/office/word/2010/wordprocessingCanvas" xmlns:mc="http://schemas.openxmlformats.org/markup-compatibility/2006" xmlns:o="urn:schemas-microsoft-com:office:office" xmlns:r="http://schemas.openxmlformats.org/officeDocument/2006/relationships" xmlns:m="http://schemas.openxmlformats.org/officeDocument/2006/math" xmlns:v="urn:schemas-microsoft-com:vml" xmlns:wp14="http://schemas.microsoft.com/office/word/2010/wordprocessingDrawing" xmlns:wp="http://schemas.openxmlformats.org/drawingml/2006/wordprocessingDrawing" xmlns:w10="urn:schemas-microsoft-com:office:word" xmlns:w="http://schemas.openxmlformats.org/wordprocessingml/2006/main" xmlns:w14="http://schemas.microsoft.com/office/word/2010/wordml" xmlns:w15="http://schemas.microsoft.com/office/word/2012/wordml" xmlns:wpg="http://schemas.microsoft.com/office/word/2010/wordprocessingGroup" xmlns:wpi="http://schemas.microsoft.com/office/word/2010/wordprocessingInk" xmlns:wne="http://schemas.microsoft.com/office/word/2006/wordml" xmlns:wps="http://schemas.microsoft.com/office/word/2010/wordprocessingShape" xmlns:wpsCustomData="http://www.wps.cn/officeDocument/2013/wpsCustomData" mc:Ignorable="w14 w15 wp14">
+<file path=word/header19.xml><?xml version="1.0" encoding="utf-8"?>
+<w:hdr xmlns:mc="http://schemas.openxmlformats.org/markup-compatibility/2006" xmlns:w="http://schemas.openxmlformats.org/wordprocessingml/2006/main" mc:Ignorable="w14 w15 wp14">
   <w:p>
     <w:pPr>
       <w:pStyle w:val="17"/>
@@ -6177,48 +7021,22 @@
 </w:hdr>
 </file>
 
-<file path=word/header5.xml><?xml version="1.0" encoding="utf-8"?>
-<w:hdr xmlns:wpc="http://schemas.microsoft.com/office/word/2010/wordprocessingCanvas" xmlns:mc="http://schemas.openxmlformats.org/markup-compatibility/2006" xmlns:o="urn:schemas-microsoft-com:office:office" xmlns:r="http://schemas.openxmlformats.org/officeDocument/2006/relationships" xmlns:m="http://schemas.openxmlformats.org/officeDocument/2006/math" xmlns:v="urn:schemas-microsoft-com:vml" xmlns:wp14="http://schemas.microsoft.com/office/word/2010/wordprocessingDrawing" xmlns:wp="http://schemas.openxmlformats.org/drawingml/2006/wordprocessingDrawing" xmlns:w10="urn:schemas-microsoft-com:office:word" xmlns:w="http://schemas.openxmlformats.org/wordprocessingml/2006/main" xmlns:w14="http://schemas.microsoft.com/office/word/2010/wordml" xmlns:w15="http://schemas.microsoft.com/office/word/2012/wordml" xmlns:wpg="http://schemas.microsoft.com/office/word/2010/wordprocessingGroup" xmlns:wpi="http://schemas.microsoft.com/office/word/2010/wordprocessingInk" xmlns:wne="http://schemas.microsoft.com/office/word/2006/wordml" xmlns:wps="http://schemas.microsoft.com/office/word/2010/wordprocessingShape" xmlns:wpsCustomData="http://www.wps.cn/officeDocument/2013/wpsCustomData" mc:Ignorable="w14 w15 wp14">
+<file path=word/header2.xml><?xml version="1.0" encoding="utf-8"?>
+<w:hdr xmlns:mc="http://schemas.openxmlformats.org/markup-compatibility/2006" xmlns:w="http://schemas.openxmlformats.org/wordprocessingml/2006/main" mc:Ignorable="w14 w15 wp14">
   <w:p>
     <w:pPr>
       <w:pStyle w:val="17"/>
       <w:pBdr>
-        <w:bottom w:val="thinThickSmallGap" w:color="auto" w:sz="24" w:space="4"/>
+        <w:bottom w:val="none" w:color="auto" w:sz="0" w:space="1"/>
       </w:pBdr>
-      <w:rPr>
-        <w:rFonts w:hint="eastAsia"/>
-      </w:rPr>
+      <w:jc w:val="both"/>
     </w:pPr>
-    <w:r>
-      <w:rPr>
-        <w:rFonts w:hint="eastAsia"/>
-      </w:rPr>
-      <w:t xml:space="preserve">                               </w:t>
-    </w:r>
-    <w:r>
-      <w:t>Abstract</w:t>
-    </w:r>
-    <w:r>
-      <w:rPr>
-        <w:rFonts w:hint="eastAsia"/>
-      </w:rPr>
-      <w:t xml:space="preserve">    （</w:t>
-    </w:r>
-    <w:r>
-      <w:t xml:space="preserve">Times New Roman </w:t>
-    </w:r>
-    <w:r>
-      <w:rPr>
-        <w:rFonts w:hint="eastAsia"/>
-      </w:rPr>
-      <w:t>小5号字）</w:t>
-    </w:r>
   </w:p>
 </w:hdr>
 </file>
 
-<file path=word/header6.xml><?xml version="1.0" encoding="utf-8"?>
-<w:hdr xmlns:wpc="http://schemas.microsoft.com/office/word/2010/wordprocessingCanvas" xmlns:mc="http://schemas.openxmlformats.org/markup-compatibility/2006" xmlns:o="urn:schemas-microsoft-com:office:office" xmlns:r="http://schemas.openxmlformats.org/officeDocument/2006/relationships" xmlns:m="http://schemas.openxmlformats.org/officeDocument/2006/math" xmlns:v="urn:schemas-microsoft-com:vml" xmlns:wp14="http://schemas.microsoft.com/office/word/2010/wordprocessingDrawing" xmlns:wp="http://schemas.openxmlformats.org/drawingml/2006/wordprocessingDrawing" xmlns:w10="urn:schemas-microsoft-com:office:word" xmlns:w="http://schemas.openxmlformats.org/wordprocessingml/2006/main" xmlns:w14="http://schemas.microsoft.com/office/word/2010/wordml" xmlns:w15="http://schemas.microsoft.com/office/word/2012/wordml" xmlns:wpg="http://schemas.microsoft.com/office/word/2010/wordprocessingGroup" xmlns:wpi="http://schemas.microsoft.com/office/word/2010/wordprocessingInk" xmlns:wne="http://schemas.microsoft.com/office/word/2006/wordml" xmlns:wps="http://schemas.microsoft.com/office/word/2010/wordprocessingShape" xmlns:wpsCustomData="http://www.wps.cn/officeDocument/2013/wpsCustomData" mc:Ignorable="w14 w15 wp14">
+<file path=word/header20.xml><?xml version="1.0" encoding="utf-8"?>
+<w:hdr xmlns:mc="http://schemas.openxmlformats.org/markup-compatibility/2006" xmlns:w="http://schemas.openxmlformats.org/wordprocessingml/2006/main" mc:Ignorable="w14 w15 wp14">
   <w:p>
     <w:pPr>
       <w:pStyle w:val="17"/>
@@ -6254,48 +7072,22 @@
 </w:hdr>
 </file>
 
-<file path=word/header7.xml><?xml version="1.0" encoding="utf-8"?>
-<w:hdr xmlns:wpc="http://schemas.microsoft.com/office/word/2010/wordprocessingCanvas" xmlns:mc="http://schemas.openxmlformats.org/markup-compatibility/2006" xmlns:o="urn:schemas-microsoft-com:office:office" xmlns:r="http://schemas.openxmlformats.org/officeDocument/2006/relationships" xmlns:m="http://schemas.openxmlformats.org/officeDocument/2006/math" xmlns:v="urn:schemas-microsoft-com:vml" xmlns:wp14="http://schemas.microsoft.com/office/word/2010/wordprocessingDrawing" xmlns:wp="http://schemas.openxmlformats.org/drawingml/2006/wordprocessingDrawing" xmlns:w10="urn:schemas-microsoft-com:office:word" xmlns:w="http://schemas.openxmlformats.org/wordprocessingml/2006/main" xmlns:w14="http://schemas.microsoft.com/office/word/2010/wordml" xmlns:w15="http://schemas.microsoft.com/office/word/2012/wordml" xmlns:wpg="http://schemas.microsoft.com/office/word/2010/wordprocessingGroup" xmlns:wpi="http://schemas.microsoft.com/office/word/2010/wordprocessingInk" xmlns:wne="http://schemas.microsoft.com/office/word/2006/wordml" xmlns:wps="http://schemas.microsoft.com/office/word/2010/wordprocessingShape" xmlns:wpsCustomData="http://www.wps.cn/officeDocument/2013/wpsCustomData" mc:Ignorable="w14 w15 wp14">
+<file path=word/header3.xml><?xml version="1.0" encoding="utf-8"?>
+<w:hdr xmlns:mc="http://schemas.openxmlformats.org/markup-compatibility/2006" xmlns:w="http://schemas.openxmlformats.org/wordprocessingml/2006/main" mc:Ignorable="w14 w15 wp14">
   <w:p>
     <w:pPr>
       <w:pStyle w:val="17"/>
       <w:pBdr>
-        <w:bottom w:val="thinThickSmallGap" w:color="auto" w:sz="24" w:space="4"/>
+        <w:bottom w:val="none" w:color="auto" w:sz="0" w:space="1"/>
       </w:pBdr>
-      <w:rPr>
-        <w:rFonts w:hint="eastAsia"/>
-      </w:rPr>
+      <w:jc w:val="both"/>
     </w:pPr>
-    <w:r>
-      <w:rPr>
-        <w:rFonts w:hint="eastAsia"/>
-      </w:rPr>
-      <w:t xml:space="preserve">                               </w:t>
-    </w:r>
-    <w:r>
-      <w:t>Abstract</w:t>
-    </w:r>
-    <w:r>
-      <w:rPr>
-        <w:rFonts w:hint="eastAsia"/>
-      </w:rPr>
-      <w:t xml:space="preserve">    （</w:t>
-    </w:r>
-    <w:r>
-      <w:t xml:space="preserve">Times New Roman </w:t>
-    </w:r>
-    <w:r>
-      <w:rPr>
-        <w:rFonts w:hint="eastAsia"/>
-      </w:rPr>
-      <w:t>小5号字）</w:t>
-    </w:r>
   </w:p>
 </w:hdr>
 </file>
 
-<file path=word/header8.xml><?xml version="1.0" encoding="utf-8"?>
-<w:hdr xmlns:wpc="http://schemas.microsoft.com/office/word/2010/wordprocessingCanvas" xmlns:mc="http://schemas.openxmlformats.org/markup-compatibility/2006" xmlns:o="urn:schemas-microsoft-com:office:office" xmlns:r="http://schemas.openxmlformats.org/officeDocument/2006/relationships" xmlns:m="http://schemas.openxmlformats.org/officeDocument/2006/math" xmlns:v="urn:schemas-microsoft-com:vml" xmlns:wp14="http://schemas.microsoft.com/office/word/2010/wordprocessingDrawing" xmlns:wp="http://schemas.openxmlformats.org/drawingml/2006/wordprocessingDrawing" xmlns:w10="urn:schemas-microsoft-com:office:word" xmlns:w="http://schemas.openxmlformats.org/wordprocessingml/2006/main" xmlns:w14="http://schemas.microsoft.com/office/word/2010/wordml" xmlns:w15="http://schemas.microsoft.com/office/word/2012/wordml" xmlns:wpg="http://schemas.microsoft.com/office/word/2010/wordprocessingGroup" xmlns:wpi="http://schemas.microsoft.com/office/word/2010/wordprocessingInk" xmlns:wne="http://schemas.microsoft.com/office/word/2006/wordml" xmlns:wps="http://schemas.microsoft.com/office/word/2010/wordprocessingShape" xmlns:wpsCustomData="http://www.wps.cn/officeDocument/2013/wpsCustomData" mc:Ignorable="w14 w15 wp14">
+<file path=word/header4.xml><?xml version="1.0" encoding="utf-8"?>
+<w:hdr xmlns:mc="http://schemas.openxmlformats.org/markup-compatibility/2006" xmlns:w="http://schemas.openxmlformats.org/wordprocessingml/2006/main" mc:Ignorable="w14 w15 wp14">
   <w:p>
     <w:pPr>
       <w:pStyle w:val="17"/>
@@ -6331,8 +7123,37 @@
 </w:hdr>
 </file>
 
-<file path=word/header9.xml><?xml version="1.0" encoding="utf-8"?>
-<w:hdr xmlns:wpc="http://schemas.microsoft.com/office/word/2010/wordprocessingCanvas" xmlns:mc="http://schemas.openxmlformats.org/markup-compatibility/2006" xmlns:o="urn:schemas-microsoft-com:office:office" xmlns:r="http://schemas.openxmlformats.org/officeDocument/2006/relationships" xmlns:m="http://schemas.openxmlformats.org/officeDocument/2006/math" xmlns:v="urn:schemas-microsoft-com:vml" xmlns:wp14="http://schemas.microsoft.com/office/word/2010/wordprocessingDrawing" xmlns:wp="http://schemas.openxmlformats.org/drawingml/2006/wordprocessingDrawing" xmlns:w10="urn:schemas-microsoft-com:office:word" xmlns:w="http://schemas.openxmlformats.org/wordprocessingml/2006/main" xmlns:w14="http://schemas.microsoft.com/office/word/2010/wordml" xmlns:w15="http://schemas.microsoft.com/office/word/2012/wordml" xmlns:wpg="http://schemas.microsoft.com/office/word/2010/wordprocessingGroup" xmlns:wpi="http://schemas.microsoft.com/office/word/2010/wordprocessingInk" xmlns:wne="http://schemas.microsoft.com/office/word/2006/wordml" xmlns:wps="http://schemas.microsoft.com/office/word/2010/wordprocessingShape" xmlns:wpsCustomData="http://www.wps.cn/officeDocument/2013/wpsCustomData" mc:Ignorable="w14 w15 wp14">
+<file path=word/header5.xml><?xml version="1.0" encoding="utf-8"?>
+<w:hdr xmlns:mc="http://schemas.openxmlformats.org/markup-compatibility/2006" xmlns:w="http://schemas.openxmlformats.org/wordprocessingml/2006/main" mc:Ignorable="w14 w15 wp14">
+  <w:p>
+    <w:pPr>
+      <w:pStyle w:val="17"/>
+      <w:pBdr>
+        <w:bottom w:val="thinThickSmallGap" w:color="auto" w:sz="18" w:space="1"/>
+      </w:pBdr>
+      <w:tabs>
+        <w:tab w:val="left" w:pos="4320"/>
+        <w:tab w:val="right" w:pos="8880"/>
+        <w:tab w:val="clear" w:pos="4153"/>
+        <w:tab w:val="clear" w:pos="8306"/>
+      </w:tabs>
+      <w:adjustRightInd w:val="0"/>
+      <w:rPr>
+        <w:rFonts w:hint="eastAsia"/>
+      </w:rPr>
+    </w:pPr>
+    <w:r>
+      <w:rPr>
+        <w:rFonts w:hint="eastAsia"/>
+      </w:rPr>
+      <w:t>Abstract</w:t>
+    </w:r>
+  </w:p>
+</w:hdr>
+</file>
+
+<file path=word/header6.xml><?xml version="1.0" encoding="utf-8"?>
+<w:hdr xmlns:mc="http://schemas.openxmlformats.org/markup-compatibility/2006" xmlns:w="http://schemas.openxmlformats.org/wordprocessingml/2006/main" mc:Ignorable="w14 w15 wp14">
   <w:p>
     <w:pPr>
       <w:pStyle w:val="17"/>
@@ -6367,6 +7188,103 @@
       </w:rPr>
       <w:t>小5号字）</w:t>
     </w:r>
+  </w:p>
+</w:hdr>
+</file>
+
+<file path=word/header7.xml><?xml version="1.0" encoding="utf-8"?>
+<w:hdr xmlns:mc="http://schemas.openxmlformats.org/markup-compatibility/2006" xmlns:w="http://schemas.openxmlformats.org/wordprocessingml/2006/main" mc:Ignorable="w14 w15 wp14">
+  <w:p>
+    <w:pPr>
+      <w:pStyle w:val="17"/>
+      <w:pBdr>
+        <w:bottom w:val="thinThickSmallGap" w:color="auto" w:sz="18" w:space="1"/>
+      </w:pBdr>
+      <w:tabs>
+        <w:tab w:val="left" w:pos="4320"/>
+        <w:tab w:val="right" w:pos="8880"/>
+        <w:tab w:val="clear" w:pos="4153"/>
+        <w:tab w:val="clear" w:pos="8306"/>
+      </w:tabs>
+      <w:adjustRightInd w:val="0"/>
+      <w:rPr>
+        <w:rFonts w:hint="eastAsia"/>
+        <w:lang w:eastAsia="zh-CN"/>
+      </w:rPr>
+    </w:pPr>
+    <w:r>
+      <w:rPr>
+        <w:rFonts w:hint="eastAsia"/>
+      </w:rPr>
+      <w:t>哈尔滨工业大学</w:t>
+    </w:r>
+    <w:r>
+      <w:rPr>
+        <w:rFonts w:hint="eastAsia"/>
+        <w:lang w:eastAsia="zh-CN"/>
+      </w:rPr>
+      <w:t>本科综合设计（论文）</w:t>
+    </w:r>
+  </w:p>
+</w:hdr>
+</file>
+
+<file path=word/header8.xml><?xml version="1.0" encoding="utf-8"?>
+<w:hdr xmlns:mc="http://schemas.openxmlformats.org/markup-compatibility/2006" xmlns:w="http://schemas.openxmlformats.org/wordprocessingml/2006/main" mc:Ignorable="w14 w15 wp14">
+  <w:p>
+    <w:pPr>
+      <w:pStyle w:val="17"/>
+      <w:pBdr>
+        <w:bottom w:val="thinThickSmallGap" w:color="auto" w:sz="18" w:space="1"/>
+      </w:pBdr>
+      <w:tabs>
+        <w:tab w:val="left" w:pos="4320"/>
+        <w:tab w:val="right" w:pos="8880"/>
+        <w:tab w:val="clear" w:pos="4153"/>
+        <w:tab w:val="clear" w:pos="8306"/>
+      </w:tabs>
+      <w:adjustRightInd w:val="0"/>
+      <w:rPr>
+        <w:rFonts w:hint="eastAsia"/>
+        <w:lang w:eastAsia="zh-CN"/>
+      </w:rPr>
+    </w:pPr>
+    <w:r>
+      <w:rPr>
+        <w:rFonts w:hint="eastAsia"/>
+      </w:rPr>
+      <w:t>哈尔滨工业大学</w:t>
+    </w:r>
+    <w:r>
+      <w:rPr>
+        <w:rFonts w:hint="eastAsia"/>
+        <w:lang w:eastAsia="zh-CN"/>
+      </w:rPr>
+      <w:t>本科综合设计（论文）</w:t>
+    </w:r>
+  </w:p>
+</w:hdr>
+</file>
+
+<file path=word/header9.xml><?xml version="1.0" encoding="utf-8"?>
+<w:hdr xmlns:mc="http://schemas.openxmlformats.org/markup-compatibility/2006" xmlns:w="http://schemas.openxmlformats.org/wordprocessingml/2006/main" mc:Ignorable="w14 w15 wp14">
+  <w:p>
+    <w:pPr>
+      <w:pStyle w:val="17"/>
+      <w:pBdr>
+        <w:bottom w:val="thinThickSmallGap" w:color="auto" w:sz="18" w:space="1"/>
+      </w:pBdr>
+      <w:tabs>
+        <w:tab w:val="left" w:pos="4320"/>
+        <w:tab w:val="right" w:pos="8880"/>
+        <w:tab w:val="clear" w:pos="4153"/>
+        <w:tab w:val="clear" w:pos="8306"/>
+      </w:tabs>
+      <w:adjustRightInd w:val="0"/>
+      <w:rPr>
+        <w:rFonts w:hint="eastAsia"/>
+      </w:rPr>
+    </w:pPr>
   </w:p>
 </w:hdr>
 </file>
@@ -6401,20 +7319,20 @@
     <w:lsdException w:uiPriority="99" w:name="index 7"/>
     <w:lsdException w:uiPriority="99" w:name="index 8"/>
     <w:lsdException w:uiPriority="99" w:name="index 9"/>
-    <w:lsdException w:qFormat="1" w:unhideWhenUsed="0" w:uiPriority="0" w:semiHidden="0" w:name="toc 1"/>
-    <w:lsdException w:qFormat="1" w:unhideWhenUsed="0" w:uiPriority="0" w:semiHidden="0" w:name="toc 2"/>
-    <w:lsdException w:qFormat="1" w:unhideWhenUsed="0" w:uiPriority="0" w:semiHidden="0" w:name="toc 3"/>
-    <w:lsdException w:qFormat="1" w:unhideWhenUsed="0" w:uiPriority="0" w:semiHidden="0" w:name="toc 4"/>
-    <w:lsdException w:qFormat="1" w:unhideWhenUsed="0" w:uiPriority="0" w:semiHidden="0" w:name="toc 5"/>
-    <w:lsdException w:qFormat="1" w:unhideWhenUsed="0" w:uiPriority="0" w:semiHidden="0" w:name="toc 6"/>
+    <w:lsdException w:unhideWhenUsed="0" w:uiPriority="0" w:semiHidden="0" w:name="toc 1"/>
+    <w:lsdException w:unhideWhenUsed="0" w:uiPriority="0" w:semiHidden="0" w:name="toc 2"/>
+    <w:lsdException w:unhideWhenUsed="0" w:uiPriority="0" w:semiHidden="0" w:name="toc 3"/>
+    <w:lsdException w:unhideWhenUsed="0" w:uiPriority="0" w:semiHidden="0" w:name="toc 4"/>
+    <w:lsdException w:unhideWhenUsed="0" w:uiPriority="0" w:semiHidden="0" w:name="toc 5"/>
+    <w:lsdException w:unhideWhenUsed="0" w:uiPriority="0" w:semiHidden="0" w:name="toc 6"/>
     <w:lsdException w:unhideWhenUsed="0" w:uiPriority="0" w:semiHidden="0" w:name="toc 7"/>
-    <w:lsdException w:qFormat="1" w:unhideWhenUsed="0" w:uiPriority="0" w:semiHidden="0" w:name="toc 8"/>
-    <w:lsdException w:qFormat="1" w:unhideWhenUsed="0" w:uiPriority="0" w:semiHidden="0" w:name="toc 9"/>
+    <w:lsdException w:unhideWhenUsed="0" w:uiPriority="0" w:semiHidden="0" w:name="toc 8"/>
+    <w:lsdException w:unhideWhenUsed="0" w:uiPriority="0" w:semiHidden="0" w:name="toc 9"/>
     <w:lsdException w:unhideWhenUsed="0" w:uiPriority="0" w:semiHidden="0" w:name="Normal Indent"/>
     <w:lsdException w:uiPriority="99" w:name="footnote text"/>
     <w:lsdException w:uiPriority="99" w:name="annotation text"/>
-    <w:lsdException w:qFormat="1" w:unhideWhenUsed="0" w:uiPriority="99" w:semiHidden="0" w:name="header"/>
-    <w:lsdException w:qFormat="1" w:unhideWhenUsed="0" w:uiPriority="0" w:semiHidden="0" w:name="footer"/>
+    <w:lsdException w:unhideWhenUsed="0" w:uiPriority="99" w:semiHidden="0" w:name="header"/>
+    <w:lsdException w:unhideWhenUsed="0" w:uiPriority="0" w:semiHidden="0" w:name="footer"/>
     <w:lsdException w:uiPriority="99" w:name="index heading"/>
     <w:lsdException w:qFormat="1" w:uiPriority="35" w:name="caption"/>
     <w:lsdException w:uiPriority="99" w:name="table of figures"/>
@@ -6423,7 +7341,7 @@
     <w:lsdException w:uiPriority="99" w:name="footnote reference"/>
     <w:lsdException w:uiPriority="99" w:name="annotation reference"/>
     <w:lsdException w:uiPriority="99" w:name="line number"/>
-    <w:lsdException w:qFormat="1" w:unhideWhenUsed="0" w:uiPriority="0" w:semiHidden="0" w:name="page number"/>
+    <w:lsdException w:unhideWhenUsed="0" w:uiPriority="0" w:semiHidden="0" w:name="page number"/>
     <w:lsdException w:uiPriority="99" w:name="endnote reference"/>
     <w:lsdException w:uiPriority="99" w:name="endnote text"/>
     <w:lsdException w:uiPriority="99" w:name="table of authorities"/>
@@ -6448,8 +7366,8 @@
     <w:lsdException w:uiPriority="99" w:name="Closing"/>
     <w:lsdException w:uiPriority="99" w:name="Signature"/>
     <w:lsdException w:unhideWhenUsed="0" w:uiPriority="0" w:semiHidden="0" w:name="Default Paragraph Font"/>
-    <w:lsdException w:qFormat="1" w:unhideWhenUsed="0" w:uiPriority="0" w:semiHidden="0" w:name="Body Text"/>
-    <w:lsdException w:qFormat="1" w:unhideWhenUsed="0" w:uiPriority="0" w:semiHidden="0" w:name="Body Text Indent"/>
+    <w:lsdException w:unhideWhenUsed="0" w:uiPriority="0" w:semiHidden="0" w:name="Body Text"/>
+    <w:lsdException w:unhideWhenUsed="0" w:uiPriority="0" w:semiHidden="0" w:name="Body Text Indent"/>
     <w:lsdException w:uiPriority="99" w:name="List Continue"/>
     <w:lsdException w:uiPriority="99" w:name="List Continue 2"/>
     <w:lsdException w:uiPriority="99" w:name="List Continue 3"/>
@@ -6458,8 +7376,8 @@
     <w:lsdException w:uiPriority="99" w:name="Message Header"/>
     <w:lsdException w:qFormat="1" w:unhideWhenUsed="0" w:uiPriority="11" w:semiHidden="0" w:name="Subtitle"/>
     <w:lsdException w:uiPriority="99" w:name="Salutation"/>
-    <w:lsdException w:qFormat="1" w:unhideWhenUsed="0" w:uiPriority="0" w:semiHidden="0" w:name="Date"/>
-    <w:lsdException w:qFormat="1" w:unhideWhenUsed="0" w:uiPriority="0" w:semiHidden="0" w:name="Body Text First Indent"/>
+    <w:lsdException w:unhideWhenUsed="0" w:uiPriority="0" w:semiHidden="0" w:name="Date"/>
+    <w:lsdException w:unhideWhenUsed="0" w:uiPriority="0" w:semiHidden="0" w:name="Body Text First Indent"/>
     <w:lsdException w:uiPriority="99" w:name="Body Text First Indent 2"/>
     <w:lsdException w:uiPriority="99" w:name="Note Heading"/>
     <w:lsdException w:uiPriority="99" w:name="Body Text 2"/>
@@ -6467,12 +7385,12 @@
     <w:lsdException w:uiPriority="99" w:name="Body Text Indent 2"/>
     <w:lsdException w:uiPriority="99" w:name="Body Text Indent 3"/>
     <w:lsdException w:uiPriority="99" w:name="Block Text"/>
-    <w:lsdException w:qFormat="1" w:unhideWhenUsed="0" w:uiPriority="0" w:semiHidden="0" w:name="Hyperlink"/>
+    <w:lsdException w:unhideWhenUsed="0" w:uiPriority="0" w:semiHidden="0" w:name="Hyperlink"/>
     <w:lsdException w:uiPriority="99" w:name="FollowedHyperlink"/>
     <w:lsdException w:qFormat="1" w:unhideWhenUsed="0" w:uiPriority="22" w:semiHidden="0" w:name="Strong"/>
     <w:lsdException w:qFormat="1" w:unhideWhenUsed="0" w:uiPriority="20" w:semiHidden="0" w:name="Emphasis"/>
     <w:lsdException w:uiPriority="99" w:name="Document Map"/>
-    <w:lsdException w:qFormat="1" w:unhideWhenUsed="0" w:uiPriority="0" w:semiHidden="0" w:name="Plain Text"/>
+    <w:lsdException w:unhideWhenUsed="0" w:uiPriority="0" w:semiHidden="0" w:name="Plain Text"/>
     <w:lsdException w:uiPriority="99" w:name="E-mail Signature"/>
     <w:lsdException w:uiPriority="99" w:name="Normal (Web)"/>
     <w:lsdException w:uiPriority="99" w:name="HTML Acronym"/>
@@ -6529,7 +7447,7 @@
     <w:lsdException w:uiPriority="99" w:name="Table Web 1"/>
     <w:lsdException w:uiPriority="99" w:name="Table Web 2"/>
     <w:lsdException w:uiPriority="99" w:name="Table Web 3"/>
-    <w:lsdException w:qFormat="1" w:unhideWhenUsed="0" w:uiPriority="0" w:semiHidden="0" w:name="Balloon Text"/>
+    <w:lsdException w:unhideWhenUsed="0" w:uiPriority="0" w:semiHidden="0" w:name="Balloon Text"/>
     <w:lsdException w:unhideWhenUsed="0" w:uiPriority="59" w:semiHidden="0" w:name="Table Grid"/>
     <w:lsdException w:uiPriority="99" w:name="Table Theme"/>
     <w:lsdException w:unhideWhenUsed="0" w:uiPriority="60" w:semiHidden="0" w:name="Light Shading"/>
@@ -6774,7 +7692,6 @@
   <w:style w:type="paragraph" w:styleId="8">
     <w:name w:val="Body Text"/>
     <w:basedOn w:val="1"/>
-    <w:qFormat/>
     <w:uiPriority w:val="0"/>
     <w:pPr>
       <w:spacing w:after="120" w:afterLines="0"/>
@@ -6783,7 +7700,6 @@
   <w:style w:type="paragraph" w:styleId="9">
     <w:name w:val="Body Text Indent"/>
     <w:basedOn w:val="1"/>
-    <w:qFormat/>
     <w:uiPriority w:val="0"/>
     <w:pPr>
       <w:spacing w:after="120" w:afterLines="0"/>
@@ -6794,7 +7710,6 @@
     <w:name w:val="toc 5"/>
     <w:basedOn w:val="1"/>
     <w:next w:val="1"/>
-    <w:qFormat/>
     <w:uiPriority w:val="0"/>
     <w:pPr>
       <w:ind w:left="960"/>
@@ -6809,7 +7724,6 @@
     <w:name w:val="toc 3"/>
     <w:basedOn w:val="1"/>
     <w:next w:val="1"/>
-    <w:qFormat/>
     <w:uiPriority w:val="0"/>
     <w:pPr>
       <w:tabs>
@@ -6829,7 +7743,6 @@
     <w:name w:val="Plain Text"/>
     <w:basedOn w:val="1"/>
     <w:link w:val="29"/>
-    <w:qFormat/>
     <w:uiPriority w:val="0"/>
     <w:rPr>
       <w:rFonts w:ascii="宋体" w:hAnsi="Courier New"/>
@@ -6841,7 +7754,6 @@
     <w:name w:val="toc 8"/>
     <w:basedOn w:val="1"/>
     <w:next w:val="1"/>
-    <w:qFormat/>
     <w:uiPriority w:val="0"/>
     <w:pPr>
       <w:ind w:left="1680"/>
@@ -6856,7 +7768,6 @@
     <w:name w:val="Date"/>
     <w:basedOn w:val="1"/>
     <w:next w:val="1"/>
-    <w:qFormat/>
     <w:uiPriority w:val="0"/>
     <w:rPr>
       <w:rFonts w:eastAsia="黑体"/>
@@ -6866,7 +7777,6 @@
   <w:style w:type="paragraph" w:styleId="15">
     <w:name w:val="Balloon Text"/>
     <w:basedOn w:val="1"/>
-    <w:qFormat/>
     <w:uiPriority w:val="0"/>
     <w:rPr>
       <w:sz w:val="18"/>
@@ -6876,7 +7786,6 @@
   <w:style w:type="paragraph" w:styleId="16">
     <w:name w:val="footer"/>
     <w:basedOn w:val="1"/>
-    <w:qFormat/>
     <w:uiPriority w:val="0"/>
     <w:pPr>
       <w:tabs>
@@ -6895,7 +7804,6 @@
     <w:name w:val="header"/>
     <w:basedOn w:val="1"/>
     <w:link w:val="30"/>
-    <w:qFormat/>
     <w:uiPriority w:val="99"/>
     <w:pPr>
       <w:pBdr>
@@ -6917,7 +7825,6 @@
     <w:name w:val="toc 1"/>
     <w:basedOn w:val="1"/>
     <w:next w:val="1"/>
-    <w:qFormat/>
     <w:uiPriority w:val="0"/>
     <w:pPr>
       <w:tabs>
@@ -6937,7 +7844,6 @@
     <w:name w:val="toc 4"/>
     <w:basedOn w:val="1"/>
     <w:next w:val="1"/>
-    <w:qFormat/>
     <w:uiPriority w:val="0"/>
     <w:pPr>
       <w:ind w:left="720"/>
@@ -6952,7 +7858,6 @@
     <w:name w:val="toc 6"/>
     <w:basedOn w:val="1"/>
     <w:next w:val="1"/>
-    <w:qFormat/>
     <w:uiPriority w:val="0"/>
     <w:pPr>
       <w:ind w:left="1200"/>
@@ -6967,7 +7872,6 @@
     <w:name w:val="toc 2"/>
     <w:basedOn w:val="1"/>
     <w:next w:val="1"/>
-    <w:qFormat/>
     <w:uiPriority w:val="0"/>
     <w:pPr>
       <w:ind w:left="240"/>
@@ -6983,7 +7887,6 @@
     <w:name w:val="toc 9"/>
     <w:basedOn w:val="1"/>
     <w:next w:val="1"/>
-    <w:qFormat/>
     <w:uiPriority w:val="0"/>
     <w:pPr>
       <w:ind w:left="1920"/>
@@ -7018,7 +7921,6 @@
   <w:style w:type="paragraph" w:styleId="24">
     <w:name w:val="Body Text First Indent"/>
     <w:basedOn w:val="1"/>
-    <w:qFormat/>
     <w:uiPriority w:val="0"/>
     <w:pPr>
       <w:ind w:firstLine="498" w:firstLineChars="200"/>
@@ -7029,12 +7931,10 @@
   </w:style>
   <w:style w:type="character" w:styleId="27">
     <w:name w:val="page number"/>
-    <w:qFormat/>
     <w:uiPriority w:val="0"/>
   </w:style>
   <w:style w:type="character" w:styleId="28">
     <w:name w:val="Hyperlink"/>
-    <w:qFormat/>
     <w:uiPriority w:val="0"/>
     <w:rPr>
       <w:color w:val="0000FF"/>
@@ -7044,7 +7944,6 @@
   <w:style w:type="character" w:customStyle="1" w:styleId="29">
     <w:name w:val="纯文本 字符"/>
     <w:link w:val="12"/>
-    <w:qFormat/>
     <w:uiPriority w:val="0"/>
     <w:rPr>
       <w:rFonts w:ascii="宋体" w:hAnsi="Courier New"/>
@@ -7055,7 +7954,6 @@
   <w:style w:type="character" w:customStyle="1" w:styleId="30">
     <w:name w:val="页眉 字符"/>
     <w:link w:val="17"/>
-    <w:qFormat/>
     <w:uiPriority w:val="99"/>
     <w:rPr>
       <w:kern w:val="2"/>
@@ -7065,7 +7963,6 @@
   </w:style>
   <w:style w:type="character" w:customStyle="1" w:styleId="31">
     <w:name w:val="fr_label1"/>
-    <w:qFormat/>
     <w:uiPriority w:val="0"/>
     <w:rPr>
       <w:b/>
@@ -7074,7 +7971,6 @@
   </w:style>
   <w:style w:type="character" w:customStyle="1" w:styleId="32">
     <w:name w:val="short_text1"/>
-    <w:qFormat/>
     <w:uiPriority w:val="0"/>
     <w:rPr>
       <w:sz w:val="29"/>
@@ -7084,7 +7980,6 @@
   <w:style w:type="paragraph" w:customStyle="1" w:styleId="33">
     <w:name w:val="样式3"/>
     <w:basedOn w:val="1"/>
-    <w:qFormat/>
     <w:uiPriority w:val="0"/>
     <w:pPr>
       <w:snapToGrid w:val="0"/>
@@ -7099,12 +7994,10 @@
   </w:style>
   <w:style w:type="character" w:customStyle="1" w:styleId="34">
     <w:name w:val="页眉 Char"/>
-    <w:qFormat/>
     <w:uiPriority w:val="99"/>
   </w:style>
   <w:style w:type="character" w:customStyle="1" w:styleId="35">
     <w:name w:val="纯文本 Char"/>
-    <w:qFormat/>
     <w:uiPriority w:val="0"/>
     <w:rPr>
       <w:rFonts w:ascii="宋体" w:hAnsi="Courier New"/>
@@ -7115,7 +8008,6 @@
   <w:style w:type="paragraph" w:customStyle="1" w:styleId="36">
     <w:name w:val="参考文献"/>
     <w:basedOn w:val="12"/>
-    <w:qFormat/>
     <w:uiPriority w:val="0"/>
     <w:pPr>
       <w:adjustRightInd w:val="0"/>
@@ -7412,4 +8304,32 @@
   </a:themeElements>
   <a:objectDefaults/>
 </a:theme>
+</file>
+
+<file path=customXml/item1.xml><?xml version="1.0" encoding="utf-8"?>
+<s:customData xmlns="http://www.wps.cn/officeDocument/2013/wpsCustomData" xmlns:s="http://www.wps.cn/officeDocument/2013/wpsCustomData">
+  <customSectProps>
+    <customSectPr/>
+    <customSectPr/>
+    <customSectPr/>
+    <customSectPr/>
+    <customSectPr/>
+    <customSectPr/>
+    <customSectPr/>
+    <customSectPr/>
+    <customSectPr/>
+    <customSectPr/>
+  </customSectProps>
+  <customShpExts>
+    <customShpInfo spid="_x0000_s1026" textRotate="1"/>
+  </customShpExts>
+</s:customData>
+</file>
+
+<file path=customXml/itemProps1.xml><?xml version="1.0" encoding="utf-8"?>
+<ds:datastoreItem xmlns:ds="http://schemas.openxmlformats.org/officeDocument/2006/customXml" ds:itemID="{B1977F7D-205B-4081-913C-38D41E755F92}">
+  <ds:schemaRefs>
+    <ds:schemaRef ds:uri="http://www.wps.cn/officeDocument/2013/wpsCustomData"/>
+  </ds:schemaRefs>
+</ds:datastoreItem>
 </file>
--- a/docx_manager/docx_engine/outputs/output.docx
+++ b/docx_manager/docx_engine/outputs/output.docx
@@ -384,6 +384,8 @@
           <w:lang w:eastAsia="zh-CN"/>
         </w:rPr>
       </w:pPr>
+      <w:bookmarkStart w:id="0" w:name="_GoBack"/>
+      <w:bookmarkEnd w:id="0"/>
       <w:r>
         <w:rPr>
           <w:rFonts w:hint="eastAsia" w:eastAsia="宋体"/>
@@ -463,449 +465,18 @@
     </w:p>
     <w:p>
       <w:pPr>
-        <w:keepNext w:val="0"/>
-        <w:keepLines w:val="0"/>
-        <w:pageBreakBefore w:val="0"/>
-        <w:widowControl w:val="0"/>
-        <w:kinsoku/>
-        <w:wordWrap/>
-        <w:overflowPunct/>
-        <w:topLinePunct w:val="0"/>
-        <w:autoSpaceDE/>
-        <w:autoSpaceDN/>
-        <w:bidi w:val="0"/>
-        <w:adjustRightInd/>
         <w:snapToGrid w:val="0"/>
         <w:spacing w:line="300" w:lineRule="auto"/>
-        <w:ind w:firstLine="0" w:firstLineChars="0"/>
-        <w:jc w:val="center"/>
-        <w:textAlignment w:val="auto"/>
-        <w:rPr>
-          <w:rFonts w:hint="eastAsia" w:eastAsia="宋体"/>
-          <w:lang w:eastAsia="zh-CN"/>
-        </w:rPr>
-      </w:pPr>
-      <w:r>
-        <w:rPr>
-          <w:rFonts w:hint="eastAsia" w:eastAsia="宋体"/>
-          <w:lang w:eastAsia="zh-CN"/>
-        </w:rPr>
-        <w:drawing>
-          <wp:inline distT="0" distB="0" distL="114300" distR="114300">
-            <wp:extent cx="4319905" cy="2160270"/>
-            <wp:effectExtent l="0" t="0" r="8890" b="3175"/>
-            <wp:docPr id="5" name="图片 5" descr="ocr_debug"/>
-            <wp:cNvGraphicFramePr>
-              <a:graphicFrameLocks xmlns:a="http://schemas.openxmlformats.org/drawingml/2006/main" noChangeAspect="1"/>
-            </wp:cNvGraphicFramePr>
-            <a:graphic xmlns:a="http://schemas.openxmlformats.org/drawingml/2006/main">
-              <a:graphicData uri="http://schemas.openxmlformats.org/drawingml/2006/picture">
-                <pic:pic xmlns:pic="http://schemas.openxmlformats.org/drawingml/2006/picture">
-                  <pic:nvPicPr>
-                    <pic:cNvPr id="5" name="图片 5" descr="ocr_debug"/>
-                    <pic:cNvPicPr>
-                      <a:picLocks noChangeAspect="1"/>
-                    </pic:cNvPicPr>
-                  </pic:nvPicPr>
-                  <pic:blipFill>
-                    <a:blip r:embed="rId21"/>
-                    <a:srcRect/>
-                    <a:stretch>
-                      <a:fillRect/>
-                    </a:stretch>
-                  </pic:blipFill>
-                  <pic:spPr>
-                    <a:xfrm>
-                      <a:off x="0" y="0"/>
-                      <a:ext cx="4320000" cy="2160000"/>
-                    </a:xfrm>
-                    <a:prstGeom prst="rect">
-                      <a:avLst/>
-                    </a:prstGeom>
-                  </pic:spPr>
-                </pic:pic>
-              </a:graphicData>
-            </a:graphic>
-          </wp:inline>
-        </w:drawing>
-      </w:r>
-    </w:p>
-    <w:p>
-      <w:pPr>
-        <w:keepNext w:val="0"/>
-        <w:keepLines w:val="0"/>
-        <w:pageBreakBefore w:val="0"/>
-        <w:widowControl w:val="0"/>
-        <w:kinsoku/>
-        <w:wordWrap/>
-        <w:overflowPunct/>
-        <w:topLinePunct w:val="0"/>
-        <w:autoSpaceDE/>
-        <w:autoSpaceDN/>
-        <w:bidi w:val="0"/>
-        <w:adjustRightInd/>
-        <w:snapToGrid w:val="0"/>
-        <w:spacing w:line="300" w:lineRule="auto"/>
-        <w:ind w:firstLine="0" w:firstLineChars="0"/>
-        <w:jc w:val="center"/>
-        <w:textAlignment w:val="auto"/>
-        <w:rPr>
-          <w:rFonts w:hint="eastAsia" w:eastAsia="宋体"/>
-          <w:lang w:eastAsia="zh-CN"/>
-        </w:rPr>
-      </w:pPr>
-      <w:r>
-        <w:rPr>
-          <w:rFonts w:hint="eastAsia" w:eastAsia="宋体"/>
-          <w:lang w:eastAsia="zh-CN"/>
-        </w:rPr>
-        <w:t>tu2</w:t>
-      </w:r>
-    </w:p>
-    <w:p>
-      <w:pPr>
-        <w:keepNext w:val="0"/>
-        <w:keepLines w:val="0"/>
-        <w:pageBreakBefore w:val="0"/>
-        <w:widowControl w:val="0"/>
-        <w:kinsoku/>
-        <w:wordWrap/>
-        <w:overflowPunct/>
-        <w:topLinePunct w:val="0"/>
-        <w:autoSpaceDE/>
-        <w:autoSpaceDN/>
-        <w:bidi w:val="0"/>
-        <w:adjustRightInd/>
-        <w:snapToGrid w:val="0"/>
-        <w:spacing w:line="300" w:lineRule="auto"/>
-        <w:ind w:firstLine="0" w:firstLineChars="0"/>
-        <w:jc w:val="center"/>
-        <w:textAlignment w:val="auto"/>
-        <w:rPr>
-          <w:rFonts w:hint="eastAsia" w:eastAsia="宋体"/>
-          <w:lang w:eastAsia="zh-CN"/>
-        </w:rPr>
-      </w:pPr>
-    </w:p>
-    <w:p>
-      <w:pPr>
-        <w:keepNext w:val="0"/>
-        <w:keepLines w:val="0"/>
-        <w:pageBreakBefore w:val="0"/>
-        <w:widowControl w:val="0"/>
-        <w:kinsoku/>
-        <w:wordWrap/>
-        <w:overflowPunct/>
-        <w:topLinePunct w:val="0"/>
-        <w:autoSpaceDE/>
-        <w:autoSpaceDN/>
-        <w:bidi w:val="0"/>
-        <w:adjustRightInd/>
-        <w:snapToGrid w:val="0"/>
-        <w:spacing w:line="300" w:lineRule="auto"/>
-        <w:ind w:firstLine="0" w:firstLineChars="0"/>
-        <w:jc w:val="center"/>
-        <w:textAlignment w:val="auto"/>
-        <w:rPr>
-          <w:rFonts w:hint="eastAsia" w:eastAsia="宋体"/>
-          <w:lang w:eastAsia="zh-CN"/>
-        </w:rPr>
-      </w:pPr>
-      <w:r>
-        <w:rPr>
-          <w:rFonts w:hint="eastAsia" w:eastAsia="宋体"/>
-          <w:lang w:eastAsia="zh-CN"/>
-        </w:rPr>
-        <w:drawing>
-          <wp:inline distT="0" distB="0" distL="114300" distR="114300">
-            <wp:extent cx="4319905" cy="2160270"/>
-            <wp:effectExtent l="0" t="0" r="8890" b="3175"/>
-            <wp:docPr id="6" name="图片 6" descr="ocr_debug"/>
-            <wp:cNvGraphicFramePr>
-              <a:graphicFrameLocks xmlns:a="http://schemas.openxmlformats.org/drawingml/2006/main" noChangeAspect="1"/>
-            </wp:cNvGraphicFramePr>
-            <a:graphic xmlns:a="http://schemas.openxmlformats.org/drawingml/2006/main">
-              <a:graphicData uri="http://schemas.openxmlformats.org/drawingml/2006/picture">
-                <pic:pic xmlns:pic="http://schemas.openxmlformats.org/drawingml/2006/picture">
-                  <pic:nvPicPr>
-                    <pic:cNvPr id="6" name="图片 6" descr="ocr_debug"/>
-                    <pic:cNvPicPr>
-                      <a:picLocks noChangeAspect="1"/>
-                    </pic:cNvPicPr>
-                  </pic:nvPicPr>
-                  <pic:blipFill>
-                    <a:blip r:embed="rId21"/>
-                    <a:srcRect/>
-                    <a:stretch>
-                      <a:fillRect/>
-                    </a:stretch>
-                  </pic:blipFill>
-                  <pic:spPr>
-                    <a:xfrm>
-                      <a:off x="0" y="0"/>
-                      <a:ext cx="4320000" cy="2160000"/>
-                    </a:xfrm>
-                    <a:prstGeom prst="rect">
-                      <a:avLst/>
-                    </a:prstGeom>
-                  </pic:spPr>
-                </pic:pic>
-              </a:graphicData>
-            </a:graphic>
-          </wp:inline>
-        </w:drawing>
-      </w:r>
-    </w:p>
-    <w:p>
-      <w:pPr>
-        <w:keepNext w:val="0"/>
-        <w:keepLines w:val="0"/>
-        <w:pageBreakBefore w:val="0"/>
-        <w:widowControl w:val="0"/>
-        <w:kinsoku/>
-        <w:wordWrap/>
-        <w:overflowPunct/>
-        <w:topLinePunct w:val="0"/>
-        <w:autoSpaceDE/>
-        <w:autoSpaceDN/>
-        <w:bidi w:val="0"/>
-        <w:adjustRightInd/>
-        <w:snapToGrid w:val="0"/>
-        <w:spacing w:line="300" w:lineRule="auto"/>
-        <w:ind w:firstLine="0" w:firstLineChars="0"/>
-        <w:jc w:val="center"/>
-        <w:textAlignment w:val="auto"/>
-        <w:rPr>
-          <w:rFonts w:hint="eastAsia" w:eastAsia="宋体"/>
-          <w:lang w:eastAsia="zh-CN"/>
-        </w:rPr>
-      </w:pPr>
-      <w:r>
-        <w:rPr>
-          <w:rFonts w:hint="eastAsia" w:eastAsia="宋体"/>
-          <w:lang w:eastAsia="zh-CN"/>
-        </w:rPr>
-        <w:t>tu3</w:t>
-      </w:r>
-    </w:p>
-    <w:p>
-      <w:pPr>
-        <w:keepNext w:val="0"/>
-        <w:keepLines w:val="0"/>
-        <w:pageBreakBefore w:val="0"/>
-        <w:widowControl w:val="0"/>
-        <w:kinsoku/>
-        <w:wordWrap/>
-        <w:overflowPunct/>
-        <w:topLinePunct w:val="0"/>
-        <w:autoSpaceDE/>
-        <w:autoSpaceDN/>
-        <w:bidi w:val="0"/>
-        <w:adjustRightInd/>
-        <w:snapToGrid w:val="0"/>
-        <w:spacing w:line="300" w:lineRule="auto"/>
-        <w:ind w:firstLine="0" w:firstLineChars="0"/>
-        <w:jc w:val="center"/>
-        <w:textAlignment w:val="auto"/>
-        <w:rPr>
-          <w:rFonts w:hint="eastAsia" w:eastAsia="宋体"/>
-          <w:lang w:eastAsia="zh-CN"/>
-        </w:rPr>
-      </w:pPr>
-      <w:r>
-        <w:rPr>
-          <w:rFonts w:hint="eastAsia" w:eastAsia="宋体"/>
-          <w:lang w:eastAsia="zh-CN"/>
-        </w:rPr>
-        <w:drawing>
-          <wp:inline distT="0" distB="0" distL="114300" distR="114300">
-            <wp:extent cx="4319905" cy="2160270"/>
-            <wp:effectExtent l="0" t="0" r="8890" b="3175"/>
-            <wp:docPr id="7" name="图片 7" descr="ocr_debug"/>
-            <wp:cNvGraphicFramePr>
-              <a:graphicFrameLocks xmlns:a="http://schemas.openxmlformats.org/drawingml/2006/main" noChangeAspect="1"/>
-            </wp:cNvGraphicFramePr>
-            <a:graphic xmlns:a="http://schemas.openxmlformats.org/drawingml/2006/main">
-              <a:graphicData uri="http://schemas.openxmlformats.org/drawingml/2006/picture">
-                <pic:pic xmlns:pic="http://schemas.openxmlformats.org/drawingml/2006/picture">
-                  <pic:nvPicPr>
-                    <pic:cNvPr id="7" name="图片 7" descr="ocr_debug"/>
-                    <pic:cNvPicPr>
-                      <a:picLocks noChangeAspect="1"/>
-                    </pic:cNvPicPr>
-                  </pic:nvPicPr>
-                  <pic:blipFill>
-                    <a:blip r:embed="rId21"/>
-                    <a:srcRect/>
-                    <a:stretch>
-                      <a:fillRect/>
-                    </a:stretch>
-                  </pic:blipFill>
-                  <pic:spPr>
-                    <a:xfrm>
-                      <a:off x="0" y="0"/>
-                      <a:ext cx="4320000" cy="2160000"/>
-                    </a:xfrm>
-                    <a:prstGeom prst="rect">
-                      <a:avLst/>
-                    </a:prstGeom>
-                  </pic:spPr>
-                </pic:pic>
-              </a:graphicData>
-            </a:graphic>
-          </wp:inline>
-        </w:drawing>
-      </w:r>
-    </w:p>
-    <w:p>
-      <w:pPr>
-        <w:keepNext w:val="0"/>
-        <w:keepLines w:val="0"/>
-        <w:pageBreakBefore w:val="0"/>
-        <w:widowControl w:val="0"/>
-        <w:kinsoku/>
-        <w:wordWrap/>
-        <w:overflowPunct/>
-        <w:topLinePunct w:val="0"/>
-        <w:autoSpaceDE/>
-        <w:autoSpaceDN/>
-        <w:bidi w:val="0"/>
-        <w:adjustRightInd/>
-        <w:snapToGrid w:val="0"/>
-        <w:spacing w:line="300" w:lineRule="auto"/>
-        <w:ind w:firstLine="0" w:firstLineChars="0"/>
-        <w:jc w:val="center"/>
-        <w:textAlignment w:val="auto"/>
-        <w:rPr>
-          <w:rFonts w:hint="eastAsia" w:eastAsia="宋体"/>
-          <w:lang w:eastAsia="zh-CN"/>
-        </w:rPr>
-      </w:pPr>
-      <w:r>
-        <w:rPr>
-          <w:rFonts w:hint="eastAsia" w:eastAsia="宋体"/>
-          <w:lang w:eastAsia="zh-CN"/>
-        </w:rPr>
-        <w:t>tu4</w:t>
-      </w:r>
-    </w:p>
-    <w:p>
-      <w:pPr>
-        <w:keepNext w:val="0"/>
-        <w:keepLines w:val="0"/>
-        <w:pageBreakBefore w:val="0"/>
-        <w:widowControl w:val="0"/>
-        <w:kinsoku/>
-        <w:wordWrap/>
-        <w:overflowPunct/>
-        <w:topLinePunct w:val="0"/>
-        <w:autoSpaceDE/>
-        <w:autoSpaceDN/>
-        <w:bidi w:val="0"/>
-        <w:adjustRightInd/>
-        <w:snapToGrid w:val="0"/>
-        <w:spacing w:line="300" w:lineRule="auto"/>
-        <w:ind w:firstLine="0" w:firstLineChars="0"/>
-        <w:jc w:val="center"/>
-        <w:textAlignment w:val="auto"/>
-        <w:rPr>
-          <w:rFonts w:hint="eastAsia" w:eastAsia="宋体"/>
-          <w:lang w:eastAsia="zh-CN"/>
-        </w:rPr>
-      </w:pPr>
-      <w:bookmarkStart w:id="0" w:name="_GoBack"/>
-      <w:bookmarkEnd w:id="0"/>
-      <w:r>
-        <w:rPr>
-          <w:rFonts w:hint="eastAsia" w:eastAsia="宋体"/>
-          <w:lang w:eastAsia="zh-CN"/>
-        </w:rPr>
-        <w:drawing>
-          <wp:inline distT="0" distB="0" distL="114300" distR="114300">
-            <wp:extent cx="4319905" cy="2160270"/>
-            <wp:effectExtent l="0" t="0" r="8890" b="3175"/>
-            <wp:docPr id="8" name="图片 8" descr="ocr_debug"/>
-            <wp:cNvGraphicFramePr>
-              <a:graphicFrameLocks xmlns:a="http://schemas.openxmlformats.org/drawingml/2006/main" noChangeAspect="1"/>
-            </wp:cNvGraphicFramePr>
-            <a:graphic xmlns:a="http://schemas.openxmlformats.org/drawingml/2006/main">
-              <a:graphicData uri="http://schemas.openxmlformats.org/drawingml/2006/picture">
-                <pic:pic xmlns:pic="http://schemas.openxmlformats.org/drawingml/2006/picture">
-                  <pic:nvPicPr>
-                    <pic:cNvPr id="8" name="图片 8" descr="ocr_debug"/>
-                    <pic:cNvPicPr>
-                      <a:picLocks noChangeAspect="1"/>
-                    </pic:cNvPicPr>
-                  </pic:nvPicPr>
-                  <pic:blipFill>
-                    <a:blip r:embed="rId21"/>
-                    <a:srcRect/>
-                    <a:stretch>
-                      <a:fillRect/>
-                    </a:stretch>
-                  </pic:blipFill>
-                  <pic:spPr>
-                    <a:xfrm>
-                      <a:off x="0" y="0"/>
-                      <a:ext cx="4320000" cy="2160000"/>
-                    </a:xfrm>
-                    <a:prstGeom prst="rect">
-                      <a:avLst/>
-                    </a:prstGeom>
-                  </pic:spPr>
-                </pic:pic>
-              </a:graphicData>
-            </a:graphic>
-          </wp:inline>
-        </w:drawing>
-      </w:r>
-    </w:p>
-    <w:p>
-      <w:pPr>
-        <w:keepNext w:val="0"/>
-        <w:keepLines w:val="0"/>
-        <w:pageBreakBefore w:val="0"/>
-        <w:widowControl w:val="0"/>
-        <w:kinsoku/>
-        <w:wordWrap/>
-        <w:overflowPunct/>
-        <w:topLinePunct w:val="0"/>
-        <w:autoSpaceDE/>
-        <w:autoSpaceDN/>
-        <w:bidi w:val="0"/>
-        <w:adjustRightInd/>
-        <w:snapToGrid w:val="0"/>
-        <w:spacing w:line="300" w:lineRule="auto"/>
-        <w:ind w:firstLine="0" w:firstLineChars="0"/>
-        <w:jc w:val="center"/>
-        <w:textAlignment w:val="auto"/>
-        <w:rPr>
-          <w:rFonts w:hint="eastAsia" w:eastAsia="宋体"/>
-          <w:lang w:eastAsia="zh-CN"/>
-        </w:rPr>
-      </w:pPr>
-      <w:r>
-        <w:rPr>
-          <w:rFonts w:hint="eastAsia" w:eastAsia="宋体"/>
-          <w:lang w:eastAsia="zh-CN"/>
-        </w:rPr>
-        <w:t>tu5</w:t>
-      </w:r>
-    </w:p>
-    <w:p>
-      <w:pPr>
-        <w:snapToGrid w:val="0"/>
-        <w:spacing w:line="300" w:lineRule="auto"/>
-        <w:jc w:val="center"/>
-        <w:rPr>
-          <w:rFonts w:hint="eastAsia"/>
-        </w:rPr>
-      </w:pPr>
-      <w:r>
-        <w:rPr>
-          <w:rFonts w:hint="eastAsia"/>
-        </w:rPr>
-        <w:t>…</w:t>
+        <w:ind w:firstLine="498" w:firstLineChars="200"/>
+        <w:rPr>
+          <w:rFonts w:hint="eastAsia"/>
+        </w:rPr>
+      </w:pPr>
+      <w:r>
+        <w:rPr>
+          <w:rFonts w:hint="eastAsia"/>
+        </w:rPr>
+        <w:t>……</w:t>
       </w:r>
     </w:p>
     <w:p>
@@ -4972,6 +4543,12 @@
             <w:insideH w:val="single" w:color="auto" w:sz="4" w:space="0"/>
             <w:insideV w:val="single" w:color="auto" w:sz="4" w:space="0"/>
           </w:tblBorders>
+          <w:tblCellMar>
+            <w:top w:w="0" w:type="dxa"/>
+            <w:left w:w="108" w:type="dxa"/>
+            <w:bottom w:w="0" w:type="dxa"/>
+            <w:right w:w="108" w:type="dxa"/>
+          </w:tblCellMar>
         </w:tblPrEx>
         <w:tc>
           <w:tcPr>
@@ -6396,19 +5973,19 @@
     <w:lsdException w:uiPriority="99" w:name="index 8"/>
     <w:lsdException w:uiPriority="99" w:name="index 9"/>
     <w:lsdException w:qFormat="1" w:unhideWhenUsed="0" w:uiPriority="0" w:semiHidden="0" w:name="toc 1"/>
-    <w:lsdException w:unhideWhenUsed="0" w:uiPriority="0" w:semiHidden="0" w:name="toc 2"/>
-    <w:lsdException w:qFormat="1" w:unhideWhenUsed="0" w:uiPriority="0" w:semiHidden="0" w:name="toc 3"/>
+    <w:lsdException w:qFormat="1" w:unhideWhenUsed="0" w:uiPriority="0" w:semiHidden="0" w:name="toc 2"/>
+    <w:lsdException w:unhideWhenUsed="0" w:uiPriority="0" w:semiHidden="0" w:name="toc 3"/>
     <w:lsdException w:qFormat="1" w:unhideWhenUsed="0" w:uiPriority="0" w:semiHidden="0" w:name="toc 4"/>
-    <w:lsdException w:qFormat="1" w:unhideWhenUsed="0" w:uiPriority="0" w:semiHidden="0" w:name="toc 5"/>
-    <w:lsdException w:qFormat="1" w:unhideWhenUsed="0" w:uiPriority="0" w:semiHidden="0" w:name="toc 6"/>
+    <w:lsdException w:unhideWhenUsed="0" w:uiPriority="0" w:semiHidden="0" w:name="toc 5"/>
+    <w:lsdException w:unhideWhenUsed="0" w:uiPriority="0" w:semiHidden="0" w:name="toc 6"/>
     <w:lsdException w:qFormat="1" w:unhideWhenUsed="0" w:uiPriority="0" w:semiHidden="0" w:name="toc 7"/>
-    <w:lsdException w:qFormat="1" w:unhideWhenUsed="0" w:uiPriority="0" w:semiHidden="0" w:name="toc 8"/>
+    <w:lsdException w:unhideWhenUsed="0" w:uiPriority="0" w:semiHidden="0" w:name="toc 8"/>
     <w:lsdException w:qFormat="1" w:unhideWhenUsed="0" w:uiPriority="0" w:semiHidden="0" w:name="toc 9"/>
-    <w:lsdException w:qFormat="1" w:unhideWhenUsed="0" w:uiPriority="0" w:semiHidden="0" w:name="Normal Indent"/>
+    <w:lsdException w:unhideWhenUsed="0" w:uiPriority="0" w:semiHidden="0" w:name="Normal Indent"/>
     <w:lsdException w:uiPriority="99" w:name="footnote text"/>
     <w:lsdException w:uiPriority="99" w:name="annotation text"/>
     <w:lsdException w:qFormat="1" w:unhideWhenUsed="0" w:uiPriority="99" w:semiHidden="0" w:name="header"/>
-    <w:lsdException w:unhideWhenUsed="0" w:uiPriority="0" w:semiHidden="0" w:name="footer"/>
+    <w:lsdException w:qFormat="1" w:unhideWhenUsed="0" w:uiPriority="0" w:semiHidden="0" w:name="footer"/>
     <w:lsdException w:uiPriority="99" w:name="index heading"/>
     <w:lsdException w:qFormat="1" w:uiPriority="35" w:name="caption"/>
     <w:lsdException w:uiPriority="99" w:name="table of figures"/>
@@ -6417,7 +5994,7 @@
     <w:lsdException w:uiPriority="99" w:name="footnote reference"/>
     <w:lsdException w:uiPriority="99" w:name="annotation reference"/>
     <w:lsdException w:uiPriority="99" w:name="line number"/>
-    <w:lsdException w:unhideWhenUsed="0" w:uiPriority="0" w:semiHidden="0" w:name="page number"/>
+    <w:lsdException w:qFormat="1" w:unhideWhenUsed="0" w:uiPriority="0" w:semiHidden="0" w:name="page number"/>
     <w:lsdException w:uiPriority="99" w:name="endnote reference"/>
     <w:lsdException w:uiPriority="99" w:name="endnote text"/>
     <w:lsdException w:uiPriority="99" w:name="table of authorities"/>
@@ -6452,8 +6029,8 @@
     <w:lsdException w:uiPriority="99" w:name="Message Header"/>
     <w:lsdException w:qFormat="1" w:unhideWhenUsed="0" w:uiPriority="11" w:semiHidden="0" w:name="Subtitle"/>
     <w:lsdException w:uiPriority="99" w:name="Salutation"/>
-    <w:lsdException w:qFormat="1" w:unhideWhenUsed="0" w:uiPriority="0" w:semiHidden="0" w:name="Date"/>
-    <w:lsdException w:unhideWhenUsed="0" w:uiPriority="0" w:semiHidden="0" w:name="Body Text First Indent"/>
+    <w:lsdException w:unhideWhenUsed="0" w:uiPriority="0" w:semiHidden="0" w:name="Date"/>
+    <w:lsdException w:qFormat="1" w:unhideWhenUsed="0" w:uiPriority="0" w:semiHidden="0" w:name="Body Text First Indent"/>
     <w:lsdException w:uiPriority="99" w:name="Body Text First Indent 2"/>
     <w:lsdException w:uiPriority="99" w:name="Note Heading"/>
     <w:lsdException w:uiPriority="99" w:name="Body Text 2"/>
@@ -6461,12 +6038,12 @@
     <w:lsdException w:uiPriority="99" w:name="Body Text Indent 2"/>
     <w:lsdException w:uiPriority="99" w:name="Body Text Indent 3"/>
     <w:lsdException w:uiPriority="99" w:name="Block Text"/>
-    <w:lsdException w:unhideWhenUsed="0" w:uiPriority="0" w:semiHidden="0" w:name="Hyperlink"/>
+    <w:lsdException w:qFormat="1" w:unhideWhenUsed="0" w:uiPriority="0" w:semiHidden="0" w:name="Hyperlink"/>
     <w:lsdException w:uiPriority="99" w:name="FollowedHyperlink"/>
     <w:lsdException w:qFormat="1" w:unhideWhenUsed="0" w:uiPriority="22" w:semiHidden="0" w:name="Strong"/>
     <w:lsdException w:qFormat="1" w:unhideWhenUsed="0" w:uiPriority="20" w:semiHidden="0" w:name="Emphasis"/>
     <w:lsdException w:uiPriority="99" w:name="Document Map"/>
-    <w:lsdException w:qFormat="1" w:unhideWhenUsed="0" w:uiPriority="0" w:semiHidden="0" w:name="Plain Text"/>
+    <w:lsdException w:unhideWhenUsed="0" w:uiPriority="0" w:semiHidden="0" w:name="Plain Text"/>
     <w:lsdException w:uiPriority="99" w:name="E-mail Signature"/>
     <w:lsdException w:uiPriority="99" w:name="Normal (Web)"/>
     <w:lsdException w:uiPriority="99" w:name="HTML Acronym"/>
@@ -6479,7 +6056,7 @@
     <w:lsdException w:uiPriority="99" w:name="HTML Sample"/>
     <w:lsdException w:uiPriority="99" w:name="HTML Typewriter"/>
     <w:lsdException w:uiPriority="99" w:name="HTML Variable"/>
-    <w:lsdException w:qFormat="1" w:uiPriority="99" w:semiHidden="0" w:name="Normal Table"/>
+    <w:lsdException w:uiPriority="99" w:semiHidden="0" w:name="Normal Table"/>
     <w:lsdException w:uiPriority="99" w:name="annotation subject"/>
     <w:lsdException w:uiPriority="99" w:name="Table Simple 1"/>
     <w:lsdException w:uiPriority="99" w:name="Table Simple 2"/>
@@ -6730,7 +6307,6 @@
   <w:style w:type="table" w:default="1" w:styleId="25">
     <w:name w:val="Normal Table"/>
     <w:unhideWhenUsed/>
-    <w:qFormat/>
     <w:uiPriority w:val="99"/>
     <w:tblPr>
       <w:tblCellMar>
@@ -6759,7 +6335,6 @@
   <w:style w:type="paragraph" w:styleId="7">
     <w:name w:val="Normal Indent"/>
     <w:basedOn w:val="1"/>
-    <w:qFormat/>
     <w:uiPriority w:val="0"/>
     <w:pPr>
       <w:ind w:firstLine="499"/>
@@ -6790,7 +6365,6 @@
     <w:name w:val="toc 5"/>
     <w:basedOn w:val="1"/>
     <w:next w:val="1"/>
-    <w:qFormat/>
     <w:uiPriority w:val="0"/>
     <w:pPr>
       <w:ind w:left="960"/>
@@ -6805,7 +6379,6 @@
     <w:name w:val="toc 3"/>
     <w:basedOn w:val="1"/>
     <w:next w:val="1"/>
-    <w:qFormat/>
     <w:uiPriority w:val="0"/>
     <w:pPr>
       <w:tabs>
@@ -6825,7 +6398,6 @@
     <w:name w:val="Plain Text"/>
     <w:basedOn w:val="1"/>
     <w:link w:val="29"/>
-    <w:qFormat/>
     <w:uiPriority w:val="0"/>
     <w:rPr>
       <w:rFonts w:ascii="宋体" w:hAnsi="Courier New"/>
@@ -6837,7 +6409,6 @@
     <w:name w:val="toc 8"/>
     <w:basedOn w:val="1"/>
     <w:next w:val="1"/>
-    <w:qFormat/>
     <w:uiPriority w:val="0"/>
     <w:pPr>
       <w:ind w:left="1680"/>
@@ -6852,7 +6423,6 @@
     <w:name w:val="Date"/>
     <w:basedOn w:val="1"/>
     <w:next w:val="1"/>
-    <w:qFormat/>
     <w:uiPriority w:val="0"/>
     <w:rPr>
       <w:rFonts w:eastAsia="黑体"/>
@@ -6872,6 +6442,7 @@
   <w:style w:type="paragraph" w:styleId="16">
     <w:name w:val="footer"/>
     <w:basedOn w:val="1"/>
+    <w:qFormat/>
     <w:uiPriority w:val="0"/>
     <w:pPr>
       <w:tabs>
@@ -6947,7 +6518,6 @@
     <w:name w:val="toc 6"/>
     <w:basedOn w:val="1"/>
     <w:next w:val="1"/>
-    <w:qFormat/>
     <w:uiPriority w:val="0"/>
     <w:pPr>
       <w:ind w:left="1200"/>
@@ -6962,6 +6532,7 @@
     <w:name w:val="toc 2"/>
     <w:basedOn w:val="1"/>
     <w:next w:val="1"/>
+    <w:qFormat/>
     <w:uiPriority w:val="0"/>
     <w:pPr>
       <w:ind w:left="240"/>
@@ -7012,6 +6583,7 @@
   <w:style w:type="paragraph" w:styleId="24">
     <w:name w:val="Body Text First Indent"/>
     <w:basedOn w:val="1"/>
+    <w:qFormat/>
     <w:uiPriority w:val="0"/>
     <w:pPr>
       <w:ind w:firstLine="498" w:firstLineChars="200"/>
@@ -7022,10 +6594,12 @@
   </w:style>
   <w:style w:type="character" w:styleId="27">
     <w:name w:val="page number"/>
+    <w:qFormat/>
     <w:uiPriority w:val="0"/>
   </w:style>
   <w:style w:type="character" w:styleId="28">
     <w:name w:val="Hyperlink"/>
+    <w:qFormat/>
     <w:uiPriority w:val="0"/>
     <w:rPr>
       <w:color w:val="0000FF"/>
@@ -7035,6 +6609,7 @@
   <w:style w:type="character" w:customStyle="1" w:styleId="29">
     <w:name w:val="纯文本 字符"/>
     <w:link w:val="12"/>
+    <w:qFormat/>
     <w:uiPriority w:val="0"/>
     <w:rPr>
       <w:rFonts w:ascii="宋体" w:hAnsi="Courier New"/>
@@ -7064,6 +6639,7 @@
   </w:style>
   <w:style w:type="character" w:customStyle="1" w:styleId="32">
     <w:name w:val="short_text1"/>
+    <w:qFormat/>
     <w:uiPriority w:val="0"/>
     <w:rPr>
       <w:sz w:val="29"/>
@@ -7073,6 +6649,7 @@
   <w:style w:type="paragraph" w:customStyle="1" w:styleId="33">
     <w:name w:val="样式3"/>
     <w:basedOn w:val="1"/>
+    <w:qFormat/>
     <w:uiPriority w:val="0"/>
     <w:pPr>
       <w:snapToGrid w:val="0"/>
@@ -7087,7 +6664,6 @@
   </w:style>
   <w:style w:type="character" w:customStyle="1" w:styleId="34">
     <w:name w:val="页眉 Char"/>
-    <w:qFormat/>
     <w:uiPriority w:val="99"/>
   </w:style>
   <w:style w:type="character" w:customStyle="1" w:styleId="35">

--- a/docx_manager/docx_engine/outputs/output.docx
+++ b/docx_manager/docx_engine/outputs/output.docx
@@ -384,8 +384,6 @@
           <w:lang w:eastAsia="zh-CN"/>
         </w:rPr>
       </w:pPr>
-      <w:bookmarkStart w:id="0" w:name="_GoBack"/>
-      <w:bookmarkEnd w:id="0"/>
       <w:r>
         <w:rPr>
           <w:rFonts w:hint="eastAsia" w:eastAsia="宋体"/>
@@ -465,18 +463,449 @@
     </w:p>
     <w:p>
       <w:pPr>
+        <w:keepNext w:val="0"/>
+        <w:keepLines w:val="0"/>
+        <w:pageBreakBefore w:val="0"/>
+        <w:widowControl w:val="0"/>
+        <w:kinsoku/>
+        <w:wordWrap/>
+        <w:overflowPunct/>
+        <w:topLinePunct w:val="0"/>
+        <w:autoSpaceDE/>
+        <w:autoSpaceDN/>
+        <w:bidi w:val="0"/>
+        <w:adjustRightInd/>
         <w:snapToGrid w:val="0"/>
         <w:spacing w:line="300" w:lineRule="auto"/>
-        <w:ind w:firstLine="498" w:firstLineChars="200"/>
-        <w:rPr>
-          <w:rFonts w:hint="eastAsia"/>
-        </w:rPr>
-      </w:pPr>
-      <w:r>
-        <w:rPr>
-          <w:rFonts w:hint="eastAsia"/>
-        </w:rPr>
-        <w:t>……</w:t>
+        <w:ind w:firstLine="0" w:firstLineChars="0"/>
+        <w:jc w:val="center"/>
+        <w:textAlignment w:val="auto"/>
+        <w:rPr>
+          <w:rFonts w:hint="eastAsia" w:eastAsia="宋体"/>
+          <w:lang w:eastAsia="zh-CN"/>
+        </w:rPr>
+      </w:pPr>
+      <w:r>
+        <w:rPr>
+          <w:rFonts w:hint="eastAsia" w:eastAsia="宋体"/>
+          <w:lang w:eastAsia="zh-CN"/>
+        </w:rPr>
+        <w:drawing>
+          <wp:inline distT="0" distB="0" distL="114300" distR="114300">
+            <wp:extent cx="4319905" cy="2160270"/>
+            <wp:effectExtent l="0" t="0" r="8890" b="3175"/>
+            <wp:docPr id="5" name="图片 5" descr="ocr_debug"/>
+            <wp:cNvGraphicFramePr>
+              <a:graphicFrameLocks xmlns:a="http://schemas.openxmlformats.org/drawingml/2006/main" noChangeAspect="1"/>
+            </wp:cNvGraphicFramePr>
+            <a:graphic xmlns:a="http://schemas.openxmlformats.org/drawingml/2006/main">
+              <a:graphicData uri="http://schemas.openxmlformats.org/drawingml/2006/picture">
+                <pic:pic xmlns:pic="http://schemas.openxmlformats.org/drawingml/2006/picture">
+                  <pic:nvPicPr>
+                    <pic:cNvPr id="5" name="图片 5" descr="ocr_debug"/>
+                    <pic:cNvPicPr>
+                      <a:picLocks noChangeAspect="1"/>
+                    </pic:cNvPicPr>
+                  </pic:nvPicPr>
+                  <pic:blipFill>
+                    <a:blip r:embed="rId21"/>
+                    <a:srcRect/>
+                    <a:stretch>
+                      <a:fillRect/>
+                    </a:stretch>
+                  </pic:blipFill>
+                  <pic:spPr>
+                    <a:xfrm>
+                      <a:off x="0" y="0"/>
+                      <a:ext cx="4320000" cy="2160000"/>
+                    </a:xfrm>
+                    <a:prstGeom prst="rect">
+                      <a:avLst/>
+                    </a:prstGeom>
+                  </pic:spPr>
+                </pic:pic>
+              </a:graphicData>
+            </a:graphic>
+          </wp:inline>
+        </w:drawing>
+      </w:r>
+    </w:p>
+    <w:p>
+      <w:pPr>
+        <w:keepNext w:val="0"/>
+        <w:keepLines w:val="0"/>
+        <w:pageBreakBefore w:val="0"/>
+        <w:widowControl w:val="0"/>
+        <w:kinsoku/>
+        <w:wordWrap/>
+        <w:overflowPunct/>
+        <w:topLinePunct w:val="0"/>
+        <w:autoSpaceDE/>
+        <w:autoSpaceDN/>
+        <w:bidi w:val="0"/>
+        <w:adjustRightInd/>
+        <w:snapToGrid w:val="0"/>
+        <w:spacing w:line="300" w:lineRule="auto"/>
+        <w:ind w:firstLine="0" w:firstLineChars="0"/>
+        <w:jc w:val="center"/>
+        <w:textAlignment w:val="auto"/>
+        <w:rPr>
+          <w:rFonts w:hint="eastAsia" w:eastAsia="宋体"/>
+          <w:lang w:eastAsia="zh-CN"/>
+        </w:rPr>
+      </w:pPr>
+      <w:r>
+        <w:rPr>
+          <w:rFonts w:hint="eastAsia" w:eastAsia="宋体"/>
+          <w:lang w:eastAsia="zh-CN"/>
+        </w:rPr>
+        <w:t>tu2</w:t>
+      </w:r>
+    </w:p>
+    <w:p>
+      <w:pPr>
+        <w:keepNext w:val="0"/>
+        <w:keepLines w:val="0"/>
+        <w:pageBreakBefore w:val="0"/>
+        <w:widowControl w:val="0"/>
+        <w:kinsoku/>
+        <w:wordWrap/>
+        <w:overflowPunct/>
+        <w:topLinePunct w:val="0"/>
+        <w:autoSpaceDE/>
+        <w:autoSpaceDN/>
+        <w:bidi w:val="0"/>
+        <w:adjustRightInd/>
+        <w:snapToGrid w:val="0"/>
+        <w:spacing w:line="300" w:lineRule="auto"/>
+        <w:ind w:firstLine="0" w:firstLineChars="0"/>
+        <w:jc w:val="center"/>
+        <w:textAlignment w:val="auto"/>
+        <w:rPr>
+          <w:rFonts w:hint="eastAsia" w:eastAsia="宋体"/>
+          <w:lang w:eastAsia="zh-CN"/>
+        </w:rPr>
+      </w:pPr>
+    </w:p>
+    <w:p>
+      <w:pPr>
+        <w:keepNext w:val="0"/>
+        <w:keepLines w:val="0"/>
+        <w:pageBreakBefore w:val="0"/>
+        <w:widowControl w:val="0"/>
+        <w:kinsoku/>
+        <w:wordWrap/>
+        <w:overflowPunct/>
+        <w:topLinePunct w:val="0"/>
+        <w:autoSpaceDE/>
+        <w:autoSpaceDN/>
+        <w:bidi w:val="0"/>
+        <w:adjustRightInd/>
+        <w:snapToGrid w:val="0"/>
+        <w:spacing w:line="300" w:lineRule="auto"/>
+        <w:ind w:firstLine="0" w:firstLineChars="0"/>
+        <w:jc w:val="center"/>
+        <w:textAlignment w:val="auto"/>
+        <w:rPr>
+          <w:rFonts w:hint="eastAsia" w:eastAsia="宋体"/>
+          <w:lang w:eastAsia="zh-CN"/>
+        </w:rPr>
+      </w:pPr>
+      <w:r>
+        <w:rPr>
+          <w:rFonts w:hint="eastAsia" w:eastAsia="宋体"/>
+          <w:lang w:eastAsia="zh-CN"/>
+        </w:rPr>
+        <w:drawing>
+          <wp:inline distT="0" distB="0" distL="114300" distR="114300">
+            <wp:extent cx="4319905" cy="2160270"/>
+            <wp:effectExtent l="0" t="0" r="8890" b="3175"/>
+            <wp:docPr id="6" name="图片 6" descr="ocr_debug"/>
+            <wp:cNvGraphicFramePr>
+              <a:graphicFrameLocks xmlns:a="http://schemas.openxmlformats.org/drawingml/2006/main" noChangeAspect="1"/>
+            </wp:cNvGraphicFramePr>
+            <a:graphic xmlns:a="http://schemas.openxmlformats.org/drawingml/2006/main">
+              <a:graphicData uri="http://schemas.openxmlformats.org/drawingml/2006/picture">
+                <pic:pic xmlns:pic="http://schemas.openxmlformats.org/drawingml/2006/picture">
+                  <pic:nvPicPr>
+                    <pic:cNvPr id="6" name="图片 6" descr="ocr_debug"/>
+                    <pic:cNvPicPr>
+                      <a:picLocks noChangeAspect="1"/>
+                    </pic:cNvPicPr>
+                  </pic:nvPicPr>
+                  <pic:blipFill>
+                    <a:blip r:embed="rId21"/>
+                    <a:srcRect/>
+                    <a:stretch>
+                      <a:fillRect/>
+                    </a:stretch>
+                  </pic:blipFill>
+                  <pic:spPr>
+                    <a:xfrm>
+                      <a:off x="0" y="0"/>
+                      <a:ext cx="4320000" cy="2160000"/>
+                    </a:xfrm>
+                    <a:prstGeom prst="rect">
+                      <a:avLst/>
+                    </a:prstGeom>
+                  </pic:spPr>
+                </pic:pic>
+              </a:graphicData>
+            </a:graphic>
+          </wp:inline>
+        </w:drawing>
+      </w:r>
+    </w:p>
+    <w:p>
+      <w:pPr>
+        <w:keepNext w:val="0"/>
+        <w:keepLines w:val="0"/>
+        <w:pageBreakBefore w:val="0"/>
+        <w:widowControl w:val="0"/>
+        <w:kinsoku/>
+        <w:wordWrap/>
+        <w:overflowPunct/>
+        <w:topLinePunct w:val="0"/>
+        <w:autoSpaceDE/>
+        <w:autoSpaceDN/>
+        <w:bidi w:val="0"/>
+        <w:adjustRightInd/>
+        <w:snapToGrid w:val="0"/>
+        <w:spacing w:line="300" w:lineRule="auto"/>
+        <w:ind w:firstLine="0" w:firstLineChars="0"/>
+        <w:jc w:val="center"/>
+        <w:textAlignment w:val="auto"/>
+        <w:rPr>
+          <w:rFonts w:hint="eastAsia" w:eastAsia="宋体"/>
+          <w:lang w:eastAsia="zh-CN"/>
+        </w:rPr>
+      </w:pPr>
+      <w:r>
+        <w:rPr>
+          <w:rFonts w:hint="eastAsia" w:eastAsia="宋体"/>
+          <w:lang w:eastAsia="zh-CN"/>
+        </w:rPr>
+        <w:t>tu3</w:t>
+      </w:r>
+    </w:p>
+    <w:p>
+      <w:pPr>
+        <w:keepNext w:val="0"/>
+        <w:keepLines w:val="0"/>
+        <w:pageBreakBefore w:val="0"/>
+        <w:widowControl w:val="0"/>
+        <w:kinsoku/>
+        <w:wordWrap/>
+        <w:overflowPunct/>
+        <w:topLinePunct w:val="0"/>
+        <w:autoSpaceDE/>
+        <w:autoSpaceDN/>
+        <w:bidi w:val="0"/>
+        <w:adjustRightInd/>
+        <w:snapToGrid w:val="0"/>
+        <w:spacing w:line="300" w:lineRule="auto"/>
+        <w:ind w:firstLine="0" w:firstLineChars="0"/>
+        <w:jc w:val="center"/>
+        <w:textAlignment w:val="auto"/>
+        <w:rPr>
+          <w:rFonts w:hint="eastAsia" w:eastAsia="宋体"/>
+          <w:lang w:eastAsia="zh-CN"/>
+        </w:rPr>
+      </w:pPr>
+      <w:r>
+        <w:rPr>
+          <w:rFonts w:hint="eastAsia" w:eastAsia="宋体"/>
+          <w:lang w:eastAsia="zh-CN"/>
+        </w:rPr>
+        <w:drawing>
+          <wp:inline distT="0" distB="0" distL="114300" distR="114300">
+            <wp:extent cx="4319905" cy="2160270"/>
+            <wp:effectExtent l="0" t="0" r="8890" b="3175"/>
+            <wp:docPr id="7" name="图片 7" descr="ocr_debug"/>
+            <wp:cNvGraphicFramePr>
+              <a:graphicFrameLocks xmlns:a="http://schemas.openxmlformats.org/drawingml/2006/main" noChangeAspect="1"/>
+            </wp:cNvGraphicFramePr>
+            <a:graphic xmlns:a="http://schemas.openxmlformats.org/drawingml/2006/main">
+              <a:graphicData uri="http://schemas.openxmlformats.org/drawingml/2006/picture">
+                <pic:pic xmlns:pic="http://schemas.openxmlformats.org/drawingml/2006/picture">
+                  <pic:nvPicPr>
+                    <pic:cNvPr id="7" name="图片 7" descr="ocr_debug"/>
+                    <pic:cNvPicPr>
+                      <a:picLocks noChangeAspect="1"/>
+                    </pic:cNvPicPr>
+                  </pic:nvPicPr>
+                  <pic:blipFill>
+                    <a:blip r:embed="rId21"/>
+                    <a:srcRect/>
+                    <a:stretch>
+                      <a:fillRect/>
+                    </a:stretch>
+                  </pic:blipFill>
+                  <pic:spPr>
+                    <a:xfrm>
+                      <a:off x="0" y="0"/>
+                      <a:ext cx="4320000" cy="2160000"/>
+                    </a:xfrm>
+                    <a:prstGeom prst="rect">
+                      <a:avLst/>
+                    </a:prstGeom>
+                  </pic:spPr>
+                </pic:pic>
+              </a:graphicData>
+            </a:graphic>
+          </wp:inline>
+        </w:drawing>
+      </w:r>
+    </w:p>
+    <w:p>
+      <w:pPr>
+        <w:keepNext w:val="0"/>
+        <w:keepLines w:val="0"/>
+        <w:pageBreakBefore w:val="0"/>
+        <w:widowControl w:val="0"/>
+        <w:kinsoku/>
+        <w:wordWrap/>
+        <w:overflowPunct/>
+        <w:topLinePunct w:val="0"/>
+        <w:autoSpaceDE/>
+        <w:autoSpaceDN/>
+        <w:bidi w:val="0"/>
+        <w:adjustRightInd/>
+        <w:snapToGrid w:val="0"/>
+        <w:spacing w:line="300" w:lineRule="auto"/>
+        <w:ind w:firstLine="0" w:firstLineChars="0"/>
+        <w:jc w:val="center"/>
+        <w:textAlignment w:val="auto"/>
+        <w:rPr>
+          <w:rFonts w:hint="eastAsia" w:eastAsia="宋体"/>
+          <w:lang w:eastAsia="zh-CN"/>
+        </w:rPr>
+      </w:pPr>
+      <w:r>
+        <w:rPr>
+          <w:rFonts w:hint="eastAsia" w:eastAsia="宋体"/>
+          <w:lang w:eastAsia="zh-CN"/>
+        </w:rPr>
+        <w:t>tu4</w:t>
+      </w:r>
+    </w:p>
+    <w:p>
+      <w:pPr>
+        <w:keepNext w:val="0"/>
+        <w:keepLines w:val="0"/>
+        <w:pageBreakBefore w:val="0"/>
+        <w:widowControl w:val="0"/>
+        <w:kinsoku/>
+        <w:wordWrap/>
+        <w:overflowPunct/>
+        <w:topLinePunct w:val="0"/>
+        <w:autoSpaceDE/>
+        <w:autoSpaceDN/>
+        <w:bidi w:val="0"/>
+        <w:adjustRightInd/>
+        <w:snapToGrid w:val="0"/>
+        <w:spacing w:line="300" w:lineRule="auto"/>
+        <w:ind w:firstLine="0" w:firstLineChars="0"/>
+        <w:jc w:val="center"/>
+        <w:textAlignment w:val="auto"/>
+        <w:rPr>
+          <w:rFonts w:hint="eastAsia" w:eastAsia="宋体"/>
+          <w:lang w:eastAsia="zh-CN"/>
+        </w:rPr>
+      </w:pPr>
+      <w:bookmarkStart w:id="0" w:name="_GoBack"/>
+      <w:bookmarkEnd w:id="0"/>
+      <w:r>
+        <w:rPr>
+          <w:rFonts w:hint="eastAsia" w:eastAsia="宋体"/>
+          <w:lang w:eastAsia="zh-CN"/>
+        </w:rPr>
+        <w:drawing>
+          <wp:inline distT="0" distB="0" distL="114300" distR="114300">
+            <wp:extent cx="4319905" cy="2160270"/>
+            <wp:effectExtent l="0" t="0" r="8890" b="3175"/>
+            <wp:docPr id="8" name="图片 8" descr="ocr_debug"/>
+            <wp:cNvGraphicFramePr>
+              <a:graphicFrameLocks xmlns:a="http://schemas.openxmlformats.org/drawingml/2006/main" noChangeAspect="1"/>
+            </wp:cNvGraphicFramePr>
+            <a:graphic xmlns:a="http://schemas.openxmlformats.org/drawingml/2006/main">
+              <a:graphicData uri="http://schemas.openxmlformats.org/drawingml/2006/picture">
+                <pic:pic xmlns:pic="http://schemas.openxmlformats.org/drawingml/2006/picture">
+                  <pic:nvPicPr>
+                    <pic:cNvPr id="8" name="图片 8" descr="ocr_debug"/>
+                    <pic:cNvPicPr>
+                      <a:picLocks noChangeAspect="1"/>
+                    </pic:cNvPicPr>
+                  </pic:nvPicPr>
+                  <pic:blipFill>
+                    <a:blip r:embed="rId21"/>
+                    <a:srcRect/>
+                    <a:stretch>
+                      <a:fillRect/>
+                    </a:stretch>
+                  </pic:blipFill>
+                  <pic:spPr>
+                    <a:xfrm>
+                      <a:off x="0" y="0"/>
+                      <a:ext cx="4320000" cy="2160000"/>
+                    </a:xfrm>
+                    <a:prstGeom prst="rect">
+                      <a:avLst/>
+                    </a:prstGeom>
+                  </pic:spPr>
+                </pic:pic>
+              </a:graphicData>
+            </a:graphic>
+          </wp:inline>
+        </w:drawing>
+      </w:r>
+    </w:p>
+    <w:p>
+      <w:pPr>
+        <w:keepNext w:val="0"/>
+        <w:keepLines w:val="0"/>
+        <w:pageBreakBefore w:val="0"/>
+        <w:widowControl w:val="0"/>
+        <w:kinsoku/>
+        <w:wordWrap/>
+        <w:overflowPunct/>
+        <w:topLinePunct w:val="0"/>
+        <w:autoSpaceDE/>
+        <w:autoSpaceDN/>
+        <w:bidi w:val="0"/>
+        <w:adjustRightInd/>
+        <w:snapToGrid w:val="0"/>
+        <w:spacing w:line="300" w:lineRule="auto"/>
+        <w:ind w:firstLine="0" w:firstLineChars="0"/>
+        <w:jc w:val="center"/>
+        <w:textAlignment w:val="auto"/>
+        <w:rPr>
+          <w:rFonts w:hint="eastAsia" w:eastAsia="宋体"/>
+          <w:lang w:eastAsia="zh-CN"/>
+        </w:rPr>
+      </w:pPr>
+      <w:r>
+        <w:rPr>
+          <w:rFonts w:hint="eastAsia" w:eastAsia="宋体"/>
+          <w:lang w:eastAsia="zh-CN"/>
+        </w:rPr>
+        <w:t>tu5</w:t>
+      </w:r>
+    </w:p>
+    <w:p>
+      <w:pPr>
+        <w:snapToGrid w:val="0"/>
+        <w:spacing w:line="300" w:lineRule="auto"/>
+        <w:jc w:val="center"/>
+        <w:rPr>
+          <w:rFonts w:hint="eastAsia"/>
+        </w:rPr>
+      </w:pPr>
+      <w:r>
+        <w:rPr>
+          <w:rFonts w:hint="eastAsia"/>
+        </w:rPr>
+        <w:t>…</w:t>
       </w:r>
     </w:p>
     <w:p>
@@ -5973,15 +6402,15 @@
     <w:lsdException w:uiPriority="99" w:name="index 8"/>
     <w:lsdException w:uiPriority="99" w:name="index 9"/>
     <w:lsdException w:qFormat="1" w:unhideWhenUsed="0" w:uiPriority="0" w:semiHidden="0" w:name="toc 1"/>
-    <w:lsdException w:qFormat="1" w:unhideWhenUsed="0" w:uiPriority="0" w:semiHidden="0" w:name="toc 2"/>
-    <w:lsdException w:unhideWhenUsed="0" w:uiPriority="0" w:semiHidden="0" w:name="toc 3"/>
+    <w:lsdException w:unhideWhenUsed="0" w:uiPriority="0" w:semiHidden="0" w:name="toc 2"/>
+    <w:lsdException w:qFormat="1" w:unhideWhenUsed="0" w:uiPriority="0" w:semiHidden="0" w:name="toc 3"/>
     <w:lsdException w:qFormat="1" w:unhideWhenUsed="0" w:uiPriority="0" w:semiHidden="0" w:name="toc 4"/>
-    <w:lsdException w:unhideWhenUsed="0" w:uiPriority="0" w:semiHidden="0" w:name="toc 5"/>
-    <w:lsdException w:unhideWhenUsed="0" w:uiPriority="0" w:semiHidden="0" w:name="toc 6"/>
+    <w:lsdException w:qFormat="1" w:unhideWhenUsed="0" w:uiPriority="0" w:semiHidden="0" w:name="toc 5"/>
+    <w:lsdException w:qFormat="1" w:unhideWhenUsed="0" w:uiPriority="0" w:semiHidden="0" w:name="toc 6"/>
     <w:lsdException w:qFormat="1" w:unhideWhenUsed="0" w:uiPriority="0" w:semiHidden="0" w:name="toc 7"/>
-    <w:lsdException w:unhideWhenUsed="0" w:uiPriority="0" w:semiHidden="0" w:name="toc 8"/>
+    <w:lsdException w:qFormat="1" w:unhideWhenUsed="0" w:uiPriority="0" w:semiHidden="0" w:name="toc 8"/>
     <w:lsdException w:qFormat="1" w:unhideWhenUsed="0" w:uiPriority="0" w:semiHidden="0" w:name="toc 9"/>
-    <w:lsdException w:unhideWhenUsed="0" w:uiPriority="0" w:semiHidden="0" w:name="Normal Indent"/>
+    <w:lsdException w:qFormat="1" w:unhideWhenUsed="0" w:uiPriority="0" w:semiHidden="0" w:name="Normal Indent"/>
     <w:lsdException w:uiPriority="99" w:name="footnote text"/>
     <w:lsdException w:uiPriority="99" w:name="annotation text"/>
     <w:lsdException w:qFormat="1" w:unhideWhenUsed="0" w:uiPriority="99" w:semiHidden="0" w:name="header"/>
@@ -6018,9 +6447,9 @@
     <w:lsdException w:qFormat="1" w:unhideWhenUsed="0" w:uiPriority="0" w:semiHidden="0" w:name="Title"/>
     <w:lsdException w:uiPriority="99" w:name="Closing"/>
     <w:lsdException w:uiPriority="99" w:name="Signature"/>
-    <w:lsdException w:unhideWhenUsed="0" w:uiPriority="0" w:semiHidden="0" w:name="Default Paragraph Font"/>
+    <w:lsdException w:qFormat="1" w:unhideWhenUsed="0" w:uiPriority="0" w:semiHidden="0" w:name="Default Paragraph Font"/>
     <w:lsdException w:qFormat="1" w:unhideWhenUsed="0" w:uiPriority="0" w:semiHidden="0" w:name="Body Text"/>
-    <w:lsdException w:unhideWhenUsed="0" w:uiPriority="0" w:semiHidden="0" w:name="Body Text Indent"/>
+    <w:lsdException w:qFormat="1" w:unhideWhenUsed="0" w:uiPriority="0" w:semiHidden="0" w:name="Body Text Indent"/>
     <w:lsdException w:uiPriority="99" w:name="List Continue"/>
     <w:lsdException w:uiPriority="99" w:name="List Continue 2"/>
     <w:lsdException w:uiPriority="99" w:name="List Continue 3"/>
@@ -6029,7 +6458,7 @@
     <w:lsdException w:uiPriority="99" w:name="Message Header"/>
     <w:lsdException w:qFormat="1" w:unhideWhenUsed="0" w:uiPriority="11" w:semiHidden="0" w:name="Subtitle"/>
     <w:lsdException w:uiPriority="99" w:name="Salutation"/>
-    <w:lsdException w:unhideWhenUsed="0" w:uiPriority="0" w:semiHidden="0" w:name="Date"/>
+    <w:lsdException w:qFormat="1" w:unhideWhenUsed="0" w:uiPriority="0" w:semiHidden="0" w:name="Date"/>
     <w:lsdException w:qFormat="1" w:unhideWhenUsed="0" w:uiPriority="0" w:semiHidden="0" w:name="Body Text First Indent"/>
     <w:lsdException w:uiPriority="99" w:name="Body Text First Indent 2"/>
     <w:lsdException w:uiPriority="99" w:name="Note Heading"/>
@@ -6043,7 +6472,7 @@
     <w:lsdException w:qFormat="1" w:unhideWhenUsed="0" w:uiPriority="22" w:semiHidden="0" w:name="Strong"/>
     <w:lsdException w:qFormat="1" w:unhideWhenUsed="0" w:uiPriority="20" w:semiHidden="0" w:name="Emphasis"/>
     <w:lsdException w:uiPriority="99" w:name="Document Map"/>
-    <w:lsdException w:unhideWhenUsed="0" w:uiPriority="0" w:semiHidden="0" w:name="Plain Text"/>
+    <w:lsdException w:qFormat="1" w:unhideWhenUsed="0" w:uiPriority="0" w:semiHidden="0" w:name="Plain Text"/>
     <w:lsdException w:uiPriority="99" w:name="E-mail Signature"/>
     <w:lsdException w:uiPriority="99" w:name="Normal (Web)"/>
     <w:lsdException w:uiPriority="99" w:name="HTML Acronym"/>
@@ -6056,7 +6485,7 @@
     <w:lsdException w:uiPriority="99" w:name="HTML Sample"/>
     <w:lsdException w:uiPriority="99" w:name="HTML Typewriter"/>
     <w:lsdException w:uiPriority="99" w:name="HTML Variable"/>
-    <w:lsdException w:uiPriority="99" w:semiHidden="0" w:name="Normal Table"/>
+    <w:lsdException w:qFormat="1" w:uiPriority="99" w:semiHidden="0" w:name="Normal Table"/>
     <w:lsdException w:uiPriority="99" w:name="annotation subject"/>
     <w:lsdException w:uiPriority="99" w:name="Table Simple 1"/>
     <w:lsdException w:uiPriority="99" w:name="Table Simple 2"/>
@@ -6302,11 +6731,13 @@
   </w:style>
   <w:style w:type="character" w:default="1" w:styleId="26">
     <w:name w:val="Default Paragraph Font"/>
+    <w:qFormat/>
     <w:uiPriority w:val="0"/>
   </w:style>
   <w:style w:type="table" w:default="1" w:styleId="25">
     <w:name w:val="Normal Table"/>
     <w:unhideWhenUsed/>
+    <w:qFormat/>
     <w:uiPriority w:val="99"/>
     <w:tblPr>
       <w:tblCellMar>
@@ -6335,6 +6766,7 @@
   <w:style w:type="paragraph" w:styleId="7">
     <w:name w:val="Normal Indent"/>
     <w:basedOn w:val="1"/>
+    <w:qFormat/>
     <w:uiPriority w:val="0"/>
     <w:pPr>
       <w:ind w:firstLine="499"/>
@@ -6355,6 +6787,7 @@
   <w:style w:type="paragraph" w:styleId="9">
     <w:name w:val="Body Text Indent"/>
     <w:basedOn w:val="1"/>
+    <w:qFormat/>
     <w:uiPriority w:val="0"/>
     <w:pPr>
       <w:spacing w:after="120" w:afterLines="0"/>
@@ -6365,6 +6798,7 @@
     <w:name w:val="toc 5"/>
     <w:basedOn w:val="1"/>
     <w:next w:val="1"/>
+    <w:qFormat/>
     <w:uiPriority w:val="0"/>
     <w:pPr>
       <w:ind w:left="960"/>
@@ -6379,6 +6813,7 @@
     <w:name w:val="toc 3"/>
     <w:basedOn w:val="1"/>
     <w:next w:val="1"/>
+    <w:qFormat/>
     <w:uiPriority w:val="0"/>
     <w:pPr>
       <w:tabs>
@@ -6398,6 +6833,7 @@
     <w:name w:val="Plain Text"/>
     <w:basedOn w:val="1"/>
     <w:link w:val="29"/>
+    <w:qFormat/>
     <w:uiPriority w:val="0"/>
     <w:rPr>
       <w:rFonts w:ascii="宋体" w:hAnsi="Courier New"/>
@@ -6409,6 +6845,7 @@
     <w:name w:val="toc 8"/>
     <w:basedOn w:val="1"/>
     <w:next w:val="1"/>
+    <w:qFormat/>
     <w:uiPriority w:val="0"/>
     <w:pPr>
       <w:ind w:left="1680"/>
@@ -6423,6 +6860,7 @@
     <w:name w:val="Date"/>
     <w:basedOn w:val="1"/>
     <w:next w:val="1"/>
+    <w:qFormat/>
     <w:uiPriority w:val="0"/>
     <w:rPr>
       <w:rFonts w:eastAsia="黑体"/>
@@ -6518,6 +6956,7 @@
     <w:name w:val="toc 6"/>
     <w:basedOn w:val="1"/>
     <w:next w:val="1"/>
+    <w:qFormat/>
     <w:uiPriority w:val="0"/>
     <w:pPr>
       <w:ind w:left="1200"/>
@@ -6532,7 +6971,6 @@
     <w:name w:val="toc 2"/>
     <w:basedOn w:val="1"/>
     <w:next w:val="1"/>
-    <w:qFormat/>
     <w:uiPriority w:val="0"/>
     <w:pPr>
       <w:ind w:left="240"/>
@@ -6649,7 +7087,6 @@
   <w:style w:type="paragraph" w:customStyle="1" w:styleId="33">
     <w:name w:val="样式3"/>
     <w:basedOn w:val="1"/>
-    <w:qFormat/>
     <w:uiPriority w:val="0"/>
     <w:pPr>
       <w:snapToGrid w:val="0"/>
@@ -6668,7 +7105,6 @@
   </w:style>
   <w:style w:type="character" w:customStyle="1" w:styleId="35">
     <w:name w:val="纯文本 Char"/>
-    <w:qFormat/>
     <w:uiPriority w:val="0"/>
     <w:rPr>
       <w:rFonts w:ascii="宋体" w:hAnsi="Courier New"/>
@@ -6679,7 +7115,6 @@
   <w:style w:type="paragraph" w:customStyle="1" w:styleId="36">
     <w:name w:val="参考文献"/>
     <w:basedOn w:val="12"/>
-    <w:qFormat/>
     <w:uiPriority w:val="0"/>
     <w:pPr>
       <w:adjustRightInd w:val="0"/>
